--- a/CORE_PHP_DOCS (1).docx
+++ b/CORE_PHP_DOCS (1).docx
@@ -27672,151 +27672,241 @@
           <w:sz w:val="44"/>
           <w:szCs w:val="44"/>
         </w:rPr>
-        <w:t xml:space="preserve">  </w:t>
-      </w:r>
-      <w:r>
+        <w:t xml:space="preserve">  INDEXED ARRAY</w:t>
+      </w:r>
+    </w:p>
+    <w:p>
+      <w:pPr>
+        <w:tabs>
+          <w:tab w:val="left" w:pos="5025"/>
+        </w:tabs>
+      </w:pPr>
+      <w:r>
+        <w:t>In indexed arrays each item has an index number.</w:t>
+      </w:r>
+    </w:p>
+    <w:p>
+      <w:pPr>
+        <w:tabs>
+          <w:tab w:val="left" w:pos="5025"/>
+        </w:tabs>
+      </w:pPr>
+      <w:r>
+        <w:t>By default, the first item has index 0, the second item has item 1, etc.</w:t>
+      </w:r>
+    </w:p>
+    <w:p>
+      <w:pPr>
+        <w:tabs>
+          <w:tab w:val="left" w:pos="5025"/>
+        </w:tabs>
+      </w:pPr>
+      <w:r>
+        <w:t>&lt;?</w:t>
+      </w:r>
+      <w:proofErr w:type="spellStart"/>
+      <w:r>
+        <w:t>php</w:t>
+      </w:r>
+      <w:proofErr w:type="spellEnd"/>
+    </w:p>
+    <w:p>
+      <w:pPr>
+        <w:tabs>
+          <w:tab w:val="left" w:pos="5025"/>
+        </w:tabs>
+      </w:pPr>
+      <w:r>
+        <w:t>$</w:t>
+      </w:r>
+      <w:proofErr w:type="spellStart"/>
+      <w:r>
+        <w:t>cas</w:t>
+      </w:r>
+      <w:proofErr w:type="spellEnd"/>
+      <w:r>
+        <w:t>=array('&lt;</w:t>
+      </w:r>
+      <w:proofErr w:type="spellStart"/>
+      <w:r>
+        <w:t>br</w:t>
+      </w:r>
+      <w:proofErr w:type="spellEnd"/>
+      <w:r>
+        <w:t>&gt;deep','kal','</w:t>
+      </w:r>
+      <w:proofErr w:type="spellStart"/>
+      <w:r>
+        <w:t>jason</w:t>
+      </w:r>
+      <w:proofErr w:type="spellEnd"/>
+      <w:r>
+        <w:t>');</w:t>
+      </w:r>
+    </w:p>
+    <w:p>
+      <w:pPr>
+        <w:tabs>
+          <w:tab w:val="left" w:pos="5025"/>
+        </w:tabs>
+      </w:pPr>
+      <w:proofErr w:type="spellStart"/>
+      <w:r>
+        <w:t>var_dump</w:t>
+      </w:r>
+      <w:proofErr w:type="spellEnd"/>
+      <w:r>
+        <w:t>($</w:t>
+      </w:r>
+      <w:proofErr w:type="spellStart"/>
+      <w:r>
+        <w:t>cas</w:t>
+      </w:r>
+      <w:proofErr w:type="spellEnd"/>
+      <w:r>
+        <w:t>)</w:t>
+      </w:r>
+    </w:p>
+    <w:p>
+      <w:pPr>
+        <w:tabs>
+          <w:tab w:val="left" w:pos="5025"/>
+        </w:tabs>
+      </w:pPr>
+      <w:r>
+        <w:t>?&gt;</w:t>
+      </w:r>
+    </w:p>
+    <w:p>
+      <w:pPr>
+        <w:tabs>
+          <w:tab w:val="left" w:pos="5025"/>
+        </w:tabs>
         <w:rPr>
           <w:sz w:val="44"/>
           <w:szCs w:val="44"/>
         </w:rPr>
-        <w:t>INDEXED ARRAY</w:t>
-      </w:r>
-    </w:p>
-    <w:p>
-      <w:pPr>
-        <w:tabs>
-          <w:tab w:val="left" w:pos="5025"/>
-        </w:tabs>
-      </w:pPr>
-      <w:r>
-        <w:t>In indexed arrays each item has an index number.</w:t>
-      </w:r>
-    </w:p>
-    <w:p>
-      <w:pPr>
-        <w:tabs>
-          <w:tab w:val="left" w:pos="5025"/>
-        </w:tabs>
-      </w:pPr>
-      <w:r>
-        <w:t>By default, the first item has index 0, the second item has item 1, etc.</w:t>
-      </w:r>
-    </w:p>
-    <w:p>
-      <w:pPr>
-        <w:tabs>
-          <w:tab w:val="left" w:pos="5025"/>
-        </w:tabs>
-      </w:pPr>
-      <w:r>
-        <w:t>&lt;?</w:t>
-      </w:r>
-      <w:proofErr w:type="spellStart"/>
-      <w:r>
-        <w:t>php</w:t>
-      </w:r>
-      <w:proofErr w:type="spellEnd"/>
-    </w:p>
-    <w:p>
-      <w:pPr>
-        <w:tabs>
-          <w:tab w:val="left" w:pos="5025"/>
-        </w:tabs>
-      </w:pPr>
-      <w:r>
-        <w:t>$</w:t>
-      </w:r>
-      <w:proofErr w:type="spellStart"/>
-      <w:r>
-        <w:t>cas</w:t>
-      </w:r>
-      <w:proofErr w:type="spellEnd"/>
-      <w:r>
-        <w:t>=array('&lt;</w:t>
-      </w:r>
-      <w:proofErr w:type="spellStart"/>
-      <w:r>
-        <w:t>br</w:t>
-      </w:r>
-      <w:proofErr w:type="spellEnd"/>
-      <w:r>
-        <w:t>&gt;deep','kal','</w:t>
-      </w:r>
-      <w:proofErr w:type="spellStart"/>
-      <w:r>
-        <w:t>jason</w:t>
-      </w:r>
-      <w:proofErr w:type="spellEnd"/>
-      <w:r>
-        <w:t>');</w:t>
-      </w:r>
-    </w:p>
-    <w:p>
-      <w:pPr>
-        <w:tabs>
-          <w:tab w:val="left" w:pos="5025"/>
-        </w:tabs>
-      </w:pPr>
-      <w:proofErr w:type="spellStart"/>
-      <w:r>
-        <w:t>var_dump</w:t>
-      </w:r>
-      <w:proofErr w:type="spellEnd"/>
-      <w:r>
-        <w:t>($</w:t>
-      </w:r>
-      <w:proofErr w:type="spellStart"/>
-      <w:r>
-        <w:t>cas</w:t>
-      </w:r>
-      <w:proofErr w:type="spellEnd"/>
-      <w:r>
-        <w:t>)</w:t>
-      </w:r>
-    </w:p>
-    <w:p>
-      <w:pPr>
-        <w:tabs>
-          <w:tab w:val="left" w:pos="5025"/>
-        </w:tabs>
-      </w:pPr>
-      <w:r>
-        <w:t>?&gt;</w:t>
-      </w:r>
-    </w:p>
-    <w:p>
-      <w:pPr>
-        <w:tabs>
-          <w:tab w:val="left" w:pos="5025"/>
-        </w:tabs>
+      </w:pPr>
+      <w:r>
         <w:rPr>
           <w:sz w:val="44"/>
           <w:szCs w:val="44"/>
         </w:rPr>
-      </w:pPr>
-      <w:r>
+        <w:t>ASOCITIVE ARRAY</w:t>
+      </w:r>
+    </w:p>
+    <w:p>
+      <w:pPr>
+        <w:tabs>
+          <w:tab w:val="left" w:pos="5025"/>
+        </w:tabs>
+      </w:pPr>
+      <w:r>
+        <w:t>Associative arrays are arrays that use named keys that you assign to them.</w:t>
+      </w:r>
+    </w:p>
+    <w:p>
+      <w:pPr>
+        <w:tabs>
+          <w:tab w:val="left" w:pos="5025"/>
+        </w:tabs>
+      </w:pPr>
+      <w:r>
+        <w:t xml:space="preserve">&lt;h5 </w:t>
+      </w:r>
+      <w:r>
+        <w:rPr>
+          <w:i/>
+          <w:iCs/>
+        </w:rPr>
+        <w:t>class</w:t>
+      </w:r>
+      <w:r>
+        <w:t>="mt-3"&gt;ASSOOCIATIVE ARRAY&lt;/h5&gt;</w:t>
+      </w:r>
+    </w:p>
+    <w:p>
+      <w:pPr>
+        <w:tabs>
+          <w:tab w:val="left" w:pos="5025"/>
+        </w:tabs>
+      </w:pPr>
+      <w:r>
+        <w:t>&lt;?</w:t>
+      </w:r>
+      <w:proofErr w:type="spellStart"/>
+      <w:r>
+        <w:t>php</w:t>
+      </w:r>
+      <w:proofErr w:type="spellEnd"/>
+      <w:r>
+        <w:t xml:space="preserve"> </w:t>
+      </w:r>
+    </w:p>
+    <w:p>
+      <w:pPr>
+        <w:tabs>
+          <w:tab w:val="left" w:pos="5025"/>
+        </w:tabs>
+      </w:pPr>
+      <w:r>
+        <w:t>$cas1=array('Name'=&gt;'</w:t>
+      </w:r>
+      <w:proofErr w:type="spellStart"/>
+      <w:r>
+        <w:t>Deep','Age</w:t>
+      </w:r>
+      <w:proofErr w:type="spellEnd"/>
+      <w:r>
+        <w:t>'=&gt;'24');</w:t>
+      </w:r>
+    </w:p>
+    <w:p>
+      <w:pPr>
+        <w:tabs>
+          <w:tab w:val="left" w:pos="5025"/>
+        </w:tabs>
+      </w:pPr>
+      <w:r>
+        <w:t>echo $cas1['Name'];</w:t>
+      </w:r>
+    </w:p>
+    <w:p>
+      <w:pPr>
+        <w:tabs>
+          <w:tab w:val="left" w:pos="5025"/>
+        </w:tabs>
+      </w:pPr>
+      <w:r>
+        <w:t>echo $cas1['Age'];</w:t>
+      </w:r>
+    </w:p>
+    <w:p>
+      <w:pPr>
+        <w:tabs>
+          <w:tab w:val="left" w:pos="5025"/>
+        </w:tabs>
+      </w:pPr>
+      <w:r>
+        <w:t>?&gt;</w:t>
+      </w:r>
+    </w:p>
+    <w:p>
+      <w:pPr>
+        <w:tabs>
+          <w:tab w:val="left" w:pos="5025"/>
+        </w:tabs>
         <w:rPr>
           <w:sz w:val="44"/>
           <w:szCs w:val="44"/>
         </w:rPr>
-        <w:t>ASOCITIVE</w:t>
-      </w:r>
+      </w:pPr>
       <w:r>
         <w:rPr>
           <w:sz w:val="44"/>
           <w:szCs w:val="44"/>
         </w:rPr>
-        <w:t xml:space="preserve"> ARRAY</w:t>
-      </w:r>
-    </w:p>
-    <w:p>
-      <w:pPr>
-        <w:tabs>
-          <w:tab w:val="left" w:pos="5025"/>
-        </w:tabs>
-      </w:pPr>
-      <w:r>
-        <w:t>Associative arrays are arrays that use named keys that you assign to them.</w:t>
+        <w:t>CREATE ARRAY</w:t>
       </w:r>
     </w:p>
     <w:p>
@@ -27836,7 +27926,7 @@
         <w:t>class</w:t>
       </w:r>
       <w:r>
-        <w:t>="mt-3"&gt;ASSOOCIATIVE ARRAY&lt;/h5&gt;</w:t>
+        <w:t>="mt-3"&gt;CREATE ARRAY&lt;/h5&gt;</w:t>
       </w:r>
     </w:p>
     <w:p>
@@ -27853,9 +27943,6 @@
         <w:t>php</w:t>
       </w:r>
       <w:proofErr w:type="spellEnd"/>
-      <w:r>
-        <w:t xml:space="preserve"> </w:t>
-      </w:r>
     </w:p>
     <w:p>
       <w:pPr>
@@ -27864,15 +27951,31 @@
         </w:tabs>
       </w:pPr>
       <w:r>
-        <w:t>$cas1=array('Name'=&gt;'</w:t>
+        <w:t>$cast=</w:t>
+      </w:r>
+      <w:proofErr w:type="gramStart"/>
+      <w:r>
+        <w:t>array(</w:t>
+      </w:r>
+      <w:proofErr w:type="gramEnd"/>
+    </w:p>
+    <w:p>
+      <w:pPr>
+        <w:tabs>
+          <w:tab w:val="left" w:pos="5025"/>
+        </w:tabs>
+      </w:pPr>
+      <w:r>
+        <w:lastRenderedPageBreak/>
+        <w:t>  'Name'=&gt;'</w:t>
       </w:r>
       <w:proofErr w:type="spellStart"/>
       <w:r>
-        <w:t>Deep','Age</w:t>
+        <w:t>jadav</w:t>
       </w:r>
       <w:proofErr w:type="spellEnd"/>
       <w:r>
-        <w:t>'=&gt;'24');</w:t>
+        <w:t xml:space="preserve"> deep',</w:t>
       </w:r>
     </w:p>
     <w:p>
@@ -27882,7 +27985,7 @@
         </w:tabs>
       </w:pPr>
       <w:r>
-        <w:t>echo $cas1['Name'];</w:t>
+        <w:t>   'Age'=&gt;24,</w:t>
       </w:r>
     </w:p>
     <w:p>
@@ -27892,7 +27995,344 @@
         </w:tabs>
       </w:pPr>
       <w:r>
-        <w:t>echo $cas1['Age'];</w:t>
+        <w:t>   'city'=&gt;'</w:t>
+      </w:r>
+      <w:proofErr w:type="spellStart"/>
+      <w:r>
+        <w:t>Ahemdabad</w:t>
+      </w:r>
+      <w:proofErr w:type="spellEnd"/>
+      <w:r>
+        <w:t>'</w:t>
+      </w:r>
+    </w:p>
+    <w:p>
+      <w:pPr>
+        <w:tabs>
+          <w:tab w:val="left" w:pos="5025"/>
+        </w:tabs>
+      </w:pPr>
+      <w:r>
+        <w:t>);</w:t>
+      </w:r>
+    </w:p>
+    <w:p>
+      <w:pPr>
+        <w:tabs>
+          <w:tab w:val="left" w:pos="5025"/>
+        </w:tabs>
+      </w:pPr>
+      <w:r>
+        <w:t xml:space="preserve">  </w:t>
+      </w:r>
+      <w:proofErr w:type="spellStart"/>
+      <w:r>
+        <w:t>var_dump</w:t>
+      </w:r>
+      <w:proofErr w:type="spellEnd"/>
+      <w:r>
+        <w:t xml:space="preserve">($cast); </w:t>
+      </w:r>
+    </w:p>
+    <w:p>
+      <w:pPr>
+        <w:tabs>
+          <w:tab w:val="left" w:pos="5025"/>
+        </w:tabs>
+      </w:pPr>
+      <w:r>
+        <w:t>?&gt;</w:t>
+      </w:r>
+    </w:p>
+    <w:p>
+      <w:pPr>
+        <w:tabs>
+          <w:tab w:val="left" w:pos="5025"/>
+        </w:tabs>
+      </w:pPr>
+    </w:p>
+    <w:p>
+      <w:pPr>
+        <w:tabs>
+          <w:tab w:val="left" w:pos="5025"/>
+        </w:tabs>
+      </w:pPr>
+      <w:r>
+        <w:t xml:space="preserve">&lt;h5 </w:t>
+      </w:r>
+      <w:r>
+        <w:rPr>
+          <w:i/>
+          <w:iCs/>
+        </w:rPr>
+        <w:t>class</w:t>
+      </w:r>
+      <w:r>
+        <w:t>="mt-3"&gt;CREATE ARRAY&lt;/h5&gt;</w:t>
+      </w:r>
+    </w:p>
+    <w:p>
+      <w:pPr>
+        <w:tabs>
+          <w:tab w:val="left" w:pos="5025"/>
+        </w:tabs>
+      </w:pPr>
+      <w:r>
+        <w:t>&lt;?</w:t>
+      </w:r>
+      <w:proofErr w:type="spellStart"/>
+      <w:r>
+        <w:t>php</w:t>
+      </w:r>
+      <w:proofErr w:type="spellEnd"/>
+    </w:p>
+    <w:p>
+      <w:pPr>
+        <w:tabs>
+          <w:tab w:val="left" w:pos="5025"/>
+        </w:tabs>
+      </w:pPr>
+      <w:r>
+        <w:t>$cast=</w:t>
+      </w:r>
+      <w:proofErr w:type="gramStart"/>
+      <w:r>
+        <w:t>array(</w:t>
+      </w:r>
+      <w:proofErr w:type="gramEnd"/>
+    </w:p>
+    <w:p>
+      <w:pPr>
+        <w:tabs>
+          <w:tab w:val="left" w:pos="5025"/>
+        </w:tabs>
+      </w:pPr>
+      <w:r>
+        <w:t>  'Name'=&gt;'</w:t>
+      </w:r>
+      <w:proofErr w:type="spellStart"/>
+      <w:r>
+        <w:t>jadav</w:t>
+      </w:r>
+      <w:proofErr w:type="spellEnd"/>
+      <w:r>
+        <w:t xml:space="preserve"> deep',</w:t>
+      </w:r>
+    </w:p>
+    <w:p>
+      <w:pPr>
+        <w:tabs>
+          <w:tab w:val="left" w:pos="5025"/>
+        </w:tabs>
+      </w:pPr>
+      <w:r>
+        <w:t>   'Age'=&gt;24,</w:t>
+      </w:r>
+    </w:p>
+    <w:p>
+      <w:pPr>
+        <w:tabs>
+          <w:tab w:val="left" w:pos="5025"/>
+        </w:tabs>
+      </w:pPr>
+      <w:r>
+        <w:t>   'city'=&gt;'</w:t>
+      </w:r>
+      <w:proofErr w:type="spellStart"/>
+      <w:r>
+        <w:t>Ahemdabad</w:t>
+      </w:r>
+      <w:proofErr w:type="spellEnd"/>
+      <w:r>
+        <w:t>'</w:t>
+      </w:r>
+    </w:p>
+    <w:p>
+      <w:pPr>
+        <w:tabs>
+          <w:tab w:val="left" w:pos="5025"/>
+        </w:tabs>
+      </w:pPr>
+      <w:r>
+        <w:t>);</w:t>
+      </w:r>
+    </w:p>
+    <w:p>
+      <w:pPr>
+        <w:tabs>
+          <w:tab w:val="left" w:pos="5025"/>
+        </w:tabs>
+      </w:pPr>
+      <w:r>
+        <w:t xml:space="preserve">  </w:t>
+      </w:r>
+      <w:proofErr w:type="spellStart"/>
+      <w:r>
+        <w:t>var_dump</w:t>
+      </w:r>
+      <w:proofErr w:type="spellEnd"/>
+      <w:r>
+        <w:t xml:space="preserve">($cast); </w:t>
+      </w:r>
+    </w:p>
+    <w:p>
+      <w:pPr>
+        <w:tabs>
+          <w:tab w:val="left" w:pos="5025"/>
+        </w:tabs>
+      </w:pPr>
+      <w:r>
+        <w:t>?&gt;</w:t>
+      </w:r>
+    </w:p>
+    <w:p>
+      <w:pPr>
+        <w:tabs>
+          <w:tab w:val="left" w:pos="5025"/>
+        </w:tabs>
+      </w:pPr>
+      <w:r>
+        <w:t xml:space="preserve">&lt;h5 </w:t>
+      </w:r>
+      <w:r>
+        <w:rPr>
+          <w:i/>
+          <w:iCs/>
+        </w:rPr>
+        <w:t>class</w:t>
+      </w:r>
+      <w:r>
+        <w:t>="mt-3"&gt;UPDATE ARRAY&lt;/h5&gt;</w:t>
+      </w:r>
+    </w:p>
+    <w:p>
+      <w:pPr>
+        <w:tabs>
+          <w:tab w:val="left" w:pos="5025"/>
+        </w:tabs>
+      </w:pPr>
+      <w:r>
+        <w:t>&lt;?</w:t>
+      </w:r>
+      <w:proofErr w:type="spellStart"/>
+      <w:r>
+        <w:t>php</w:t>
+      </w:r>
+      <w:proofErr w:type="spellEnd"/>
+    </w:p>
+    <w:p>
+      <w:pPr>
+        <w:tabs>
+          <w:tab w:val="left" w:pos="5025"/>
+        </w:tabs>
+      </w:pPr>
+      <w:r>
+        <w:t>$cast=</w:t>
+      </w:r>
+      <w:proofErr w:type="gramStart"/>
+      <w:r>
+        <w:t>array(</w:t>
+      </w:r>
+      <w:proofErr w:type="gramEnd"/>
+    </w:p>
+    <w:p>
+      <w:pPr>
+        <w:tabs>
+          <w:tab w:val="left" w:pos="5025"/>
+        </w:tabs>
+      </w:pPr>
+      <w:r>
+        <w:t>  'Name'=&gt;'</w:t>
+      </w:r>
+      <w:proofErr w:type="spellStart"/>
+      <w:r>
+        <w:t>jadav</w:t>
+      </w:r>
+      <w:proofErr w:type="spellEnd"/>
+      <w:r>
+        <w:t xml:space="preserve"> deep',</w:t>
+      </w:r>
+    </w:p>
+    <w:p>
+      <w:pPr>
+        <w:tabs>
+          <w:tab w:val="left" w:pos="5025"/>
+        </w:tabs>
+      </w:pPr>
+      <w:r>
+        <w:t>   'Age'=&gt;24,</w:t>
+      </w:r>
+    </w:p>
+    <w:p>
+      <w:pPr>
+        <w:tabs>
+          <w:tab w:val="left" w:pos="5025"/>
+        </w:tabs>
+      </w:pPr>
+      <w:r>
+        <w:t>   'city'=&gt;'</w:t>
+      </w:r>
+      <w:proofErr w:type="spellStart"/>
+      <w:r>
+        <w:t>Ahemdabad</w:t>
+      </w:r>
+      <w:proofErr w:type="spellEnd"/>
+      <w:r>
+        <w:t>'</w:t>
+      </w:r>
+    </w:p>
+    <w:p>
+      <w:pPr>
+        <w:tabs>
+          <w:tab w:val="left" w:pos="5025"/>
+        </w:tabs>
+      </w:pPr>
+      <w:r>
+        <w:t>);</w:t>
+      </w:r>
+    </w:p>
+    <w:p>
+      <w:pPr>
+        <w:tabs>
+          <w:tab w:val="left" w:pos="5025"/>
+        </w:tabs>
+      </w:pPr>
+      <w:r>
+        <w:t>  $cast['Name</w:t>
+      </w:r>
+      <w:proofErr w:type="gramStart"/>
+      <w:r>
+        <w:t>']=</w:t>
+      </w:r>
+      <w:proofErr w:type="gramEnd"/>
+      <w:r>
+        <w:t>'</w:t>
+      </w:r>
+      <w:proofErr w:type="spellStart"/>
+      <w:r>
+        <w:t>jagrtu</w:t>
+      </w:r>
+      <w:proofErr w:type="spellEnd"/>
+      <w:r>
+        <w:t>';</w:t>
+      </w:r>
+    </w:p>
+    <w:p>
+      <w:pPr>
+        <w:tabs>
+          <w:tab w:val="left" w:pos="5025"/>
+        </w:tabs>
+      </w:pPr>
+      <w:r>
+        <w:t xml:space="preserve">  </w:t>
+      </w:r>
+      <w:proofErr w:type="spellStart"/>
+      <w:r>
+        <w:t>var_dump</w:t>
+      </w:r>
+      <w:proofErr w:type="spellEnd"/>
+      <w:r>
+        <w:t xml:space="preserve">($cast); </w:t>
       </w:r>
     </w:p>
     <w:p>
@@ -27920,475 +28360,7 @@
           <w:sz w:val="44"/>
           <w:szCs w:val="44"/>
         </w:rPr>
-        <w:t>CREATE</w:t>
-      </w:r>
-      <w:r>
-        <w:rPr>
-          <w:sz w:val="44"/>
-          <w:szCs w:val="44"/>
-        </w:rPr>
-        <w:t xml:space="preserve"> ARRAY</w:t>
-      </w:r>
-    </w:p>
-    <w:p>
-      <w:pPr>
-        <w:tabs>
-          <w:tab w:val="left" w:pos="5025"/>
-        </w:tabs>
-      </w:pPr>
-      <w:r>
-        <w:t xml:space="preserve">&lt;h5 </w:t>
-      </w:r>
-      <w:r>
-        <w:rPr>
-          <w:i/>
-          <w:iCs/>
-        </w:rPr>
-        <w:t>class</w:t>
-      </w:r>
-      <w:r>
-        <w:t>="mt-3"&gt;CREATE ARRAY&lt;/h5&gt;</w:t>
-      </w:r>
-    </w:p>
-    <w:p>
-      <w:pPr>
-        <w:tabs>
-          <w:tab w:val="left" w:pos="5025"/>
-        </w:tabs>
-      </w:pPr>
-      <w:r>
-        <w:t>&lt;?</w:t>
-      </w:r>
-      <w:proofErr w:type="spellStart"/>
-      <w:r>
-        <w:t>php</w:t>
-      </w:r>
-      <w:proofErr w:type="spellEnd"/>
-    </w:p>
-    <w:p>
-      <w:pPr>
-        <w:tabs>
-          <w:tab w:val="left" w:pos="5025"/>
-        </w:tabs>
-      </w:pPr>
-      <w:r>
-        <w:t>$cast=</w:t>
-      </w:r>
-      <w:proofErr w:type="gramStart"/>
-      <w:r>
-        <w:t>array(</w:t>
-      </w:r>
-      <w:proofErr w:type="gramEnd"/>
-    </w:p>
-    <w:p>
-      <w:pPr>
-        <w:tabs>
-          <w:tab w:val="left" w:pos="5025"/>
-        </w:tabs>
-      </w:pPr>
-      <w:r>
-        <w:lastRenderedPageBreak/>
-        <w:t>  'Name'=&gt;'</w:t>
-      </w:r>
-      <w:proofErr w:type="spellStart"/>
-      <w:r>
-        <w:t>jadav</w:t>
-      </w:r>
-      <w:proofErr w:type="spellEnd"/>
-      <w:r>
-        <w:t xml:space="preserve"> deep',</w:t>
-      </w:r>
-    </w:p>
-    <w:p>
-      <w:pPr>
-        <w:tabs>
-          <w:tab w:val="left" w:pos="5025"/>
-        </w:tabs>
-      </w:pPr>
-      <w:r>
-        <w:t>   'Age'=&gt;24,</w:t>
-      </w:r>
-    </w:p>
-    <w:p>
-      <w:pPr>
-        <w:tabs>
-          <w:tab w:val="left" w:pos="5025"/>
-        </w:tabs>
-      </w:pPr>
-      <w:r>
-        <w:t>   'city'=&gt;'</w:t>
-      </w:r>
-      <w:proofErr w:type="spellStart"/>
-      <w:r>
-        <w:t>Ahemdabad</w:t>
-      </w:r>
-      <w:proofErr w:type="spellEnd"/>
-      <w:r>
-        <w:t>'</w:t>
-      </w:r>
-    </w:p>
-    <w:p>
-      <w:pPr>
-        <w:tabs>
-          <w:tab w:val="left" w:pos="5025"/>
-        </w:tabs>
-      </w:pPr>
-      <w:r>
-        <w:t>);</w:t>
-      </w:r>
-    </w:p>
-    <w:p>
-      <w:pPr>
-        <w:tabs>
-          <w:tab w:val="left" w:pos="5025"/>
-        </w:tabs>
-      </w:pPr>
-      <w:r>
-        <w:t xml:space="preserve">  </w:t>
-      </w:r>
-      <w:proofErr w:type="spellStart"/>
-      <w:r>
-        <w:t>var_dump</w:t>
-      </w:r>
-      <w:proofErr w:type="spellEnd"/>
-      <w:r>
-        <w:t xml:space="preserve">($cast); </w:t>
-      </w:r>
-    </w:p>
-    <w:p>
-      <w:pPr>
-        <w:tabs>
-          <w:tab w:val="left" w:pos="5025"/>
-        </w:tabs>
-      </w:pPr>
-      <w:r>
-        <w:t>?&gt;</w:t>
-      </w:r>
-    </w:p>
-    <w:p>
-      <w:pPr>
-        <w:tabs>
-          <w:tab w:val="left" w:pos="5025"/>
-        </w:tabs>
-      </w:pPr>
-    </w:p>
-    <w:p>
-      <w:pPr>
-        <w:tabs>
-          <w:tab w:val="left" w:pos="5025"/>
-        </w:tabs>
-      </w:pPr>
-      <w:r>
-        <w:t xml:space="preserve">&lt;h5 </w:t>
-      </w:r>
-      <w:r>
-        <w:rPr>
-          <w:i/>
-          <w:iCs/>
-        </w:rPr>
-        <w:t>class</w:t>
-      </w:r>
-      <w:r>
-        <w:t>="mt-3"&gt;CREATE ARRAY&lt;/h5&gt;</w:t>
-      </w:r>
-    </w:p>
-    <w:p>
-      <w:pPr>
-        <w:tabs>
-          <w:tab w:val="left" w:pos="5025"/>
-        </w:tabs>
-      </w:pPr>
-      <w:r>
-        <w:t>&lt;?</w:t>
-      </w:r>
-      <w:proofErr w:type="spellStart"/>
-      <w:r>
-        <w:t>php</w:t>
-      </w:r>
-      <w:proofErr w:type="spellEnd"/>
-    </w:p>
-    <w:p>
-      <w:pPr>
-        <w:tabs>
-          <w:tab w:val="left" w:pos="5025"/>
-        </w:tabs>
-      </w:pPr>
-      <w:r>
-        <w:t>$cast=</w:t>
-      </w:r>
-      <w:proofErr w:type="gramStart"/>
-      <w:r>
-        <w:t>array(</w:t>
-      </w:r>
-      <w:proofErr w:type="gramEnd"/>
-    </w:p>
-    <w:p>
-      <w:pPr>
-        <w:tabs>
-          <w:tab w:val="left" w:pos="5025"/>
-        </w:tabs>
-      </w:pPr>
-      <w:r>
-        <w:t>  'Name'=&gt;'</w:t>
-      </w:r>
-      <w:proofErr w:type="spellStart"/>
-      <w:r>
-        <w:t>jadav</w:t>
-      </w:r>
-      <w:proofErr w:type="spellEnd"/>
-      <w:r>
-        <w:t xml:space="preserve"> deep',</w:t>
-      </w:r>
-    </w:p>
-    <w:p>
-      <w:pPr>
-        <w:tabs>
-          <w:tab w:val="left" w:pos="5025"/>
-        </w:tabs>
-      </w:pPr>
-      <w:r>
-        <w:t>   'Age'=&gt;24,</w:t>
-      </w:r>
-    </w:p>
-    <w:p>
-      <w:pPr>
-        <w:tabs>
-          <w:tab w:val="left" w:pos="5025"/>
-        </w:tabs>
-      </w:pPr>
-      <w:r>
-        <w:t>   'city'=&gt;'</w:t>
-      </w:r>
-      <w:proofErr w:type="spellStart"/>
-      <w:r>
-        <w:t>Ahemdabad</w:t>
-      </w:r>
-      <w:proofErr w:type="spellEnd"/>
-      <w:r>
-        <w:t>'</w:t>
-      </w:r>
-    </w:p>
-    <w:p>
-      <w:pPr>
-        <w:tabs>
-          <w:tab w:val="left" w:pos="5025"/>
-        </w:tabs>
-      </w:pPr>
-      <w:r>
-        <w:t>);</w:t>
-      </w:r>
-    </w:p>
-    <w:p>
-      <w:pPr>
-        <w:tabs>
-          <w:tab w:val="left" w:pos="5025"/>
-        </w:tabs>
-      </w:pPr>
-      <w:r>
-        <w:t xml:space="preserve">  </w:t>
-      </w:r>
-      <w:proofErr w:type="spellStart"/>
-      <w:r>
-        <w:t>var_dump</w:t>
-      </w:r>
-      <w:proofErr w:type="spellEnd"/>
-      <w:r>
-        <w:t xml:space="preserve">($cast); </w:t>
-      </w:r>
-    </w:p>
-    <w:p>
-      <w:pPr>
-        <w:tabs>
-          <w:tab w:val="left" w:pos="5025"/>
-        </w:tabs>
-      </w:pPr>
-      <w:r>
-        <w:t>?&gt;</w:t>
-      </w:r>
-    </w:p>
-    <w:p>
-      <w:pPr>
-        <w:tabs>
-          <w:tab w:val="left" w:pos="5025"/>
-        </w:tabs>
-      </w:pPr>
-      <w:r>
-        <w:t xml:space="preserve">&lt;h5 </w:t>
-      </w:r>
-      <w:r>
-        <w:rPr>
-          <w:i/>
-          <w:iCs/>
-        </w:rPr>
-        <w:t>class</w:t>
-      </w:r>
-      <w:r>
-        <w:t>="mt-3"&gt;UPDATE ARRAY&lt;/h5&gt;</w:t>
-      </w:r>
-    </w:p>
-    <w:p>
-      <w:pPr>
-        <w:tabs>
-          <w:tab w:val="left" w:pos="5025"/>
-        </w:tabs>
-      </w:pPr>
-      <w:r>
-        <w:t>&lt;?</w:t>
-      </w:r>
-      <w:proofErr w:type="spellStart"/>
-      <w:r>
-        <w:t>php</w:t>
-      </w:r>
-      <w:proofErr w:type="spellEnd"/>
-    </w:p>
-    <w:p>
-      <w:pPr>
-        <w:tabs>
-          <w:tab w:val="left" w:pos="5025"/>
-        </w:tabs>
-      </w:pPr>
-      <w:r>
-        <w:t>$cast=</w:t>
-      </w:r>
-      <w:proofErr w:type="gramStart"/>
-      <w:r>
-        <w:t>array(</w:t>
-      </w:r>
-      <w:proofErr w:type="gramEnd"/>
-    </w:p>
-    <w:p>
-      <w:pPr>
-        <w:tabs>
-          <w:tab w:val="left" w:pos="5025"/>
-        </w:tabs>
-      </w:pPr>
-      <w:r>
-        <w:t>  'Name'=&gt;'</w:t>
-      </w:r>
-      <w:proofErr w:type="spellStart"/>
-      <w:r>
-        <w:t>jadav</w:t>
-      </w:r>
-      <w:proofErr w:type="spellEnd"/>
-      <w:r>
-        <w:t xml:space="preserve"> deep',</w:t>
-      </w:r>
-    </w:p>
-    <w:p>
-      <w:pPr>
-        <w:tabs>
-          <w:tab w:val="left" w:pos="5025"/>
-        </w:tabs>
-      </w:pPr>
-      <w:r>
-        <w:t>   'Age'=&gt;24,</w:t>
-      </w:r>
-    </w:p>
-    <w:p>
-      <w:pPr>
-        <w:tabs>
-          <w:tab w:val="left" w:pos="5025"/>
-        </w:tabs>
-      </w:pPr>
-      <w:r>
-        <w:t>   'city'=&gt;'</w:t>
-      </w:r>
-      <w:proofErr w:type="spellStart"/>
-      <w:r>
-        <w:t>Ahemdabad</w:t>
-      </w:r>
-      <w:proofErr w:type="spellEnd"/>
-      <w:r>
-        <w:t>'</w:t>
-      </w:r>
-    </w:p>
-    <w:p>
-      <w:pPr>
-        <w:tabs>
-          <w:tab w:val="left" w:pos="5025"/>
-        </w:tabs>
-      </w:pPr>
-      <w:r>
-        <w:t>);</w:t>
-      </w:r>
-    </w:p>
-    <w:p>
-      <w:pPr>
-        <w:tabs>
-          <w:tab w:val="left" w:pos="5025"/>
-        </w:tabs>
-      </w:pPr>
-      <w:r>
-        <w:t>  $cast['Name</w:t>
-      </w:r>
-      <w:proofErr w:type="gramStart"/>
-      <w:r>
-        <w:t>']=</w:t>
-      </w:r>
-      <w:proofErr w:type="gramEnd"/>
-      <w:r>
-        <w:t>'</w:t>
-      </w:r>
-      <w:proofErr w:type="spellStart"/>
-      <w:r>
-        <w:t>jagrtu</w:t>
-      </w:r>
-      <w:proofErr w:type="spellEnd"/>
-      <w:r>
-        <w:t>';</w:t>
-      </w:r>
-    </w:p>
-    <w:p>
-      <w:pPr>
-        <w:tabs>
-          <w:tab w:val="left" w:pos="5025"/>
-        </w:tabs>
-      </w:pPr>
-      <w:r>
-        <w:t xml:space="preserve">  </w:t>
-      </w:r>
-      <w:proofErr w:type="spellStart"/>
-      <w:r>
-        <w:t>var_dump</w:t>
-      </w:r>
-      <w:proofErr w:type="spellEnd"/>
-      <w:r>
-        <w:t xml:space="preserve">($cast); </w:t>
-      </w:r>
-    </w:p>
-    <w:p>
-      <w:pPr>
-        <w:tabs>
-          <w:tab w:val="left" w:pos="5025"/>
-        </w:tabs>
-      </w:pPr>
-      <w:r>
-        <w:t>?&gt;</w:t>
-      </w:r>
-    </w:p>
-    <w:p>
-      <w:pPr>
-        <w:tabs>
-          <w:tab w:val="left" w:pos="5025"/>
-        </w:tabs>
-        <w:rPr>
-          <w:sz w:val="44"/>
-          <w:szCs w:val="44"/>
-        </w:rPr>
-      </w:pPr>
-      <w:r>
-        <w:rPr>
-          <w:sz w:val="44"/>
-          <w:szCs w:val="44"/>
-        </w:rPr>
-        <w:t>ADD</w:t>
-      </w:r>
-      <w:r>
-        <w:rPr>
-          <w:sz w:val="44"/>
-          <w:szCs w:val="44"/>
-        </w:rPr>
-        <w:t xml:space="preserve"> ARRAY</w:t>
+        <w:t>ADD ARRAY</w:t>
       </w:r>
     </w:p>
     <w:p>
@@ -35221,194 +35193,180 @@
           <w:sz w:val="44"/>
           <w:szCs w:val="44"/>
         </w:rPr>
-        <w:t>$</w:t>
-      </w:r>
-      <w:r>
+        <w:t>$GLOBAL</w:t>
+      </w:r>
+    </w:p>
+    <w:p>
+      <w:pPr>
+        <w:tabs>
+          <w:tab w:val="left" w:pos="5025"/>
+        </w:tabs>
+      </w:pPr>
+      <w:r>
+        <w:t>Global variables are variables that can be accessed from any scope.</w:t>
+      </w:r>
+    </w:p>
+    <w:p>
+      <w:pPr>
+        <w:tabs>
+          <w:tab w:val="left" w:pos="5025"/>
+        </w:tabs>
+      </w:pPr>
+      <w:r>
+        <w:t>Variables of the outer most scope are automatically global variables, and can be used by any scope, e.g. inside a function.</w:t>
+      </w:r>
+    </w:p>
+    <w:p>
+      <w:pPr>
+        <w:tabs>
+          <w:tab w:val="left" w:pos="5025"/>
+        </w:tabs>
+      </w:pPr>
+      <w:r>
+        <w:t>To use a global variable inside a function you have to either define them as global with the global keyword, or refer to them by using the $GLOBALS syntax.</w:t>
+      </w:r>
+    </w:p>
+    <w:p>
+      <w:pPr>
+        <w:tabs>
+          <w:tab w:val="left" w:pos="5025"/>
+        </w:tabs>
+      </w:pPr>
+      <w:r>
+        <w:t xml:space="preserve">&lt;h5 </w:t>
+      </w:r>
+      <w:r>
+        <w:rPr>
+          <w:i/>
+          <w:iCs/>
+        </w:rPr>
+        <w:t>class</w:t>
+      </w:r>
+      <w:r>
+        <w:t>="mt-5"&gt;$GLOBAL&lt;/h5&gt;</w:t>
+      </w:r>
+    </w:p>
+    <w:p>
+      <w:pPr>
+        <w:tabs>
+          <w:tab w:val="left" w:pos="5025"/>
+        </w:tabs>
+      </w:pPr>
+      <w:r>
+        <w:t>&lt;?</w:t>
+      </w:r>
+      <w:proofErr w:type="spellStart"/>
+      <w:r>
+        <w:t>php</w:t>
+      </w:r>
+      <w:proofErr w:type="spellEnd"/>
+    </w:p>
+    <w:p>
+      <w:pPr>
+        <w:tabs>
+          <w:tab w:val="left" w:pos="5025"/>
+        </w:tabs>
+      </w:pPr>
+      <w:r>
+        <w:t>$x=75;</w:t>
+      </w:r>
+    </w:p>
+    <w:p>
+      <w:pPr>
+        <w:tabs>
+          <w:tab w:val="left" w:pos="5025"/>
+        </w:tabs>
+      </w:pPr>
+      <w:r>
+        <w:rPr>
+          <w:i/>
+          <w:iCs/>
+        </w:rPr>
+        <w:t>function</w:t>
+      </w:r>
+      <w:r>
+        <w:t xml:space="preserve"> </w:t>
+      </w:r>
+      <w:proofErr w:type="spellStart"/>
+      <w:proofErr w:type="gramStart"/>
+      <w:r>
+        <w:t>myfunction</w:t>
+      </w:r>
+      <w:proofErr w:type="spellEnd"/>
+      <w:r>
+        <w:t>(</w:t>
+      </w:r>
+      <w:proofErr w:type="gramEnd"/>
+      <w:r>
+        <w:t>){</w:t>
+      </w:r>
+    </w:p>
+    <w:p>
+      <w:pPr>
+        <w:tabs>
+          <w:tab w:val="left" w:pos="5025"/>
+        </w:tabs>
+      </w:pPr>
+      <w:r>
+        <w:t>  echo $GLOBALS['x'];</w:t>
+      </w:r>
+    </w:p>
+    <w:p>
+      <w:pPr>
+        <w:tabs>
+          <w:tab w:val="left" w:pos="5025"/>
+        </w:tabs>
+      </w:pPr>
+      <w:r>
+        <w:t>}</w:t>
+      </w:r>
+    </w:p>
+    <w:p>
+      <w:pPr>
+        <w:tabs>
+          <w:tab w:val="left" w:pos="5025"/>
+        </w:tabs>
+      </w:pPr>
+      <w:proofErr w:type="spellStart"/>
+      <w:proofErr w:type="gramStart"/>
+      <w:r>
+        <w:t>myfunction</w:t>
+      </w:r>
+      <w:proofErr w:type="spellEnd"/>
+      <w:r>
+        <w:t>(</w:t>
+      </w:r>
+      <w:proofErr w:type="gramEnd"/>
+      <w:r>
+        <w:t>);</w:t>
+      </w:r>
+    </w:p>
+    <w:p>
+      <w:pPr>
+        <w:tabs>
+          <w:tab w:val="left" w:pos="5025"/>
+        </w:tabs>
+      </w:pPr>
+      <w:r>
+        <w:t>?&gt;</w:t>
+      </w:r>
+    </w:p>
+    <w:p>
+      <w:pPr>
+        <w:tabs>
+          <w:tab w:val="left" w:pos="5025"/>
+        </w:tabs>
         <w:rPr>
           <w:sz w:val="44"/>
           <w:szCs w:val="44"/>
         </w:rPr>
-        <w:t>GLOBAL</w:t>
-      </w:r>
-    </w:p>
-    <w:p>
-      <w:pPr>
-        <w:tabs>
-          <w:tab w:val="left" w:pos="5025"/>
-        </w:tabs>
-      </w:pPr>
-      <w:r>
-        <w:t>Global variables are variables that can be accessed from any scope.</w:t>
-      </w:r>
-    </w:p>
-    <w:p>
-      <w:pPr>
-        <w:tabs>
-          <w:tab w:val="left" w:pos="5025"/>
-        </w:tabs>
-      </w:pPr>
-      <w:r>
-        <w:t>Variables of the outer most scope are automatically global variables, and can be used by any scope, e.g. inside a function.</w:t>
-      </w:r>
-    </w:p>
-    <w:p>
-      <w:pPr>
-        <w:tabs>
-          <w:tab w:val="left" w:pos="5025"/>
-        </w:tabs>
-      </w:pPr>
-      <w:r>
-        <w:t>To use a global variable inside a function you have to either define them as global with the global keyword, or refer to them by using the $GLOBALS syntax.</w:t>
-      </w:r>
-    </w:p>
-    <w:p>
-      <w:pPr>
-        <w:tabs>
-          <w:tab w:val="left" w:pos="5025"/>
-        </w:tabs>
-      </w:pPr>
-      <w:r>
-        <w:t xml:space="preserve">&lt;h5 </w:t>
-      </w:r>
-      <w:r>
-        <w:rPr>
-          <w:i/>
-          <w:iCs/>
-        </w:rPr>
-        <w:t>class</w:t>
-      </w:r>
-      <w:r>
-        <w:t>="mt-5"&gt;$GLOBAL&lt;/h5&gt;</w:t>
-      </w:r>
-    </w:p>
-    <w:p>
-      <w:pPr>
-        <w:tabs>
-          <w:tab w:val="left" w:pos="5025"/>
-        </w:tabs>
-      </w:pPr>
-      <w:r>
-        <w:t>&lt;?</w:t>
-      </w:r>
-      <w:proofErr w:type="spellStart"/>
-      <w:r>
-        <w:t>php</w:t>
-      </w:r>
-      <w:proofErr w:type="spellEnd"/>
-    </w:p>
-    <w:p>
-      <w:pPr>
-        <w:tabs>
-          <w:tab w:val="left" w:pos="5025"/>
-        </w:tabs>
-      </w:pPr>
-      <w:r>
-        <w:t>$x=75;</w:t>
-      </w:r>
-    </w:p>
-    <w:p>
-      <w:pPr>
-        <w:tabs>
-          <w:tab w:val="left" w:pos="5025"/>
-        </w:tabs>
-      </w:pPr>
-      <w:r>
-        <w:rPr>
-          <w:i/>
-          <w:iCs/>
-        </w:rPr>
-        <w:t>function</w:t>
-      </w:r>
-      <w:r>
-        <w:t xml:space="preserve"> </w:t>
-      </w:r>
-      <w:proofErr w:type="spellStart"/>
-      <w:proofErr w:type="gramStart"/>
-      <w:r>
-        <w:t>myfunction</w:t>
-      </w:r>
-      <w:proofErr w:type="spellEnd"/>
-      <w:r>
-        <w:t>(</w:t>
-      </w:r>
-      <w:proofErr w:type="gramEnd"/>
-      <w:r>
-        <w:t>){</w:t>
-      </w:r>
-    </w:p>
-    <w:p>
-      <w:pPr>
-        <w:tabs>
-          <w:tab w:val="left" w:pos="5025"/>
-        </w:tabs>
-      </w:pPr>
-      <w:r>
-        <w:t>  echo $GLOBALS['x'];</w:t>
-      </w:r>
-    </w:p>
-    <w:p>
-      <w:pPr>
-        <w:tabs>
-          <w:tab w:val="left" w:pos="5025"/>
-        </w:tabs>
-      </w:pPr>
-      <w:r>
-        <w:t>}</w:t>
-      </w:r>
-    </w:p>
-    <w:p>
-      <w:pPr>
-        <w:tabs>
-          <w:tab w:val="left" w:pos="5025"/>
-        </w:tabs>
-      </w:pPr>
-      <w:proofErr w:type="spellStart"/>
-      <w:proofErr w:type="gramStart"/>
-      <w:r>
-        <w:t>myfunction</w:t>
-      </w:r>
-      <w:proofErr w:type="spellEnd"/>
-      <w:r>
-        <w:t>(</w:t>
-      </w:r>
-      <w:proofErr w:type="gramEnd"/>
-      <w:r>
-        <w:t>);</w:t>
-      </w:r>
-    </w:p>
-    <w:p>
-      <w:pPr>
-        <w:tabs>
-          <w:tab w:val="left" w:pos="5025"/>
-        </w:tabs>
-      </w:pPr>
-      <w:r>
-        <w:t>?&gt;</w:t>
-      </w:r>
-    </w:p>
-    <w:p>
-      <w:pPr>
-        <w:tabs>
-          <w:tab w:val="left" w:pos="5025"/>
-        </w:tabs>
+      </w:pPr>
+      <w:r>
         <w:rPr>
           <w:sz w:val="44"/>
           <w:szCs w:val="44"/>
         </w:rPr>
-      </w:pPr>
-      <w:r>
-        <w:rPr>
-          <w:sz w:val="44"/>
-          <w:szCs w:val="44"/>
-        </w:rPr>
-        <w:t>$</w:t>
-      </w:r>
-      <w:r>
-        <w:rPr>
-          <w:sz w:val="44"/>
-          <w:szCs w:val="44"/>
-        </w:rPr>
-        <w:t>_SERVER</w:t>
+        <w:t>$_SERVER</w:t>
       </w:r>
     </w:p>
     <w:p>
@@ -36903,14 +36861,7 @@
           <w:sz w:val="44"/>
           <w:szCs w:val="44"/>
         </w:rPr>
-        <w:t>$_</w:t>
-      </w:r>
-      <w:r>
-        <w:rPr>
-          <w:sz w:val="44"/>
-          <w:szCs w:val="44"/>
-        </w:rPr>
-        <w:t>RQUEST</w:t>
+        <w:t>$_RQUEST</w:t>
       </w:r>
     </w:p>
     <w:p>
@@ -37191,14 +37142,7 @@
           <w:sz w:val="44"/>
           <w:szCs w:val="44"/>
         </w:rPr>
-        <w:t>$_</w:t>
-      </w:r>
-      <w:r>
-        <w:rPr>
-          <w:sz w:val="44"/>
-          <w:szCs w:val="44"/>
-        </w:rPr>
-        <w:t>POST</w:t>
+        <w:t>$_POST</w:t>
       </w:r>
     </w:p>
     <w:p>
@@ -38316,14 +38260,7 @@
           <w:sz w:val="44"/>
           <w:szCs w:val="44"/>
         </w:rPr>
-        <w:t>$_</w:t>
-      </w:r>
-      <w:r>
-        <w:rPr>
-          <w:sz w:val="44"/>
-          <w:szCs w:val="44"/>
-        </w:rPr>
-        <w:t>GET</w:t>
+        <w:t>$_GET</w:t>
       </w:r>
     </w:p>
     <w:p>
@@ -39435,14 +39372,7 @@
           <w:sz w:val="44"/>
           <w:szCs w:val="44"/>
         </w:rPr>
-        <w:t xml:space="preserve">PHP </w:t>
-      </w:r>
-      <w:r>
-        <w:rPr>
-          <w:sz w:val="44"/>
-          <w:szCs w:val="44"/>
-        </w:rPr>
-        <w:t>REGULAR EXPRESSION</w:t>
+        <w:t>PHP REGULAR EXPRESSION</w:t>
       </w:r>
     </w:p>
     <w:p>
@@ -39781,21 +39711,540 @@
           <w:sz w:val="44"/>
           <w:szCs w:val="44"/>
         </w:rPr>
-        <w:t xml:space="preserve">                                 </w:t>
-      </w:r>
-      <w:r>
+        <w:t xml:space="preserve">                                 PHP FORMS</w:t>
+      </w:r>
+    </w:p>
+    <w:p>
+      <w:pPr>
+        <w:tabs>
+          <w:tab w:val="left" w:pos="5025"/>
+        </w:tabs>
+        <w:rPr>
+          <w:sz w:val="28"/>
+          <w:szCs w:val="28"/>
+        </w:rPr>
+      </w:pPr>
+      <w:r>
+        <w:rPr>
+          <w:sz w:val="28"/>
+          <w:szCs w:val="28"/>
+        </w:rPr>
+        <w:t>PHP FORM HANDLING</w:t>
+      </w:r>
+    </w:p>
+    <w:p>
+      <w:pPr>
+        <w:tabs>
+          <w:tab w:val="left" w:pos="5025"/>
+        </w:tabs>
+      </w:pPr>
+      <w:r>
+        <w:t xml:space="preserve">The PHP </w:t>
+      </w:r>
+      <w:proofErr w:type="spellStart"/>
+      <w:r>
+        <w:t>superglobals</w:t>
+      </w:r>
+      <w:proofErr w:type="spellEnd"/>
+      <w:r>
+        <w:t> $_GET and $_POST are used to collect form-data.</w:t>
+      </w:r>
+    </w:p>
+    <w:p>
+      <w:pPr>
+        <w:tabs>
+          <w:tab w:val="left" w:pos="5025"/>
+        </w:tabs>
+      </w:pPr>
+      <w:r>
+        <w:t xml:space="preserve">CORE PHP FILE CODE </w:t>
+      </w:r>
+    </w:p>
+    <w:p>
+      <w:pPr>
+        <w:tabs>
+          <w:tab w:val="left" w:pos="5025"/>
+        </w:tabs>
+      </w:pPr>
+      <w:r>
+        <w:t xml:space="preserve">&lt;h2 </w:t>
+      </w:r>
+      <w:r>
+        <w:rPr>
+          <w:i/>
+          <w:iCs/>
+        </w:rPr>
+        <w:t>class</w:t>
+      </w:r>
+      <w:r>
+        <w:t>="reg mt-5"&gt;PHP FORMS&lt;/h2&gt;</w:t>
+      </w:r>
+    </w:p>
+    <w:p>
+      <w:pPr>
+        <w:tabs>
+          <w:tab w:val="left" w:pos="5025"/>
+        </w:tabs>
+      </w:pPr>
+      <w:r>
+        <w:t xml:space="preserve">&lt;h1 </w:t>
+      </w:r>
+      <w:r>
+        <w:rPr>
+          <w:i/>
+          <w:iCs/>
+        </w:rPr>
+        <w:t>class</w:t>
+      </w:r>
+      <w:r>
+        <w:t>="mt-5"&gt;21. PHP FORM HANDLING&lt;/h1&gt;</w:t>
+      </w:r>
+    </w:p>
+    <w:p>
+      <w:pPr>
+        <w:tabs>
+          <w:tab w:val="left" w:pos="5025"/>
+        </w:tabs>
+      </w:pPr>
+    </w:p>
+    <w:p>
+      <w:pPr>
+        <w:tabs>
+          <w:tab w:val="left" w:pos="5025"/>
+        </w:tabs>
+      </w:pPr>
+      <w:r>
+        <w:t xml:space="preserve">&lt;form </w:t>
+      </w:r>
+      <w:r>
+        <w:rPr>
+          <w:i/>
+          <w:iCs/>
+        </w:rPr>
+        <w:t>action</w:t>
+      </w:r>
+      <w:r>
+        <w:t>="</w:t>
+      </w:r>
+      <w:proofErr w:type="spellStart"/>
+      <w:r>
+        <w:t>demo_request.php</w:t>
+      </w:r>
+      <w:proofErr w:type="spellEnd"/>
+      <w:r>
+        <w:t xml:space="preserve">" </w:t>
+      </w:r>
+      <w:r>
+        <w:rPr>
+          <w:i/>
+          <w:iCs/>
+        </w:rPr>
+        <w:t>method</w:t>
+      </w:r>
+      <w:r>
+        <w:t>="post"&gt;</w:t>
+      </w:r>
+    </w:p>
+    <w:p>
+      <w:pPr>
+        <w:tabs>
+          <w:tab w:val="left" w:pos="5025"/>
+        </w:tabs>
+      </w:pPr>
+      <w:r>
+        <w:lastRenderedPageBreak/>
+        <w:t xml:space="preserve">  &lt;div </w:t>
+      </w:r>
+      <w:r>
+        <w:rPr>
+          <w:i/>
+          <w:iCs/>
+        </w:rPr>
+        <w:t>class</w:t>
+      </w:r>
+      <w:r>
+        <w:t>="form-group mt-4"&gt;</w:t>
+      </w:r>
+    </w:p>
+    <w:p>
+      <w:pPr>
+        <w:tabs>
+          <w:tab w:val="left" w:pos="5025"/>
+        </w:tabs>
+      </w:pPr>
+      <w:r>
+        <w:t xml:space="preserve">    &lt;label </w:t>
+      </w:r>
+      <w:r>
+        <w:rPr>
+          <w:i/>
+          <w:iCs/>
+        </w:rPr>
+        <w:t>for</w:t>
+      </w:r>
+      <w:r>
+        <w:t>="exampleInputEmail1"&gt;Email address&lt;/label&gt;</w:t>
+      </w:r>
+    </w:p>
+    <w:p>
+      <w:pPr>
+        <w:tabs>
+          <w:tab w:val="left" w:pos="5025"/>
+        </w:tabs>
+      </w:pPr>
+      <w:r>
+        <w:t xml:space="preserve">    &lt;input </w:t>
+      </w:r>
+      <w:r>
+        <w:rPr>
+          <w:i/>
+          <w:iCs/>
+        </w:rPr>
+        <w:t>type</w:t>
+      </w:r>
+      <w:r>
+        <w:t xml:space="preserve">="email" </w:t>
+      </w:r>
+      <w:r>
+        <w:rPr>
+          <w:i/>
+          <w:iCs/>
+        </w:rPr>
+        <w:t>class</w:t>
+      </w:r>
+      <w:r>
+        <w:t xml:space="preserve">="form-control" </w:t>
+      </w:r>
+      <w:r>
+        <w:rPr>
+          <w:i/>
+          <w:iCs/>
+        </w:rPr>
+        <w:t>name</w:t>
+      </w:r>
+      <w:r>
+        <w:t>="email"&gt;</w:t>
+      </w:r>
+    </w:p>
+    <w:p>
+      <w:pPr>
+        <w:tabs>
+          <w:tab w:val="left" w:pos="5025"/>
+        </w:tabs>
+      </w:pPr>
+      <w:r>
+        <w:t>  &lt;/div&gt;</w:t>
+      </w:r>
+    </w:p>
+    <w:p>
+      <w:pPr>
+        <w:tabs>
+          <w:tab w:val="left" w:pos="5025"/>
+        </w:tabs>
+      </w:pPr>
+      <w:r>
+        <w:t xml:space="preserve">  &lt;div </w:t>
+      </w:r>
+      <w:r>
+        <w:rPr>
+          <w:i/>
+          <w:iCs/>
+        </w:rPr>
+        <w:t>class</w:t>
+      </w:r>
+      <w:r>
+        <w:t>="form-group"&gt;</w:t>
+      </w:r>
+    </w:p>
+    <w:p>
+      <w:pPr>
+        <w:tabs>
+          <w:tab w:val="left" w:pos="5025"/>
+        </w:tabs>
+      </w:pPr>
+      <w:r>
+        <w:t xml:space="preserve">    &lt;label </w:t>
+      </w:r>
+      <w:r>
+        <w:rPr>
+          <w:i/>
+          <w:iCs/>
+        </w:rPr>
+        <w:t>for</w:t>
+      </w:r>
+      <w:r>
+        <w:t>="exampleInputPassword1"&gt;Password&lt;/label&gt;</w:t>
+      </w:r>
+    </w:p>
+    <w:p>
+      <w:pPr>
+        <w:tabs>
+          <w:tab w:val="left" w:pos="5025"/>
+        </w:tabs>
+      </w:pPr>
+      <w:r>
+        <w:t xml:space="preserve">    &lt;input </w:t>
+      </w:r>
+      <w:r>
+        <w:rPr>
+          <w:i/>
+          <w:iCs/>
+        </w:rPr>
+        <w:t>type</w:t>
+      </w:r>
+      <w:r>
+        <w:t xml:space="preserve">="password" </w:t>
+      </w:r>
+      <w:r>
+        <w:rPr>
+          <w:i/>
+          <w:iCs/>
+        </w:rPr>
+        <w:t>class</w:t>
+      </w:r>
+      <w:r>
+        <w:t xml:space="preserve">="form-control" </w:t>
+      </w:r>
+      <w:r>
+        <w:rPr>
+          <w:i/>
+          <w:iCs/>
+        </w:rPr>
+        <w:t>name</w:t>
+      </w:r>
+      <w:r>
+        <w:t>="</w:t>
+      </w:r>
+      <w:proofErr w:type="spellStart"/>
+      <w:r>
+        <w:t>fpassword</w:t>
+      </w:r>
+      <w:proofErr w:type="spellEnd"/>
+      <w:r>
+        <w:t>"&gt;</w:t>
+      </w:r>
+    </w:p>
+    <w:p>
+      <w:pPr>
+        <w:tabs>
+          <w:tab w:val="left" w:pos="5025"/>
+        </w:tabs>
+      </w:pPr>
+      <w:r>
+        <w:t>  &lt;/div&gt;</w:t>
+      </w:r>
+    </w:p>
+    <w:p>
+      <w:pPr>
+        <w:tabs>
+          <w:tab w:val="left" w:pos="5025"/>
+        </w:tabs>
+      </w:pPr>
+      <w:r>
+        <w:t xml:space="preserve">  &lt;input </w:t>
+      </w:r>
+      <w:r>
+        <w:rPr>
+          <w:i/>
+          <w:iCs/>
+        </w:rPr>
+        <w:t>type</w:t>
+      </w:r>
+      <w:r>
+        <w:t xml:space="preserve">="submit" </w:t>
+      </w:r>
+      <w:r>
+        <w:rPr>
+          <w:i/>
+          <w:iCs/>
+        </w:rPr>
+        <w:t>class</w:t>
+      </w:r>
+      <w:r>
+        <w:t>="</w:t>
+      </w:r>
+      <w:proofErr w:type="spellStart"/>
+      <w:r>
+        <w:t>btn</w:t>
+      </w:r>
+      <w:proofErr w:type="spellEnd"/>
+      <w:r>
+        <w:t xml:space="preserve"> </w:t>
+      </w:r>
+      <w:proofErr w:type="spellStart"/>
+      <w:r>
+        <w:t>btn</w:t>
+      </w:r>
+      <w:proofErr w:type="spellEnd"/>
+      <w:r>
+        <w:t>-primary"&gt;</w:t>
+      </w:r>
+    </w:p>
+    <w:p>
+      <w:pPr>
+        <w:tabs>
+          <w:tab w:val="left" w:pos="5025"/>
+        </w:tabs>
+      </w:pPr>
+      <w:r>
+        <w:t>&lt;/form&gt;</w:t>
+      </w:r>
+    </w:p>
+    <w:p>
+      <w:pPr>
+        <w:tabs>
+          <w:tab w:val="left" w:pos="5025"/>
+        </w:tabs>
+      </w:pPr>
+      <w:r>
+        <w:t xml:space="preserve">PHP LOGIC FILE CODE </w:t>
+      </w:r>
+    </w:p>
+    <w:p>
+      <w:pPr>
+        <w:tabs>
+          <w:tab w:val="left" w:pos="5025"/>
+        </w:tabs>
+      </w:pPr>
+      <w:r>
+        <w:t>&lt;html&gt;</w:t>
+      </w:r>
+    </w:p>
+    <w:p>
+      <w:pPr>
+        <w:tabs>
+          <w:tab w:val="left" w:pos="5025"/>
+        </w:tabs>
+      </w:pPr>
+      <w:r>
+        <w:t>&lt;body&gt;</w:t>
+      </w:r>
+    </w:p>
+    <w:p>
+      <w:pPr>
+        <w:tabs>
+          <w:tab w:val="left" w:pos="5025"/>
+        </w:tabs>
+      </w:pPr>
+    </w:p>
+    <w:p>
+      <w:pPr>
+        <w:tabs>
+          <w:tab w:val="left" w:pos="5025"/>
+        </w:tabs>
+      </w:pPr>
+      <w:r>
+        <w:t>Welcome &lt;?</w:t>
+      </w:r>
+      <w:proofErr w:type="spellStart"/>
+      <w:r>
+        <w:t>php</w:t>
+      </w:r>
+      <w:proofErr w:type="spellEnd"/>
+      <w:r>
+        <w:t xml:space="preserve"> echo $_POST["email"]</w:t>
+      </w:r>
+      <w:proofErr w:type="gramStart"/>
+      <w:r>
+        <w:t>; ?</w:t>
+      </w:r>
+      <w:proofErr w:type="gramEnd"/>
+      <w:r>
+        <w:t>&gt;&lt;</w:t>
+      </w:r>
+      <w:proofErr w:type="spellStart"/>
+      <w:r>
+        <w:t>br</w:t>
+      </w:r>
+      <w:proofErr w:type="spellEnd"/>
+      <w:r>
+        <w:t>&gt;</w:t>
+      </w:r>
+    </w:p>
+    <w:p>
+      <w:pPr>
+        <w:tabs>
+          <w:tab w:val="left" w:pos="5025"/>
+        </w:tabs>
+      </w:pPr>
+      <w:r>
+        <w:t>Your email address is: &lt;?</w:t>
+      </w:r>
+      <w:proofErr w:type="spellStart"/>
+      <w:r>
+        <w:t>php</w:t>
+      </w:r>
+      <w:proofErr w:type="spellEnd"/>
+      <w:r>
+        <w:t xml:space="preserve"> echo $_POST["</w:t>
+      </w:r>
+      <w:proofErr w:type="spellStart"/>
+      <w:r>
+        <w:t>fpassword</w:t>
+      </w:r>
+      <w:proofErr w:type="spellEnd"/>
+      <w:r>
+        <w:t>"]</w:t>
+      </w:r>
+      <w:proofErr w:type="gramStart"/>
+      <w:r>
+        <w:t>; ?</w:t>
+      </w:r>
+      <w:proofErr w:type="gramEnd"/>
+      <w:r>
+        <w:t>&gt;</w:t>
+      </w:r>
+    </w:p>
+    <w:p>
+      <w:pPr>
+        <w:tabs>
+          <w:tab w:val="left" w:pos="5025"/>
+        </w:tabs>
+      </w:pPr>
+    </w:p>
+    <w:p>
+      <w:pPr>
+        <w:tabs>
+          <w:tab w:val="left" w:pos="5025"/>
+        </w:tabs>
+      </w:pPr>
+      <w:r>
+        <w:t>&lt;/body&gt;</w:t>
+      </w:r>
+    </w:p>
+    <w:p>
+      <w:pPr>
+        <w:tabs>
+          <w:tab w:val="left" w:pos="5025"/>
+        </w:tabs>
+      </w:pPr>
+      <w:r>
+        <w:t>&lt;/html&gt;</w:t>
+      </w:r>
+    </w:p>
+    <w:p>
+      <w:pPr>
+        <w:tabs>
+          <w:tab w:val="left" w:pos="5025"/>
+        </w:tabs>
+      </w:pPr>
+    </w:p>
+    <w:p>
+      <w:pPr>
+        <w:tabs>
+          <w:tab w:val="left" w:pos="5025"/>
+        </w:tabs>
         <w:rPr>
           <w:sz w:val="44"/>
           <w:szCs w:val="44"/>
         </w:rPr>
-        <w:t xml:space="preserve">PHP </w:t>
-      </w:r>
+      </w:pPr>
       <w:r>
         <w:rPr>
           <w:sz w:val="44"/>
           <w:szCs w:val="44"/>
         </w:rPr>
-        <w:t>FORMS</w:t>
+        <w:t xml:space="preserve">                          DAY_5_CORE_PHP</w:t>
       </w:r>
     </w:p>
     <w:p>
@@ -39813,14 +40262,14 @@
           <w:sz w:val="28"/>
           <w:szCs w:val="28"/>
         </w:rPr>
-        <w:t xml:space="preserve">PHP </w:t>
+        <w:t xml:space="preserve">PHP FORM </w:t>
       </w:r>
       <w:r>
         <w:rPr>
           <w:sz w:val="28"/>
           <w:szCs w:val="28"/>
         </w:rPr>
-        <w:t>FORM HANDLING</w:t>
+        <w:t>VALIDATION</w:t>
       </w:r>
     </w:p>
     <w:p>
@@ -39830,15 +40279,814 @@
         </w:tabs>
       </w:pPr>
       <w:r>
-        <w:t xml:space="preserve">The PHP </w:t>
+        <w:t>This and the next chapters show how to use PHP to validate form data</w:t>
+      </w:r>
+    </w:p>
+    <w:tbl>
+      <w:tblPr>
+        <w:tblW w:w="9749" w:type="dxa"/>
+        <w:tblBorders>
+          <w:top w:val="single" w:sz="6" w:space="0" w:color="CCCCCC"/>
+          <w:left w:val="single" w:sz="6" w:space="0" w:color="CCCCCC"/>
+          <w:bottom w:val="single" w:sz="6" w:space="0" w:color="CCCCCC"/>
+          <w:right w:val="single" w:sz="6" w:space="0" w:color="CCCCCC"/>
+        </w:tblBorders>
+        <w:shd w:val="clear" w:color="auto" w:fill="FFFFFF"/>
+        <w:tblCellMar>
+          <w:top w:w="15" w:type="dxa"/>
+          <w:left w:w="15" w:type="dxa"/>
+          <w:bottom w:w="15" w:type="dxa"/>
+          <w:right w:w="15" w:type="dxa"/>
+        </w:tblCellMar>
+        <w:tblLook w:val="04A0" w:firstRow="1" w:lastRow="0" w:firstColumn="1" w:lastColumn="0" w:noHBand="0" w:noVBand="1"/>
+      </w:tblPr>
+      <w:tblGrid>
+        <w:gridCol w:w="2437"/>
+        <w:gridCol w:w="7312"/>
+      </w:tblGrid>
+      <w:tr>
+        <w:trPr>
+          <w:trHeight w:val="466"/>
+        </w:trPr>
+        <w:tc>
+          <w:tcPr>
+            <w:tcW w:w="2437" w:type="dxa"/>
+            <w:shd w:val="clear" w:color="auto" w:fill="FFFFFF"/>
+            <w:tcMar>
+              <w:top w:w="120" w:type="dxa"/>
+              <w:left w:w="240" w:type="dxa"/>
+              <w:bottom w:w="120" w:type="dxa"/>
+              <w:right w:w="120" w:type="dxa"/>
+            </w:tcMar>
+            <w:hideMark/>
+          </w:tcPr>
+          <w:p>
+            <w:pPr>
+              <w:tabs>
+                <w:tab w:val="left" w:pos="5025"/>
+              </w:tabs>
+              <w:rPr>
+                <w:b/>
+                <w:bCs/>
+              </w:rPr>
+            </w:pPr>
+            <w:r>
+              <w:rPr>
+                <w:b/>
+                <w:bCs/>
+              </w:rPr>
+              <w:t>Field</w:t>
+            </w:r>
+          </w:p>
+        </w:tc>
+        <w:tc>
+          <w:tcPr>
+            <w:tcW w:w="7312" w:type="dxa"/>
+            <w:shd w:val="clear" w:color="auto" w:fill="FFFFFF"/>
+            <w:tcMar>
+              <w:top w:w="120" w:type="dxa"/>
+              <w:left w:w="120" w:type="dxa"/>
+              <w:bottom w:w="120" w:type="dxa"/>
+              <w:right w:w="120" w:type="dxa"/>
+            </w:tcMar>
+            <w:hideMark/>
+          </w:tcPr>
+          <w:p>
+            <w:pPr>
+              <w:tabs>
+                <w:tab w:val="left" w:pos="5025"/>
+              </w:tabs>
+              <w:rPr>
+                <w:b/>
+                <w:bCs/>
+              </w:rPr>
+            </w:pPr>
+            <w:r>
+              <w:rPr>
+                <w:b/>
+                <w:bCs/>
+              </w:rPr>
+              <w:t>Validation Rules</w:t>
+            </w:r>
+          </w:p>
+        </w:tc>
+      </w:tr>
+      <w:tr>
+        <w:trPr>
+          <w:trHeight w:val="466"/>
+        </w:trPr>
+        <w:tc>
+          <w:tcPr>
+            <w:tcW w:w="0" w:type="auto"/>
+            <w:shd w:val="clear" w:color="auto" w:fill="E7E9EB"/>
+            <w:tcMar>
+              <w:top w:w="120" w:type="dxa"/>
+              <w:left w:w="240" w:type="dxa"/>
+              <w:bottom w:w="120" w:type="dxa"/>
+              <w:right w:w="120" w:type="dxa"/>
+            </w:tcMar>
+            <w:hideMark/>
+          </w:tcPr>
+          <w:p>
+            <w:pPr>
+              <w:tabs>
+                <w:tab w:val="left" w:pos="5025"/>
+              </w:tabs>
+            </w:pPr>
+            <w:r>
+              <w:t>Name</w:t>
+            </w:r>
+          </w:p>
+        </w:tc>
+        <w:tc>
+          <w:tcPr>
+            <w:tcW w:w="0" w:type="auto"/>
+            <w:shd w:val="clear" w:color="auto" w:fill="E7E9EB"/>
+            <w:tcMar>
+              <w:top w:w="120" w:type="dxa"/>
+              <w:left w:w="120" w:type="dxa"/>
+              <w:bottom w:w="120" w:type="dxa"/>
+              <w:right w:w="120" w:type="dxa"/>
+            </w:tcMar>
+            <w:hideMark/>
+          </w:tcPr>
+          <w:p>
+            <w:pPr>
+              <w:tabs>
+                <w:tab w:val="left" w:pos="5025"/>
+              </w:tabs>
+            </w:pPr>
+            <w:r>
+              <w:t>Required. + Must only contain letters and whitespace</w:t>
+            </w:r>
+          </w:p>
+        </w:tc>
+      </w:tr>
+      <w:tr>
+        <w:trPr>
+          <w:trHeight w:val="466"/>
+        </w:trPr>
+        <w:tc>
+          <w:tcPr>
+            <w:tcW w:w="0" w:type="auto"/>
+            <w:shd w:val="clear" w:color="auto" w:fill="FFFFFF"/>
+            <w:tcMar>
+              <w:top w:w="120" w:type="dxa"/>
+              <w:left w:w="240" w:type="dxa"/>
+              <w:bottom w:w="120" w:type="dxa"/>
+              <w:right w:w="120" w:type="dxa"/>
+            </w:tcMar>
+            <w:hideMark/>
+          </w:tcPr>
+          <w:p>
+            <w:pPr>
+              <w:tabs>
+                <w:tab w:val="left" w:pos="5025"/>
+              </w:tabs>
+            </w:pPr>
+            <w:r>
+              <w:t>E-mail</w:t>
+            </w:r>
+          </w:p>
+        </w:tc>
+        <w:tc>
+          <w:tcPr>
+            <w:tcW w:w="0" w:type="auto"/>
+            <w:shd w:val="clear" w:color="auto" w:fill="FFFFFF"/>
+            <w:tcMar>
+              <w:top w:w="120" w:type="dxa"/>
+              <w:left w:w="120" w:type="dxa"/>
+              <w:bottom w:w="120" w:type="dxa"/>
+              <w:right w:w="120" w:type="dxa"/>
+            </w:tcMar>
+            <w:hideMark/>
+          </w:tcPr>
+          <w:p>
+            <w:pPr>
+              <w:tabs>
+                <w:tab w:val="left" w:pos="5025"/>
+              </w:tabs>
+            </w:pPr>
+            <w:r>
+              <w:t>Required. + Must contain a valid email address (with @ and .)</w:t>
+            </w:r>
+          </w:p>
+        </w:tc>
+      </w:tr>
+      <w:tr>
+        <w:trPr>
+          <w:trHeight w:val="466"/>
+        </w:trPr>
+        <w:tc>
+          <w:tcPr>
+            <w:tcW w:w="0" w:type="auto"/>
+            <w:shd w:val="clear" w:color="auto" w:fill="E7E9EB"/>
+            <w:tcMar>
+              <w:top w:w="120" w:type="dxa"/>
+              <w:left w:w="240" w:type="dxa"/>
+              <w:bottom w:w="120" w:type="dxa"/>
+              <w:right w:w="120" w:type="dxa"/>
+            </w:tcMar>
+            <w:hideMark/>
+          </w:tcPr>
+          <w:p>
+            <w:pPr>
+              <w:tabs>
+                <w:tab w:val="left" w:pos="5025"/>
+              </w:tabs>
+            </w:pPr>
+            <w:r>
+              <w:t>Website</w:t>
+            </w:r>
+          </w:p>
+        </w:tc>
+        <w:tc>
+          <w:tcPr>
+            <w:tcW w:w="0" w:type="auto"/>
+            <w:shd w:val="clear" w:color="auto" w:fill="E7E9EB"/>
+            <w:tcMar>
+              <w:top w:w="120" w:type="dxa"/>
+              <w:left w:w="120" w:type="dxa"/>
+              <w:bottom w:w="120" w:type="dxa"/>
+              <w:right w:w="120" w:type="dxa"/>
+            </w:tcMar>
+            <w:hideMark/>
+          </w:tcPr>
+          <w:p>
+            <w:pPr>
+              <w:tabs>
+                <w:tab w:val="left" w:pos="5025"/>
+              </w:tabs>
+            </w:pPr>
+            <w:r>
+              <w:t>Optional. If present, it must contain a valid URL</w:t>
+            </w:r>
+          </w:p>
+        </w:tc>
+      </w:tr>
+      <w:tr>
+        <w:trPr>
+          <w:trHeight w:val="466"/>
+        </w:trPr>
+        <w:tc>
+          <w:tcPr>
+            <w:tcW w:w="0" w:type="auto"/>
+            <w:shd w:val="clear" w:color="auto" w:fill="FFFFFF"/>
+            <w:tcMar>
+              <w:top w:w="120" w:type="dxa"/>
+              <w:left w:w="240" w:type="dxa"/>
+              <w:bottom w:w="120" w:type="dxa"/>
+              <w:right w:w="120" w:type="dxa"/>
+            </w:tcMar>
+            <w:hideMark/>
+          </w:tcPr>
+          <w:p>
+            <w:pPr>
+              <w:tabs>
+                <w:tab w:val="left" w:pos="5025"/>
+              </w:tabs>
+            </w:pPr>
+            <w:r>
+              <w:lastRenderedPageBreak/>
+              <w:t>Comment</w:t>
+            </w:r>
+          </w:p>
+        </w:tc>
+        <w:tc>
+          <w:tcPr>
+            <w:tcW w:w="0" w:type="auto"/>
+            <w:shd w:val="clear" w:color="auto" w:fill="FFFFFF"/>
+            <w:tcMar>
+              <w:top w:w="120" w:type="dxa"/>
+              <w:left w:w="120" w:type="dxa"/>
+              <w:bottom w:w="120" w:type="dxa"/>
+              <w:right w:w="120" w:type="dxa"/>
+            </w:tcMar>
+            <w:hideMark/>
+          </w:tcPr>
+          <w:p>
+            <w:pPr>
+              <w:tabs>
+                <w:tab w:val="left" w:pos="5025"/>
+              </w:tabs>
+            </w:pPr>
+            <w:r>
+              <w:t>Optional. Multi-line input field (</w:t>
+            </w:r>
+            <w:proofErr w:type="spellStart"/>
+            <w:r>
+              <w:t>textarea</w:t>
+            </w:r>
+            <w:proofErr w:type="spellEnd"/>
+            <w:r>
+              <w:t>)</w:t>
+            </w:r>
+          </w:p>
+        </w:tc>
+      </w:tr>
+      <w:tr>
+        <w:trPr>
+          <w:trHeight w:val="466"/>
+        </w:trPr>
+        <w:tc>
+          <w:tcPr>
+            <w:tcW w:w="0" w:type="auto"/>
+            <w:shd w:val="clear" w:color="auto" w:fill="E7E9EB"/>
+            <w:tcMar>
+              <w:top w:w="120" w:type="dxa"/>
+              <w:left w:w="240" w:type="dxa"/>
+              <w:bottom w:w="120" w:type="dxa"/>
+              <w:right w:w="120" w:type="dxa"/>
+            </w:tcMar>
+            <w:hideMark/>
+          </w:tcPr>
+          <w:p>
+            <w:pPr>
+              <w:tabs>
+                <w:tab w:val="left" w:pos="5025"/>
+              </w:tabs>
+            </w:pPr>
+            <w:r>
+              <w:t>Gender</w:t>
+            </w:r>
+          </w:p>
+        </w:tc>
+        <w:tc>
+          <w:tcPr>
+            <w:tcW w:w="0" w:type="auto"/>
+            <w:shd w:val="clear" w:color="auto" w:fill="E7E9EB"/>
+            <w:tcMar>
+              <w:top w:w="120" w:type="dxa"/>
+              <w:left w:w="120" w:type="dxa"/>
+              <w:bottom w:w="120" w:type="dxa"/>
+              <w:right w:w="120" w:type="dxa"/>
+            </w:tcMar>
+            <w:hideMark/>
+          </w:tcPr>
+          <w:p>
+            <w:pPr>
+              <w:tabs>
+                <w:tab w:val="left" w:pos="5025"/>
+              </w:tabs>
+            </w:pPr>
+            <w:r>
+              <w:t>Required. Must select one</w:t>
+            </w:r>
+          </w:p>
+        </w:tc>
+      </w:tr>
+    </w:tbl>
+    <w:p>
+      <w:pPr>
+        <w:tabs>
+          <w:tab w:val="left" w:pos="5025"/>
+        </w:tabs>
+      </w:pPr>
+    </w:p>
+    <w:p>
+      <w:pPr>
+        <w:tabs>
+          <w:tab w:val="left" w:pos="5025"/>
+        </w:tabs>
+        <w:rPr>
+          <w:sz w:val="28"/>
+          <w:szCs w:val="28"/>
+        </w:rPr>
+      </w:pPr>
+      <w:r>
+        <w:rPr>
+          <w:sz w:val="28"/>
+          <w:szCs w:val="28"/>
+        </w:rPr>
+        <w:t xml:space="preserve">PHP FORM </w:t>
+      </w:r>
+      <w:r>
+        <w:rPr>
+          <w:sz w:val="28"/>
+          <w:szCs w:val="28"/>
+        </w:rPr>
+        <w:t>REQIRED</w:t>
+      </w:r>
+    </w:p>
+    <w:p>
+      <w:pPr>
+        <w:tabs>
+          <w:tab w:val="left" w:pos="5025"/>
+        </w:tabs>
+      </w:pPr>
+      <w:r>
+        <w:t>From the validation rules table on the previous page, we see that the "Name", "E-mail", and "Gender" fields are required. These fields cannot be empty and must be filled out in the HTML form.</w:t>
+      </w:r>
+    </w:p>
+    <w:tbl>
+      <w:tblPr>
+        <w:tblW w:w="15687" w:type="dxa"/>
+        <w:tblBorders>
+          <w:top w:val="single" w:sz="6" w:space="0" w:color="CCCCCC"/>
+          <w:left w:val="single" w:sz="6" w:space="0" w:color="CCCCCC"/>
+          <w:bottom w:val="single" w:sz="6" w:space="0" w:color="CCCCCC"/>
+          <w:right w:val="single" w:sz="6" w:space="0" w:color="CCCCCC"/>
+        </w:tblBorders>
+        <w:shd w:val="clear" w:color="auto" w:fill="FFFFFF"/>
+        <w:tblCellMar>
+          <w:top w:w="15" w:type="dxa"/>
+          <w:left w:w="15" w:type="dxa"/>
+          <w:bottom w:w="15" w:type="dxa"/>
+          <w:right w:w="15" w:type="dxa"/>
+        </w:tblCellMar>
+        <w:tblLook w:val="04A0" w:firstRow="1" w:lastRow="0" w:firstColumn="1" w:lastColumn="0" w:noHBand="0" w:noVBand="1"/>
+      </w:tblPr>
+      <w:tblGrid>
+        <w:gridCol w:w="3922"/>
+        <w:gridCol w:w="11765"/>
+      </w:tblGrid>
+      <w:tr>
+        <w:tc>
+          <w:tcPr>
+            <w:tcW w:w="3918" w:type="dxa"/>
+            <w:shd w:val="clear" w:color="auto" w:fill="FFFFFF"/>
+            <w:tcMar>
+              <w:top w:w="120" w:type="dxa"/>
+              <w:left w:w="240" w:type="dxa"/>
+              <w:bottom w:w="120" w:type="dxa"/>
+              <w:right w:w="120" w:type="dxa"/>
+            </w:tcMar>
+            <w:hideMark/>
+          </w:tcPr>
+          <w:p>
+            <w:pPr>
+              <w:tabs>
+                <w:tab w:val="left" w:pos="5025"/>
+              </w:tabs>
+              <w:rPr>
+                <w:b/>
+                <w:bCs/>
+              </w:rPr>
+            </w:pPr>
+            <w:r>
+              <w:rPr>
+                <w:b/>
+                <w:bCs/>
+              </w:rPr>
+              <w:t>Field</w:t>
+            </w:r>
+          </w:p>
+        </w:tc>
+        <w:tc>
+          <w:tcPr>
+            <w:tcW w:w="11754" w:type="dxa"/>
+            <w:shd w:val="clear" w:color="auto" w:fill="FFFFFF"/>
+            <w:tcMar>
+              <w:top w:w="120" w:type="dxa"/>
+              <w:left w:w="120" w:type="dxa"/>
+              <w:bottom w:w="120" w:type="dxa"/>
+              <w:right w:w="120" w:type="dxa"/>
+            </w:tcMar>
+            <w:hideMark/>
+          </w:tcPr>
+          <w:p>
+            <w:pPr>
+              <w:tabs>
+                <w:tab w:val="left" w:pos="5025"/>
+              </w:tabs>
+              <w:rPr>
+                <w:b/>
+                <w:bCs/>
+              </w:rPr>
+            </w:pPr>
+            <w:r>
+              <w:rPr>
+                <w:b/>
+                <w:bCs/>
+              </w:rPr>
+              <w:t>Validation Rules</w:t>
+            </w:r>
+          </w:p>
+        </w:tc>
+      </w:tr>
+      <w:tr>
+        <w:tc>
+          <w:tcPr>
+            <w:tcW w:w="0" w:type="auto"/>
+            <w:shd w:val="clear" w:color="auto" w:fill="E7E9EB"/>
+            <w:tcMar>
+              <w:top w:w="120" w:type="dxa"/>
+              <w:left w:w="240" w:type="dxa"/>
+              <w:bottom w:w="120" w:type="dxa"/>
+              <w:right w:w="120" w:type="dxa"/>
+            </w:tcMar>
+            <w:hideMark/>
+          </w:tcPr>
+          <w:p>
+            <w:pPr>
+              <w:tabs>
+                <w:tab w:val="left" w:pos="5025"/>
+              </w:tabs>
+            </w:pPr>
+            <w:r>
+              <w:t>Name</w:t>
+            </w:r>
+          </w:p>
+        </w:tc>
+        <w:tc>
+          <w:tcPr>
+            <w:tcW w:w="0" w:type="auto"/>
+            <w:shd w:val="clear" w:color="auto" w:fill="E7E9EB"/>
+            <w:tcMar>
+              <w:top w:w="120" w:type="dxa"/>
+              <w:left w:w="120" w:type="dxa"/>
+              <w:bottom w:w="120" w:type="dxa"/>
+              <w:right w:w="120" w:type="dxa"/>
+            </w:tcMar>
+            <w:hideMark/>
+          </w:tcPr>
+          <w:p>
+            <w:pPr>
+              <w:tabs>
+                <w:tab w:val="left" w:pos="5025"/>
+              </w:tabs>
+            </w:pPr>
+            <w:r>
+              <w:t>Required. + Must only contain letters and whitespace</w:t>
+            </w:r>
+          </w:p>
+        </w:tc>
+      </w:tr>
+      <w:tr>
+        <w:tc>
+          <w:tcPr>
+            <w:tcW w:w="0" w:type="auto"/>
+            <w:shd w:val="clear" w:color="auto" w:fill="FFFFFF"/>
+            <w:tcMar>
+              <w:top w:w="120" w:type="dxa"/>
+              <w:left w:w="240" w:type="dxa"/>
+              <w:bottom w:w="120" w:type="dxa"/>
+              <w:right w:w="120" w:type="dxa"/>
+            </w:tcMar>
+            <w:hideMark/>
+          </w:tcPr>
+          <w:p>
+            <w:pPr>
+              <w:tabs>
+                <w:tab w:val="left" w:pos="5025"/>
+              </w:tabs>
+            </w:pPr>
+            <w:r>
+              <w:t>E-mail</w:t>
+            </w:r>
+          </w:p>
+        </w:tc>
+        <w:tc>
+          <w:tcPr>
+            <w:tcW w:w="0" w:type="auto"/>
+            <w:shd w:val="clear" w:color="auto" w:fill="FFFFFF"/>
+            <w:tcMar>
+              <w:top w:w="120" w:type="dxa"/>
+              <w:left w:w="120" w:type="dxa"/>
+              <w:bottom w:w="120" w:type="dxa"/>
+              <w:right w:w="120" w:type="dxa"/>
+            </w:tcMar>
+            <w:hideMark/>
+          </w:tcPr>
+          <w:p>
+            <w:pPr>
+              <w:tabs>
+                <w:tab w:val="left" w:pos="5025"/>
+              </w:tabs>
+            </w:pPr>
+            <w:r>
+              <w:t>Required. + Must contain a valid email address (with @ and .)</w:t>
+            </w:r>
+          </w:p>
+        </w:tc>
+      </w:tr>
+      <w:tr>
+        <w:tc>
+          <w:tcPr>
+            <w:tcW w:w="0" w:type="auto"/>
+            <w:shd w:val="clear" w:color="auto" w:fill="E7E9EB"/>
+            <w:tcMar>
+              <w:top w:w="120" w:type="dxa"/>
+              <w:left w:w="240" w:type="dxa"/>
+              <w:bottom w:w="120" w:type="dxa"/>
+              <w:right w:w="120" w:type="dxa"/>
+            </w:tcMar>
+            <w:hideMark/>
+          </w:tcPr>
+          <w:p>
+            <w:pPr>
+              <w:tabs>
+                <w:tab w:val="left" w:pos="5025"/>
+              </w:tabs>
+            </w:pPr>
+            <w:r>
+              <w:t>Website</w:t>
+            </w:r>
+          </w:p>
+        </w:tc>
+        <w:tc>
+          <w:tcPr>
+            <w:tcW w:w="0" w:type="auto"/>
+            <w:shd w:val="clear" w:color="auto" w:fill="E7E9EB"/>
+            <w:tcMar>
+              <w:top w:w="120" w:type="dxa"/>
+              <w:left w:w="120" w:type="dxa"/>
+              <w:bottom w:w="120" w:type="dxa"/>
+              <w:right w:w="120" w:type="dxa"/>
+            </w:tcMar>
+            <w:hideMark/>
+          </w:tcPr>
+          <w:p>
+            <w:pPr>
+              <w:tabs>
+                <w:tab w:val="left" w:pos="5025"/>
+              </w:tabs>
+            </w:pPr>
+            <w:r>
+              <w:t>Optional. If present, it must contain a valid URL</w:t>
+            </w:r>
+          </w:p>
+        </w:tc>
+      </w:tr>
+      <w:tr>
+        <w:tc>
+          <w:tcPr>
+            <w:tcW w:w="0" w:type="auto"/>
+            <w:shd w:val="clear" w:color="auto" w:fill="FFFFFF"/>
+            <w:tcMar>
+              <w:top w:w="120" w:type="dxa"/>
+              <w:left w:w="240" w:type="dxa"/>
+              <w:bottom w:w="120" w:type="dxa"/>
+              <w:right w:w="120" w:type="dxa"/>
+            </w:tcMar>
+            <w:hideMark/>
+          </w:tcPr>
+          <w:p>
+            <w:pPr>
+              <w:tabs>
+                <w:tab w:val="left" w:pos="5025"/>
+              </w:tabs>
+            </w:pPr>
+            <w:r>
+              <w:t>Comment</w:t>
+            </w:r>
+          </w:p>
+        </w:tc>
+        <w:tc>
+          <w:tcPr>
+            <w:tcW w:w="0" w:type="auto"/>
+            <w:shd w:val="clear" w:color="auto" w:fill="FFFFFF"/>
+            <w:tcMar>
+              <w:top w:w="120" w:type="dxa"/>
+              <w:left w:w="120" w:type="dxa"/>
+              <w:bottom w:w="120" w:type="dxa"/>
+              <w:right w:w="120" w:type="dxa"/>
+            </w:tcMar>
+            <w:hideMark/>
+          </w:tcPr>
+          <w:p>
+            <w:pPr>
+              <w:tabs>
+                <w:tab w:val="left" w:pos="5025"/>
+              </w:tabs>
+            </w:pPr>
+            <w:r>
+              <w:t>Optional. Multi-line input field (</w:t>
+            </w:r>
+            <w:proofErr w:type="spellStart"/>
+            <w:r>
+              <w:t>textarea</w:t>
+            </w:r>
+            <w:proofErr w:type="spellEnd"/>
+            <w:r>
+              <w:t>)</w:t>
+            </w:r>
+          </w:p>
+        </w:tc>
+      </w:tr>
+      <w:tr>
+        <w:tc>
+          <w:tcPr>
+            <w:tcW w:w="0" w:type="auto"/>
+            <w:shd w:val="clear" w:color="auto" w:fill="E7E9EB"/>
+            <w:tcMar>
+              <w:top w:w="120" w:type="dxa"/>
+              <w:left w:w="240" w:type="dxa"/>
+              <w:bottom w:w="120" w:type="dxa"/>
+              <w:right w:w="120" w:type="dxa"/>
+            </w:tcMar>
+            <w:hideMark/>
+          </w:tcPr>
+          <w:p>
+            <w:pPr>
+              <w:tabs>
+                <w:tab w:val="left" w:pos="5025"/>
+              </w:tabs>
+            </w:pPr>
+            <w:r>
+              <w:t>Gender</w:t>
+            </w:r>
+          </w:p>
+        </w:tc>
+        <w:tc>
+          <w:tcPr>
+            <w:tcW w:w="0" w:type="auto"/>
+            <w:shd w:val="clear" w:color="auto" w:fill="E7E9EB"/>
+            <w:tcMar>
+              <w:top w:w="120" w:type="dxa"/>
+              <w:left w:w="120" w:type="dxa"/>
+              <w:bottom w:w="120" w:type="dxa"/>
+              <w:right w:w="120" w:type="dxa"/>
+            </w:tcMar>
+            <w:hideMark/>
+          </w:tcPr>
+          <w:p>
+            <w:pPr>
+              <w:tabs>
+                <w:tab w:val="left" w:pos="5025"/>
+              </w:tabs>
+            </w:pPr>
+            <w:r>
+              <w:t>Required. Must select one</w:t>
+            </w:r>
+          </w:p>
+        </w:tc>
+      </w:tr>
+    </w:tbl>
+    <w:p>
+      <w:pPr>
+        <w:tabs>
+          <w:tab w:val="left" w:pos="5025"/>
+        </w:tabs>
+      </w:pPr>
+      <w:r>
+        <w:t>In the previous chapter, all input fields were optional.</w:t>
+      </w:r>
+    </w:p>
+    <w:p>
+      <w:pPr>
+        <w:tabs>
+          <w:tab w:val="left" w:pos="5025"/>
+        </w:tabs>
+      </w:pPr>
+      <w:r>
+        <w:t>In the following code we have added some new variables: $</w:t>
       </w:r>
       <w:proofErr w:type="spellStart"/>
       <w:r>
-        <w:t>superglobals</w:t>
+        <w:t>nameErr</w:t>
       </w:r>
       <w:proofErr w:type="spellEnd"/>
       <w:r>
-        <w:t> $_GET and $_POST are used to collect form-data.</w:t>
+        <w:t>, $</w:t>
+      </w:r>
+      <w:proofErr w:type="spellStart"/>
+      <w:r>
+        <w:t>emailErr</w:t>
+      </w:r>
+      <w:proofErr w:type="spellEnd"/>
+      <w:r>
+        <w:t>, $</w:t>
+      </w:r>
+      <w:proofErr w:type="spellStart"/>
+      <w:r>
+        <w:t>genderErr</w:t>
+      </w:r>
+      <w:proofErr w:type="spellEnd"/>
+      <w:r>
+        <w:t>, and $</w:t>
+      </w:r>
+      <w:proofErr w:type="spellStart"/>
+      <w:r>
+        <w:t>websiteErr</w:t>
+      </w:r>
+      <w:proofErr w:type="spellEnd"/>
+      <w:r>
+        <w:t>. These error variables will hold error messages for the required fields. We have also added an if else statement for each $_POST variable. This checks if the $_POST variable is empty (with the PHP </w:t>
+      </w:r>
+      <w:proofErr w:type="gramStart"/>
+      <w:r>
+        <w:t>empty(</w:t>
+      </w:r>
+      <w:proofErr w:type="gramEnd"/>
+      <w:r>
+        <w:t>) function). If it is empty, an error message is stored in the different error variables, and if it is not empty, it sends the user input data through the </w:t>
+      </w:r>
+      <w:proofErr w:type="spellStart"/>
+      <w:r>
+        <w:t>test_</w:t>
+      </w:r>
+      <w:proofErr w:type="gramStart"/>
+      <w:r>
+        <w:t>input</w:t>
+      </w:r>
+      <w:proofErr w:type="spellEnd"/>
+      <w:r>
+        <w:t>(</w:t>
+      </w:r>
+      <w:proofErr w:type="gramEnd"/>
+      <w:r>
+        <w:t>) function:</w:t>
       </w:r>
     </w:p>
     <w:p>
@@ -39848,17 +41096,7 @@
         </w:tabs>
       </w:pPr>
       <w:r>
-        <w:t xml:space="preserve">CORE PHP FILE CODE </w:t>
-      </w:r>
-    </w:p>
-    <w:p>
-      <w:pPr>
-        <w:tabs>
-          <w:tab w:val="left" w:pos="5025"/>
-        </w:tabs>
-      </w:pPr>
-      <w:r>
-        <w:t xml:space="preserve">&lt;h2 </w:t>
+        <w:t xml:space="preserve">&lt;h1 </w:t>
       </w:r>
       <w:r>
         <w:rPr>
@@ -39868,7 +41106,7 @@
         <w:t>class</w:t>
       </w:r>
       <w:r>
-        <w:t>="reg mt-5"&gt;PHP FORMS&lt;/h2&gt;</w:t>
+        <w:t>="mt-5"&gt;23. PHP FORM REQIRED&lt;/h1&gt;</w:t>
       </w:r>
     </w:p>
     <w:p>
@@ -39878,7 +41116,7 @@
         </w:tabs>
       </w:pPr>
       <w:r>
-        <w:t xml:space="preserve">&lt;h1 </w:t>
+        <w:t xml:space="preserve">&lt;h5 </w:t>
       </w:r>
       <w:r>
         <w:rPr>
@@ -39888,7 +41126,7 @@
         <w:t>class</w:t>
       </w:r>
       <w:r>
-        <w:t>="mt-5"&gt;21. PHP FORM HANDLING&lt;/h1&gt;</w:t>
+        <w:t>="mt-4"&gt;VALIDATE_NAME&lt;/h5&gt;</w:t>
       </w:r>
     </w:p>
     <w:p>
@@ -39897,43 +41135,171 @@
           <w:tab w:val="left" w:pos="5025"/>
         </w:tabs>
       </w:pPr>
-    </w:p>
-    <w:p>
-      <w:pPr>
-        <w:tabs>
-          <w:tab w:val="left" w:pos="5025"/>
-        </w:tabs>
-      </w:pPr>
-      <w:r>
-        <w:t xml:space="preserve">&lt;form </w:t>
+      <w:r>
+        <w:t xml:space="preserve">&lt;P </w:t>
       </w:r>
       <w:r>
         <w:rPr>
           <w:i/>
           <w:iCs/>
         </w:rPr>
-        <w:t>action</w:t>
-      </w:r>
-      <w:r>
-        <w:t>="</w:t>
+        <w:t>class</w:t>
+      </w:r>
+      <w:r>
+        <w:t>="text-white opacity-75"&gt;</w:t>
+      </w:r>
+    </w:p>
+    <w:p>
+      <w:pPr>
+        <w:tabs>
+          <w:tab w:val="left" w:pos="5025"/>
+        </w:tabs>
+      </w:pPr>
+      <w:r>
+        <w:t xml:space="preserve">The easiest and safest way to check whether an email address is well-formed is to use PHP's </w:t>
       </w:r>
       <w:proofErr w:type="spellStart"/>
       <w:r>
-        <w:t>demo_request.php</w:t>
+        <w:t>filter_</w:t>
+      </w:r>
+      <w:proofErr w:type="gramStart"/>
+      <w:r>
+        <w:t>var</w:t>
       </w:r>
       <w:proofErr w:type="spellEnd"/>
       <w:r>
-        <w:t xml:space="preserve">" </w:t>
+        <w:t>(</w:t>
+      </w:r>
+      <w:proofErr w:type="gramEnd"/>
+      <w:r>
+        <w:t>) function.</w:t>
+      </w:r>
+    </w:p>
+    <w:p>
+      <w:pPr>
+        <w:tabs>
+          <w:tab w:val="left" w:pos="5025"/>
+        </w:tabs>
+      </w:pPr>
+    </w:p>
+    <w:p>
+      <w:pPr>
+        <w:tabs>
+          <w:tab w:val="left" w:pos="5025"/>
+        </w:tabs>
+      </w:pPr>
+      <w:r>
+        <w:t>In the code below, if the e-mail address is not well-formed, then store an error message:</w:t>
+      </w:r>
+    </w:p>
+    <w:p>
+      <w:pPr>
+        <w:tabs>
+          <w:tab w:val="left" w:pos="5025"/>
+        </w:tabs>
+      </w:pPr>
+    </w:p>
+    <w:p>
+      <w:pPr>
+        <w:tabs>
+          <w:tab w:val="left" w:pos="5025"/>
+        </w:tabs>
+      </w:pPr>
+      <w:r>
+        <w:t xml:space="preserve">$email = </w:t>
+      </w:r>
+      <w:proofErr w:type="spellStart"/>
+      <w:r>
+        <w:t>test_input</w:t>
+      </w:r>
+      <w:proofErr w:type="spellEnd"/>
+      <w:r>
+        <w:t>($_POST["email"]);</w:t>
+      </w:r>
+    </w:p>
+    <w:p>
+      <w:pPr>
+        <w:tabs>
+          <w:tab w:val="left" w:pos="5025"/>
+        </w:tabs>
+      </w:pPr>
+      <w:r>
+        <w:t xml:space="preserve">if </w:t>
+      </w:r>
+      <w:proofErr w:type="gramStart"/>
+      <w:r>
+        <w:t>(!</w:t>
+      </w:r>
+      <w:proofErr w:type="spellStart"/>
+      <w:r>
+        <w:t>filter</w:t>
+      </w:r>
+      <w:proofErr w:type="gramEnd"/>
+      <w:r>
+        <w:t>_var</w:t>
+      </w:r>
+      <w:proofErr w:type="spellEnd"/>
+      <w:r>
+        <w:t>($email, FILTER_VALIDATE_EMAIL)) {</w:t>
+      </w:r>
+    </w:p>
+    <w:p>
+      <w:pPr>
+        <w:tabs>
+          <w:tab w:val="left" w:pos="5025"/>
+        </w:tabs>
+      </w:pPr>
+      <w:r>
+        <w:lastRenderedPageBreak/>
+        <w:t>  $</w:t>
+      </w:r>
+      <w:proofErr w:type="spellStart"/>
+      <w:r>
+        <w:t>emailErr</w:t>
+      </w:r>
+      <w:proofErr w:type="spellEnd"/>
+      <w:r>
+        <w:t xml:space="preserve"> = "Invalid email format";</w:t>
+      </w:r>
+    </w:p>
+    <w:p>
+      <w:pPr>
+        <w:tabs>
+          <w:tab w:val="left" w:pos="5025"/>
+        </w:tabs>
+      </w:pPr>
+      <w:r>
+        <w:t>}</w:t>
+      </w:r>
+    </w:p>
+    <w:p>
+      <w:pPr>
+        <w:tabs>
+          <w:tab w:val="left" w:pos="5025"/>
+        </w:tabs>
+      </w:pPr>
+      <w:r>
+        <w:t>&lt;/P&gt;</w:t>
+      </w:r>
+    </w:p>
+    <w:p>
+      <w:pPr>
+        <w:tabs>
+          <w:tab w:val="left" w:pos="5025"/>
+        </w:tabs>
+      </w:pPr>
+      <w:r>
+        <w:t xml:space="preserve">&lt;h5 </w:t>
       </w:r>
       <w:r>
         <w:rPr>
           <w:i/>
           <w:iCs/>
         </w:rPr>
-        <w:t>method</w:t>
-      </w:r>
-      <w:r>
-        <w:t>="post"&gt;</w:t>
+        <w:t>class</w:t>
+      </w:r>
+      <w:r>
+        <w:t>="mt-4"&gt;VALIDATE_EMAIL&lt;/h5&gt;</w:t>
       </w:r>
     </w:p>
     <w:p>
@@ -39943,8 +41309,7 @@
         </w:tabs>
       </w:pPr>
       <w:r>
-        <w:lastRenderedPageBreak/>
-        <w:t xml:space="preserve">  &lt;div </w:t>
+        <w:t xml:space="preserve">&lt;P </w:t>
       </w:r>
       <w:r>
         <w:rPr>
@@ -39954,7 +41319,7 @@
         <w:t>class</w:t>
       </w:r>
       <w:r>
-        <w:t>="form-group mt-4"&gt;</w:t>
+        <w:t>="text-white opacity-75"&gt;</w:t>
       </w:r>
     </w:p>
     <w:p>
@@ -39964,17 +41329,149 @@
         </w:tabs>
       </w:pPr>
       <w:r>
-        <w:t xml:space="preserve">    &lt;label </w:t>
+        <w:t xml:space="preserve">The easiest and safest way to check whether an email address is well-formed is to use PHP's </w:t>
+      </w:r>
+      <w:proofErr w:type="spellStart"/>
+      <w:r>
+        <w:t>filter_</w:t>
+      </w:r>
+      <w:proofErr w:type="gramStart"/>
+      <w:r>
+        <w:t>var</w:t>
+      </w:r>
+      <w:proofErr w:type="spellEnd"/>
+      <w:r>
+        <w:t>(</w:t>
+      </w:r>
+      <w:proofErr w:type="gramEnd"/>
+      <w:r>
+        <w:t>) function.</w:t>
+      </w:r>
+    </w:p>
+    <w:p>
+      <w:pPr>
+        <w:tabs>
+          <w:tab w:val="left" w:pos="5025"/>
+        </w:tabs>
+      </w:pPr>
+    </w:p>
+    <w:p>
+      <w:pPr>
+        <w:tabs>
+          <w:tab w:val="left" w:pos="5025"/>
+        </w:tabs>
+      </w:pPr>
+      <w:r>
+        <w:t>In the code below, if the e-mail address is not well-formed, then store an error message:</w:t>
+      </w:r>
+    </w:p>
+    <w:p>
+      <w:pPr>
+        <w:tabs>
+          <w:tab w:val="left" w:pos="5025"/>
+        </w:tabs>
+      </w:pPr>
+    </w:p>
+    <w:p>
+      <w:pPr>
+        <w:tabs>
+          <w:tab w:val="left" w:pos="5025"/>
+        </w:tabs>
+      </w:pPr>
+      <w:r>
+        <w:t xml:space="preserve">$email = </w:t>
+      </w:r>
+      <w:proofErr w:type="spellStart"/>
+      <w:r>
+        <w:t>test_input</w:t>
+      </w:r>
+      <w:proofErr w:type="spellEnd"/>
+      <w:r>
+        <w:t>($_POST["email"]);</w:t>
+      </w:r>
+    </w:p>
+    <w:p>
+      <w:pPr>
+        <w:tabs>
+          <w:tab w:val="left" w:pos="5025"/>
+        </w:tabs>
+      </w:pPr>
+      <w:r>
+        <w:t xml:space="preserve">if </w:t>
+      </w:r>
+      <w:proofErr w:type="gramStart"/>
+      <w:r>
+        <w:t>(!</w:t>
+      </w:r>
+      <w:proofErr w:type="spellStart"/>
+      <w:r>
+        <w:t>filter</w:t>
+      </w:r>
+      <w:proofErr w:type="gramEnd"/>
+      <w:r>
+        <w:t>_var</w:t>
+      </w:r>
+      <w:proofErr w:type="spellEnd"/>
+      <w:r>
+        <w:t>($email, FILTER_VALIDATE_EMAIL)) {</w:t>
+      </w:r>
+    </w:p>
+    <w:p>
+      <w:pPr>
+        <w:tabs>
+          <w:tab w:val="left" w:pos="5025"/>
+        </w:tabs>
+      </w:pPr>
+      <w:r>
+        <w:t>  $</w:t>
+      </w:r>
+      <w:proofErr w:type="spellStart"/>
+      <w:r>
+        <w:t>emailErr</w:t>
+      </w:r>
+      <w:proofErr w:type="spellEnd"/>
+      <w:r>
+        <w:t xml:space="preserve"> = "Invalid email format";</w:t>
+      </w:r>
+    </w:p>
+    <w:p>
+      <w:pPr>
+        <w:tabs>
+          <w:tab w:val="left" w:pos="5025"/>
+        </w:tabs>
+      </w:pPr>
+      <w:r>
+        <w:t>}</w:t>
+      </w:r>
+    </w:p>
+    <w:p>
+      <w:pPr>
+        <w:tabs>
+          <w:tab w:val="left" w:pos="5025"/>
+        </w:tabs>
+      </w:pPr>
+      <w:r>
+        <w:t>&lt;/P&gt;</w:t>
+      </w:r>
+    </w:p>
+    <w:p>
+      <w:pPr>
+        <w:tabs>
+          <w:tab w:val="left" w:pos="5025"/>
+        </w:tabs>
+      </w:pPr>
+      <w:r>
+        <w:t xml:space="preserve">&lt;h5 </w:t>
       </w:r>
       <w:r>
         <w:rPr>
           <w:i/>
           <w:iCs/>
         </w:rPr>
-        <w:t>for</w:t>
-      </w:r>
-      <w:r>
-        <w:t>="exampleInputEmail1"&gt;Email address&lt;/label&gt;</w:t>
+        <w:t>class</w:t>
+      </w:r>
+      <w:r>
+        <w:t>="mt-4"&gt;PHP - Validate URL&lt;/h5&gt;</w:t>
       </w:r>
     </w:p>
     <w:p>
@@ -39984,67 +41481,2011 @@
         </w:tabs>
       </w:pPr>
       <w:r>
-        <w:t xml:space="preserve">    &lt;input </w:t>
+        <w:t xml:space="preserve">&lt;P </w:t>
       </w:r>
       <w:r>
         <w:rPr>
           <w:i/>
           <w:iCs/>
         </w:rPr>
-        <w:t>type</w:t>
-      </w:r>
-      <w:r>
-        <w:t xml:space="preserve">="email" </w:t>
-      </w:r>
-      <w:r>
-        <w:rPr>
+        <w:t>class</w:t>
+      </w:r>
+      <w:r>
+        <w:t>="text-white opacity-75"&gt;</w:t>
+      </w:r>
+    </w:p>
+    <w:p>
+      <w:pPr>
+        <w:tabs>
+          <w:tab w:val="left" w:pos="5025"/>
+        </w:tabs>
+      </w:pPr>
+      <w:r>
+        <w:t>The code below shows a way to check if a URL address syntax is valid (this regular expression also allows dashes in the URL). If the URL address syntax is not valid, then store an error message:</w:t>
+      </w:r>
+    </w:p>
+    <w:p>
+      <w:pPr>
+        <w:tabs>
+          <w:tab w:val="left" w:pos="5025"/>
+        </w:tabs>
+      </w:pPr>
+    </w:p>
+    <w:p>
+      <w:pPr>
+        <w:tabs>
+          <w:tab w:val="left" w:pos="5025"/>
+        </w:tabs>
+      </w:pPr>
+      <w:r>
+        <w:t xml:space="preserve">$website = </w:t>
+      </w:r>
+      <w:proofErr w:type="spellStart"/>
+      <w:r>
+        <w:t>test_input</w:t>
+      </w:r>
+      <w:proofErr w:type="spellEnd"/>
+      <w:r>
+        <w:t>($_POST["website"]);</w:t>
+      </w:r>
+    </w:p>
+    <w:p>
+      <w:pPr>
+        <w:tabs>
+          <w:tab w:val="left" w:pos="5025"/>
+        </w:tabs>
+      </w:pPr>
+      <w:r>
+        <w:t xml:space="preserve">if </w:t>
+      </w:r>
+      <w:proofErr w:type="gramStart"/>
+      <w:r>
+        <w:t>(!preg</w:t>
+      </w:r>
+      <w:proofErr w:type="gramEnd"/>
+      <w:r>
+        <w:t>_match("/\b(?:(?:https?|ftp):\/\/|www\.)[-a-z0-9+&amp;@#\/%?=~_|!:,.;]*[-a-z0-9+&amp;@#\/%=~_|]/i",$website)) {</w:t>
+      </w:r>
+    </w:p>
+    <w:p>
+      <w:pPr>
+        <w:tabs>
+          <w:tab w:val="left" w:pos="5025"/>
+        </w:tabs>
+      </w:pPr>
+      <w:r>
+        <w:t>  $</w:t>
+      </w:r>
+      <w:proofErr w:type="spellStart"/>
+      <w:r>
+        <w:t>websiteErr</w:t>
+      </w:r>
+      <w:proofErr w:type="spellEnd"/>
+      <w:r>
+        <w:t xml:space="preserve"> = "Invalid URL";</w:t>
+      </w:r>
+    </w:p>
+    <w:p>
+      <w:pPr>
+        <w:tabs>
+          <w:tab w:val="left" w:pos="5025"/>
+        </w:tabs>
+      </w:pPr>
+      <w:r>
+        <w:t>}</w:t>
+      </w:r>
+    </w:p>
+    <w:p>
+      <w:pPr>
+        <w:tabs>
+          <w:tab w:val="left" w:pos="5025"/>
+        </w:tabs>
+      </w:pPr>
+      <w:r>
+        <w:t>&lt;/P&gt;</w:t>
+      </w:r>
+    </w:p>
+    <w:p>
+      <w:pPr>
+        <w:tabs>
+          <w:tab w:val="left" w:pos="5025"/>
+        </w:tabs>
+        <w:rPr>
+          <w:sz w:val="44"/>
+          <w:szCs w:val="44"/>
+        </w:rPr>
+      </w:pPr>
+      <w:r>
+        <w:rPr>
+          <w:sz w:val="44"/>
+          <w:szCs w:val="44"/>
+        </w:rPr>
+        <w:t xml:space="preserve">                        DAY_</w:t>
+      </w:r>
+      <w:r>
+        <w:rPr>
+          <w:sz w:val="44"/>
+          <w:szCs w:val="44"/>
+        </w:rPr>
+        <w:t>6</w:t>
+      </w:r>
+      <w:r>
+        <w:rPr>
+          <w:sz w:val="44"/>
+          <w:szCs w:val="44"/>
+        </w:rPr>
+        <w:t>_CORE_PHP</w:t>
+      </w:r>
+    </w:p>
+    <w:p>
+      <w:pPr>
+        <w:tabs>
+          <w:tab w:val="left" w:pos="5025"/>
+        </w:tabs>
+      </w:pPr>
+    </w:p>
+    <w:p>
+      <w:pPr>
+        <w:tabs>
+          <w:tab w:val="left" w:pos="5025"/>
+        </w:tabs>
+        <w:rPr>
+          <w:sz w:val="28"/>
+          <w:szCs w:val="28"/>
+        </w:rPr>
+      </w:pPr>
+      <w:r>
+        <w:rPr>
+          <w:sz w:val="28"/>
+          <w:szCs w:val="28"/>
+        </w:rPr>
+        <w:t xml:space="preserve">DATE AND TIME </w:t>
+      </w:r>
+    </w:p>
+    <w:p>
+      <w:pPr>
+        <w:tabs>
+          <w:tab w:val="left" w:pos="5025"/>
+        </w:tabs>
+        <w:rPr>
+          <w:sz w:val="28"/>
+          <w:szCs w:val="28"/>
+        </w:rPr>
+      </w:pPr>
+      <w:r>
+        <w:rPr>
+          <w:sz w:val="28"/>
+          <w:szCs w:val="28"/>
+        </w:rPr>
+        <w:t>The PHP </w:t>
+      </w:r>
+      <w:proofErr w:type="gramStart"/>
+      <w:r>
+        <w:rPr>
+          <w:sz w:val="28"/>
+          <w:szCs w:val="28"/>
+        </w:rPr>
+        <w:t>date(</w:t>
+      </w:r>
+      <w:proofErr w:type="gramEnd"/>
+      <w:r>
+        <w:rPr>
+          <w:sz w:val="28"/>
+          <w:szCs w:val="28"/>
+        </w:rPr>
+        <w:t xml:space="preserve">) function is used to format a date and/or a </w:t>
+      </w:r>
+      <w:proofErr w:type="spellStart"/>
+      <w:r>
+        <w:rPr>
+          <w:sz w:val="28"/>
+          <w:szCs w:val="28"/>
+        </w:rPr>
+        <w:t>time.The</w:t>
+      </w:r>
+      <w:proofErr w:type="spellEnd"/>
+      <w:r>
+        <w:rPr>
+          <w:sz w:val="28"/>
+          <w:szCs w:val="28"/>
+        </w:rPr>
+        <w:t xml:space="preserve"> PHP date() function formats a timestamp to a more readable date and time.</w:t>
+      </w:r>
+    </w:p>
+    <w:tbl>
+      <w:tblPr>
+        <w:tblW w:w="10740" w:type="dxa"/>
+        <w:tblBorders>
+          <w:top w:val="single" w:sz="6" w:space="0" w:color="CCCCCC"/>
+          <w:left w:val="single" w:sz="6" w:space="0" w:color="CCCCCC"/>
+          <w:bottom w:val="single" w:sz="6" w:space="0" w:color="CCCCCC"/>
+          <w:right w:val="single" w:sz="6" w:space="0" w:color="CCCCCC"/>
+        </w:tblBorders>
+        <w:shd w:val="clear" w:color="auto" w:fill="FFFFFF"/>
+        <w:tblCellMar>
+          <w:top w:w="15" w:type="dxa"/>
+          <w:left w:w="15" w:type="dxa"/>
+          <w:bottom w:w="15" w:type="dxa"/>
+          <w:right w:w="15" w:type="dxa"/>
+        </w:tblCellMar>
+        <w:tblLook w:val="04A0" w:firstRow="1" w:lastRow="0" w:firstColumn="1" w:lastColumn="0" w:noHBand="0" w:noVBand="1"/>
+      </w:tblPr>
+      <w:tblGrid>
+        <w:gridCol w:w="2148"/>
+        <w:gridCol w:w="8592"/>
+      </w:tblGrid>
+      <w:tr>
+        <w:tc>
+          <w:tcPr>
+            <w:tcW w:w="2145" w:type="dxa"/>
+            <w:shd w:val="clear" w:color="auto" w:fill="FFFFFF"/>
+            <w:tcMar>
+              <w:top w:w="120" w:type="dxa"/>
+              <w:left w:w="240" w:type="dxa"/>
+              <w:bottom w:w="120" w:type="dxa"/>
+              <w:right w:w="120" w:type="dxa"/>
+            </w:tcMar>
+            <w:hideMark/>
+          </w:tcPr>
+          <w:p>
+            <w:pPr>
+              <w:tabs>
+                <w:tab w:val="left" w:pos="5025"/>
+              </w:tabs>
+              <w:rPr>
+                <w:b/>
+                <w:bCs/>
+              </w:rPr>
+            </w:pPr>
+            <w:r>
+              <w:rPr>
+                <w:b/>
+                <w:bCs/>
+              </w:rPr>
+              <w:lastRenderedPageBreak/>
+              <w:t>Parameter</w:t>
+            </w:r>
+          </w:p>
+        </w:tc>
+        <w:tc>
+          <w:tcPr>
+            <w:tcW w:w="8580" w:type="dxa"/>
+            <w:shd w:val="clear" w:color="auto" w:fill="FFFFFF"/>
+            <w:tcMar>
+              <w:top w:w="120" w:type="dxa"/>
+              <w:left w:w="120" w:type="dxa"/>
+              <w:bottom w:w="120" w:type="dxa"/>
+              <w:right w:w="120" w:type="dxa"/>
+            </w:tcMar>
+            <w:hideMark/>
+          </w:tcPr>
+          <w:p>
+            <w:pPr>
+              <w:tabs>
+                <w:tab w:val="left" w:pos="5025"/>
+              </w:tabs>
+              <w:rPr>
+                <w:b/>
+                <w:bCs/>
+              </w:rPr>
+            </w:pPr>
+            <w:r>
+              <w:rPr>
+                <w:b/>
+                <w:bCs/>
+              </w:rPr>
+              <w:t>Description</w:t>
+            </w:r>
+          </w:p>
+        </w:tc>
+      </w:tr>
+      <w:tr>
+        <w:tc>
+          <w:tcPr>
+            <w:tcW w:w="0" w:type="auto"/>
+            <w:shd w:val="clear" w:color="auto" w:fill="E7E9EB"/>
+            <w:tcMar>
+              <w:top w:w="120" w:type="dxa"/>
+              <w:left w:w="240" w:type="dxa"/>
+              <w:bottom w:w="120" w:type="dxa"/>
+              <w:right w:w="120" w:type="dxa"/>
+            </w:tcMar>
+            <w:hideMark/>
+          </w:tcPr>
+          <w:p>
+            <w:pPr>
+              <w:tabs>
+                <w:tab w:val="left" w:pos="5025"/>
+              </w:tabs>
+            </w:pPr>
+            <w:r>
+              <w:t>format</w:t>
+            </w:r>
+          </w:p>
+        </w:tc>
+        <w:tc>
+          <w:tcPr>
+            <w:tcW w:w="0" w:type="auto"/>
+            <w:shd w:val="clear" w:color="auto" w:fill="E7E9EB"/>
+            <w:tcMar>
+              <w:top w:w="120" w:type="dxa"/>
+              <w:left w:w="120" w:type="dxa"/>
+              <w:bottom w:w="120" w:type="dxa"/>
+              <w:right w:w="120" w:type="dxa"/>
+            </w:tcMar>
+            <w:hideMark/>
+          </w:tcPr>
+          <w:p>
+            <w:pPr>
+              <w:tabs>
+                <w:tab w:val="left" w:pos="5025"/>
+              </w:tabs>
+            </w:pPr>
+            <w:r>
+              <w:t>Required. Specifies the format of the timestamp</w:t>
+            </w:r>
+          </w:p>
+        </w:tc>
+      </w:tr>
+      <w:tr>
+        <w:tc>
+          <w:tcPr>
+            <w:tcW w:w="0" w:type="auto"/>
+            <w:shd w:val="clear" w:color="auto" w:fill="FFFFFF"/>
+            <w:tcMar>
+              <w:top w:w="120" w:type="dxa"/>
+              <w:left w:w="240" w:type="dxa"/>
+              <w:bottom w:w="120" w:type="dxa"/>
+              <w:right w:w="120" w:type="dxa"/>
+            </w:tcMar>
+            <w:hideMark/>
+          </w:tcPr>
+          <w:p>
+            <w:pPr>
+              <w:tabs>
+                <w:tab w:val="left" w:pos="5025"/>
+              </w:tabs>
+            </w:pPr>
+            <w:r>
+              <w:t>timestamp</w:t>
+            </w:r>
+          </w:p>
+        </w:tc>
+        <w:tc>
+          <w:tcPr>
+            <w:tcW w:w="0" w:type="auto"/>
+            <w:shd w:val="clear" w:color="auto" w:fill="FFFFFF"/>
+            <w:tcMar>
+              <w:top w:w="120" w:type="dxa"/>
+              <w:left w:w="120" w:type="dxa"/>
+              <w:bottom w:w="120" w:type="dxa"/>
+              <w:right w:w="120" w:type="dxa"/>
+            </w:tcMar>
+            <w:hideMark/>
+          </w:tcPr>
+          <w:p>
+            <w:pPr>
+              <w:tabs>
+                <w:tab w:val="left" w:pos="5025"/>
+              </w:tabs>
+            </w:pPr>
+            <w:r>
+              <w:t>Optional. Specifies a timestamp. Default is the current date and time</w:t>
+            </w:r>
+          </w:p>
+        </w:tc>
+      </w:tr>
+    </w:tbl>
+    <w:p>
+      <w:pPr>
+        <w:tabs>
+          <w:tab w:val="left" w:pos="5025"/>
+        </w:tabs>
+      </w:pPr>
+    </w:p>
+    <w:p>
+      <w:pPr>
+        <w:tabs>
+          <w:tab w:val="left" w:pos="5025"/>
+        </w:tabs>
+      </w:pPr>
+      <w:r>
+        <w:t>Get a Time</w:t>
+      </w:r>
+    </w:p>
+    <w:p>
+      <w:pPr>
+        <w:tabs>
+          <w:tab w:val="left" w:pos="5025"/>
+          <w:tab w:val="left" w:pos="6330"/>
+        </w:tabs>
+      </w:pPr>
+      <w:r>
+        <w:t>Here are some characters that are commonly used for times:</w:t>
+      </w:r>
+      <w:r>
+        <w:tab/>
+      </w:r>
+    </w:p>
+    <w:p>
+      <w:pPr>
+        <w:numPr>
+          <w:ilvl w:val="0"/>
+          <w:numId w:val="20"/>
+        </w:numPr>
+        <w:tabs>
+          <w:tab w:val="left" w:pos="5025"/>
+        </w:tabs>
+      </w:pPr>
+      <w:r>
+        <w:t>H - 24-hour format of an hour (00 to 23)</w:t>
+      </w:r>
+    </w:p>
+    <w:p>
+      <w:pPr>
+        <w:numPr>
+          <w:ilvl w:val="0"/>
+          <w:numId w:val="20"/>
+        </w:numPr>
+        <w:tabs>
+          <w:tab w:val="left" w:pos="5025"/>
+        </w:tabs>
+      </w:pPr>
+      <w:r>
+        <w:t>h - 12-hour format of an hour with leading zeros (01 to 12)</w:t>
+      </w:r>
+    </w:p>
+    <w:p>
+      <w:pPr>
+        <w:numPr>
+          <w:ilvl w:val="0"/>
+          <w:numId w:val="20"/>
+        </w:numPr>
+        <w:tabs>
+          <w:tab w:val="left" w:pos="5025"/>
+        </w:tabs>
+      </w:pPr>
+      <w:proofErr w:type="spellStart"/>
+      <w:r>
+        <w:t>i</w:t>
+      </w:r>
+      <w:proofErr w:type="spellEnd"/>
+      <w:r>
+        <w:t xml:space="preserve"> - Minutes with leading zeros (00 to 59)</w:t>
+      </w:r>
+    </w:p>
+    <w:p>
+      <w:pPr>
+        <w:numPr>
+          <w:ilvl w:val="0"/>
+          <w:numId w:val="20"/>
+        </w:numPr>
+        <w:tabs>
+          <w:tab w:val="left" w:pos="5025"/>
+        </w:tabs>
+      </w:pPr>
+      <w:r>
+        <w:t>s - Seconds with leading zeros (00 to 59)</w:t>
+      </w:r>
+    </w:p>
+    <w:p>
+      <w:pPr>
+        <w:numPr>
+          <w:ilvl w:val="0"/>
+          <w:numId w:val="20"/>
+        </w:numPr>
+        <w:tabs>
+          <w:tab w:val="left" w:pos="5025"/>
+        </w:tabs>
+      </w:pPr>
+      <w:r>
+        <w:t>a - Lowercase Ante meridiem and Post meridiem (am or pm)</w:t>
+      </w:r>
+    </w:p>
+    <w:p>
+      <w:pPr>
+        <w:pStyle w:val="ListParagraph"/>
+        <w:numPr>
+          <w:ilvl w:val="0"/>
+          <w:numId w:val="20"/>
+        </w:numPr>
+        <w:shd w:val="clear" w:color="auto" w:fill="2C2525"/>
+        <w:spacing w:after="0" w:line="285" w:lineRule="atLeast"/>
+        <w:rPr>
+          <w:rFonts w:ascii="Consolas" w:eastAsia="Times New Roman" w:hAnsi="Consolas" w:cs="Times New Roman"/>
+          <w:color w:val="FFF1F3"/>
+          <w:kern w:val="0"/>
+          <w:sz w:val="21"/>
+          <w:szCs w:val="21"/>
+          <w:lang w:eastAsia="en-IN"/>
+          <w14:ligatures w14:val="none"/>
+        </w:rPr>
+      </w:pPr>
+      <w:r>
+        <w:rPr>
+          <w:rFonts w:ascii="Consolas" w:eastAsia="Times New Roman" w:hAnsi="Consolas" w:cs="Times New Roman"/>
+          <w:color w:val="948A8B"/>
+          <w:kern w:val="0"/>
+          <w:sz w:val="21"/>
+          <w:szCs w:val="21"/>
+          <w:lang w:eastAsia="en-IN"/>
+          <w14:ligatures w14:val="none"/>
+        </w:rPr>
+        <w:t>&lt;</w:t>
+      </w:r>
+      <w:r>
+        <w:rPr>
+          <w:rFonts w:ascii="Consolas" w:eastAsia="Times New Roman" w:hAnsi="Consolas" w:cs="Times New Roman"/>
+          <w:color w:val="FD6883"/>
+          <w:kern w:val="0"/>
+          <w:sz w:val="21"/>
+          <w:szCs w:val="21"/>
+          <w:lang w:eastAsia="en-IN"/>
+          <w14:ligatures w14:val="none"/>
+        </w:rPr>
+        <w:t>h2</w:t>
+      </w:r>
+      <w:r>
+        <w:rPr>
+          <w:rFonts w:ascii="Consolas" w:eastAsia="Times New Roman" w:hAnsi="Consolas" w:cs="Times New Roman"/>
+          <w:color w:val="FFF1F3"/>
+          <w:kern w:val="0"/>
+          <w:sz w:val="21"/>
+          <w:szCs w:val="21"/>
+          <w:lang w:eastAsia="en-IN"/>
+          <w14:ligatures w14:val="none"/>
+        </w:rPr>
+        <w:t xml:space="preserve"> </w:t>
+      </w:r>
+      <w:r>
+        <w:rPr>
+          <w:rFonts w:ascii="Consolas" w:eastAsia="Times New Roman" w:hAnsi="Consolas" w:cs="Times New Roman"/>
           <w:i/>
           <w:iCs/>
+          <w:color w:val="85DACC"/>
+          <w:kern w:val="0"/>
+          <w:sz w:val="21"/>
+          <w:szCs w:val="21"/>
+          <w:lang w:eastAsia="en-IN"/>
+          <w14:ligatures w14:val="none"/>
         </w:rPr>
         <w:t>class</w:t>
       </w:r>
       <w:r>
-        <w:t xml:space="preserve">="form-control" </w:t>
-      </w:r>
-      <w:r>
-        <w:rPr>
+        <w:rPr>
+          <w:rFonts w:ascii="Consolas" w:eastAsia="Times New Roman" w:hAnsi="Consolas" w:cs="Times New Roman"/>
+          <w:color w:val="948A8B"/>
+          <w:kern w:val="0"/>
+          <w:sz w:val="21"/>
+          <w:szCs w:val="21"/>
+          <w:lang w:eastAsia="en-IN"/>
+          <w14:ligatures w14:val="none"/>
+        </w:rPr>
+        <w:t>="</w:t>
+      </w:r>
+      <w:r>
+        <w:rPr>
+          <w:rFonts w:ascii="Consolas" w:eastAsia="Times New Roman" w:hAnsi="Consolas" w:cs="Times New Roman"/>
+          <w:color w:val="ADDA78"/>
+          <w:kern w:val="0"/>
+          <w:sz w:val="21"/>
+          <w:szCs w:val="21"/>
+          <w:lang w:eastAsia="en-IN"/>
+          <w14:ligatures w14:val="none"/>
+        </w:rPr>
+        <w:t>mt-4</w:t>
+      </w:r>
+      <w:r>
+        <w:rPr>
+          <w:rFonts w:ascii="Consolas" w:eastAsia="Times New Roman" w:hAnsi="Consolas" w:cs="Times New Roman"/>
+          <w:color w:val="948A8B"/>
+          <w:kern w:val="0"/>
+          <w:sz w:val="21"/>
+          <w:szCs w:val="21"/>
+          <w:lang w:eastAsia="en-IN"/>
+          <w14:ligatures w14:val="none"/>
+        </w:rPr>
+        <w:t>"&gt;</w:t>
+      </w:r>
+      <w:r>
+        <w:rPr>
+          <w:rFonts w:ascii="Consolas" w:eastAsia="Times New Roman" w:hAnsi="Consolas" w:cs="Times New Roman"/>
+          <w:color w:val="FFF1F3"/>
+          <w:kern w:val="0"/>
+          <w:sz w:val="21"/>
+          <w:szCs w:val="21"/>
+          <w:lang w:eastAsia="en-IN"/>
+          <w14:ligatures w14:val="none"/>
+        </w:rPr>
+        <w:t>DAY_1_CORE_PHP_LEARNING</w:t>
+      </w:r>
+      <w:r>
+        <w:rPr>
+          <w:rFonts w:ascii="Consolas" w:eastAsia="Times New Roman" w:hAnsi="Consolas" w:cs="Times New Roman"/>
+          <w:color w:val="948A8B"/>
+          <w:kern w:val="0"/>
+          <w:sz w:val="21"/>
+          <w:szCs w:val="21"/>
+          <w:lang w:eastAsia="en-IN"/>
+          <w14:ligatures w14:val="none"/>
+        </w:rPr>
+        <w:t>&lt;/</w:t>
+      </w:r>
+      <w:r>
+        <w:rPr>
+          <w:rFonts w:ascii="Consolas" w:eastAsia="Times New Roman" w:hAnsi="Consolas" w:cs="Times New Roman"/>
+          <w:color w:val="FD6883"/>
+          <w:kern w:val="0"/>
+          <w:sz w:val="21"/>
+          <w:szCs w:val="21"/>
+          <w:lang w:eastAsia="en-IN"/>
+          <w14:ligatures w14:val="none"/>
+        </w:rPr>
+        <w:t>h2</w:t>
+      </w:r>
+      <w:r>
+        <w:rPr>
+          <w:rFonts w:ascii="Consolas" w:eastAsia="Times New Roman" w:hAnsi="Consolas" w:cs="Times New Roman"/>
+          <w:color w:val="948A8B"/>
+          <w:kern w:val="0"/>
+          <w:sz w:val="21"/>
+          <w:szCs w:val="21"/>
+          <w:lang w:eastAsia="en-IN"/>
+          <w14:ligatures w14:val="none"/>
+        </w:rPr>
+        <w:t>&gt;</w:t>
+      </w:r>
+    </w:p>
+    <w:p>
+      <w:pPr>
+        <w:pStyle w:val="ListParagraph"/>
+        <w:numPr>
+          <w:ilvl w:val="0"/>
+          <w:numId w:val="20"/>
+        </w:numPr>
+        <w:shd w:val="clear" w:color="auto" w:fill="2C2525"/>
+        <w:spacing w:after="0" w:line="285" w:lineRule="atLeast"/>
+        <w:rPr>
+          <w:rFonts w:ascii="Consolas" w:eastAsia="Times New Roman" w:hAnsi="Consolas" w:cs="Times New Roman"/>
+          <w:color w:val="FFF1F3"/>
+          <w:kern w:val="0"/>
+          <w:sz w:val="21"/>
+          <w:szCs w:val="21"/>
+          <w:lang w:eastAsia="en-IN"/>
+          <w14:ligatures w14:val="none"/>
+        </w:rPr>
+      </w:pPr>
+      <w:r>
+        <w:rPr>
+          <w:rFonts w:ascii="Consolas" w:eastAsia="Times New Roman" w:hAnsi="Consolas" w:cs="Times New Roman"/>
+          <w:color w:val="948A8B"/>
+          <w:kern w:val="0"/>
+          <w:sz w:val="21"/>
+          <w:szCs w:val="21"/>
+          <w:lang w:eastAsia="en-IN"/>
+          <w14:ligatures w14:val="none"/>
+        </w:rPr>
+        <w:t>&lt;</w:t>
+      </w:r>
+      <w:r>
+        <w:rPr>
+          <w:rFonts w:ascii="Consolas" w:eastAsia="Times New Roman" w:hAnsi="Consolas" w:cs="Times New Roman"/>
+          <w:color w:val="FD6883"/>
+          <w:kern w:val="0"/>
+          <w:sz w:val="21"/>
+          <w:szCs w:val="21"/>
+          <w:lang w:eastAsia="en-IN"/>
+          <w14:ligatures w14:val="none"/>
+        </w:rPr>
+        <w:t>h2</w:t>
+      </w:r>
+      <w:r>
+        <w:rPr>
+          <w:rFonts w:ascii="Consolas" w:eastAsia="Times New Roman" w:hAnsi="Consolas" w:cs="Times New Roman"/>
+          <w:color w:val="FFF1F3"/>
+          <w:kern w:val="0"/>
+          <w:sz w:val="21"/>
+          <w:szCs w:val="21"/>
+          <w:lang w:eastAsia="en-IN"/>
+          <w14:ligatures w14:val="none"/>
+        </w:rPr>
+        <w:t xml:space="preserve"> </w:t>
+      </w:r>
+      <w:r>
+        <w:rPr>
+          <w:rFonts w:ascii="Consolas" w:eastAsia="Times New Roman" w:hAnsi="Consolas" w:cs="Times New Roman"/>
           <w:i/>
           <w:iCs/>
-        </w:rPr>
-        <w:t>name</w:t>
-      </w:r>
-      <w:r>
-        <w:t>="email"&gt;</w:t>
-      </w:r>
-    </w:p>
-    <w:p>
-      <w:pPr>
-        <w:tabs>
-          <w:tab w:val="left" w:pos="5025"/>
-        </w:tabs>
-      </w:pPr>
-      <w:r>
-        <w:t>  &lt;/div&gt;</w:t>
-      </w:r>
-    </w:p>
-    <w:p>
-      <w:pPr>
-        <w:tabs>
-          <w:tab w:val="left" w:pos="5025"/>
-        </w:tabs>
-      </w:pPr>
-      <w:r>
-        <w:t xml:space="preserve">  &lt;div </w:t>
-      </w:r>
-      <w:r>
-        <w:rPr>
+          <w:color w:val="85DACC"/>
+          <w:kern w:val="0"/>
+          <w:sz w:val="21"/>
+          <w:szCs w:val="21"/>
+          <w:lang w:eastAsia="en-IN"/>
+          <w14:ligatures w14:val="none"/>
+        </w:rPr>
+        <w:t>class</w:t>
+      </w:r>
+      <w:r>
+        <w:rPr>
+          <w:rFonts w:ascii="Consolas" w:eastAsia="Times New Roman" w:hAnsi="Consolas" w:cs="Times New Roman"/>
+          <w:color w:val="948A8B"/>
+          <w:kern w:val="0"/>
+          <w:sz w:val="21"/>
+          <w:szCs w:val="21"/>
+          <w:lang w:eastAsia="en-IN"/>
+          <w14:ligatures w14:val="none"/>
+        </w:rPr>
+        <w:t>="</w:t>
+      </w:r>
+      <w:r>
+        <w:rPr>
+          <w:rFonts w:ascii="Consolas" w:eastAsia="Times New Roman" w:hAnsi="Consolas" w:cs="Times New Roman"/>
+          <w:color w:val="ADDA78"/>
+          <w:kern w:val="0"/>
+          <w:sz w:val="21"/>
+          <w:szCs w:val="21"/>
+          <w:lang w:eastAsia="en-IN"/>
+          <w14:ligatures w14:val="none"/>
+        </w:rPr>
+        <w:t>reg mt-5</w:t>
+      </w:r>
+      <w:r>
+        <w:rPr>
+          <w:rFonts w:ascii="Consolas" w:eastAsia="Times New Roman" w:hAnsi="Consolas" w:cs="Times New Roman"/>
+          <w:color w:val="948A8B"/>
+          <w:kern w:val="0"/>
+          <w:sz w:val="21"/>
+          <w:szCs w:val="21"/>
+          <w:lang w:eastAsia="en-IN"/>
+          <w14:ligatures w14:val="none"/>
+        </w:rPr>
+        <w:t>"&gt;</w:t>
+      </w:r>
+      <w:r>
+        <w:rPr>
+          <w:rFonts w:ascii="Consolas" w:eastAsia="Times New Roman" w:hAnsi="Consolas" w:cs="Times New Roman"/>
+          <w:color w:val="FFF1F3"/>
+          <w:kern w:val="0"/>
+          <w:sz w:val="21"/>
+          <w:szCs w:val="21"/>
+          <w:lang w:eastAsia="en-IN"/>
+          <w14:ligatures w14:val="none"/>
+        </w:rPr>
+        <w:t>PHP ADVANCE TOPICS</w:t>
+      </w:r>
+      <w:r>
+        <w:rPr>
+          <w:rFonts w:ascii="Consolas" w:eastAsia="Times New Roman" w:hAnsi="Consolas" w:cs="Times New Roman"/>
+          <w:color w:val="948A8B"/>
+          <w:kern w:val="0"/>
+          <w:sz w:val="21"/>
+          <w:szCs w:val="21"/>
+          <w:lang w:eastAsia="en-IN"/>
+          <w14:ligatures w14:val="none"/>
+        </w:rPr>
+        <w:t>&lt;/</w:t>
+      </w:r>
+      <w:r>
+        <w:rPr>
+          <w:rFonts w:ascii="Consolas" w:eastAsia="Times New Roman" w:hAnsi="Consolas" w:cs="Times New Roman"/>
+          <w:color w:val="FD6883"/>
+          <w:kern w:val="0"/>
+          <w:sz w:val="21"/>
+          <w:szCs w:val="21"/>
+          <w:lang w:eastAsia="en-IN"/>
+          <w14:ligatures w14:val="none"/>
+        </w:rPr>
+        <w:t>h2</w:t>
+      </w:r>
+      <w:r>
+        <w:rPr>
+          <w:rFonts w:ascii="Consolas" w:eastAsia="Times New Roman" w:hAnsi="Consolas" w:cs="Times New Roman"/>
+          <w:color w:val="948A8B"/>
+          <w:kern w:val="0"/>
+          <w:sz w:val="21"/>
+          <w:szCs w:val="21"/>
+          <w:lang w:eastAsia="en-IN"/>
+          <w14:ligatures w14:val="none"/>
+        </w:rPr>
+        <w:t>&gt;</w:t>
+      </w:r>
+    </w:p>
+    <w:p>
+      <w:pPr>
+        <w:pStyle w:val="ListParagraph"/>
+        <w:numPr>
+          <w:ilvl w:val="0"/>
+          <w:numId w:val="20"/>
+        </w:numPr>
+        <w:shd w:val="clear" w:color="auto" w:fill="2C2525"/>
+        <w:spacing w:after="0" w:line="285" w:lineRule="atLeast"/>
+        <w:rPr>
+          <w:rFonts w:ascii="Consolas" w:eastAsia="Times New Roman" w:hAnsi="Consolas" w:cs="Times New Roman"/>
+          <w:color w:val="FFF1F3"/>
+          <w:kern w:val="0"/>
+          <w:sz w:val="21"/>
+          <w:szCs w:val="21"/>
+          <w:lang w:eastAsia="en-IN"/>
+          <w14:ligatures w14:val="none"/>
+        </w:rPr>
+      </w:pPr>
+      <w:r>
+        <w:rPr>
+          <w:rFonts w:ascii="Consolas" w:eastAsia="Times New Roman" w:hAnsi="Consolas" w:cs="Times New Roman"/>
+          <w:color w:val="948A8B"/>
+          <w:kern w:val="0"/>
+          <w:sz w:val="21"/>
+          <w:szCs w:val="21"/>
+          <w:lang w:eastAsia="en-IN"/>
+          <w14:ligatures w14:val="none"/>
+        </w:rPr>
+        <w:t>&lt;</w:t>
+      </w:r>
+      <w:r>
+        <w:rPr>
+          <w:rFonts w:ascii="Consolas" w:eastAsia="Times New Roman" w:hAnsi="Consolas" w:cs="Times New Roman"/>
+          <w:color w:val="FD6883"/>
+          <w:kern w:val="0"/>
+          <w:sz w:val="21"/>
+          <w:szCs w:val="21"/>
+          <w:lang w:eastAsia="en-IN"/>
+          <w14:ligatures w14:val="none"/>
+        </w:rPr>
+        <w:t>h1</w:t>
+      </w:r>
+      <w:r>
+        <w:rPr>
+          <w:rFonts w:ascii="Consolas" w:eastAsia="Times New Roman" w:hAnsi="Consolas" w:cs="Times New Roman"/>
+          <w:color w:val="FFF1F3"/>
+          <w:kern w:val="0"/>
+          <w:sz w:val="21"/>
+          <w:szCs w:val="21"/>
+          <w:lang w:eastAsia="en-IN"/>
+          <w14:ligatures w14:val="none"/>
+        </w:rPr>
+        <w:t xml:space="preserve"> </w:t>
+      </w:r>
+      <w:r>
+        <w:rPr>
+          <w:rFonts w:ascii="Consolas" w:eastAsia="Times New Roman" w:hAnsi="Consolas" w:cs="Times New Roman"/>
           <w:i/>
           <w:iCs/>
+          <w:color w:val="85DACC"/>
+          <w:kern w:val="0"/>
+          <w:sz w:val="21"/>
+          <w:szCs w:val="21"/>
+          <w:lang w:eastAsia="en-IN"/>
+          <w14:ligatures w14:val="none"/>
         </w:rPr>
         <w:t>class</w:t>
       </w:r>
       <w:r>
-        <w:t>="form-group"&gt;</w:t>
+        <w:rPr>
+          <w:rFonts w:ascii="Consolas" w:eastAsia="Times New Roman" w:hAnsi="Consolas" w:cs="Times New Roman"/>
+          <w:color w:val="948A8B"/>
+          <w:kern w:val="0"/>
+          <w:sz w:val="21"/>
+          <w:szCs w:val="21"/>
+          <w:lang w:eastAsia="en-IN"/>
+          <w14:ligatures w14:val="none"/>
+        </w:rPr>
+        <w:t>="</w:t>
+      </w:r>
+      <w:r>
+        <w:rPr>
+          <w:rFonts w:ascii="Consolas" w:eastAsia="Times New Roman" w:hAnsi="Consolas" w:cs="Times New Roman"/>
+          <w:color w:val="ADDA78"/>
+          <w:kern w:val="0"/>
+          <w:sz w:val="21"/>
+          <w:szCs w:val="21"/>
+          <w:lang w:eastAsia="en-IN"/>
+          <w14:ligatures w14:val="none"/>
+        </w:rPr>
+        <w:t>mt-4</w:t>
+      </w:r>
+      <w:r>
+        <w:rPr>
+          <w:rFonts w:ascii="Consolas" w:eastAsia="Times New Roman" w:hAnsi="Consolas" w:cs="Times New Roman"/>
+          <w:color w:val="948A8B"/>
+          <w:kern w:val="0"/>
+          <w:sz w:val="21"/>
+          <w:szCs w:val="21"/>
+          <w:lang w:eastAsia="en-IN"/>
+          <w14:ligatures w14:val="none"/>
+        </w:rPr>
+        <w:t>"&gt;</w:t>
+      </w:r>
+      <w:r>
+        <w:rPr>
+          <w:rFonts w:ascii="Consolas" w:eastAsia="Times New Roman" w:hAnsi="Consolas" w:cs="Times New Roman"/>
+          <w:color w:val="FFF1F3"/>
+          <w:kern w:val="0"/>
+          <w:sz w:val="21"/>
+          <w:szCs w:val="21"/>
+          <w:lang w:eastAsia="en-IN"/>
+          <w14:ligatures w14:val="none"/>
+        </w:rPr>
+        <w:t xml:space="preserve">25. DATE AND TIME </w:t>
+      </w:r>
+      <w:r>
+        <w:rPr>
+          <w:rFonts w:ascii="Consolas" w:eastAsia="Times New Roman" w:hAnsi="Consolas" w:cs="Times New Roman"/>
+          <w:color w:val="948A8B"/>
+          <w:kern w:val="0"/>
+          <w:sz w:val="21"/>
+          <w:szCs w:val="21"/>
+          <w:lang w:eastAsia="en-IN"/>
+          <w14:ligatures w14:val="none"/>
+        </w:rPr>
+        <w:t>&lt;/</w:t>
+      </w:r>
+      <w:r>
+        <w:rPr>
+          <w:rFonts w:ascii="Consolas" w:eastAsia="Times New Roman" w:hAnsi="Consolas" w:cs="Times New Roman"/>
+          <w:color w:val="FD6883"/>
+          <w:kern w:val="0"/>
+          <w:sz w:val="21"/>
+          <w:szCs w:val="21"/>
+          <w:lang w:eastAsia="en-IN"/>
+          <w14:ligatures w14:val="none"/>
+        </w:rPr>
+        <w:t>h1</w:t>
+      </w:r>
+      <w:r>
+        <w:rPr>
+          <w:rFonts w:ascii="Consolas" w:eastAsia="Times New Roman" w:hAnsi="Consolas" w:cs="Times New Roman"/>
+          <w:color w:val="948A8B"/>
+          <w:kern w:val="0"/>
+          <w:sz w:val="21"/>
+          <w:szCs w:val="21"/>
+          <w:lang w:eastAsia="en-IN"/>
+          <w14:ligatures w14:val="none"/>
+        </w:rPr>
+        <w:t>&gt;</w:t>
+      </w:r>
+    </w:p>
+    <w:p>
+      <w:pPr>
+        <w:pStyle w:val="ListParagraph"/>
+        <w:numPr>
+          <w:ilvl w:val="0"/>
+          <w:numId w:val="20"/>
+        </w:numPr>
+        <w:shd w:val="clear" w:color="auto" w:fill="2C2525"/>
+        <w:spacing w:after="0" w:line="285" w:lineRule="atLeast"/>
+        <w:rPr>
+          <w:rFonts w:ascii="Consolas" w:eastAsia="Times New Roman" w:hAnsi="Consolas" w:cs="Times New Roman"/>
+          <w:color w:val="FFF1F3"/>
+          <w:kern w:val="0"/>
+          <w:sz w:val="21"/>
+          <w:szCs w:val="21"/>
+          <w:lang w:eastAsia="en-IN"/>
+          <w14:ligatures w14:val="none"/>
+        </w:rPr>
+      </w:pPr>
+      <w:r>
+        <w:rPr>
+          <w:rFonts w:ascii="Consolas" w:eastAsia="Times New Roman" w:hAnsi="Consolas" w:cs="Times New Roman"/>
+          <w:color w:val="F38D70"/>
+          <w:kern w:val="0"/>
+          <w:sz w:val="21"/>
+          <w:szCs w:val="21"/>
+          <w:lang w:eastAsia="en-IN"/>
+          <w14:ligatures w14:val="none"/>
+        </w:rPr>
+        <w:t>&lt;?</w:t>
+      </w:r>
+      <w:proofErr w:type="spellStart"/>
+      <w:r>
+        <w:rPr>
+          <w:rFonts w:ascii="Consolas" w:eastAsia="Times New Roman" w:hAnsi="Consolas" w:cs="Times New Roman"/>
+          <w:color w:val="F38D70"/>
+          <w:kern w:val="0"/>
+          <w:sz w:val="21"/>
+          <w:szCs w:val="21"/>
+          <w:lang w:eastAsia="en-IN"/>
+          <w14:ligatures w14:val="none"/>
+        </w:rPr>
+        <w:t>php</w:t>
+      </w:r>
+      <w:proofErr w:type="spellEnd"/>
+    </w:p>
+    <w:p>
+      <w:pPr>
+        <w:pStyle w:val="ListParagraph"/>
+        <w:numPr>
+          <w:ilvl w:val="0"/>
+          <w:numId w:val="20"/>
+        </w:numPr>
+        <w:shd w:val="clear" w:color="auto" w:fill="2C2525"/>
+        <w:spacing w:after="0" w:line="285" w:lineRule="atLeast"/>
+        <w:rPr>
+          <w:rFonts w:ascii="Consolas" w:eastAsia="Times New Roman" w:hAnsi="Consolas" w:cs="Times New Roman"/>
+          <w:color w:val="FFF1F3"/>
+          <w:kern w:val="0"/>
+          <w:sz w:val="21"/>
+          <w:szCs w:val="21"/>
+          <w:lang w:eastAsia="en-IN"/>
+          <w14:ligatures w14:val="none"/>
+        </w:rPr>
+      </w:pPr>
+      <w:r>
+        <w:rPr>
+          <w:rFonts w:ascii="Consolas" w:eastAsia="Times New Roman" w:hAnsi="Consolas" w:cs="Times New Roman"/>
+          <w:color w:val="ADDA78"/>
+          <w:kern w:val="0"/>
+          <w:sz w:val="21"/>
+          <w:szCs w:val="21"/>
+          <w:lang w:eastAsia="en-IN"/>
+          <w14:ligatures w14:val="none"/>
+        </w:rPr>
+        <w:t>echo</w:t>
+      </w:r>
+      <w:r>
+        <w:rPr>
+          <w:rFonts w:ascii="Consolas" w:eastAsia="Times New Roman" w:hAnsi="Consolas" w:cs="Times New Roman"/>
+          <w:color w:val="FFF1F3"/>
+          <w:kern w:val="0"/>
+          <w:sz w:val="21"/>
+          <w:szCs w:val="21"/>
+          <w:lang w:eastAsia="en-IN"/>
+          <w14:ligatures w14:val="none"/>
+        </w:rPr>
+        <w:t xml:space="preserve"> </w:t>
+      </w:r>
+      <w:r>
+        <w:rPr>
+          <w:rFonts w:ascii="Consolas" w:eastAsia="Times New Roman" w:hAnsi="Consolas" w:cs="Times New Roman"/>
+          <w:color w:val="948A8B"/>
+          <w:kern w:val="0"/>
+          <w:sz w:val="21"/>
+          <w:szCs w:val="21"/>
+          <w:lang w:eastAsia="en-IN"/>
+          <w14:ligatures w14:val="none"/>
+        </w:rPr>
+        <w:t>"</w:t>
+      </w:r>
+      <w:r>
+        <w:rPr>
+          <w:rFonts w:ascii="Consolas" w:eastAsia="Times New Roman" w:hAnsi="Consolas" w:cs="Times New Roman"/>
+          <w:color w:val="F9CC6C"/>
+          <w:kern w:val="0"/>
+          <w:sz w:val="21"/>
+          <w:szCs w:val="21"/>
+          <w:lang w:eastAsia="en-IN"/>
+          <w14:ligatures w14:val="none"/>
+        </w:rPr>
+        <w:t xml:space="preserve">Today is </w:t>
+      </w:r>
+      <w:proofErr w:type="gramStart"/>
+      <w:r>
+        <w:rPr>
+          <w:rFonts w:ascii="Consolas" w:eastAsia="Times New Roman" w:hAnsi="Consolas" w:cs="Times New Roman"/>
+          <w:color w:val="948A8B"/>
+          <w:kern w:val="0"/>
+          <w:sz w:val="21"/>
+          <w:szCs w:val="21"/>
+          <w:lang w:eastAsia="en-IN"/>
+          <w14:ligatures w14:val="none"/>
+        </w:rPr>
+        <w:t>"</w:t>
+      </w:r>
+      <w:r>
+        <w:rPr>
+          <w:rFonts w:ascii="Consolas" w:eastAsia="Times New Roman" w:hAnsi="Consolas" w:cs="Times New Roman"/>
+          <w:color w:val="FD6883"/>
+          <w:kern w:val="0"/>
+          <w:sz w:val="21"/>
+          <w:szCs w:val="21"/>
+          <w:lang w:eastAsia="en-IN"/>
+          <w14:ligatures w14:val="none"/>
+        </w:rPr>
+        <w:t>.</w:t>
+      </w:r>
+      <w:r>
+        <w:rPr>
+          <w:rFonts w:ascii="Consolas" w:eastAsia="Times New Roman" w:hAnsi="Consolas" w:cs="Times New Roman"/>
+          <w:color w:val="ADDA78"/>
+          <w:kern w:val="0"/>
+          <w:sz w:val="21"/>
+          <w:szCs w:val="21"/>
+          <w:lang w:eastAsia="en-IN"/>
+          <w14:ligatures w14:val="none"/>
+        </w:rPr>
+        <w:t>date</w:t>
+      </w:r>
+      <w:proofErr w:type="gramEnd"/>
+      <w:r>
+        <w:rPr>
+          <w:rFonts w:ascii="Consolas" w:eastAsia="Times New Roman" w:hAnsi="Consolas" w:cs="Times New Roman"/>
+          <w:color w:val="948A8B"/>
+          <w:kern w:val="0"/>
+          <w:sz w:val="21"/>
+          <w:szCs w:val="21"/>
+          <w:lang w:eastAsia="en-IN"/>
+          <w14:ligatures w14:val="none"/>
+        </w:rPr>
+        <w:t>("</w:t>
+      </w:r>
+      <w:r>
+        <w:rPr>
+          <w:rFonts w:ascii="Consolas" w:eastAsia="Times New Roman" w:hAnsi="Consolas" w:cs="Times New Roman"/>
+          <w:color w:val="F9CC6C"/>
+          <w:kern w:val="0"/>
+          <w:sz w:val="21"/>
+          <w:szCs w:val="21"/>
+          <w:lang w:eastAsia="en-IN"/>
+          <w14:ligatures w14:val="none"/>
+        </w:rPr>
+        <w:t>y/m/d</w:t>
+      </w:r>
+      <w:r>
+        <w:rPr>
+          <w:rFonts w:ascii="Consolas" w:eastAsia="Times New Roman" w:hAnsi="Consolas" w:cs="Times New Roman"/>
+          <w:color w:val="948A8B"/>
+          <w:kern w:val="0"/>
+          <w:sz w:val="21"/>
+          <w:szCs w:val="21"/>
+          <w:lang w:eastAsia="en-IN"/>
+          <w14:ligatures w14:val="none"/>
+        </w:rPr>
+        <w:t>")</w:t>
+      </w:r>
+      <w:r>
+        <w:rPr>
+          <w:rFonts w:ascii="Consolas" w:eastAsia="Times New Roman" w:hAnsi="Consolas" w:cs="Times New Roman"/>
+          <w:color w:val="FD6883"/>
+          <w:kern w:val="0"/>
+          <w:sz w:val="21"/>
+          <w:szCs w:val="21"/>
+          <w:lang w:eastAsia="en-IN"/>
+          <w14:ligatures w14:val="none"/>
+        </w:rPr>
+        <w:t>.</w:t>
+      </w:r>
+      <w:r>
+        <w:rPr>
+          <w:rFonts w:ascii="Consolas" w:eastAsia="Times New Roman" w:hAnsi="Consolas" w:cs="Times New Roman"/>
+          <w:color w:val="948A8B"/>
+          <w:kern w:val="0"/>
+          <w:sz w:val="21"/>
+          <w:szCs w:val="21"/>
+          <w:lang w:eastAsia="en-IN"/>
+          <w14:ligatures w14:val="none"/>
+        </w:rPr>
+        <w:t>"</w:t>
+      </w:r>
+      <w:r>
+        <w:rPr>
+          <w:rFonts w:ascii="Consolas" w:eastAsia="Times New Roman" w:hAnsi="Consolas" w:cs="Times New Roman"/>
+          <w:color w:val="F9CC6C"/>
+          <w:kern w:val="0"/>
+          <w:sz w:val="21"/>
+          <w:szCs w:val="21"/>
+          <w:lang w:eastAsia="en-IN"/>
+          <w14:ligatures w14:val="none"/>
+        </w:rPr>
+        <w:t>&lt;</w:t>
+      </w:r>
+      <w:proofErr w:type="spellStart"/>
+      <w:r>
+        <w:rPr>
+          <w:rFonts w:ascii="Consolas" w:eastAsia="Times New Roman" w:hAnsi="Consolas" w:cs="Times New Roman"/>
+          <w:color w:val="F9CC6C"/>
+          <w:kern w:val="0"/>
+          <w:sz w:val="21"/>
+          <w:szCs w:val="21"/>
+          <w:lang w:eastAsia="en-IN"/>
+          <w14:ligatures w14:val="none"/>
+        </w:rPr>
+        <w:t>br</w:t>
+      </w:r>
+      <w:proofErr w:type="spellEnd"/>
+      <w:r>
+        <w:rPr>
+          <w:rFonts w:ascii="Consolas" w:eastAsia="Times New Roman" w:hAnsi="Consolas" w:cs="Times New Roman"/>
+          <w:color w:val="F9CC6C"/>
+          <w:kern w:val="0"/>
+          <w:sz w:val="21"/>
+          <w:szCs w:val="21"/>
+          <w:lang w:eastAsia="en-IN"/>
+          <w14:ligatures w14:val="none"/>
+        </w:rPr>
+        <w:t>&gt;</w:t>
+      </w:r>
+      <w:r>
+        <w:rPr>
+          <w:rFonts w:ascii="Consolas" w:eastAsia="Times New Roman" w:hAnsi="Consolas" w:cs="Times New Roman"/>
+          <w:color w:val="948A8B"/>
+          <w:kern w:val="0"/>
+          <w:sz w:val="21"/>
+          <w:szCs w:val="21"/>
+          <w:lang w:eastAsia="en-IN"/>
+          <w14:ligatures w14:val="none"/>
+        </w:rPr>
+        <w:t>";</w:t>
+      </w:r>
+    </w:p>
+    <w:p>
+      <w:pPr>
+        <w:pStyle w:val="ListParagraph"/>
+        <w:numPr>
+          <w:ilvl w:val="0"/>
+          <w:numId w:val="20"/>
+        </w:numPr>
+        <w:shd w:val="clear" w:color="auto" w:fill="2C2525"/>
+        <w:spacing w:after="0" w:line="285" w:lineRule="atLeast"/>
+        <w:rPr>
+          <w:rFonts w:ascii="Consolas" w:eastAsia="Times New Roman" w:hAnsi="Consolas" w:cs="Times New Roman"/>
+          <w:color w:val="FFF1F3"/>
+          <w:kern w:val="0"/>
+          <w:sz w:val="21"/>
+          <w:szCs w:val="21"/>
+          <w:lang w:eastAsia="en-IN"/>
+          <w14:ligatures w14:val="none"/>
+        </w:rPr>
+      </w:pPr>
+      <w:r>
+        <w:rPr>
+          <w:rFonts w:ascii="Consolas" w:eastAsia="Times New Roman" w:hAnsi="Consolas" w:cs="Times New Roman"/>
+          <w:color w:val="ADDA78"/>
+          <w:kern w:val="0"/>
+          <w:sz w:val="21"/>
+          <w:szCs w:val="21"/>
+          <w:lang w:eastAsia="en-IN"/>
+          <w14:ligatures w14:val="none"/>
+        </w:rPr>
+        <w:t>echo</w:t>
+      </w:r>
+      <w:r>
+        <w:rPr>
+          <w:rFonts w:ascii="Consolas" w:eastAsia="Times New Roman" w:hAnsi="Consolas" w:cs="Times New Roman"/>
+          <w:color w:val="FFF1F3"/>
+          <w:kern w:val="0"/>
+          <w:sz w:val="21"/>
+          <w:szCs w:val="21"/>
+          <w:lang w:eastAsia="en-IN"/>
+          <w14:ligatures w14:val="none"/>
+        </w:rPr>
+        <w:t xml:space="preserve"> </w:t>
+      </w:r>
+      <w:r>
+        <w:rPr>
+          <w:rFonts w:ascii="Consolas" w:eastAsia="Times New Roman" w:hAnsi="Consolas" w:cs="Times New Roman"/>
+          <w:color w:val="948A8B"/>
+          <w:kern w:val="0"/>
+          <w:sz w:val="21"/>
+          <w:szCs w:val="21"/>
+          <w:lang w:eastAsia="en-IN"/>
+          <w14:ligatures w14:val="none"/>
+        </w:rPr>
+        <w:t>"</w:t>
+      </w:r>
+      <w:r>
+        <w:rPr>
+          <w:rFonts w:ascii="Consolas" w:eastAsia="Times New Roman" w:hAnsi="Consolas" w:cs="Times New Roman"/>
+          <w:color w:val="F9CC6C"/>
+          <w:kern w:val="0"/>
+          <w:sz w:val="21"/>
+          <w:szCs w:val="21"/>
+          <w:lang w:eastAsia="en-IN"/>
+          <w14:ligatures w14:val="none"/>
+        </w:rPr>
+        <w:t xml:space="preserve">Today is </w:t>
+      </w:r>
+      <w:proofErr w:type="gramStart"/>
+      <w:r>
+        <w:rPr>
+          <w:rFonts w:ascii="Consolas" w:eastAsia="Times New Roman" w:hAnsi="Consolas" w:cs="Times New Roman"/>
+          <w:color w:val="948A8B"/>
+          <w:kern w:val="0"/>
+          <w:sz w:val="21"/>
+          <w:szCs w:val="21"/>
+          <w:lang w:eastAsia="en-IN"/>
+          <w14:ligatures w14:val="none"/>
+        </w:rPr>
+        <w:t>"</w:t>
+      </w:r>
+      <w:r>
+        <w:rPr>
+          <w:rFonts w:ascii="Consolas" w:eastAsia="Times New Roman" w:hAnsi="Consolas" w:cs="Times New Roman"/>
+          <w:color w:val="FD6883"/>
+          <w:kern w:val="0"/>
+          <w:sz w:val="21"/>
+          <w:szCs w:val="21"/>
+          <w:lang w:eastAsia="en-IN"/>
+          <w14:ligatures w14:val="none"/>
+        </w:rPr>
+        <w:t>.</w:t>
+      </w:r>
+      <w:r>
+        <w:rPr>
+          <w:rFonts w:ascii="Consolas" w:eastAsia="Times New Roman" w:hAnsi="Consolas" w:cs="Times New Roman"/>
+          <w:color w:val="ADDA78"/>
+          <w:kern w:val="0"/>
+          <w:sz w:val="21"/>
+          <w:szCs w:val="21"/>
+          <w:lang w:eastAsia="en-IN"/>
+          <w14:ligatures w14:val="none"/>
+        </w:rPr>
+        <w:t>date</w:t>
+      </w:r>
+      <w:proofErr w:type="gramEnd"/>
+      <w:r>
+        <w:rPr>
+          <w:rFonts w:ascii="Consolas" w:eastAsia="Times New Roman" w:hAnsi="Consolas" w:cs="Times New Roman"/>
+          <w:color w:val="948A8B"/>
+          <w:kern w:val="0"/>
+          <w:sz w:val="21"/>
+          <w:szCs w:val="21"/>
+          <w:lang w:eastAsia="en-IN"/>
+          <w14:ligatures w14:val="none"/>
+        </w:rPr>
+        <w:t>("</w:t>
+      </w:r>
+      <w:r>
+        <w:rPr>
+          <w:rFonts w:ascii="Consolas" w:eastAsia="Times New Roman" w:hAnsi="Consolas" w:cs="Times New Roman"/>
+          <w:color w:val="F9CC6C"/>
+          <w:kern w:val="0"/>
+          <w:sz w:val="21"/>
+          <w:szCs w:val="21"/>
+          <w:lang w:eastAsia="en-IN"/>
+          <w14:ligatures w14:val="none"/>
+        </w:rPr>
+        <w:t>y-m-d</w:t>
+      </w:r>
+      <w:r>
+        <w:rPr>
+          <w:rFonts w:ascii="Consolas" w:eastAsia="Times New Roman" w:hAnsi="Consolas" w:cs="Times New Roman"/>
+          <w:color w:val="948A8B"/>
+          <w:kern w:val="0"/>
+          <w:sz w:val="21"/>
+          <w:szCs w:val="21"/>
+          <w:lang w:eastAsia="en-IN"/>
+          <w14:ligatures w14:val="none"/>
+        </w:rPr>
+        <w:t>")</w:t>
+      </w:r>
+      <w:r>
+        <w:rPr>
+          <w:rFonts w:ascii="Consolas" w:eastAsia="Times New Roman" w:hAnsi="Consolas" w:cs="Times New Roman"/>
+          <w:color w:val="FD6883"/>
+          <w:kern w:val="0"/>
+          <w:sz w:val="21"/>
+          <w:szCs w:val="21"/>
+          <w:lang w:eastAsia="en-IN"/>
+          <w14:ligatures w14:val="none"/>
+        </w:rPr>
+        <w:t>.</w:t>
+      </w:r>
+      <w:r>
+        <w:rPr>
+          <w:rFonts w:ascii="Consolas" w:eastAsia="Times New Roman" w:hAnsi="Consolas" w:cs="Times New Roman"/>
+          <w:color w:val="948A8B"/>
+          <w:kern w:val="0"/>
+          <w:sz w:val="21"/>
+          <w:szCs w:val="21"/>
+          <w:lang w:eastAsia="en-IN"/>
+          <w14:ligatures w14:val="none"/>
+        </w:rPr>
+        <w:t>"</w:t>
+      </w:r>
+      <w:r>
+        <w:rPr>
+          <w:rFonts w:ascii="Consolas" w:eastAsia="Times New Roman" w:hAnsi="Consolas" w:cs="Times New Roman"/>
+          <w:color w:val="F9CC6C"/>
+          <w:kern w:val="0"/>
+          <w:sz w:val="21"/>
+          <w:szCs w:val="21"/>
+          <w:lang w:eastAsia="en-IN"/>
+          <w14:ligatures w14:val="none"/>
+        </w:rPr>
+        <w:t>&lt;</w:t>
+      </w:r>
+      <w:proofErr w:type="spellStart"/>
+      <w:r>
+        <w:rPr>
+          <w:rFonts w:ascii="Consolas" w:eastAsia="Times New Roman" w:hAnsi="Consolas" w:cs="Times New Roman"/>
+          <w:color w:val="F9CC6C"/>
+          <w:kern w:val="0"/>
+          <w:sz w:val="21"/>
+          <w:szCs w:val="21"/>
+          <w:lang w:eastAsia="en-IN"/>
+          <w14:ligatures w14:val="none"/>
+        </w:rPr>
+        <w:t>br</w:t>
+      </w:r>
+      <w:proofErr w:type="spellEnd"/>
+      <w:r>
+        <w:rPr>
+          <w:rFonts w:ascii="Consolas" w:eastAsia="Times New Roman" w:hAnsi="Consolas" w:cs="Times New Roman"/>
+          <w:color w:val="F9CC6C"/>
+          <w:kern w:val="0"/>
+          <w:sz w:val="21"/>
+          <w:szCs w:val="21"/>
+          <w:lang w:eastAsia="en-IN"/>
+          <w14:ligatures w14:val="none"/>
+        </w:rPr>
+        <w:t>&gt;</w:t>
+      </w:r>
+      <w:r>
+        <w:rPr>
+          <w:rFonts w:ascii="Consolas" w:eastAsia="Times New Roman" w:hAnsi="Consolas" w:cs="Times New Roman"/>
+          <w:color w:val="948A8B"/>
+          <w:kern w:val="0"/>
+          <w:sz w:val="21"/>
+          <w:szCs w:val="21"/>
+          <w:lang w:eastAsia="en-IN"/>
+          <w14:ligatures w14:val="none"/>
+        </w:rPr>
+        <w:t>";</w:t>
+      </w:r>
+    </w:p>
+    <w:p>
+      <w:pPr>
+        <w:pStyle w:val="ListParagraph"/>
+        <w:numPr>
+          <w:ilvl w:val="0"/>
+          <w:numId w:val="20"/>
+        </w:numPr>
+        <w:shd w:val="clear" w:color="auto" w:fill="2C2525"/>
+        <w:spacing w:after="0" w:line="285" w:lineRule="atLeast"/>
+        <w:rPr>
+          <w:rFonts w:ascii="Consolas" w:eastAsia="Times New Roman" w:hAnsi="Consolas" w:cs="Times New Roman"/>
+          <w:color w:val="FFF1F3"/>
+          <w:kern w:val="0"/>
+          <w:sz w:val="21"/>
+          <w:szCs w:val="21"/>
+          <w:lang w:eastAsia="en-IN"/>
+          <w14:ligatures w14:val="none"/>
+        </w:rPr>
+      </w:pPr>
+      <w:r>
+        <w:rPr>
+          <w:rFonts w:ascii="Consolas" w:eastAsia="Times New Roman" w:hAnsi="Consolas" w:cs="Times New Roman"/>
+          <w:color w:val="ADDA78"/>
+          <w:kern w:val="0"/>
+          <w:sz w:val="21"/>
+          <w:szCs w:val="21"/>
+          <w:lang w:eastAsia="en-IN"/>
+          <w14:ligatures w14:val="none"/>
+        </w:rPr>
+        <w:t>echo</w:t>
+      </w:r>
+      <w:r>
+        <w:rPr>
+          <w:rFonts w:ascii="Consolas" w:eastAsia="Times New Roman" w:hAnsi="Consolas" w:cs="Times New Roman"/>
+          <w:color w:val="FFF1F3"/>
+          <w:kern w:val="0"/>
+          <w:sz w:val="21"/>
+          <w:szCs w:val="21"/>
+          <w:lang w:eastAsia="en-IN"/>
+          <w14:ligatures w14:val="none"/>
+        </w:rPr>
+        <w:t xml:space="preserve"> </w:t>
+      </w:r>
+      <w:r>
+        <w:rPr>
+          <w:rFonts w:ascii="Consolas" w:eastAsia="Times New Roman" w:hAnsi="Consolas" w:cs="Times New Roman"/>
+          <w:color w:val="948A8B"/>
+          <w:kern w:val="0"/>
+          <w:sz w:val="21"/>
+          <w:szCs w:val="21"/>
+          <w:lang w:eastAsia="en-IN"/>
+          <w14:ligatures w14:val="none"/>
+        </w:rPr>
+        <w:t>"</w:t>
+      </w:r>
+      <w:r>
+        <w:rPr>
+          <w:rFonts w:ascii="Consolas" w:eastAsia="Times New Roman" w:hAnsi="Consolas" w:cs="Times New Roman"/>
+          <w:color w:val="F9CC6C"/>
+          <w:kern w:val="0"/>
+          <w:sz w:val="21"/>
+          <w:szCs w:val="21"/>
+          <w:lang w:eastAsia="en-IN"/>
+          <w14:ligatures w14:val="none"/>
+        </w:rPr>
+        <w:t xml:space="preserve">Today is </w:t>
+      </w:r>
+      <w:proofErr w:type="gramStart"/>
+      <w:r>
+        <w:rPr>
+          <w:rFonts w:ascii="Consolas" w:eastAsia="Times New Roman" w:hAnsi="Consolas" w:cs="Times New Roman"/>
+          <w:color w:val="948A8B"/>
+          <w:kern w:val="0"/>
+          <w:sz w:val="21"/>
+          <w:szCs w:val="21"/>
+          <w:lang w:eastAsia="en-IN"/>
+          <w14:ligatures w14:val="none"/>
+        </w:rPr>
+        <w:t>"</w:t>
+      </w:r>
+      <w:r>
+        <w:rPr>
+          <w:rFonts w:ascii="Consolas" w:eastAsia="Times New Roman" w:hAnsi="Consolas" w:cs="Times New Roman"/>
+          <w:color w:val="FD6883"/>
+          <w:kern w:val="0"/>
+          <w:sz w:val="21"/>
+          <w:szCs w:val="21"/>
+          <w:lang w:eastAsia="en-IN"/>
+          <w14:ligatures w14:val="none"/>
+        </w:rPr>
+        <w:t>.</w:t>
+      </w:r>
+      <w:r>
+        <w:rPr>
+          <w:rFonts w:ascii="Consolas" w:eastAsia="Times New Roman" w:hAnsi="Consolas" w:cs="Times New Roman"/>
+          <w:color w:val="ADDA78"/>
+          <w:kern w:val="0"/>
+          <w:sz w:val="21"/>
+          <w:szCs w:val="21"/>
+          <w:lang w:eastAsia="en-IN"/>
+          <w14:ligatures w14:val="none"/>
+        </w:rPr>
+        <w:t>date</w:t>
+      </w:r>
+      <w:proofErr w:type="gramEnd"/>
+      <w:r>
+        <w:rPr>
+          <w:rFonts w:ascii="Consolas" w:eastAsia="Times New Roman" w:hAnsi="Consolas" w:cs="Times New Roman"/>
+          <w:color w:val="948A8B"/>
+          <w:kern w:val="0"/>
+          <w:sz w:val="21"/>
+          <w:szCs w:val="21"/>
+          <w:lang w:eastAsia="en-IN"/>
+          <w14:ligatures w14:val="none"/>
+        </w:rPr>
+        <w:t>("</w:t>
+      </w:r>
+      <w:proofErr w:type="spellStart"/>
+      <w:r>
+        <w:rPr>
+          <w:rFonts w:ascii="Consolas" w:eastAsia="Times New Roman" w:hAnsi="Consolas" w:cs="Times New Roman"/>
+          <w:color w:val="F9CC6C"/>
+          <w:kern w:val="0"/>
+          <w:sz w:val="21"/>
+          <w:szCs w:val="21"/>
+          <w:lang w:eastAsia="en-IN"/>
+          <w14:ligatures w14:val="none"/>
+        </w:rPr>
+        <w:t>y.m.d</w:t>
+      </w:r>
+      <w:proofErr w:type="spellEnd"/>
+      <w:r>
+        <w:rPr>
+          <w:rFonts w:ascii="Consolas" w:eastAsia="Times New Roman" w:hAnsi="Consolas" w:cs="Times New Roman"/>
+          <w:color w:val="948A8B"/>
+          <w:kern w:val="0"/>
+          <w:sz w:val="21"/>
+          <w:szCs w:val="21"/>
+          <w:lang w:eastAsia="en-IN"/>
+          <w14:ligatures w14:val="none"/>
+        </w:rPr>
+        <w:t>")</w:t>
+      </w:r>
+      <w:r>
+        <w:rPr>
+          <w:rFonts w:ascii="Consolas" w:eastAsia="Times New Roman" w:hAnsi="Consolas" w:cs="Times New Roman"/>
+          <w:color w:val="FD6883"/>
+          <w:kern w:val="0"/>
+          <w:sz w:val="21"/>
+          <w:szCs w:val="21"/>
+          <w:lang w:eastAsia="en-IN"/>
+          <w14:ligatures w14:val="none"/>
+        </w:rPr>
+        <w:t>.</w:t>
+      </w:r>
+      <w:r>
+        <w:rPr>
+          <w:rFonts w:ascii="Consolas" w:eastAsia="Times New Roman" w:hAnsi="Consolas" w:cs="Times New Roman"/>
+          <w:color w:val="948A8B"/>
+          <w:kern w:val="0"/>
+          <w:sz w:val="21"/>
+          <w:szCs w:val="21"/>
+          <w:lang w:eastAsia="en-IN"/>
+          <w14:ligatures w14:val="none"/>
+        </w:rPr>
+        <w:t>"</w:t>
+      </w:r>
+      <w:r>
+        <w:rPr>
+          <w:rFonts w:ascii="Consolas" w:eastAsia="Times New Roman" w:hAnsi="Consolas" w:cs="Times New Roman"/>
+          <w:color w:val="F9CC6C"/>
+          <w:kern w:val="0"/>
+          <w:sz w:val="21"/>
+          <w:szCs w:val="21"/>
+          <w:lang w:eastAsia="en-IN"/>
+          <w14:ligatures w14:val="none"/>
+        </w:rPr>
+        <w:t>&lt;</w:t>
+      </w:r>
+      <w:proofErr w:type="spellStart"/>
+      <w:r>
+        <w:rPr>
+          <w:rFonts w:ascii="Consolas" w:eastAsia="Times New Roman" w:hAnsi="Consolas" w:cs="Times New Roman"/>
+          <w:color w:val="F9CC6C"/>
+          <w:kern w:val="0"/>
+          <w:sz w:val="21"/>
+          <w:szCs w:val="21"/>
+          <w:lang w:eastAsia="en-IN"/>
+          <w14:ligatures w14:val="none"/>
+        </w:rPr>
+        <w:t>br</w:t>
+      </w:r>
+      <w:proofErr w:type="spellEnd"/>
+      <w:r>
+        <w:rPr>
+          <w:rFonts w:ascii="Consolas" w:eastAsia="Times New Roman" w:hAnsi="Consolas" w:cs="Times New Roman"/>
+          <w:color w:val="F9CC6C"/>
+          <w:kern w:val="0"/>
+          <w:sz w:val="21"/>
+          <w:szCs w:val="21"/>
+          <w:lang w:eastAsia="en-IN"/>
+          <w14:ligatures w14:val="none"/>
+        </w:rPr>
+        <w:t>&gt;</w:t>
+      </w:r>
+      <w:r>
+        <w:rPr>
+          <w:rFonts w:ascii="Consolas" w:eastAsia="Times New Roman" w:hAnsi="Consolas" w:cs="Times New Roman"/>
+          <w:color w:val="948A8B"/>
+          <w:kern w:val="0"/>
+          <w:sz w:val="21"/>
+          <w:szCs w:val="21"/>
+          <w:lang w:eastAsia="en-IN"/>
+          <w14:ligatures w14:val="none"/>
+        </w:rPr>
+        <w:t>";</w:t>
+      </w:r>
+    </w:p>
+    <w:p>
+      <w:pPr>
+        <w:pStyle w:val="ListParagraph"/>
+        <w:numPr>
+          <w:ilvl w:val="0"/>
+          <w:numId w:val="20"/>
+        </w:numPr>
+        <w:shd w:val="clear" w:color="auto" w:fill="2C2525"/>
+        <w:spacing w:after="0" w:line="285" w:lineRule="atLeast"/>
+        <w:rPr>
+          <w:rFonts w:ascii="Consolas" w:eastAsia="Times New Roman" w:hAnsi="Consolas" w:cs="Times New Roman"/>
+          <w:color w:val="FFF1F3"/>
+          <w:kern w:val="0"/>
+          <w:sz w:val="21"/>
+          <w:szCs w:val="21"/>
+          <w:lang w:eastAsia="en-IN"/>
+          <w14:ligatures w14:val="none"/>
+        </w:rPr>
+      </w:pPr>
+    </w:p>
+    <w:p>
+      <w:pPr>
+        <w:pStyle w:val="ListParagraph"/>
+        <w:numPr>
+          <w:ilvl w:val="0"/>
+          <w:numId w:val="20"/>
+        </w:numPr>
+        <w:shd w:val="clear" w:color="auto" w:fill="2C2525"/>
+        <w:spacing w:after="0" w:line="285" w:lineRule="atLeast"/>
+        <w:rPr>
+          <w:rFonts w:ascii="Consolas" w:eastAsia="Times New Roman" w:hAnsi="Consolas" w:cs="Times New Roman"/>
+          <w:color w:val="FFF1F3"/>
+          <w:kern w:val="0"/>
+          <w:sz w:val="21"/>
+          <w:szCs w:val="21"/>
+          <w:lang w:eastAsia="en-IN"/>
+          <w14:ligatures w14:val="none"/>
+        </w:rPr>
+      </w:pPr>
+      <w:r>
+        <w:rPr>
+          <w:rFonts w:ascii="Consolas" w:eastAsia="Times New Roman" w:hAnsi="Consolas" w:cs="Times New Roman"/>
+          <w:color w:val="FFF1F3"/>
+          <w:kern w:val="0"/>
+          <w:sz w:val="21"/>
+          <w:szCs w:val="21"/>
+          <w:lang w:eastAsia="en-IN"/>
+          <w14:ligatures w14:val="none"/>
+        </w:rPr>
+        <w:t> </w:t>
+      </w:r>
+      <w:proofErr w:type="spellStart"/>
+      <w:r>
+        <w:rPr>
+          <w:rFonts w:ascii="Consolas" w:eastAsia="Times New Roman" w:hAnsi="Consolas" w:cs="Times New Roman"/>
+          <w:color w:val="ADDA78"/>
+          <w:kern w:val="0"/>
+          <w:sz w:val="21"/>
+          <w:szCs w:val="21"/>
+          <w:lang w:eastAsia="en-IN"/>
+          <w14:ligatures w14:val="none"/>
+        </w:rPr>
+        <w:t>date_default_timezone_set</w:t>
+      </w:r>
+      <w:proofErr w:type="spellEnd"/>
+      <w:r>
+        <w:rPr>
+          <w:rFonts w:ascii="Consolas" w:eastAsia="Times New Roman" w:hAnsi="Consolas" w:cs="Times New Roman"/>
+          <w:color w:val="948A8B"/>
+          <w:kern w:val="0"/>
+          <w:sz w:val="21"/>
+          <w:szCs w:val="21"/>
+          <w:lang w:eastAsia="en-IN"/>
+          <w14:ligatures w14:val="none"/>
+        </w:rPr>
+        <w:t>("</w:t>
+      </w:r>
+      <w:r>
+        <w:rPr>
+          <w:rFonts w:ascii="Consolas" w:eastAsia="Times New Roman" w:hAnsi="Consolas" w:cs="Times New Roman"/>
+          <w:color w:val="F9CC6C"/>
+          <w:kern w:val="0"/>
+          <w:sz w:val="21"/>
+          <w:szCs w:val="21"/>
+          <w:lang w:eastAsia="en-IN"/>
+          <w14:ligatures w14:val="none"/>
+        </w:rPr>
+        <w:t>Asia/</w:t>
+      </w:r>
+      <w:proofErr w:type="spellStart"/>
+      <w:r>
+        <w:rPr>
+          <w:rFonts w:ascii="Consolas" w:eastAsia="Times New Roman" w:hAnsi="Consolas" w:cs="Times New Roman"/>
+          <w:color w:val="F9CC6C"/>
+          <w:kern w:val="0"/>
+          <w:sz w:val="21"/>
+          <w:szCs w:val="21"/>
+          <w:lang w:eastAsia="en-IN"/>
+          <w14:ligatures w14:val="none"/>
+        </w:rPr>
+        <w:t>kolkata</w:t>
+      </w:r>
+      <w:proofErr w:type="spellEnd"/>
+      <w:r>
+        <w:rPr>
+          <w:rFonts w:ascii="Consolas" w:eastAsia="Times New Roman" w:hAnsi="Consolas" w:cs="Times New Roman"/>
+          <w:color w:val="948A8B"/>
+          <w:kern w:val="0"/>
+          <w:sz w:val="21"/>
+          <w:szCs w:val="21"/>
+          <w:lang w:eastAsia="en-IN"/>
+          <w14:ligatures w14:val="none"/>
+        </w:rPr>
+        <w:t>");</w:t>
+      </w:r>
+    </w:p>
+    <w:p>
+      <w:pPr>
+        <w:pStyle w:val="ListParagraph"/>
+        <w:numPr>
+          <w:ilvl w:val="0"/>
+          <w:numId w:val="20"/>
+        </w:numPr>
+        <w:shd w:val="clear" w:color="auto" w:fill="2C2525"/>
+        <w:spacing w:after="0" w:line="285" w:lineRule="atLeast"/>
+        <w:rPr>
+          <w:rFonts w:ascii="Consolas" w:eastAsia="Times New Roman" w:hAnsi="Consolas" w:cs="Times New Roman"/>
+          <w:color w:val="FFF1F3"/>
+          <w:kern w:val="0"/>
+          <w:sz w:val="21"/>
+          <w:szCs w:val="21"/>
+          <w:lang w:eastAsia="en-IN"/>
+          <w14:ligatures w14:val="none"/>
+        </w:rPr>
+      </w:pPr>
+      <w:r>
+        <w:rPr>
+          <w:rFonts w:ascii="Consolas" w:eastAsia="Times New Roman" w:hAnsi="Consolas" w:cs="Times New Roman"/>
+          <w:color w:val="ADDA78"/>
+          <w:kern w:val="0"/>
+          <w:sz w:val="21"/>
+          <w:szCs w:val="21"/>
+          <w:lang w:eastAsia="en-IN"/>
+          <w14:ligatures w14:val="none"/>
+        </w:rPr>
+        <w:t>echo</w:t>
+      </w:r>
+      <w:r>
+        <w:rPr>
+          <w:rFonts w:ascii="Consolas" w:eastAsia="Times New Roman" w:hAnsi="Consolas" w:cs="Times New Roman"/>
+          <w:color w:val="FFF1F3"/>
+          <w:kern w:val="0"/>
+          <w:sz w:val="21"/>
+          <w:szCs w:val="21"/>
+          <w:lang w:eastAsia="en-IN"/>
+          <w14:ligatures w14:val="none"/>
+        </w:rPr>
+        <w:t xml:space="preserve"> </w:t>
+      </w:r>
+      <w:r>
+        <w:rPr>
+          <w:rFonts w:ascii="Consolas" w:eastAsia="Times New Roman" w:hAnsi="Consolas" w:cs="Times New Roman"/>
+          <w:color w:val="948A8B"/>
+          <w:kern w:val="0"/>
+          <w:sz w:val="21"/>
+          <w:szCs w:val="21"/>
+          <w:lang w:eastAsia="en-IN"/>
+          <w14:ligatures w14:val="none"/>
+        </w:rPr>
+        <w:t>"</w:t>
+      </w:r>
+      <w:r>
+        <w:rPr>
+          <w:rFonts w:ascii="Consolas" w:eastAsia="Times New Roman" w:hAnsi="Consolas" w:cs="Times New Roman"/>
+          <w:color w:val="F9CC6C"/>
+          <w:kern w:val="0"/>
+          <w:sz w:val="21"/>
+          <w:szCs w:val="21"/>
+          <w:lang w:eastAsia="en-IN"/>
+          <w14:ligatures w14:val="none"/>
+        </w:rPr>
+        <w:t xml:space="preserve">The time is </w:t>
+      </w:r>
+      <w:proofErr w:type="gramStart"/>
+      <w:r>
+        <w:rPr>
+          <w:rFonts w:ascii="Consolas" w:eastAsia="Times New Roman" w:hAnsi="Consolas" w:cs="Times New Roman"/>
+          <w:color w:val="948A8B"/>
+          <w:kern w:val="0"/>
+          <w:sz w:val="21"/>
+          <w:szCs w:val="21"/>
+          <w:lang w:eastAsia="en-IN"/>
+          <w14:ligatures w14:val="none"/>
+        </w:rPr>
+        <w:t>"</w:t>
+      </w:r>
+      <w:r>
+        <w:rPr>
+          <w:rFonts w:ascii="Consolas" w:eastAsia="Times New Roman" w:hAnsi="Consolas" w:cs="Times New Roman"/>
+          <w:color w:val="FFF1F3"/>
+          <w:kern w:val="0"/>
+          <w:sz w:val="21"/>
+          <w:szCs w:val="21"/>
+          <w:lang w:eastAsia="en-IN"/>
+          <w14:ligatures w14:val="none"/>
+        </w:rPr>
+        <w:t xml:space="preserve"> </w:t>
+      </w:r>
+      <w:r>
+        <w:rPr>
+          <w:rFonts w:ascii="Consolas" w:eastAsia="Times New Roman" w:hAnsi="Consolas" w:cs="Times New Roman"/>
+          <w:color w:val="FD6883"/>
+          <w:kern w:val="0"/>
+          <w:sz w:val="21"/>
+          <w:szCs w:val="21"/>
+          <w:lang w:eastAsia="en-IN"/>
+          <w14:ligatures w14:val="none"/>
+        </w:rPr>
+        <w:t>.</w:t>
+      </w:r>
+      <w:proofErr w:type="gramEnd"/>
+      <w:r>
+        <w:rPr>
+          <w:rFonts w:ascii="Consolas" w:eastAsia="Times New Roman" w:hAnsi="Consolas" w:cs="Times New Roman"/>
+          <w:color w:val="FFF1F3"/>
+          <w:kern w:val="0"/>
+          <w:sz w:val="21"/>
+          <w:szCs w:val="21"/>
+          <w:lang w:eastAsia="en-IN"/>
+          <w14:ligatures w14:val="none"/>
+        </w:rPr>
+        <w:t xml:space="preserve"> </w:t>
+      </w:r>
+      <w:r>
+        <w:rPr>
+          <w:rFonts w:ascii="Consolas" w:eastAsia="Times New Roman" w:hAnsi="Consolas" w:cs="Times New Roman"/>
+          <w:color w:val="ADDA78"/>
+          <w:kern w:val="0"/>
+          <w:sz w:val="21"/>
+          <w:szCs w:val="21"/>
+          <w:lang w:eastAsia="en-IN"/>
+          <w14:ligatures w14:val="none"/>
+        </w:rPr>
+        <w:t>date</w:t>
+      </w:r>
+      <w:r>
+        <w:rPr>
+          <w:rFonts w:ascii="Consolas" w:eastAsia="Times New Roman" w:hAnsi="Consolas" w:cs="Times New Roman"/>
+          <w:color w:val="948A8B"/>
+          <w:kern w:val="0"/>
+          <w:sz w:val="21"/>
+          <w:szCs w:val="21"/>
+          <w:lang w:eastAsia="en-IN"/>
+          <w14:ligatures w14:val="none"/>
+        </w:rPr>
+        <w:t>("</w:t>
+      </w:r>
+      <w:proofErr w:type="gramStart"/>
+      <w:r>
+        <w:rPr>
+          <w:rFonts w:ascii="Consolas" w:eastAsia="Times New Roman" w:hAnsi="Consolas" w:cs="Times New Roman"/>
+          <w:color w:val="F9CC6C"/>
+          <w:kern w:val="0"/>
+          <w:sz w:val="21"/>
+          <w:szCs w:val="21"/>
+          <w:lang w:eastAsia="en-IN"/>
+          <w14:ligatures w14:val="none"/>
+        </w:rPr>
+        <w:t>h:i</w:t>
+      </w:r>
+      <w:proofErr w:type="gramEnd"/>
+      <w:r>
+        <w:rPr>
+          <w:rFonts w:ascii="Consolas" w:eastAsia="Times New Roman" w:hAnsi="Consolas" w:cs="Times New Roman"/>
+          <w:color w:val="F9CC6C"/>
+          <w:kern w:val="0"/>
+          <w:sz w:val="21"/>
+          <w:szCs w:val="21"/>
+          <w:lang w:eastAsia="en-IN"/>
+          <w14:ligatures w14:val="none"/>
+        </w:rPr>
+        <w:t>:sa</w:t>
+      </w:r>
+      <w:r>
+        <w:rPr>
+          <w:rFonts w:ascii="Consolas" w:eastAsia="Times New Roman" w:hAnsi="Consolas" w:cs="Times New Roman"/>
+          <w:color w:val="948A8B"/>
+          <w:kern w:val="0"/>
+          <w:sz w:val="21"/>
+          <w:szCs w:val="21"/>
+          <w:lang w:eastAsia="en-IN"/>
+          <w14:ligatures w14:val="none"/>
+        </w:rPr>
+        <w:t>");</w:t>
+      </w:r>
+    </w:p>
+    <w:p>
+      <w:pPr>
+        <w:pStyle w:val="ListParagraph"/>
+        <w:numPr>
+          <w:ilvl w:val="0"/>
+          <w:numId w:val="20"/>
+        </w:numPr>
+        <w:shd w:val="clear" w:color="auto" w:fill="2C2525"/>
+        <w:spacing w:after="0" w:line="285" w:lineRule="atLeast"/>
+        <w:rPr>
+          <w:rFonts w:ascii="Consolas" w:eastAsia="Times New Roman" w:hAnsi="Consolas" w:cs="Times New Roman"/>
+          <w:color w:val="FFF1F3"/>
+          <w:kern w:val="0"/>
+          <w:sz w:val="21"/>
+          <w:szCs w:val="21"/>
+          <w:lang w:eastAsia="en-IN"/>
+          <w14:ligatures w14:val="none"/>
+        </w:rPr>
+      </w:pPr>
+    </w:p>
+    <w:p>
+      <w:pPr>
+        <w:pStyle w:val="ListParagraph"/>
+        <w:numPr>
+          <w:ilvl w:val="0"/>
+          <w:numId w:val="20"/>
+        </w:numPr>
+        <w:shd w:val="clear" w:color="auto" w:fill="2C2525"/>
+        <w:spacing w:after="0" w:line="285" w:lineRule="atLeast"/>
+        <w:rPr>
+          <w:rFonts w:ascii="Consolas" w:eastAsia="Times New Roman" w:hAnsi="Consolas" w:cs="Times New Roman"/>
+          <w:color w:val="FFF1F3"/>
+          <w:kern w:val="0"/>
+          <w:sz w:val="21"/>
+          <w:szCs w:val="21"/>
+          <w:lang w:eastAsia="en-IN"/>
+          <w14:ligatures w14:val="none"/>
+        </w:rPr>
+      </w:pPr>
+      <w:r>
+        <w:rPr>
+          <w:rFonts w:ascii="Consolas" w:eastAsia="Times New Roman" w:hAnsi="Consolas" w:cs="Times New Roman"/>
+          <w:color w:val="F38D70"/>
+          <w:kern w:val="0"/>
+          <w:sz w:val="21"/>
+          <w:szCs w:val="21"/>
+          <w:lang w:eastAsia="en-IN"/>
+          <w14:ligatures w14:val="none"/>
+        </w:rPr>
+        <w:t>?&gt;</w:t>
       </w:r>
     </w:p>
     <w:p>
@@ -40053,38 +43494,714 @@
           <w:tab w:val="left" w:pos="5025"/>
         </w:tabs>
       </w:pPr>
-      <w:r>
-        <w:t xml:space="preserve">    &lt;label </w:t>
-      </w:r>
-      <w:r>
-        <w:rPr>
+    </w:p>
+    <w:p>
+      <w:pPr>
+        <w:tabs>
+          <w:tab w:val="left" w:pos="5025"/>
+        </w:tabs>
+      </w:pPr>
+    </w:p>
+    <w:p>
+      <w:pPr>
+        <w:tabs>
+          <w:tab w:val="left" w:pos="5025"/>
+        </w:tabs>
+        <w:rPr>
+          <w:sz w:val="28"/>
+          <w:szCs w:val="28"/>
+        </w:rPr>
+      </w:pPr>
+      <w:r>
+        <w:rPr>
+          <w:sz w:val="28"/>
+          <w:szCs w:val="28"/>
+        </w:rPr>
+        <w:t>INCLUDE AND REQIRED STATMENETS</w:t>
+      </w:r>
+    </w:p>
+    <w:p>
+      <w:pPr>
+        <w:tabs>
+          <w:tab w:val="left" w:pos="5025"/>
+        </w:tabs>
+        <w:rPr>
+          <w:sz w:val="28"/>
+          <w:szCs w:val="28"/>
+        </w:rPr>
+      </w:pPr>
+      <w:r>
+        <w:rPr>
+          <w:sz w:val="28"/>
+          <w:szCs w:val="28"/>
+        </w:rPr>
+        <w:t xml:space="preserve">Include do add the one file in to another </w:t>
+      </w:r>
+    </w:p>
+    <w:p>
+      <w:pPr>
+        <w:tabs>
+          <w:tab w:val="left" w:pos="5025"/>
+        </w:tabs>
+        <w:rPr>
+          <w:sz w:val="28"/>
+          <w:szCs w:val="28"/>
+        </w:rPr>
+      </w:pPr>
+      <w:proofErr w:type="gramStart"/>
+      <w:r>
+        <w:rPr>
+          <w:sz w:val="28"/>
+          <w:szCs w:val="28"/>
+        </w:rPr>
+        <w:t>Basically</w:t>
+      </w:r>
+      <w:proofErr w:type="gramEnd"/>
+      <w:r>
+        <w:rPr>
+          <w:sz w:val="28"/>
+          <w:szCs w:val="28"/>
+        </w:rPr>
+        <w:t xml:space="preserve"> used to pass the use full content one to another File</w:t>
+      </w:r>
+    </w:p>
+    <w:p>
+      <w:pPr>
+        <w:tabs>
+          <w:tab w:val="left" w:pos="5025"/>
+        </w:tabs>
+      </w:pPr>
+      <w:r>
+        <w:t>The include (or require) statement takes all the text/code/markup that exists in the specified file and copies it into the file that uses the include statement</w:t>
+      </w:r>
+    </w:p>
+    <w:p>
+      <w:pPr>
+        <w:tabs>
+          <w:tab w:val="left" w:pos="5025"/>
+        </w:tabs>
+      </w:pPr>
+      <w:r>
+        <w:rPr>
+          <w:b/>
+          <w:bCs/>
+        </w:rPr>
+        <w:t>The include and require statements are identical, except upon failure:</w:t>
+      </w:r>
+    </w:p>
+    <w:p>
+      <w:pPr>
+        <w:numPr>
+          <w:ilvl w:val="0"/>
+          <w:numId w:val="21"/>
+        </w:numPr>
+        <w:tabs>
+          <w:tab w:val="left" w:pos="5025"/>
+        </w:tabs>
+      </w:pPr>
+      <w:r>
+        <w:t>require will produce a fatal error (E_COMPILE_ERROR) and stop the script</w:t>
+      </w:r>
+    </w:p>
+    <w:p>
+      <w:pPr>
+        <w:numPr>
+          <w:ilvl w:val="0"/>
+          <w:numId w:val="21"/>
+        </w:numPr>
+        <w:tabs>
+          <w:tab w:val="left" w:pos="5025"/>
+        </w:tabs>
+      </w:pPr>
+      <w:r>
+        <w:t>include will only produce a warning (E_WARNING) and the script will continue</w:t>
+      </w:r>
+    </w:p>
+    <w:p>
+      <w:pPr>
+        <w:pStyle w:val="ListParagraph"/>
+        <w:numPr>
+          <w:ilvl w:val="0"/>
+          <w:numId w:val="21"/>
+        </w:numPr>
+        <w:shd w:val="clear" w:color="auto" w:fill="2C2525"/>
+        <w:spacing w:after="0" w:line="285" w:lineRule="atLeast"/>
+        <w:rPr>
+          <w:rFonts w:ascii="Consolas" w:eastAsia="Times New Roman" w:hAnsi="Consolas" w:cs="Times New Roman"/>
+          <w:color w:val="FFF1F3"/>
+          <w:kern w:val="0"/>
+          <w:sz w:val="21"/>
+          <w:szCs w:val="21"/>
+          <w:lang w:eastAsia="en-IN"/>
+          <w14:ligatures w14:val="none"/>
+        </w:rPr>
+      </w:pPr>
+      <w:r>
+        <w:rPr>
+          <w:rFonts w:ascii="Consolas" w:eastAsia="Times New Roman" w:hAnsi="Consolas" w:cs="Times New Roman"/>
+          <w:color w:val="948A8B"/>
+          <w:kern w:val="0"/>
+          <w:sz w:val="21"/>
+          <w:szCs w:val="21"/>
+          <w:lang w:eastAsia="en-IN"/>
+          <w14:ligatures w14:val="none"/>
+        </w:rPr>
+        <w:lastRenderedPageBreak/>
+        <w:t>&lt;</w:t>
+      </w:r>
+      <w:r>
+        <w:rPr>
+          <w:rFonts w:ascii="Consolas" w:eastAsia="Times New Roman" w:hAnsi="Consolas" w:cs="Times New Roman"/>
+          <w:color w:val="FD6883"/>
+          <w:kern w:val="0"/>
+          <w:sz w:val="21"/>
+          <w:szCs w:val="21"/>
+          <w:lang w:eastAsia="en-IN"/>
+          <w14:ligatures w14:val="none"/>
+        </w:rPr>
+        <w:t>h1</w:t>
+      </w:r>
+      <w:r>
+        <w:rPr>
+          <w:rFonts w:ascii="Consolas" w:eastAsia="Times New Roman" w:hAnsi="Consolas" w:cs="Times New Roman"/>
+          <w:color w:val="FFF1F3"/>
+          <w:kern w:val="0"/>
+          <w:sz w:val="21"/>
+          <w:szCs w:val="21"/>
+          <w:lang w:eastAsia="en-IN"/>
+          <w14:ligatures w14:val="none"/>
+        </w:rPr>
+        <w:t xml:space="preserve"> </w:t>
+      </w:r>
+      <w:r>
+        <w:rPr>
+          <w:rFonts w:ascii="Consolas" w:eastAsia="Times New Roman" w:hAnsi="Consolas" w:cs="Times New Roman"/>
           <w:i/>
           <w:iCs/>
-        </w:rPr>
-        <w:t>for</w:t>
-      </w:r>
-      <w:r>
-        <w:t>="exampleInputPassword1"&gt;Password&lt;/label&gt;</w:t>
-      </w:r>
-    </w:p>
-    <w:p>
-      <w:pPr>
-        <w:tabs>
-          <w:tab w:val="left" w:pos="5025"/>
-        </w:tabs>
-      </w:pPr>
-      <w:r>
-        <w:t xml:space="preserve">    &lt;input </w:t>
-      </w:r>
-      <w:r>
-        <w:rPr>
+          <w:color w:val="85DACC"/>
+          <w:kern w:val="0"/>
+          <w:sz w:val="21"/>
+          <w:szCs w:val="21"/>
+          <w:lang w:eastAsia="en-IN"/>
+          <w14:ligatures w14:val="none"/>
+        </w:rPr>
+        <w:t>class</w:t>
+      </w:r>
+      <w:r>
+        <w:rPr>
+          <w:rFonts w:ascii="Consolas" w:eastAsia="Times New Roman" w:hAnsi="Consolas" w:cs="Times New Roman"/>
+          <w:color w:val="948A8B"/>
+          <w:kern w:val="0"/>
+          <w:sz w:val="21"/>
+          <w:szCs w:val="21"/>
+          <w:lang w:eastAsia="en-IN"/>
+          <w14:ligatures w14:val="none"/>
+        </w:rPr>
+        <w:t>="</w:t>
+      </w:r>
+      <w:r>
+        <w:rPr>
+          <w:rFonts w:ascii="Consolas" w:eastAsia="Times New Roman" w:hAnsi="Consolas" w:cs="Times New Roman"/>
+          <w:color w:val="ADDA78"/>
+          <w:kern w:val="0"/>
+          <w:sz w:val="21"/>
+          <w:szCs w:val="21"/>
+          <w:lang w:eastAsia="en-IN"/>
+          <w14:ligatures w14:val="none"/>
+        </w:rPr>
+        <w:t>mt-4</w:t>
+      </w:r>
+      <w:r>
+        <w:rPr>
+          <w:rFonts w:ascii="Consolas" w:eastAsia="Times New Roman" w:hAnsi="Consolas" w:cs="Times New Roman"/>
+          <w:color w:val="948A8B"/>
+          <w:kern w:val="0"/>
+          <w:sz w:val="21"/>
+          <w:szCs w:val="21"/>
+          <w:lang w:eastAsia="en-IN"/>
+          <w14:ligatures w14:val="none"/>
+        </w:rPr>
+        <w:t>"&gt;</w:t>
+      </w:r>
+      <w:r>
+        <w:rPr>
+          <w:rFonts w:ascii="Consolas" w:eastAsia="Times New Roman" w:hAnsi="Consolas" w:cs="Times New Roman"/>
+          <w:color w:val="FFF1F3"/>
+          <w:kern w:val="0"/>
+          <w:sz w:val="21"/>
+          <w:szCs w:val="21"/>
+          <w:lang w:eastAsia="en-IN"/>
+          <w14:ligatures w14:val="none"/>
+        </w:rPr>
+        <w:t xml:space="preserve">26. INCLUDE AND REQUIRED </w:t>
+      </w:r>
+      <w:r>
+        <w:rPr>
+          <w:rFonts w:ascii="Consolas" w:eastAsia="Times New Roman" w:hAnsi="Consolas" w:cs="Times New Roman"/>
+          <w:color w:val="948A8B"/>
+          <w:kern w:val="0"/>
+          <w:sz w:val="21"/>
+          <w:szCs w:val="21"/>
+          <w:lang w:eastAsia="en-IN"/>
+          <w14:ligatures w14:val="none"/>
+        </w:rPr>
+        <w:t>&lt;/</w:t>
+      </w:r>
+      <w:r>
+        <w:rPr>
+          <w:rFonts w:ascii="Consolas" w:eastAsia="Times New Roman" w:hAnsi="Consolas" w:cs="Times New Roman"/>
+          <w:color w:val="FD6883"/>
+          <w:kern w:val="0"/>
+          <w:sz w:val="21"/>
+          <w:szCs w:val="21"/>
+          <w:lang w:eastAsia="en-IN"/>
+          <w14:ligatures w14:val="none"/>
+        </w:rPr>
+        <w:t>h1</w:t>
+      </w:r>
+      <w:r>
+        <w:rPr>
+          <w:rFonts w:ascii="Consolas" w:eastAsia="Times New Roman" w:hAnsi="Consolas" w:cs="Times New Roman"/>
+          <w:color w:val="948A8B"/>
+          <w:kern w:val="0"/>
+          <w:sz w:val="21"/>
+          <w:szCs w:val="21"/>
+          <w:lang w:eastAsia="en-IN"/>
+          <w14:ligatures w14:val="none"/>
+        </w:rPr>
+        <w:t>&gt;</w:t>
+      </w:r>
+    </w:p>
+    <w:p>
+      <w:pPr>
+        <w:pStyle w:val="ListParagraph"/>
+        <w:numPr>
+          <w:ilvl w:val="0"/>
+          <w:numId w:val="21"/>
+        </w:numPr>
+        <w:shd w:val="clear" w:color="auto" w:fill="2C2525"/>
+        <w:spacing w:after="0" w:line="285" w:lineRule="atLeast"/>
+        <w:rPr>
+          <w:rFonts w:ascii="Consolas" w:eastAsia="Times New Roman" w:hAnsi="Consolas" w:cs="Times New Roman"/>
+          <w:color w:val="FFF1F3"/>
+          <w:kern w:val="0"/>
+          <w:sz w:val="21"/>
+          <w:szCs w:val="21"/>
+          <w:lang w:eastAsia="en-IN"/>
+          <w14:ligatures w14:val="none"/>
+        </w:rPr>
+      </w:pPr>
+      <w:r>
+        <w:rPr>
+          <w:rFonts w:ascii="Consolas" w:eastAsia="Times New Roman" w:hAnsi="Consolas" w:cs="Times New Roman"/>
+          <w:color w:val="948A8B"/>
+          <w:kern w:val="0"/>
+          <w:sz w:val="21"/>
+          <w:szCs w:val="21"/>
+          <w:lang w:eastAsia="en-IN"/>
+          <w14:ligatures w14:val="none"/>
+        </w:rPr>
+        <w:t>&lt;</w:t>
+      </w:r>
+      <w:r>
+        <w:rPr>
+          <w:rFonts w:ascii="Consolas" w:eastAsia="Times New Roman" w:hAnsi="Consolas" w:cs="Times New Roman"/>
+          <w:color w:val="FD6883"/>
+          <w:kern w:val="0"/>
+          <w:sz w:val="21"/>
+          <w:szCs w:val="21"/>
+          <w:lang w:eastAsia="en-IN"/>
+          <w14:ligatures w14:val="none"/>
+        </w:rPr>
+        <w:t>p</w:t>
+      </w:r>
+      <w:r>
+        <w:rPr>
+          <w:rFonts w:ascii="Consolas" w:eastAsia="Times New Roman" w:hAnsi="Consolas" w:cs="Times New Roman"/>
+          <w:color w:val="FFF1F3"/>
+          <w:kern w:val="0"/>
+          <w:sz w:val="21"/>
+          <w:szCs w:val="21"/>
+          <w:lang w:eastAsia="en-IN"/>
+          <w14:ligatures w14:val="none"/>
+        </w:rPr>
+        <w:t xml:space="preserve"> </w:t>
+      </w:r>
+      <w:r>
+        <w:rPr>
+          <w:rFonts w:ascii="Consolas" w:eastAsia="Times New Roman" w:hAnsi="Consolas" w:cs="Times New Roman"/>
           <w:i/>
           <w:iCs/>
-        </w:rPr>
-        <w:t>type</w:t>
-      </w:r>
-      <w:r>
-        <w:t xml:space="preserve">="password" </w:t>
+          <w:color w:val="85DACC"/>
+          <w:kern w:val="0"/>
+          <w:sz w:val="21"/>
+          <w:szCs w:val="21"/>
+          <w:lang w:eastAsia="en-IN"/>
+          <w14:ligatures w14:val="none"/>
+        </w:rPr>
+        <w:t>class</w:t>
+      </w:r>
+      <w:r>
+        <w:rPr>
+          <w:rFonts w:ascii="Consolas" w:eastAsia="Times New Roman" w:hAnsi="Consolas" w:cs="Times New Roman"/>
+          <w:color w:val="948A8B"/>
+          <w:kern w:val="0"/>
+          <w:sz w:val="21"/>
+          <w:szCs w:val="21"/>
+          <w:lang w:eastAsia="en-IN"/>
+          <w14:ligatures w14:val="none"/>
+        </w:rPr>
+        <w:t>="</w:t>
+      </w:r>
+      <w:r>
+        <w:rPr>
+          <w:rFonts w:ascii="Consolas" w:eastAsia="Times New Roman" w:hAnsi="Consolas" w:cs="Times New Roman"/>
+          <w:color w:val="ADDA78"/>
+          <w:kern w:val="0"/>
+          <w:sz w:val="21"/>
+          <w:szCs w:val="21"/>
+          <w:lang w:eastAsia="en-IN"/>
+          <w14:ligatures w14:val="none"/>
+        </w:rPr>
+        <w:t xml:space="preserve"> mt-3 text-white opacity-50</w:t>
+      </w:r>
+      <w:r>
+        <w:rPr>
+          <w:rFonts w:ascii="Consolas" w:eastAsia="Times New Roman" w:hAnsi="Consolas" w:cs="Times New Roman"/>
+          <w:color w:val="948A8B"/>
+          <w:kern w:val="0"/>
+          <w:sz w:val="21"/>
+          <w:szCs w:val="21"/>
+          <w:lang w:eastAsia="en-IN"/>
+          <w14:ligatures w14:val="none"/>
+        </w:rPr>
+        <w:t>"&gt;</w:t>
+      </w:r>
+      <w:r>
+        <w:rPr>
+          <w:rFonts w:ascii="Consolas" w:eastAsia="Times New Roman" w:hAnsi="Consolas" w:cs="Times New Roman"/>
+          <w:color w:val="FFF1F3"/>
+          <w:kern w:val="0"/>
+          <w:sz w:val="21"/>
+          <w:szCs w:val="21"/>
+          <w:lang w:eastAsia="en-IN"/>
+          <w14:ligatures w14:val="none"/>
+        </w:rPr>
+        <w:t>INCLUDE</w:t>
+      </w:r>
+      <w:r>
+        <w:rPr>
+          <w:rFonts w:ascii="Consolas" w:eastAsia="Times New Roman" w:hAnsi="Consolas" w:cs="Times New Roman"/>
+          <w:color w:val="948A8B"/>
+          <w:kern w:val="0"/>
+          <w:sz w:val="21"/>
+          <w:szCs w:val="21"/>
+          <w:lang w:eastAsia="en-IN"/>
+          <w14:ligatures w14:val="none"/>
+        </w:rPr>
+        <w:t>&lt;/</w:t>
+      </w:r>
+      <w:r>
+        <w:rPr>
+          <w:rFonts w:ascii="Consolas" w:eastAsia="Times New Roman" w:hAnsi="Consolas" w:cs="Times New Roman"/>
+          <w:color w:val="FD6883"/>
+          <w:kern w:val="0"/>
+          <w:sz w:val="21"/>
+          <w:szCs w:val="21"/>
+          <w:lang w:eastAsia="en-IN"/>
+          <w14:ligatures w14:val="none"/>
+        </w:rPr>
+        <w:t>p</w:t>
+      </w:r>
+      <w:r>
+        <w:rPr>
+          <w:rFonts w:ascii="Consolas" w:eastAsia="Times New Roman" w:hAnsi="Consolas" w:cs="Times New Roman"/>
+          <w:color w:val="948A8B"/>
+          <w:kern w:val="0"/>
+          <w:sz w:val="21"/>
+          <w:szCs w:val="21"/>
+          <w:lang w:eastAsia="en-IN"/>
+          <w14:ligatures w14:val="none"/>
+        </w:rPr>
+        <w:t>&gt;</w:t>
+      </w:r>
+    </w:p>
+    <w:p>
+      <w:pPr>
+        <w:pStyle w:val="ListParagraph"/>
+        <w:numPr>
+          <w:ilvl w:val="0"/>
+          <w:numId w:val="21"/>
+        </w:numPr>
+        <w:shd w:val="clear" w:color="auto" w:fill="2C2525"/>
+        <w:spacing w:after="0" w:line="285" w:lineRule="atLeast"/>
+        <w:rPr>
+          <w:rFonts w:ascii="Consolas" w:eastAsia="Times New Roman" w:hAnsi="Consolas" w:cs="Times New Roman"/>
+          <w:color w:val="FFF1F3"/>
+          <w:kern w:val="0"/>
+          <w:sz w:val="21"/>
+          <w:szCs w:val="21"/>
+          <w:lang w:eastAsia="en-IN"/>
+          <w14:ligatures w14:val="none"/>
+        </w:rPr>
+      </w:pPr>
+      <w:r>
+        <w:rPr>
+          <w:rFonts w:ascii="Consolas" w:eastAsia="Times New Roman" w:hAnsi="Consolas" w:cs="Times New Roman"/>
+          <w:color w:val="F38D70"/>
+          <w:kern w:val="0"/>
+          <w:sz w:val="21"/>
+          <w:szCs w:val="21"/>
+          <w:lang w:eastAsia="en-IN"/>
+          <w14:ligatures w14:val="none"/>
+        </w:rPr>
+        <w:t>&lt;?</w:t>
+      </w:r>
+      <w:proofErr w:type="spellStart"/>
+      <w:r>
+        <w:rPr>
+          <w:rFonts w:ascii="Consolas" w:eastAsia="Times New Roman" w:hAnsi="Consolas" w:cs="Times New Roman"/>
+          <w:color w:val="F38D70"/>
+          <w:kern w:val="0"/>
+          <w:sz w:val="21"/>
+          <w:szCs w:val="21"/>
+          <w:lang w:eastAsia="en-IN"/>
+          <w14:ligatures w14:val="none"/>
+        </w:rPr>
+        <w:t>php</w:t>
+      </w:r>
+      <w:proofErr w:type="spellEnd"/>
+      <w:r>
+        <w:rPr>
+          <w:rFonts w:ascii="Consolas" w:eastAsia="Times New Roman" w:hAnsi="Consolas" w:cs="Times New Roman"/>
+          <w:color w:val="FFF1F3"/>
+          <w:kern w:val="0"/>
+          <w:sz w:val="21"/>
+          <w:szCs w:val="21"/>
+          <w:lang w:eastAsia="en-IN"/>
+          <w14:ligatures w14:val="none"/>
+        </w:rPr>
+        <w:t xml:space="preserve"> </w:t>
+      </w:r>
+      <w:r>
+        <w:rPr>
+          <w:rFonts w:ascii="Consolas" w:eastAsia="Times New Roman" w:hAnsi="Consolas" w:cs="Times New Roman"/>
+          <w:color w:val="FD6883"/>
+          <w:kern w:val="0"/>
+          <w:sz w:val="21"/>
+          <w:szCs w:val="21"/>
+          <w:lang w:eastAsia="en-IN"/>
+          <w14:ligatures w14:val="none"/>
+        </w:rPr>
+        <w:t>include</w:t>
+      </w:r>
+      <w:r>
+        <w:rPr>
+          <w:rFonts w:ascii="Consolas" w:eastAsia="Times New Roman" w:hAnsi="Consolas" w:cs="Times New Roman"/>
+          <w:color w:val="FFF1F3"/>
+          <w:kern w:val="0"/>
+          <w:sz w:val="21"/>
+          <w:szCs w:val="21"/>
+          <w:lang w:eastAsia="en-IN"/>
+          <w14:ligatures w14:val="none"/>
+        </w:rPr>
+        <w:t xml:space="preserve"> </w:t>
+      </w:r>
+      <w:r>
+        <w:rPr>
+          <w:rFonts w:ascii="Consolas" w:eastAsia="Times New Roman" w:hAnsi="Consolas" w:cs="Times New Roman"/>
+          <w:color w:val="948A8B"/>
+          <w:kern w:val="0"/>
+          <w:sz w:val="21"/>
+          <w:szCs w:val="21"/>
+          <w:lang w:eastAsia="en-IN"/>
+          <w14:ligatures w14:val="none"/>
+        </w:rPr>
+        <w:t>'</w:t>
+      </w:r>
+      <w:proofErr w:type="spellStart"/>
+      <w:r>
+        <w:rPr>
+          <w:rFonts w:ascii="Consolas" w:eastAsia="Times New Roman" w:hAnsi="Consolas" w:cs="Times New Roman"/>
+          <w:color w:val="F9CC6C"/>
+          <w:kern w:val="0"/>
+          <w:sz w:val="21"/>
+          <w:szCs w:val="21"/>
+          <w:lang w:eastAsia="en-IN"/>
+          <w14:ligatures w14:val="none"/>
+        </w:rPr>
+        <w:t>includeExample.php</w:t>
+      </w:r>
+      <w:proofErr w:type="spellEnd"/>
+      <w:r>
+        <w:rPr>
+          <w:rFonts w:ascii="Consolas" w:eastAsia="Times New Roman" w:hAnsi="Consolas" w:cs="Times New Roman"/>
+          <w:color w:val="948A8B"/>
+          <w:kern w:val="0"/>
+          <w:sz w:val="21"/>
+          <w:szCs w:val="21"/>
+          <w:lang w:eastAsia="en-IN"/>
+          <w14:ligatures w14:val="none"/>
+        </w:rPr>
+        <w:t>'</w:t>
+      </w:r>
+      <w:r>
+        <w:rPr>
+          <w:rFonts w:ascii="Consolas" w:eastAsia="Times New Roman" w:hAnsi="Consolas" w:cs="Times New Roman"/>
+          <w:color w:val="F38D70"/>
+          <w:kern w:val="0"/>
+          <w:sz w:val="21"/>
+          <w:szCs w:val="21"/>
+          <w:lang w:eastAsia="en-IN"/>
+          <w14:ligatures w14:val="none"/>
+        </w:rPr>
+        <w:t>?&gt;</w:t>
+      </w:r>
+    </w:p>
+    <w:p>
+      <w:pPr>
+        <w:pStyle w:val="ListParagraph"/>
+        <w:numPr>
+          <w:ilvl w:val="0"/>
+          <w:numId w:val="21"/>
+        </w:numPr>
+        <w:shd w:val="clear" w:color="auto" w:fill="2C2525"/>
+        <w:spacing w:after="0" w:line="285" w:lineRule="atLeast"/>
+        <w:rPr>
+          <w:rFonts w:ascii="Consolas" w:eastAsia="Times New Roman" w:hAnsi="Consolas" w:cs="Times New Roman"/>
+          <w:color w:val="FFF1F3"/>
+          <w:kern w:val="0"/>
+          <w:sz w:val="21"/>
+          <w:szCs w:val="21"/>
+          <w:lang w:eastAsia="en-IN"/>
+          <w14:ligatures w14:val="none"/>
+        </w:rPr>
+      </w:pPr>
+      <w:r>
+        <w:rPr>
+          <w:rFonts w:ascii="Consolas" w:eastAsia="Times New Roman" w:hAnsi="Consolas" w:cs="Times New Roman"/>
+          <w:color w:val="948A8B"/>
+          <w:kern w:val="0"/>
+          <w:sz w:val="21"/>
+          <w:szCs w:val="21"/>
+          <w:lang w:eastAsia="en-IN"/>
+          <w14:ligatures w14:val="none"/>
+        </w:rPr>
+        <w:t>&lt;/</w:t>
+      </w:r>
+      <w:r>
+        <w:rPr>
+          <w:rFonts w:ascii="Consolas" w:eastAsia="Times New Roman" w:hAnsi="Consolas" w:cs="Times New Roman"/>
+          <w:color w:val="FD6883"/>
+          <w:kern w:val="0"/>
+          <w:sz w:val="21"/>
+          <w:szCs w:val="21"/>
+          <w:lang w:eastAsia="en-IN"/>
+          <w14:ligatures w14:val="none"/>
+        </w:rPr>
+        <w:t>html</w:t>
+      </w:r>
+      <w:r>
+        <w:rPr>
+          <w:rFonts w:ascii="Consolas" w:eastAsia="Times New Roman" w:hAnsi="Consolas" w:cs="Times New Roman"/>
+          <w:color w:val="948A8B"/>
+          <w:kern w:val="0"/>
+          <w:sz w:val="21"/>
+          <w:szCs w:val="21"/>
+          <w:lang w:eastAsia="en-IN"/>
+          <w14:ligatures w14:val="none"/>
+        </w:rPr>
+        <w:t>&gt;</w:t>
+      </w:r>
+    </w:p>
+    <w:p>
+      <w:pPr>
+        <w:tabs>
+          <w:tab w:val="left" w:pos="5025"/>
+        </w:tabs>
+      </w:pPr>
+    </w:p>
+    <w:p>
+      <w:pPr>
+        <w:tabs>
+          <w:tab w:val="left" w:pos="5025"/>
+        </w:tabs>
+        <w:rPr>
+          <w:sz w:val="28"/>
+          <w:szCs w:val="28"/>
+        </w:rPr>
+      </w:pPr>
+      <w:r>
+        <w:rPr>
+          <w:sz w:val="28"/>
+          <w:szCs w:val="28"/>
+        </w:rPr>
+        <w:t>REQIRED</w:t>
+      </w:r>
+    </w:p>
+    <w:p>
+      <w:pPr>
+        <w:tabs>
+          <w:tab w:val="left" w:pos="5025"/>
+        </w:tabs>
+      </w:pPr>
+      <w:r>
+        <w:t>T</w:t>
+      </w:r>
+      <w:r>
+        <w:t>he require statement is also used to include a file into the PHP code.</w:t>
+      </w:r>
+    </w:p>
+    <w:p>
+      <w:pPr>
+        <w:tabs>
+          <w:tab w:val="left" w:pos="5025"/>
+        </w:tabs>
+      </w:pPr>
+      <w:r>
+        <w:t>However, there is one big difference between include and require; when a file is included with the include statement and PHP cannot find it, the script will continue to execute:</w:t>
+      </w:r>
+    </w:p>
+    <w:p>
+      <w:pPr>
+        <w:tabs>
+          <w:tab w:val="left" w:pos="5025"/>
+        </w:tabs>
+      </w:pPr>
+      <w:r>
+        <w:t xml:space="preserve">Since the no file exist it will show a fatal Error and not execute the file even other content will not </w:t>
+      </w:r>
+    </w:p>
+    <w:p>
+      <w:pPr>
+        <w:tabs>
+          <w:tab w:val="left" w:pos="5025"/>
+        </w:tabs>
+      </w:pPr>
+      <w:r>
+        <w:t>File the error that’s major differences between them</w:t>
+      </w:r>
+    </w:p>
+    <w:p>
+      <w:pPr>
+        <w:tabs>
+          <w:tab w:val="left" w:pos="5025"/>
+        </w:tabs>
+      </w:pPr>
+      <w:r>
+        <w:rPr>
+          <w:rFonts w:ascii="Consolas" w:eastAsia="Times New Roman" w:hAnsi="Consolas" w:cs="Times New Roman"/>
+          <w:color w:val="948A8B"/>
+          <w:kern w:val="0"/>
+          <w:sz w:val="21"/>
+          <w:szCs w:val="21"/>
+          <w:lang w:eastAsia="en-IN"/>
+          <w14:ligatures w14:val="none"/>
+        </w:rPr>
+        <w:t xml:space="preserve"> </w:t>
+      </w:r>
+      <w:r>
+        <w:t xml:space="preserve">&lt;p </w:t>
       </w:r>
       <w:r>
         <w:rPr>
@@ -40094,26 +44211,214 @@
         <w:t>class</w:t>
       </w:r>
       <w:r>
-        <w:t xml:space="preserve">="form-control" </w:t>
+        <w:t>=" mt-3 text-white opacity-50"&gt;REQUIRED&lt;/p&gt;</w:t>
+      </w:r>
+    </w:p>
+    <w:p>
+      <w:pPr>
+        <w:tabs>
+          <w:tab w:val="left" w:pos="5025"/>
+        </w:tabs>
+      </w:pPr>
+      <w:r>
+        <w:t>&lt;?</w:t>
+      </w:r>
+      <w:proofErr w:type="spellStart"/>
+      <w:r>
+        <w:t>php</w:t>
+      </w:r>
+      <w:proofErr w:type="spellEnd"/>
+      <w:r>
+        <w:t xml:space="preserve"> require '</w:t>
+      </w:r>
+      <w:proofErr w:type="spellStart"/>
+      <w:r>
+        <w:t>includeExampl.php</w:t>
+      </w:r>
+      <w:proofErr w:type="spellEnd"/>
+      <w:proofErr w:type="gramStart"/>
+      <w:r>
+        <w:t>' ?</w:t>
+      </w:r>
+      <w:proofErr w:type="gramEnd"/>
+      <w:r>
+        <w:t>&gt;</w:t>
+      </w:r>
+    </w:p>
+    <w:p>
+      <w:pPr>
+        <w:tabs>
+          <w:tab w:val="left" w:pos="5025"/>
+        </w:tabs>
+      </w:pPr>
+    </w:p>
+    <w:p>
+      <w:pPr>
+        <w:tabs>
+          <w:tab w:val="left" w:pos="5025"/>
+        </w:tabs>
+      </w:pPr>
+    </w:p>
+    <w:p>
+      <w:pPr>
+        <w:tabs>
+          <w:tab w:val="left" w:pos="5025"/>
+        </w:tabs>
+        <w:rPr>
+          <w:sz w:val="28"/>
+          <w:szCs w:val="28"/>
+        </w:rPr>
+      </w:pPr>
+      <w:r>
+        <w:rPr>
+          <w:sz w:val="28"/>
+          <w:szCs w:val="28"/>
+        </w:rPr>
+        <w:t>FILE HANDLING</w:t>
+      </w:r>
+    </w:p>
+    <w:p>
+      <w:pPr>
+        <w:tabs>
+          <w:tab w:val="left" w:pos="5025"/>
+        </w:tabs>
+      </w:pPr>
+      <w:r>
+        <w:t>File handling is an important part of any web application. You often need to open and process a file for different tasks.</w:t>
+      </w:r>
+    </w:p>
+    <w:p>
+      <w:pPr>
+        <w:tabs>
+          <w:tab w:val="left" w:pos="5025"/>
+        </w:tabs>
+      </w:pPr>
+      <w:r>
+        <w:t>The </w:t>
+      </w:r>
+      <w:proofErr w:type="spellStart"/>
+      <w:proofErr w:type="gramStart"/>
+      <w:r>
+        <w:t>readfile</w:t>
+      </w:r>
+      <w:proofErr w:type="spellEnd"/>
+      <w:r>
+        <w:t>(</w:t>
+      </w:r>
+      <w:proofErr w:type="gramEnd"/>
+      <w:r>
+        <w:t>) function reads a file and writes it to the output buffer.</w:t>
+      </w:r>
+    </w:p>
+    <w:p>
+      <w:pPr>
+        <w:tabs>
+          <w:tab w:val="left" w:pos="5025"/>
+        </w:tabs>
+      </w:pPr>
+      <w:r>
+        <w:t>Assume we have a text file called "webdictionary.txt", stored on the server, that looks like this:</w:t>
+      </w:r>
+    </w:p>
+    <w:p>
+      <w:pPr>
+        <w:tabs>
+          <w:tab w:val="left" w:pos="5025"/>
+        </w:tabs>
+      </w:pPr>
+      <w:r>
+        <w:t>AJAX = Asynchronous JavaScript and XML</w:t>
+      </w:r>
+      <w:r>
+        <w:br/>
+        <w:t>CSS = Cascading Style Sheets</w:t>
+      </w:r>
+      <w:r>
+        <w:br/>
+        <w:t>HTML = Hyper Text Markup Language</w:t>
+      </w:r>
+      <w:r>
+        <w:br/>
+        <w:t>PHP = PHP Hypertext Preprocessor</w:t>
+      </w:r>
+      <w:r>
+        <w:br/>
+        <w:t>SQL = Structured Query Language</w:t>
+      </w:r>
+      <w:r>
+        <w:br/>
+        <w:t>SVG = Scalable Vector Graphics</w:t>
+      </w:r>
+      <w:r>
+        <w:br/>
+        <w:t xml:space="preserve">XML = </w:t>
+      </w:r>
+      <w:proofErr w:type="spellStart"/>
+      <w:r>
+        <w:t>EXtensible</w:t>
+      </w:r>
+      <w:proofErr w:type="spellEnd"/>
+      <w:r>
+        <w:t xml:space="preserve"> Markup Language</w:t>
+      </w:r>
+    </w:p>
+    <w:p>
+      <w:pPr>
+        <w:tabs>
+          <w:tab w:val="left" w:pos="5025"/>
+        </w:tabs>
+      </w:pPr>
+      <w:r>
+        <w:t>The PHP code to read the file and write it to the output buffer is as follows (the </w:t>
+      </w:r>
+      <w:proofErr w:type="spellStart"/>
+      <w:proofErr w:type="gramStart"/>
+      <w:r>
+        <w:t>readfile</w:t>
+      </w:r>
+      <w:proofErr w:type="spellEnd"/>
+      <w:r>
+        <w:t>(</w:t>
+      </w:r>
+      <w:proofErr w:type="gramEnd"/>
+      <w:r>
+        <w:t>) function returns the number of bytes read on success):</w:t>
+      </w:r>
+    </w:p>
+    <w:p>
+      <w:pPr>
+        <w:tabs>
+          <w:tab w:val="left" w:pos="5025"/>
+        </w:tabs>
+      </w:pPr>
+      <w:r>
+        <w:t xml:space="preserve">&lt;h1 </w:t>
       </w:r>
       <w:r>
         <w:rPr>
           <w:i/>
           <w:iCs/>
         </w:rPr>
-        <w:t>name</w:t>
-      </w:r>
-      <w:r>
-        <w:t>="</w:t>
+        <w:t>class</w:t>
+      </w:r>
+      <w:r>
+        <w:t>="mt-4"&gt;27. FILE HANDLING &lt;/h1&gt;</w:t>
+      </w:r>
+    </w:p>
+    <w:p>
+      <w:pPr>
+        <w:tabs>
+          <w:tab w:val="left" w:pos="5025"/>
+        </w:tabs>
+      </w:pPr>
+      <w:r>
+        <w:t>&lt;?</w:t>
       </w:r>
       <w:proofErr w:type="spellStart"/>
       <w:r>
-        <w:t>fpassword</w:t>
+        <w:t>php</w:t>
       </w:r>
       <w:proofErr w:type="spellEnd"/>
-      <w:r>
-        <w:t>"&gt;</w:t>
-      </w:r>
     </w:p>
     <w:p>
       <w:pPr>
@@ -40122,7 +44427,15 @@
         </w:tabs>
       </w:pPr>
       <w:r>
-        <w:t>  &lt;/div&gt;</w:t>
+        <w:t xml:space="preserve">echo </w:t>
+      </w:r>
+      <w:proofErr w:type="spellStart"/>
+      <w:r>
+        <w:t>readfile</w:t>
+      </w:r>
+      <w:proofErr w:type="spellEnd"/>
+      <w:r>
+        <w:t>("FileHandling.txt")</w:t>
       </w:r>
     </w:p>
     <w:p>
@@ -40132,17 +44445,893 @@
         </w:tabs>
       </w:pPr>
       <w:r>
-        <w:t xml:space="preserve">  &lt;input </w:t>
+        <w:t>?&gt;</w:t>
+      </w:r>
+    </w:p>
+    <w:p>
+      <w:pPr>
+        <w:tabs>
+          <w:tab w:val="left" w:pos="5025"/>
+        </w:tabs>
+        <w:rPr>
+          <w:sz w:val="28"/>
+          <w:szCs w:val="28"/>
+        </w:rPr>
+      </w:pPr>
+      <w:r>
+        <w:rPr>
+          <w:sz w:val="28"/>
+          <w:szCs w:val="28"/>
+        </w:rPr>
+        <w:t xml:space="preserve">FILE </w:t>
+      </w:r>
+      <w:r>
+        <w:rPr>
+          <w:sz w:val="28"/>
+          <w:szCs w:val="28"/>
+        </w:rPr>
+        <w:t>READ/OPEN</w:t>
+      </w:r>
+      <w:r>
+        <w:rPr>
+          <w:sz w:val="28"/>
+          <w:szCs w:val="28"/>
+        </w:rPr>
+        <w:t xml:space="preserve">/CREATE/WRITE/CLOSE </w:t>
+      </w:r>
+    </w:p>
+    <w:p>
+      <w:pPr>
+        <w:tabs>
+          <w:tab w:val="left" w:pos="5025"/>
+        </w:tabs>
+        <w:rPr>
+          <w:sz w:val="28"/>
+          <w:szCs w:val="28"/>
+        </w:rPr>
+      </w:pPr>
+      <w:r>
+        <w:lastRenderedPageBreak/>
+        <w:t>A better method to open files is with the </w:t>
+      </w:r>
+      <w:proofErr w:type="spellStart"/>
+      <w:proofErr w:type="gramStart"/>
+      <w:r>
+        <w:t>fopen</w:t>
+      </w:r>
+      <w:proofErr w:type="spellEnd"/>
+      <w:r>
+        <w:t>(</w:t>
+      </w:r>
+      <w:proofErr w:type="gramEnd"/>
+      <w:r>
+        <w:t>) function. This function gives you more options than the </w:t>
+      </w:r>
+      <w:proofErr w:type="spellStart"/>
+      <w:proofErr w:type="gramStart"/>
+      <w:r>
+        <w:t>readfile</w:t>
+      </w:r>
+      <w:proofErr w:type="spellEnd"/>
+      <w:r>
+        <w:t>(</w:t>
+      </w:r>
+      <w:proofErr w:type="gramEnd"/>
+      <w:r>
+        <w:t>) function.</w:t>
+      </w:r>
+    </w:p>
+    <w:p>
+      <w:pPr>
+        <w:tabs>
+          <w:tab w:val="left" w:pos="5025"/>
+        </w:tabs>
+      </w:pPr>
+      <w:r>
+        <w:t>The first parameter of </w:t>
+      </w:r>
+      <w:proofErr w:type="spellStart"/>
+      <w:proofErr w:type="gramStart"/>
+      <w:r>
+        <w:t>fopen</w:t>
+      </w:r>
+      <w:proofErr w:type="spellEnd"/>
+      <w:r>
+        <w:t>(</w:t>
+      </w:r>
+      <w:proofErr w:type="gramEnd"/>
+      <w:r>
+        <w:t xml:space="preserve">) contains the name of the file to be opened and the second parameter specifies in which mode the file should be opened. The following example also generates a message if the </w:t>
+      </w:r>
+      <w:proofErr w:type="spellStart"/>
+      <w:proofErr w:type="gramStart"/>
+      <w:r>
+        <w:t>fopen</w:t>
+      </w:r>
+      <w:proofErr w:type="spellEnd"/>
+      <w:r>
+        <w:t>(</w:t>
+      </w:r>
+      <w:proofErr w:type="gramEnd"/>
+      <w:r>
+        <w:t>) function is unable to open the specified fil</w:t>
+      </w:r>
+    </w:p>
+    <w:tbl>
+      <w:tblPr>
+        <w:tblW w:w="7649" w:type="dxa"/>
+        <w:tblBorders>
+          <w:top w:val="single" w:sz="6" w:space="0" w:color="CCCCCC"/>
+          <w:left w:val="single" w:sz="6" w:space="0" w:color="CCCCCC"/>
+          <w:bottom w:val="single" w:sz="6" w:space="0" w:color="CCCCCC"/>
+          <w:right w:val="single" w:sz="6" w:space="0" w:color="CCCCCC"/>
+        </w:tblBorders>
+        <w:shd w:val="clear" w:color="auto" w:fill="FFFFFF"/>
+        <w:tblCellMar>
+          <w:top w:w="15" w:type="dxa"/>
+          <w:left w:w="15" w:type="dxa"/>
+          <w:bottom w:w="15" w:type="dxa"/>
+          <w:right w:w="15" w:type="dxa"/>
+        </w:tblCellMar>
+        <w:tblLook w:val="04A0" w:firstRow="1" w:lastRow="0" w:firstColumn="1" w:lastColumn="0" w:noHBand="0" w:noVBand="1"/>
+      </w:tblPr>
+      <w:tblGrid>
+        <w:gridCol w:w="989"/>
+        <w:gridCol w:w="5461"/>
+        <w:gridCol w:w="1199"/>
+      </w:tblGrid>
+      <w:tr>
+        <w:trPr>
+          <w:trHeight w:val="418"/>
+        </w:trPr>
+        <w:tc>
+          <w:tcPr>
+            <w:tcW w:w="989" w:type="dxa"/>
+            <w:shd w:val="clear" w:color="auto" w:fill="FFFFFF"/>
+            <w:tcMar>
+              <w:top w:w="120" w:type="dxa"/>
+              <w:left w:w="240" w:type="dxa"/>
+              <w:bottom w:w="120" w:type="dxa"/>
+              <w:right w:w="120" w:type="dxa"/>
+            </w:tcMar>
+            <w:hideMark/>
+          </w:tcPr>
+          <w:p>
+            <w:pPr>
+              <w:tabs>
+                <w:tab w:val="left" w:pos="5025"/>
+              </w:tabs>
+              <w:rPr>
+                <w:b/>
+                <w:bCs/>
+              </w:rPr>
+            </w:pPr>
+            <w:r>
+              <w:rPr>
+                <w:b/>
+                <w:bCs/>
+              </w:rPr>
+              <w:t>Modes</w:t>
+            </w:r>
+          </w:p>
+        </w:tc>
+        <w:tc>
+          <w:tcPr>
+            <w:tcW w:w="6660" w:type="dxa"/>
+            <w:gridSpan w:val="2"/>
+            <w:shd w:val="clear" w:color="auto" w:fill="FFFFFF"/>
+            <w:tcMar>
+              <w:top w:w="120" w:type="dxa"/>
+              <w:left w:w="120" w:type="dxa"/>
+              <w:bottom w:w="120" w:type="dxa"/>
+              <w:right w:w="120" w:type="dxa"/>
+            </w:tcMar>
+            <w:hideMark/>
+          </w:tcPr>
+          <w:p>
+            <w:pPr>
+              <w:tabs>
+                <w:tab w:val="left" w:pos="5025"/>
+              </w:tabs>
+              <w:rPr>
+                <w:b/>
+                <w:bCs/>
+              </w:rPr>
+            </w:pPr>
+            <w:r>
+              <w:rPr>
+                <w:b/>
+                <w:bCs/>
+              </w:rPr>
+              <w:t>Description</w:t>
+            </w:r>
+          </w:p>
+        </w:tc>
+      </w:tr>
+      <w:tr>
+        <w:trPr>
+          <w:trHeight w:val="418"/>
+        </w:trPr>
+        <w:tc>
+          <w:tcPr>
+            <w:tcW w:w="0" w:type="auto"/>
+            <w:shd w:val="clear" w:color="auto" w:fill="E7E9EB"/>
+            <w:tcMar>
+              <w:top w:w="120" w:type="dxa"/>
+              <w:left w:w="240" w:type="dxa"/>
+              <w:bottom w:w="120" w:type="dxa"/>
+              <w:right w:w="120" w:type="dxa"/>
+            </w:tcMar>
+            <w:hideMark/>
+          </w:tcPr>
+          <w:p>
+            <w:pPr>
+              <w:tabs>
+                <w:tab w:val="left" w:pos="5025"/>
+              </w:tabs>
+            </w:pPr>
+            <w:r>
+              <w:t>r</w:t>
+            </w:r>
+          </w:p>
+        </w:tc>
+        <w:tc>
+          <w:tcPr>
+            <w:tcW w:w="0" w:type="auto"/>
+            <w:gridSpan w:val="2"/>
+            <w:shd w:val="clear" w:color="auto" w:fill="E7E9EB"/>
+            <w:tcMar>
+              <w:top w:w="120" w:type="dxa"/>
+              <w:left w:w="120" w:type="dxa"/>
+              <w:bottom w:w="120" w:type="dxa"/>
+              <w:right w:w="120" w:type="dxa"/>
+            </w:tcMar>
+            <w:hideMark/>
+          </w:tcPr>
+          <w:p>
+            <w:pPr>
+              <w:tabs>
+                <w:tab w:val="left" w:pos="5025"/>
+              </w:tabs>
+            </w:pPr>
+            <w:r>
+              <w:rPr>
+                <w:b/>
+                <w:bCs/>
+              </w:rPr>
+              <w:t>Open a file for read only</w:t>
+            </w:r>
+            <w:r>
+              <w:t>. File pointer starts at the beginning of the file</w:t>
+            </w:r>
+          </w:p>
+        </w:tc>
+      </w:tr>
+      <w:tr>
+        <w:trPr>
+          <w:trHeight w:val="684"/>
+        </w:trPr>
+        <w:tc>
+          <w:tcPr>
+            <w:tcW w:w="0" w:type="auto"/>
+            <w:shd w:val="clear" w:color="auto" w:fill="FFFFFF"/>
+            <w:tcMar>
+              <w:top w:w="120" w:type="dxa"/>
+              <w:left w:w="240" w:type="dxa"/>
+              <w:bottom w:w="120" w:type="dxa"/>
+              <w:right w:w="120" w:type="dxa"/>
+            </w:tcMar>
+            <w:hideMark/>
+          </w:tcPr>
+          <w:p>
+            <w:pPr>
+              <w:tabs>
+                <w:tab w:val="left" w:pos="5025"/>
+              </w:tabs>
+            </w:pPr>
+            <w:r>
+              <w:t>w</w:t>
+            </w:r>
+          </w:p>
+        </w:tc>
+        <w:tc>
+          <w:tcPr>
+            <w:tcW w:w="0" w:type="auto"/>
+            <w:gridSpan w:val="2"/>
+            <w:shd w:val="clear" w:color="auto" w:fill="FFFFFF"/>
+            <w:tcMar>
+              <w:top w:w="120" w:type="dxa"/>
+              <w:left w:w="120" w:type="dxa"/>
+              <w:bottom w:w="120" w:type="dxa"/>
+              <w:right w:w="120" w:type="dxa"/>
+            </w:tcMar>
+            <w:hideMark/>
+          </w:tcPr>
+          <w:p>
+            <w:pPr>
+              <w:tabs>
+                <w:tab w:val="left" w:pos="5025"/>
+              </w:tabs>
+            </w:pPr>
+            <w:r>
+              <w:rPr>
+                <w:b/>
+                <w:bCs/>
+              </w:rPr>
+              <w:t>Open a file for write only</w:t>
+            </w:r>
+            <w:r>
+              <w:t>. Erases the contents of the file or creates a new file if it doesn't exist. File pointer starts at the beginning of the file</w:t>
+            </w:r>
+          </w:p>
+        </w:tc>
+      </w:tr>
+      <w:tr>
+        <w:trPr>
+          <w:trHeight w:val="698"/>
+        </w:trPr>
+        <w:tc>
+          <w:tcPr>
+            <w:tcW w:w="0" w:type="auto"/>
+            <w:shd w:val="clear" w:color="auto" w:fill="E7E9EB"/>
+            <w:tcMar>
+              <w:top w:w="120" w:type="dxa"/>
+              <w:left w:w="240" w:type="dxa"/>
+              <w:bottom w:w="120" w:type="dxa"/>
+              <w:right w:w="120" w:type="dxa"/>
+            </w:tcMar>
+            <w:hideMark/>
+          </w:tcPr>
+          <w:p>
+            <w:pPr>
+              <w:tabs>
+                <w:tab w:val="left" w:pos="5025"/>
+              </w:tabs>
+            </w:pPr>
+            <w:r>
+              <w:t>a</w:t>
+            </w:r>
+          </w:p>
+        </w:tc>
+        <w:tc>
+          <w:tcPr>
+            <w:tcW w:w="0" w:type="auto"/>
+            <w:gridSpan w:val="2"/>
+            <w:shd w:val="clear" w:color="auto" w:fill="E7E9EB"/>
+            <w:tcMar>
+              <w:top w:w="120" w:type="dxa"/>
+              <w:left w:w="120" w:type="dxa"/>
+              <w:bottom w:w="120" w:type="dxa"/>
+              <w:right w:w="120" w:type="dxa"/>
+            </w:tcMar>
+            <w:hideMark/>
+          </w:tcPr>
+          <w:p>
+            <w:pPr>
+              <w:tabs>
+                <w:tab w:val="left" w:pos="5025"/>
+              </w:tabs>
+            </w:pPr>
+            <w:r>
+              <w:rPr>
+                <w:b/>
+                <w:bCs/>
+              </w:rPr>
+              <w:t>Open a file for write only</w:t>
+            </w:r>
+            <w:r>
+              <w:t>. The existing data in file is preserved. File pointer starts at the end of the file. Creates a new file if the file doesn't exist</w:t>
+            </w:r>
+          </w:p>
+        </w:tc>
+      </w:tr>
+      <w:tr>
+        <w:trPr>
+          <w:trHeight w:val="418"/>
+        </w:trPr>
+        <w:tc>
+          <w:tcPr>
+            <w:tcW w:w="0" w:type="auto"/>
+            <w:shd w:val="clear" w:color="auto" w:fill="FFFFFF"/>
+            <w:tcMar>
+              <w:top w:w="120" w:type="dxa"/>
+              <w:left w:w="240" w:type="dxa"/>
+              <w:bottom w:w="120" w:type="dxa"/>
+              <w:right w:w="120" w:type="dxa"/>
+            </w:tcMar>
+            <w:hideMark/>
+          </w:tcPr>
+          <w:p>
+            <w:pPr>
+              <w:tabs>
+                <w:tab w:val="left" w:pos="5025"/>
+              </w:tabs>
+            </w:pPr>
+            <w:r>
+              <w:t>x</w:t>
+            </w:r>
+          </w:p>
+        </w:tc>
+        <w:tc>
+          <w:tcPr>
+            <w:tcW w:w="0" w:type="auto"/>
+            <w:gridSpan w:val="2"/>
+            <w:shd w:val="clear" w:color="auto" w:fill="FFFFFF"/>
+            <w:tcMar>
+              <w:top w:w="120" w:type="dxa"/>
+              <w:left w:w="120" w:type="dxa"/>
+              <w:bottom w:w="120" w:type="dxa"/>
+              <w:right w:w="120" w:type="dxa"/>
+            </w:tcMar>
+            <w:hideMark/>
+          </w:tcPr>
+          <w:p>
+            <w:pPr>
+              <w:tabs>
+                <w:tab w:val="left" w:pos="5025"/>
+              </w:tabs>
+            </w:pPr>
+            <w:r>
+              <w:rPr>
+                <w:b/>
+                <w:bCs/>
+              </w:rPr>
+              <w:t>Creates a new file for write only</w:t>
+            </w:r>
+            <w:r>
+              <w:t>. Returns FALSE and an error if file already exists</w:t>
+            </w:r>
+          </w:p>
+        </w:tc>
+      </w:tr>
+      <w:tr>
+        <w:trPr>
+          <w:trHeight w:val="418"/>
+        </w:trPr>
+        <w:tc>
+          <w:tcPr>
+            <w:tcW w:w="0" w:type="auto"/>
+            <w:shd w:val="clear" w:color="auto" w:fill="E7E9EB"/>
+            <w:tcMar>
+              <w:top w:w="120" w:type="dxa"/>
+              <w:left w:w="240" w:type="dxa"/>
+              <w:bottom w:w="120" w:type="dxa"/>
+              <w:right w:w="120" w:type="dxa"/>
+            </w:tcMar>
+            <w:hideMark/>
+          </w:tcPr>
+          <w:p>
+            <w:pPr>
+              <w:tabs>
+                <w:tab w:val="left" w:pos="5025"/>
+              </w:tabs>
+            </w:pPr>
+            <w:r>
+              <w:t>r+</w:t>
+            </w:r>
+          </w:p>
+        </w:tc>
+        <w:tc>
+          <w:tcPr>
+            <w:tcW w:w="0" w:type="auto"/>
+            <w:gridSpan w:val="2"/>
+            <w:shd w:val="clear" w:color="auto" w:fill="E7E9EB"/>
+            <w:tcMar>
+              <w:top w:w="120" w:type="dxa"/>
+              <w:left w:w="120" w:type="dxa"/>
+              <w:bottom w:w="120" w:type="dxa"/>
+              <w:right w:w="120" w:type="dxa"/>
+            </w:tcMar>
+            <w:hideMark/>
+          </w:tcPr>
+          <w:p>
+            <w:pPr>
+              <w:tabs>
+                <w:tab w:val="left" w:pos="5025"/>
+              </w:tabs>
+            </w:pPr>
+            <w:r>
+              <w:rPr>
+                <w:b/>
+                <w:bCs/>
+              </w:rPr>
+              <w:t>Open a file for read/write</w:t>
+            </w:r>
+            <w:r>
+              <w:t>. File pointer starts at the beginning of the file</w:t>
+            </w:r>
+          </w:p>
+        </w:tc>
+      </w:tr>
+      <w:tr>
+        <w:trPr>
+          <w:trHeight w:val="684"/>
+        </w:trPr>
+        <w:tc>
+          <w:tcPr>
+            <w:tcW w:w="0" w:type="auto"/>
+            <w:shd w:val="clear" w:color="auto" w:fill="FFFFFF"/>
+            <w:tcMar>
+              <w:top w:w="120" w:type="dxa"/>
+              <w:left w:w="240" w:type="dxa"/>
+              <w:bottom w:w="120" w:type="dxa"/>
+              <w:right w:w="120" w:type="dxa"/>
+            </w:tcMar>
+            <w:hideMark/>
+          </w:tcPr>
+          <w:p>
+            <w:pPr>
+              <w:tabs>
+                <w:tab w:val="left" w:pos="5025"/>
+              </w:tabs>
+            </w:pPr>
+            <w:r>
+              <w:t>w+</w:t>
+            </w:r>
+          </w:p>
+        </w:tc>
+        <w:tc>
+          <w:tcPr>
+            <w:tcW w:w="0" w:type="auto"/>
+            <w:gridSpan w:val="2"/>
+            <w:shd w:val="clear" w:color="auto" w:fill="FFFFFF"/>
+            <w:tcMar>
+              <w:top w:w="120" w:type="dxa"/>
+              <w:left w:w="120" w:type="dxa"/>
+              <w:bottom w:w="120" w:type="dxa"/>
+              <w:right w:w="120" w:type="dxa"/>
+            </w:tcMar>
+            <w:hideMark/>
+          </w:tcPr>
+          <w:p>
+            <w:pPr>
+              <w:tabs>
+                <w:tab w:val="left" w:pos="5025"/>
+              </w:tabs>
+            </w:pPr>
+            <w:r>
+              <w:rPr>
+                <w:b/>
+                <w:bCs/>
+              </w:rPr>
+              <w:t>Open a file for read/write</w:t>
+            </w:r>
+            <w:r>
+              <w:t>. Erases the contents of the file or creates a new file if it doesn't exist. File pointer starts at the beginning of the file</w:t>
+            </w:r>
+          </w:p>
+        </w:tc>
+      </w:tr>
+      <w:tr>
+        <w:trPr>
+          <w:trHeight w:val="684"/>
+        </w:trPr>
+        <w:tc>
+          <w:tcPr>
+            <w:tcW w:w="0" w:type="auto"/>
+            <w:shd w:val="clear" w:color="auto" w:fill="E7E9EB"/>
+            <w:tcMar>
+              <w:top w:w="120" w:type="dxa"/>
+              <w:left w:w="240" w:type="dxa"/>
+              <w:bottom w:w="120" w:type="dxa"/>
+              <w:right w:w="120" w:type="dxa"/>
+            </w:tcMar>
+            <w:hideMark/>
+          </w:tcPr>
+          <w:p>
+            <w:pPr>
+              <w:tabs>
+                <w:tab w:val="left" w:pos="5025"/>
+              </w:tabs>
+            </w:pPr>
+            <w:r>
+              <w:t>a+</w:t>
+            </w:r>
+          </w:p>
+        </w:tc>
+        <w:tc>
+          <w:tcPr>
+            <w:tcW w:w="0" w:type="auto"/>
+            <w:gridSpan w:val="2"/>
+            <w:shd w:val="clear" w:color="auto" w:fill="E7E9EB"/>
+            <w:tcMar>
+              <w:top w:w="120" w:type="dxa"/>
+              <w:left w:w="120" w:type="dxa"/>
+              <w:bottom w:w="120" w:type="dxa"/>
+              <w:right w:w="120" w:type="dxa"/>
+            </w:tcMar>
+            <w:hideMark/>
+          </w:tcPr>
+          <w:p>
+            <w:pPr>
+              <w:tabs>
+                <w:tab w:val="left" w:pos="5025"/>
+              </w:tabs>
+            </w:pPr>
+            <w:r>
+              <w:rPr>
+                <w:b/>
+                <w:bCs/>
+              </w:rPr>
+              <w:t>Open a file for read/write</w:t>
+            </w:r>
+            <w:r>
+              <w:t>. The existing data in file is preserved. File pointer starts at the end of the file. Creates a new file if the file doesn't exist</w:t>
+            </w:r>
+          </w:p>
+        </w:tc>
+      </w:tr>
+      <w:tr>
+        <w:trPr>
+          <w:gridAfter w:val="1"/>
+          <w:wAfter w:w="1338" w:type="dxa"/>
+          <w:trHeight w:val="418"/>
+        </w:trPr>
+        <w:tc>
+          <w:tcPr>
+            <w:tcW w:w="0" w:type="auto"/>
+            <w:shd w:val="clear" w:color="auto" w:fill="FFFFFF"/>
+            <w:tcMar>
+              <w:top w:w="120" w:type="dxa"/>
+              <w:left w:w="240" w:type="dxa"/>
+              <w:bottom w:w="120" w:type="dxa"/>
+              <w:right w:w="120" w:type="dxa"/>
+            </w:tcMar>
+            <w:hideMark/>
+          </w:tcPr>
+          <w:p>
+            <w:pPr>
+              <w:tabs>
+                <w:tab w:val="left" w:pos="5025"/>
+              </w:tabs>
+            </w:pPr>
+            <w:r>
+              <w:t>x+</w:t>
+            </w:r>
+          </w:p>
+        </w:tc>
+        <w:tc>
+          <w:tcPr>
+            <w:tcW w:w="5322" w:type="dxa"/>
+            <w:shd w:val="clear" w:color="auto" w:fill="FFFFFF"/>
+            <w:tcMar>
+              <w:top w:w="120" w:type="dxa"/>
+              <w:left w:w="120" w:type="dxa"/>
+              <w:bottom w:w="120" w:type="dxa"/>
+              <w:right w:w="120" w:type="dxa"/>
+            </w:tcMar>
+            <w:hideMark/>
+          </w:tcPr>
+          <w:p>
+            <w:pPr>
+              <w:tabs>
+                <w:tab w:val="left" w:pos="5025"/>
+              </w:tabs>
+            </w:pPr>
+            <w:r>
+              <w:rPr>
+                <w:b/>
+                <w:bCs/>
+              </w:rPr>
+              <w:t>Creates a new file for read/write</w:t>
+            </w:r>
+            <w:r>
+              <w:t>. Returns FALSE and an error if file already exists</w:t>
+            </w:r>
+          </w:p>
+        </w:tc>
+      </w:tr>
+    </w:tbl>
+    <w:p>
+      <w:pPr>
+        <w:tabs>
+          <w:tab w:val="left" w:pos="5025"/>
+        </w:tabs>
+      </w:pPr>
+    </w:p>
+    <w:p/>
+    <w:p>
+      <w:pPr>
+        <w:tabs>
+          <w:tab w:val="left" w:pos="5025"/>
+        </w:tabs>
+      </w:pPr>
+      <w:r>
+        <w:t xml:space="preserve">PHP Close File - </w:t>
+      </w:r>
+      <w:proofErr w:type="spellStart"/>
+      <w:proofErr w:type="gramStart"/>
+      <w:r>
+        <w:t>fclose</w:t>
+      </w:r>
+      <w:proofErr w:type="spellEnd"/>
+      <w:r>
+        <w:t>(</w:t>
+      </w:r>
+      <w:proofErr w:type="gramEnd"/>
+      <w:r>
+        <w:t>)</w:t>
+      </w:r>
+    </w:p>
+    <w:p>
+      <w:pPr>
+        <w:tabs>
+          <w:tab w:val="left" w:pos="5025"/>
+        </w:tabs>
+      </w:pPr>
+      <w:r>
+        <w:t>The </w:t>
+      </w:r>
+      <w:proofErr w:type="spellStart"/>
+      <w:proofErr w:type="gramStart"/>
+      <w:r>
+        <w:t>fclose</w:t>
+      </w:r>
+      <w:proofErr w:type="spellEnd"/>
+      <w:r>
+        <w:t>(</w:t>
+      </w:r>
+      <w:proofErr w:type="gramEnd"/>
+      <w:r>
+        <w:t>) function is used to close an open file.</w:t>
+      </w:r>
+    </w:p>
+    <w:p>
+      <w:pPr>
+        <w:tabs>
+          <w:tab w:val="left" w:pos="5025"/>
+        </w:tabs>
+      </w:pPr>
+      <w:r>
+        <w:t>It's a good programming practice to close all files after you have finished with them. You don't want an open file running around on your server taking up resources!</w:t>
+      </w:r>
+    </w:p>
+    <w:p>
+      <w:pPr>
+        <w:tabs>
+          <w:tab w:val="left" w:pos="5025"/>
+        </w:tabs>
+      </w:pPr>
+      <w:r>
+        <w:t>The </w:t>
+      </w:r>
+      <w:proofErr w:type="spellStart"/>
+      <w:proofErr w:type="gramStart"/>
+      <w:r>
+        <w:t>fclose</w:t>
+      </w:r>
+      <w:proofErr w:type="spellEnd"/>
+      <w:r>
+        <w:t>(</w:t>
+      </w:r>
+      <w:proofErr w:type="gramEnd"/>
+      <w:r>
+        <w:t>) requires the name of the file (or a variable that holds the filename) we want to close:</w:t>
+      </w:r>
+    </w:p>
+    <w:p>
+      <w:pPr>
+        <w:tabs>
+          <w:tab w:val="left" w:pos="5025"/>
+        </w:tabs>
+      </w:pPr>
+      <w:r>
+        <w:t xml:space="preserve">&lt;h1 </w:t>
       </w:r>
       <w:r>
         <w:rPr>
           <w:i/>
           <w:iCs/>
         </w:rPr>
-        <w:t>type</w:t>
-      </w:r>
-      <w:r>
-        <w:t xml:space="preserve">="submit" </w:t>
+        <w:t>class</w:t>
+      </w:r>
+      <w:r>
+        <w:t>="mt-4"&gt;28. FILE READ/OPEN&lt;/h1&gt;</w:t>
+      </w:r>
+    </w:p>
+    <w:p>
+      <w:pPr>
+        <w:tabs>
+          <w:tab w:val="left" w:pos="5025"/>
+        </w:tabs>
+      </w:pPr>
+      <w:r>
+        <w:lastRenderedPageBreak/>
+        <w:t>&lt;?</w:t>
+      </w:r>
+      <w:proofErr w:type="spellStart"/>
+      <w:r>
+        <w:t>php</w:t>
+      </w:r>
+      <w:proofErr w:type="spellEnd"/>
+    </w:p>
+    <w:p>
+      <w:pPr>
+        <w:tabs>
+          <w:tab w:val="left" w:pos="5025"/>
+        </w:tabs>
+      </w:pPr>
+      <w:r>
+        <w:t>$deep=</w:t>
+      </w:r>
+      <w:proofErr w:type="spellStart"/>
+      <w:r>
+        <w:t>fopen</w:t>
+      </w:r>
+      <w:proofErr w:type="spellEnd"/>
+      <w:r>
+        <w:t>("</w:t>
+      </w:r>
+      <w:proofErr w:type="spellStart"/>
+      <w:r>
+        <w:t>FileHandling.txt",'r</w:t>
+      </w:r>
+      <w:proofErr w:type="spellEnd"/>
+      <w:r>
+        <w:t>');</w:t>
+      </w:r>
+    </w:p>
+    <w:p>
+      <w:pPr>
+        <w:tabs>
+          <w:tab w:val="left" w:pos="5025"/>
+        </w:tabs>
+      </w:pPr>
+      <w:r>
+        <w:t xml:space="preserve">echo </w:t>
+      </w:r>
+      <w:proofErr w:type="spellStart"/>
+      <w:r>
+        <w:t>fread</w:t>
+      </w:r>
+      <w:proofErr w:type="spellEnd"/>
+      <w:r>
+        <w:t>($</w:t>
+      </w:r>
+      <w:proofErr w:type="spellStart"/>
+      <w:proofErr w:type="gramStart"/>
+      <w:r>
+        <w:t>deep,filesize</w:t>
+      </w:r>
+      <w:proofErr w:type="spellEnd"/>
+      <w:proofErr w:type="gramEnd"/>
+      <w:r>
+        <w:t>("FileHandling.txt"));</w:t>
+      </w:r>
+    </w:p>
+    <w:p>
+      <w:pPr>
+        <w:tabs>
+          <w:tab w:val="left" w:pos="5025"/>
+        </w:tabs>
+      </w:pPr>
+      <w:proofErr w:type="spellStart"/>
+      <w:r>
+        <w:t>fclose</w:t>
+      </w:r>
+      <w:proofErr w:type="spellEnd"/>
+      <w:r>
+        <w:t>($deep);</w:t>
+      </w:r>
+    </w:p>
+    <w:p>
+      <w:pPr>
+        <w:tabs>
+          <w:tab w:val="left" w:pos="5025"/>
+        </w:tabs>
+      </w:pPr>
+      <w:r>
+        <w:t>?&gt;</w:t>
+      </w:r>
+    </w:p>
+    <w:p>
+      <w:pPr>
+        <w:tabs>
+          <w:tab w:val="left" w:pos="5025"/>
+        </w:tabs>
+      </w:pPr>
+      <w:r>
+        <w:t xml:space="preserve">&lt;h1 </w:t>
       </w:r>
       <w:r>
         <w:rPr>
@@ -40152,23 +45341,659 @@
         <w:t>class</w:t>
       </w:r>
       <w:r>
+        <w:t>="mt-4"&gt;28. FILE CREATE/WRITE&lt;/h1&gt;</w:t>
+      </w:r>
+    </w:p>
+    <w:p>
+      <w:pPr>
+        <w:tabs>
+          <w:tab w:val="left" w:pos="5025"/>
+        </w:tabs>
+      </w:pPr>
+      <w:r>
+        <w:t>&lt;?</w:t>
+      </w:r>
+      <w:proofErr w:type="spellStart"/>
+      <w:r>
+        <w:t>php</w:t>
+      </w:r>
+      <w:proofErr w:type="spellEnd"/>
+    </w:p>
+    <w:p>
+      <w:pPr>
+        <w:tabs>
+          <w:tab w:val="left" w:pos="5025"/>
+        </w:tabs>
+      </w:pPr>
+      <w:r>
+        <w:t>$</w:t>
+      </w:r>
+      <w:proofErr w:type="spellStart"/>
+      <w:r>
+        <w:t>myfile</w:t>
+      </w:r>
+      <w:proofErr w:type="spellEnd"/>
+      <w:r>
+        <w:t xml:space="preserve"> = </w:t>
+      </w:r>
+      <w:proofErr w:type="spellStart"/>
+      <w:proofErr w:type="gramStart"/>
+      <w:r>
+        <w:t>fopen</w:t>
+      </w:r>
+      <w:proofErr w:type="spellEnd"/>
+      <w:r>
+        <w:t>(</w:t>
+      </w:r>
+      <w:proofErr w:type="gramEnd"/>
+      <w:r>
+        <w:t>"newfile.txt", "w");</w:t>
+      </w:r>
+    </w:p>
+    <w:p>
+      <w:pPr>
+        <w:tabs>
+          <w:tab w:val="left" w:pos="5025"/>
+        </w:tabs>
+      </w:pPr>
+      <w:r>
+        <w:t>$txt = "John Doe";</w:t>
+      </w:r>
+    </w:p>
+    <w:p>
+      <w:pPr>
+        <w:tabs>
+          <w:tab w:val="left" w:pos="5025"/>
+        </w:tabs>
+      </w:pPr>
+      <w:proofErr w:type="spellStart"/>
+      <w:proofErr w:type="gramStart"/>
+      <w:r>
+        <w:t>fwrite</w:t>
+      </w:r>
+      <w:proofErr w:type="spellEnd"/>
+      <w:r>
+        <w:t>(</w:t>
+      </w:r>
+      <w:proofErr w:type="gramEnd"/>
+      <w:r>
+        <w:t>$</w:t>
+      </w:r>
+      <w:proofErr w:type="spellStart"/>
+      <w:r>
+        <w:t>myfile</w:t>
+      </w:r>
+      <w:proofErr w:type="spellEnd"/>
+      <w:r>
+        <w:t>, $txt);</w:t>
+      </w:r>
+    </w:p>
+    <w:p>
+      <w:pPr>
+        <w:tabs>
+          <w:tab w:val="left" w:pos="5025"/>
+        </w:tabs>
+      </w:pPr>
+      <w:proofErr w:type="spellStart"/>
+      <w:r>
+        <w:t>fclose</w:t>
+      </w:r>
+      <w:proofErr w:type="spellEnd"/>
+      <w:r>
+        <w:t>($</w:t>
+      </w:r>
+      <w:proofErr w:type="spellStart"/>
+      <w:r>
+        <w:t>myfile</w:t>
+      </w:r>
+      <w:proofErr w:type="spellEnd"/>
+      <w:r>
+        <w:t>);</w:t>
+      </w:r>
+    </w:p>
+    <w:p>
+      <w:pPr>
+        <w:tabs>
+          <w:tab w:val="left" w:pos="5025"/>
+        </w:tabs>
+      </w:pPr>
+    </w:p>
+    <w:p>
+      <w:pPr>
+        <w:tabs>
+          <w:tab w:val="left" w:pos="5025"/>
+        </w:tabs>
+        <w:rPr>
+          <w:sz w:val="28"/>
+          <w:szCs w:val="28"/>
+        </w:rPr>
+      </w:pPr>
+      <w:r>
+        <w:rPr>
+          <w:sz w:val="28"/>
+          <w:szCs w:val="28"/>
+        </w:rPr>
+        <w:t xml:space="preserve">FILE UPLOAD </w:t>
+      </w:r>
+    </w:p>
+    <w:p>
+      <w:pPr>
+        <w:tabs>
+          <w:tab w:val="left" w:pos="5025"/>
+        </w:tabs>
+      </w:pPr>
+      <w:r>
+        <w:t>With PHP, it is easy to upload files to the server.</w:t>
+      </w:r>
+    </w:p>
+    <w:p>
+      <w:pPr>
+        <w:tabs>
+          <w:tab w:val="left" w:pos="5025"/>
+        </w:tabs>
+      </w:pPr>
+      <w:r>
+        <w:t>However, with ease comes danger, so always be careful when allowing file uploads!</w:t>
+      </w:r>
+    </w:p>
+    <w:p>
+      <w:pPr>
+        <w:tabs>
+          <w:tab w:val="left" w:pos="5025"/>
+        </w:tabs>
+      </w:pPr>
+    </w:p>
+    <w:p>
+      <w:pPr>
+        <w:tabs>
+          <w:tab w:val="left" w:pos="5025"/>
+        </w:tabs>
+      </w:pPr>
+      <w:r>
+        <w:t xml:space="preserve">&lt;form </w:t>
+      </w:r>
+      <w:r>
+        <w:rPr>
+          <w:i/>
+          <w:iCs/>
+        </w:rPr>
+        <w:t>method</w:t>
+      </w:r>
+      <w:r>
+        <w:t xml:space="preserve">="post" </w:t>
+      </w:r>
+      <w:proofErr w:type="spellStart"/>
+      <w:r>
+        <w:rPr>
+          <w:i/>
+          <w:iCs/>
+        </w:rPr>
+        <w:t>enctype</w:t>
+      </w:r>
+      <w:proofErr w:type="spellEnd"/>
+      <w:r>
+        <w:t xml:space="preserve">="multipart/form-data" </w:t>
+      </w:r>
+      <w:r>
+        <w:rPr>
+          <w:i/>
+          <w:iCs/>
+        </w:rPr>
+        <w:t>action</w:t>
+      </w:r>
+      <w:r>
         <w:t>="</w:t>
       </w:r>
       <w:proofErr w:type="spellStart"/>
       <w:r>
-        <w:t>btn</w:t>
+        <w:t>files.php</w:t>
       </w:r>
       <w:proofErr w:type="spellEnd"/>
       <w:r>
+        <w:t>"&gt;</w:t>
+      </w:r>
+    </w:p>
+    <w:p>
+      <w:pPr>
+        <w:tabs>
+          <w:tab w:val="left" w:pos="5025"/>
+        </w:tabs>
+      </w:pPr>
+      <w:r>
+        <w:t xml:space="preserve">  &lt;input </w:t>
+      </w:r>
+      <w:r>
+        <w:rPr>
+          <w:i/>
+          <w:iCs/>
+        </w:rPr>
+        <w:t>type</w:t>
+      </w:r>
+      <w:r>
+        <w:t xml:space="preserve">="file" </w:t>
+      </w:r>
+      <w:r>
+        <w:rPr>
+          <w:i/>
+          <w:iCs/>
+        </w:rPr>
+        <w:t>name</w:t>
+      </w:r>
+      <w:r>
+        <w:t>="</w:t>
+      </w:r>
+      <w:proofErr w:type="spellStart"/>
+      <w:r>
+        <w:t>myfile</w:t>
+      </w:r>
+      <w:proofErr w:type="spellEnd"/>
+      <w:r>
+        <w:t>"&gt;</w:t>
+      </w:r>
+    </w:p>
+    <w:p>
+      <w:pPr>
+        <w:tabs>
+          <w:tab w:val="left" w:pos="5025"/>
+        </w:tabs>
+      </w:pPr>
+      <w:r>
+        <w:t xml:space="preserve">  &lt;input </w:t>
+      </w:r>
+      <w:r>
+        <w:rPr>
+          <w:i/>
+          <w:iCs/>
+        </w:rPr>
+        <w:t>type</w:t>
+      </w:r>
+      <w:r>
+        <w:t xml:space="preserve">="submit" </w:t>
+      </w:r>
+      <w:r>
+        <w:rPr>
+          <w:i/>
+          <w:iCs/>
+        </w:rPr>
+        <w:t>name</w:t>
+      </w:r>
+      <w:r>
+        <w:t xml:space="preserve">="upload" </w:t>
+      </w:r>
+      <w:r>
+        <w:rPr>
+          <w:i/>
+          <w:iCs/>
+        </w:rPr>
+        <w:t>value</w:t>
+      </w:r>
+      <w:r>
+        <w:t>="send"&gt;</w:t>
+      </w:r>
+    </w:p>
+    <w:p>
+      <w:pPr>
+        <w:tabs>
+          <w:tab w:val="left" w:pos="5025"/>
+        </w:tabs>
+      </w:pPr>
+      <w:r>
+        <w:t>&lt;?</w:t>
+      </w:r>
+      <w:proofErr w:type="spellStart"/>
+      <w:r>
+        <w:t>php</w:t>
+      </w:r>
+      <w:proofErr w:type="spellEnd"/>
+    </w:p>
+    <w:p>
+      <w:pPr>
+        <w:tabs>
+          <w:tab w:val="left" w:pos="5025"/>
+        </w:tabs>
+      </w:pPr>
+      <w:r>
+        <w:t>$name=$_FILES['</w:t>
+      </w:r>
+      <w:proofErr w:type="spellStart"/>
+      <w:r>
+        <w:t>myfile</w:t>
+      </w:r>
+      <w:proofErr w:type="spellEnd"/>
+      <w:proofErr w:type="gramStart"/>
+      <w:r>
+        <w:t>'][</w:t>
+      </w:r>
+      <w:proofErr w:type="gramEnd"/>
+      <w:r>
+        <w:t>'name'];</w:t>
+      </w:r>
+    </w:p>
+    <w:p>
+      <w:pPr>
+        <w:tabs>
+          <w:tab w:val="left" w:pos="5025"/>
+        </w:tabs>
+      </w:pPr>
+      <w:r>
+        <w:t>$</w:t>
+      </w:r>
+      <w:proofErr w:type="spellStart"/>
+      <w:r>
+        <w:t>temp_name</w:t>
+      </w:r>
+      <w:proofErr w:type="spellEnd"/>
+      <w:r>
+        <w:t>=$_FILES['</w:t>
+      </w:r>
+      <w:proofErr w:type="spellStart"/>
+      <w:r>
+        <w:t>myfile</w:t>
+      </w:r>
+      <w:proofErr w:type="spellEnd"/>
+      <w:proofErr w:type="gramStart"/>
+      <w:r>
+        <w:t>'][</w:t>
+      </w:r>
+      <w:proofErr w:type="gramEnd"/>
+      <w:r>
+        <w:t>'</w:t>
+      </w:r>
+      <w:proofErr w:type="spellStart"/>
+      <w:r>
+        <w:t>tmp_name</w:t>
+      </w:r>
+      <w:proofErr w:type="spellEnd"/>
+      <w:r>
+        <w:t>'];</w:t>
+      </w:r>
+    </w:p>
+    <w:p>
+      <w:pPr>
+        <w:tabs>
+          <w:tab w:val="left" w:pos="5025"/>
+        </w:tabs>
+      </w:pPr>
+    </w:p>
+    <w:p>
+      <w:pPr>
+        <w:tabs>
+          <w:tab w:val="left" w:pos="5025"/>
+        </w:tabs>
+      </w:pPr>
+      <w:proofErr w:type="spellStart"/>
+      <w:r>
+        <w:t>move_uploaded_file</w:t>
+      </w:r>
+      <w:proofErr w:type="spellEnd"/>
+      <w:r>
+        <w:t>($</w:t>
+      </w:r>
+      <w:proofErr w:type="spellStart"/>
+      <w:r>
+        <w:t>temp_</w:t>
+      </w:r>
+      <w:proofErr w:type="gramStart"/>
+      <w:r>
+        <w:t>name,$</w:t>
+      </w:r>
+      <w:proofErr w:type="gramEnd"/>
+      <w:r>
+        <w:t>name</w:t>
+      </w:r>
+      <w:proofErr w:type="spellEnd"/>
+      <w:r>
+        <w:t>);</w:t>
+      </w:r>
+    </w:p>
+    <w:p>
+      <w:pPr>
+        <w:tabs>
+          <w:tab w:val="left" w:pos="5025"/>
+        </w:tabs>
+      </w:pPr>
+      <w:r>
+        <w:t>?&gt;</w:t>
+      </w:r>
+    </w:p>
+    <w:p>
+      <w:pPr>
+        <w:tabs>
+          <w:tab w:val="left" w:pos="5025"/>
+        </w:tabs>
+        <w:rPr>
+          <w:sz w:val="28"/>
+          <w:szCs w:val="28"/>
+        </w:rPr>
+      </w:pPr>
+      <w:r>
+        <w:rPr>
+          <w:sz w:val="28"/>
+          <w:szCs w:val="28"/>
+        </w:rPr>
+        <w:t>PHP COOKIES</w:t>
+      </w:r>
+    </w:p>
+    <w:p>
+      <w:pPr>
+        <w:tabs>
+          <w:tab w:val="left" w:pos="5025"/>
+        </w:tabs>
+      </w:pPr>
+      <w:r>
+        <w:t>A cookie is often used to identify a user. A cookie is a small file that the server embeds on the user's computer. Each time the same computer requests a page with a browser, it will send the cookie too. With PHP, you can both create and retrieve cookie values</w:t>
+      </w:r>
+    </w:p>
+    <w:p>
+      <w:pPr>
+        <w:tabs>
+          <w:tab w:val="left" w:pos="5025"/>
+        </w:tabs>
+      </w:pPr>
+      <w:r>
+        <w:t>A cookie is created with the </w:t>
+      </w:r>
+      <w:proofErr w:type="spellStart"/>
+      <w:proofErr w:type="gramStart"/>
+      <w:r>
+        <w:t>setcookie</w:t>
+      </w:r>
+      <w:proofErr w:type="spellEnd"/>
+      <w:r>
+        <w:t>(</w:t>
+      </w:r>
+      <w:proofErr w:type="gramEnd"/>
+      <w:r>
+        <w:t>) function.</w:t>
+      </w:r>
+    </w:p>
+    <w:p>
+      <w:pPr>
+        <w:tabs>
+          <w:tab w:val="left" w:pos="5025"/>
+        </w:tabs>
+      </w:pPr>
+      <w:r>
+        <w:t xml:space="preserve">Cookies be like when user login and or which site they visit this </w:t>
+      </w:r>
+      <w:proofErr w:type="gramStart"/>
+      <w:r>
+        <w:t>all small</w:t>
+      </w:r>
+      <w:proofErr w:type="gramEnd"/>
+      <w:r>
+        <w:t xml:space="preserve"> kind of information </w:t>
+      </w:r>
+    </w:p>
+    <w:p>
+      <w:pPr>
+        <w:tabs>
+          <w:tab w:val="left" w:pos="5025"/>
+        </w:tabs>
+      </w:pPr>
+      <w:r>
+        <w:lastRenderedPageBreak/>
+        <w:t xml:space="preserve">The cookies will </w:t>
+      </w:r>
+      <w:proofErr w:type="gramStart"/>
+      <w:r>
+        <w:t>stored</w:t>
+      </w:r>
+      <w:proofErr w:type="gramEnd"/>
+      <w:r>
+        <w:t xml:space="preserve"> and that will be stored the permanent  </w:t>
+      </w:r>
+    </w:p>
+    <w:p>
+      <w:pPr>
+        <w:tabs>
+          <w:tab w:val="left" w:pos="5025"/>
+        </w:tabs>
+      </w:pPr>
+      <w:r>
+        <w:t>&lt;?</w:t>
+      </w:r>
+      <w:proofErr w:type="spellStart"/>
+      <w:r>
+        <w:t>php</w:t>
+      </w:r>
+      <w:proofErr w:type="spellEnd"/>
+    </w:p>
+    <w:p>
+      <w:pPr>
+        <w:tabs>
+          <w:tab w:val="left" w:pos="5025"/>
+        </w:tabs>
+      </w:pPr>
+      <w:proofErr w:type="spellStart"/>
+      <w:r>
+        <w:t>setcookie</w:t>
+      </w:r>
+      <w:proofErr w:type="spellEnd"/>
+      <w:r>
+        <w:t>("</w:t>
+      </w:r>
+      <w:proofErr w:type="spellStart"/>
+      <w:r>
+        <w:t>fruit","apple</w:t>
+      </w:r>
+      <w:proofErr w:type="gramStart"/>
+      <w:r>
+        <w:t>",time</w:t>
+      </w:r>
+      <w:proofErr w:type="spellEnd"/>
+      <w:proofErr w:type="gramEnd"/>
+      <w:r>
+        <w:t>()+(86400));</w:t>
+      </w:r>
+    </w:p>
+    <w:p>
+      <w:pPr>
+        <w:tabs>
+          <w:tab w:val="left" w:pos="5025"/>
+        </w:tabs>
+      </w:pPr>
+      <w:r>
+        <w:t>?&gt;</w:t>
+      </w:r>
+    </w:p>
+    <w:p>
+      <w:pPr>
+        <w:tabs>
+          <w:tab w:val="left" w:pos="5025"/>
+        </w:tabs>
+        <w:rPr>
+          <w:sz w:val="28"/>
+          <w:szCs w:val="28"/>
+        </w:rPr>
+      </w:pPr>
+      <w:r>
+        <w:rPr>
+          <w:sz w:val="28"/>
+          <w:szCs w:val="28"/>
+        </w:rPr>
+        <w:t xml:space="preserve">PHP </w:t>
+      </w:r>
+      <w:r>
+        <w:rPr>
+          <w:sz w:val="28"/>
+          <w:szCs w:val="28"/>
+        </w:rPr>
+        <w:t>SESSION</w:t>
+      </w:r>
+    </w:p>
+    <w:p>
+      <w:pPr>
+        <w:tabs>
+          <w:tab w:val="left" w:pos="5025"/>
+        </w:tabs>
+      </w:pPr>
+      <w:r>
+        <w:t>A session is a way to store information (in variables) to be used across multiple pages.</w:t>
+      </w:r>
+    </w:p>
+    <w:p>
+      <w:pPr>
+        <w:tabs>
+          <w:tab w:val="left" w:pos="5025"/>
+        </w:tabs>
+      </w:pPr>
+      <w:r>
+        <w:t xml:space="preserve">Unlike a cookie, the information is not stored on the </w:t>
+      </w:r>
+      <w:proofErr w:type="spellStart"/>
+      <w:proofErr w:type="gramStart"/>
+      <w:r>
+        <w:t>users</w:t>
+      </w:r>
+      <w:proofErr w:type="spellEnd"/>
+      <w:proofErr w:type="gramEnd"/>
+      <w:r>
+        <w:t xml:space="preserve"> computer.</w:t>
+      </w:r>
+    </w:p>
+    <w:p>
+      <w:pPr>
+        <w:tabs>
+          <w:tab w:val="left" w:pos="5025"/>
+        </w:tabs>
+      </w:pPr>
+      <w:r>
+        <w:t xml:space="preserve">When you work with an application, you open it, do some changes, and then you close it. This is much like a Session. The computer knows who you are. It knows when you start the application and when you end. But on the </w:t>
+      </w:r>
+      <w:proofErr w:type="gramStart"/>
+      <w:r>
+        <w:t>internet</w:t>
+      </w:r>
+      <w:proofErr w:type="gramEnd"/>
+      <w:r>
+        <w:t xml:space="preserve"> there is one problem: the web server does not know who you are or what you do, because the HTTP address doesn't maintain state.</w:t>
+      </w:r>
+    </w:p>
+    <w:p>
+      <w:pPr>
+        <w:tabs>
+          <w:tab w:val="left" w:pos="5025"/>
+        </w:tabs>
+      </w:pPr>
+      <w:r>
+        <w:t xml:space="preserve">Session variables solve this problem by storing user information to be used across multiple pages (e.g. username, </w:t>
+      </w:r>
+      <w:proofErr w:type="spellStart"/>
+      <w:r>
+        <w:t>favorite</w:t>
+      </w:r>
+      <w:proofErr w:type="spellEnd"/>
+      <w:r>
         <w:t xml:space="preserve"> </w:t>
       </w:r>
       <w:proofErr w:type="spellStart"/>
       <w:r>
-        <w:t>btn</w:t>
+        <w:t>color</w:t>
       </w:r>
       <w:proofErr w:type="spellEnd"/>
       <w:r>
-        <w:t>-primary"&gt;</w:t>
+        <w:t>, etc). By default, session variables last until the user closes the browser.</w:t>
       </w:r>
     </w:p>
     <w:p>
@@ -40178,7 +46003,7 @@
         </w:tabs>
       </w:pPr>
       <w:r>
-        <w:t>&lt;/form&gt;</w:t>
+        <w:t>So; Session variables hold information about one single user, and are available to all pages in one application.</w:t>
       </w:r>
     </w:p>
     <w:p>
@@ -40188,7 +46013,23 @@
         </w:tabs>
       </w:pPr>
       <w:r>
-        <w:t xml:space="preserve">PHP LOGIC FILE CODE </w:t>
+        <w:t>A session is started with the </w:t>
+      </w:r>
+      <w:proofErr w:type="spellStart"/>
+      <w:r>
+        <w:t>session_</w:t>
+      </w:r>
+      <w:proofErr w:type="gramStart"/>
+      <w:r>
+        <w:t>start</w:t>
+      </w:r>
+      <w:proofErr w:type="spellEnd"/>
+      <w:r>
+        <w:t>(</w:t>
+      </w:r>
+      <w:proofErr w:type="gramEnd"/>
+      <w:r>
+        <w:t>) function.</w:t>
       </w:r>
     </w:p>
     <w:p>
@@ -40198,119 +46039,7 @@
         </w:tabs>
       </w:pPr>
       <w:r>
-        <w:t>&lt;html&gt;</w:t>
-      </w:r>
-    </w:p>
-    <w:p>
-      <w:pPr>
-        <w:tabs>
-          <w:tab w:val="left" w:pos="5025"/>
-        </w:tabs>
-      </w:pPr>
-      <w:r>
-        <w:t>&lt;body&gt;</w:t>
-      </w:r>
-    </w:p>
-    <w:p>
-      <w:pPr>
-        <w:tabs>
-          <w:tab w:val="left" w:pos="5025"/>
-        </w:tabs>
-      </w:pPr>
-    </w:p>
-    <w:p>
-      <w:pPr>
-        <w:tabs>
-          <w:tab w:val="left" w:pos="5025"/>
-        </w:tabs>
-      </w:pPr>
-      <w:r>
-        <w:t>Welcome &lt;?</w:t>
-      </w:r>
-      <w:proofErr w:type="spellStart"/>
-      <w:r>
-        <w:t>php</w:t>
-      </w:r>
-      <w:proofErr w:type="spellEnd"/>
-      <w:r>
-        <w:t xml:space="preserve"> echo $_POST["email"]</w:t>
-      </w:r>
-      <w:proofErr w:type="gramStart"/>
-      <w:r>
-        <w:t>; ?</w:t>
-      </w:r>
-      <w:proofErr w:type="gramEnd"/>
-      <w:r>
-        <w:t>&gt;&lt;</w:t>
-      </w:r>
-      <w:proofErr w:type="spellStart"/>
-      <w:r>
-        <w:t>br</w:t>
-      </w:r>
-      <w:proofErr w:type="spellEnd"/>
-      <w:r>
-        <w:t>&gt;</w:t>
-      </w:r>
-    </w:p>
-    <w:p>
-      <w:pPr>
-        <w:tabs>
-          <w:tab w:val="left" w:pos="5025"/>
-        </w:tabs>
-      </w:pPr>
-      <w:r>
-        <w:t>Your email address is: &lt;?</w:t>
-      </w:r>
-      <w:proofErr w:type="spellStart"/>
-      <w:r>
-        <w:t>php</w:t>
-      </w:r>
-      <w:proofErr w:type="spellEnd"/>
-      <w:r>
-        <w:t xml:space="preserve"> echo $_POST["</w:t>
-      </w:r>
-      <w:proofErr w:type="spellStart"/>
-      <w:r>
-        <w:t>fpassword</w:t>
-      </w:r>
-      <w:proofErr w:type="spellEnd"/>
-      <w:r>
-        <w:t>"]</w:t>
-      </w:r>
-      <w:proofErr w:type="gramStart"/>
-      <w:r>
-        <w:t>; ?</w:t>
-      </w:r>
-      <w:proofErr w:type="gramEnd"/>
-      <w:r>
-        <w:t>&gt;</w:t>
-      </w:r>
-    </w:p>
-    <w:p>
-      <w:pPr>
-        <w:tabs>
-          <w:tab w:val="left" w:pos="5025"/>
-        </w:tabs>
-      </w:pPr>
-    </w:p>
-    <w:p>
-      <w:pPr>
-        <w:tabs>
-          <w:tab w:val="left" w:pos="5025"/>
-        </w:tabs>
-      </w:pPr>
-      <w:r>
-        <w:t>&lt;/body&gt;</w:t>
-      </w:r>
-    </w:p>
-    <w:p>
-      <w:pPr>
-        <w:tabs>
-          <w:tab w:val="left" w:pos="5025"/>
-        </w:tabs>
-      </w:pPr>
-      <w:r>
-        <w:t>&lt;/html&gt;</w:t>
+        <w:t>Session variables are set with the PHP global variable: $_SESSION.</w:t>
       </w:r>
     </w:p>
     <w:p>
@@ -40482,9 +46211,9 @@
     </w:lvl>
   </w:abstractNum>
   <w:abstractNum w:abstractNumId="1" w15:restartNumberingAfterBreak="0">
-    <w:nsid w:val="08431D69"/>
+    <w:nsid w:val="06EE1458"/>
     <w:multiLevelType w:val="multilevel"/>
-    <w:tmpl w:val="0062F83A"/>
+    <w:tmpl w:val="47AAA5E0"/>
     <w:lvl w:ilvl="0">
       <w:start w:val="1"/>
       <w:numFmt w:val="bullet"/>
@@ -40631,9 +46360,9 @@
     </w:lvl>
   </w:abstractNum>
   <w:abstractNum w:abstractNumId="2" w15:restartNumberingAfterBreak="0">
-    <w:nsid w:val="0E417FA7"/>
+    <w:nsid w:val="08431D69"/>
     <w:multiLevelType w:val="multilevel"/>
-    <w:tmpl w:val="F48A02F8"/>
+    <w:tmpl w:val="0062F83A"/>
     <w:lvl w:ilvl="0">
       <w:start w:val="1"/>
       <w:numFmt w:val="bullet"/>
@@ -40780,9 +46509,9 @@
     </w:lvl>
   </w:abstractNum>
   <w:abstractNum w:abstractNumId="3" w15:restartNumberingAfterBreak="0">
-    <w:nsid w:val="1B5376D0"/>
+    <w:nsid w:val="0E417FA7"/>
     <w:multiLevelType w:val="multilevel"/>
-    <w:tmpl w:val="AD5E9236"/>
+    <w:tmpl w:val="F48A02F8"/>
     <w:lvl w:ilvl="0">
       <w:start w:val="1"/>
       <w:numFmt w:val="bullet"/>
@@ -40929,9 +46658,9 @@
     </w:lvl>
   </w:abstractNum>
   <w:abstractNum w:abstractNumId="4" w15:restartNumberingAfterBreak="0">
-    <w:nsid w:val="1B8B634D"/>
+    <w:nsid w:val="1B5376D0"/>
     <w:multiLevelType w:val="multilevel"/>
-    <w:tmpl w:val="A350D83C"/>
+    <w:tmpl w:val="AD5E9236"/>
     <w:lvl w:ilvl="0">
       <w:start w:val="1"/>
       <w:numFmt w:val="bullet"/>
@@ -41078,9 +46807,9 @@
     </w:lvl>
   </w:abstractNum>
   <w:abstractNum w:abstractNumId="5" w15:restartNumberingAfterBreak="0">
-    <w:nsid w:val="1D6614D7"/>
+    <w:nsid w:val="1B8B634D"/>
     <w:multiLevelType w:val="multilevel"/>
-    <w:tmpl w:val="809C5886"/>
+    <w:tmpl w:val="A350D83C"/>
     <w:lvl w:ilvl="0">
       <w:start w:val="1"/>
       <w:numFmt w:val="bullet"/>
@@ -41227,9 +46956,9 @@
     </w:lvl>
   </w:abstractNum>
   <w:abstractNum w:abstractNumId="6" w15:restartNumberingAfterBreak="0">
-    <w:nsid w:val="213810B0"/>
+    <w:nsid w:val="1D6614D7"/>
     <w:multiLevelType w:val="multilevel"/>
-    <w:tmpl w:val="DA92A14A"/>
+    <w:tmpl w:val="809C5886"/>
     <w:lvl w:ilvl="0">
       <w:start w:val="1"/>
       <w:numFmt w:val="bullet"/>
@@ -41376,9 +47105,9 @@
     </w:lvl>
   </w:abstractNum>
   <w:abstractNum w:abstractNumId="7" w15:restartNumberingAfterBreak="0">
-    <w:nsid w:val="23D71989"/>
+    <w:nsid w:val="213810B0"/>
     <w:multiLevelType w:val="multilevel"/>
-    <w:tmpl w:val="9EF46A7E"/>
+    <w:tmpl w:val="DA92A14A"/>
     <w:lvl w:ilvl="0">
       <w:start w:val="1"/>
       <w:numFmt w:val="bullet"/>
@@ -41525,9 +47254,9 @@
     </w:lvl>
   </w:abstractNum>
   <w:abstractNum w:abstractNumId="8" w15:restartNumberingAfterBreak="0">
-    <w:nsid w:val="2DA0138F"/>
+    <w:nsid w:val="23D71989"/>
     <w:multiLevelType w:val="multilevel"/>
-    <w:tmpl w:val="35D0C1E6"/>
+    <w:tmpl w:val="9EF46A7E"/>
     <w:lvl w:ilvl="0">
       <w:start w:val="1"/>
       <w:numFmt w:val="bullet"/>
@@ -41674,9 +47403,9 @@
     </w:lvl>
   </w:abstractNum>
   <w:abstractNum w:abstractNumId="9" w15:restartNumberingAfterBreak="0">
-    <w:nsid w:val="2E7C1542"/>
+    <w:nsid w:val="2DA0138F"/>
     <w:multiLevelType w:val="multilevel"/>
-    <w:tmpl w:val="4D96C5BE"/>
+    <w:tmpl w:val="35D0C1E6"/>
     <w:lvl w:ilvl="0">
       <w:start w:val="1"/>
       <w:numFmt w:val="bullet"/>
@@ -41823,9 +47552,9 @@
     </w:lvl>
   </w:abstractNum>
   <w:abstractNum w:abstractNumId="10" w15:restartNumberingAfterBreak="0">
-    <w:nsid w:val="3C7223E0"/>
+    <w:nsid w:val="2E7C1542"/>
     <w:multiLevelType w:val="multilevel"/>
-    <w:tmpl w:val="23302F56"/>
+    <w:tmpl w:val="4D96C5BE"/>
     <w:lvl w:ilvl="0">
       <w:start w:val="1"/>
       <w:numFmt w:val="bullet"/>
@@ -41972,9 +47701,9 @@
     </w:lvl>
   </w:abstractNum>
   <w:abstractNum w:abstractNumId="11" w15:restartNumberingAfterBreak="0">
-    <w:nsid w:val="3E3F4299"/>
+    <w:nsid w:val="3C7223E0"/>
     <w:multiLevelType w:val="multilevel"/>
-    <w:tmpl w:val="43941034"/>
+    <w:tmpl w:val="23302F56"/>
     <w:lvl w:ilvl="0">
       <w:start w:val="1"/>
       <w:numFmt w:val="bullet"/>
@@ -42121,9 +47850,9 @@
     </w:lvl>
   </w:abstractNum>
   <w:abstractNum w:abstractNumId="12" w15:restartNumberingAfterBreak="0">
-    <w:nsid w:val="43D507C9"/>
+    <w:nsid w:val="3E3F4299"/>
     <w:multiLevelType w:val="multilevel"/>
-    <w:tmpl w:val="D92E6250"/>
+    <w:tmpl w:val="43941034"/>
     <w:lvl w:ilvl="0">
       <w:start w:val="1"/>
       <w:numFmt w:val="bullet"/>
@@ -42270,9 +47999,9 @@
     </w:lvl>
   </w:abstractNum>
   <w:abstractNum w:abstractNumId="13" w15:restartNumberingAfterBreak="0">
-    <w:nsid w:val="440D6D55"/>
+    <w:nsid w:val="43D507C9"/>
     <w:multiLevelType w:val="multilevel"/>
-    <w:tmpl w:val="687CEA42"/>
+    <w:tmpl w:val="D92E6250"/>
     <w:lvl w:ilvl="0">
       <w:start w:val="1"/>
       <w:numFmt w:val="bullet"/>
@@ -42419,121 +48148,9 @@
     </w:lvl>
   </w:abstractNum>
   <w:abstractNum w:abstractNumId="14" w15:restartNumberingAfterBreak="0">
-    <w:nsid w:val="4F507589"/>
-    <w:multiLevelType w:val="hybridMultilevel"/>
-    <w:tmpl w:val="0DD866BA"/>
-    <w:lvl w:ilvl="0" w:tplc="1BA6F030">
-      <w:numFmt w:val="bullet"/>
-      <w:lvlText w:val=""/>
-      <w:lvlJc w:val="left"/>
-      <w:pPr>
-        <w:ind w:left="720" w:hanging="360"/>
-      </w:pPr>
-      <w:rPr>
-        <w:rFonts w:ascii="Wingdings" w:eastAsiaTheme="minorHAnsi" w:hAnsi="Wingdings" w:cstheme="minorBidi" w:hint="default"/>
-      </w:rPr>
-    </w:lvl>
-    <w:lvl w:ilvl="1" w:tplc="40090003" w:tentative="1">
-      <w:start w:val="1"/>
-      <w:numFmt w:val="bullet"/>
-      <w:lvlText w:val="o"/>
-      <w:lvlJc w:val="left"/>
-      <w:pPr>
-        <w:ind w:left="1440" w:hanging="360"/>
-      </w:pPr>
-      <w:rPr>
-        <w:rFonts w:ascii="Courier New" w:hAnsi="Courier New" w:cs="Courier New" w:hint="default"/>
-      </w:rPr>
-    </w:lvl>
-    <w:lvl w:ilvl="2" w:tplc="40090005" w:tentative="1">
-      <w:start w:val="1"/>
-      <w:numFmt w:val="bullet"/>
-      <w:lvlText w:val=""/>
-      <w:lvlJc w:val="left"/>
-      <w:pPr>
-        <w:ind w:left="2160" w:hanging="360"/>
-      </w:pPr>
-      <w:rPr>
-        <w:rFonts w:ascii="Wingdings" w:hAnsi="Wingdings" w:hint="default"/>
-      </w:rPr>
-    </w:lvl>
-    <w:lvl w:ilvl="3" w:tplc="40090001" w:tentative="1">
-      <w:start w:val="1"/>
-      <w:numFmt w:val="bullet"/>
-      <w:lvlText w:val=""/>
-      <w:lvlJc w:val="left"/>
-      <w:pPr>
-        <w:ind w:left="2880" w:hanging="360"/>
-      </w:pPr>
-      <w:rPr>
-        <w:rFonts w:ascii="Symbol" w:hAnsi="Symbol" w:hint="default"/>
-      </w:rPr>
-    </w:lvl>
-    <w:lvl w:ilvl="4" w:tplc="40090003" w:tentative="1">
-      <w:start w:val="1"/>
-      <w:numFmt w:val="bullet"/>
-      <w:lvlText w:val="o"/>
-      <w:lvlJc w:val="left"/>
-      <w:pPr>
-        <w:ind w:left="3600" w:hanging="360"/>
-      </w:pPr>
-      <w:rPr>
-        <w:rFonts w:ascii="Courier New" w:hAnsi="Courier New" w:cs="Courier New" w:hint="default"/>
-      </w:rPr>
-    </w:lvl>
-    <w:lvl w:ilvl="5" w:tplc="40090005" w:tentative="1">
-      <w:start w:val="1"/>
-      <w:numFmt w:val="bullet"/>
-      <w:lvlText w:val=""/>
-      <w:lvlJc w:val="left"/>
-      <w:pPr>
-        <w:ind w:left="4320" w:hanging="360"/>
-      </w:pPr>
-      <w:rPr>
-        <w:rFonts w:ascii="Wingdings" w:hAnsi="Wingdings" w:hint="default"/>
-      </w:rPr>
-    </w:lvl>
-    <w:lvl w:ilvl="6" w:tplc="40090001" w:tentative="1">
-      <w:start w:val="1"/>
-      <w:numFmt w:val="bullet"/>
-      <w:lvlText w:val=""/>
-      <w:lvlJc w:val="left"/>
-      <w:pPr>
-        <w:ind w:left="5040" w:hanging="360"/>
-      </w:pPr>
-      <w:rPr>
-        <w:rFonts w:ascii="Symbol" w:hAnsi="Symbol" w:hint="default"/>
-      </w:rPr>
-    </w:lvl>
-    <w:lvl w:ilvl="7" w:tplc="40090003" w:tentative="1">
-      <w:start w:val="1"/>
-      <w:numFmt w:val="bullet"/>
-      <w:lvlText w:val="o"/>
-      <w:lvlJc w:val="left"/>
-      <w:pPr>
-        <w:ind w:left="5760" w:hanging="360"/>
-      </w:pPr>
-      <w:rPr>
-        <w:rFonts w:ascii="Courier New" w:hAnsi="Courier New" w:cs="Courier New" w:hint="default"/>
-      </w:rPr>
-    </w:lvl>
-    <w:lvl w:ilvl="8" w:tplc="40090005" w:tentative="1">
-      <w:start w:val="1"/>
-      <w:numFmt w:val="bullet"/>
-      <w:lvlText w:val=""/>
-      <w:lvlJc w:val="left"/>
-      <w:pPr>
-        <w:ind w:left="6480" w:hanging="360"/>
-      </w:pPr>
-      <w:rPr>
-        <w:rFonts w:ascii="Wingdings" w:hAnsi="Wingdings" w:hint="default"/>
-      </w:rPr>
-    </w:lvl>
-  </w:abstractNum>
-  <w:abstractNum w:abstractNumId="15" w15:restartNumberingAfterBreak="0">
-    <w:nsid w:val="616520F1"/>
+    <w:nsid w:val="440D6D55"/>
     <w:multiLevelType w:val="multilevel"/>
-    <w:tmpl w:val="DE482046"/>
+    <w:tmpl w:val="687CEA42"/>
     <w:lvl w:ilvl="0">
       <w:start w:val="1"/>
       <w:numFmt w:val="bullet"/>
@@ -42679,10 +48296,122 @@
       </w:rPr>
     </w:lvl>
   </w:abstractNum>
+  <w:abstractNum w:abstractNumId="15" w15:restartNumberingAfterBreak="0">
+    <w:nsid w:val="4F507589"/>
+    <w:multiLevelType w:val="hybridMultilevel"/>
+    <w:tmpl w:val="0DD866BA"/>
+    <w:lvl w:ilvl="0" w:tplc="1BA6F030">
+      <w:numFmt w:val="bullet"/>
+      <w:lvlText w:val=""/>
+      <w:lvlJc w:val="left"/>
+      <w:pPr>
+        <w:ind w:left="720" w:hanging="360"/>
+      </w:pPr>
+      <w:rPr>
+        <w:rFonts w:ascii="Wingdings" w:eastAsiaTheme="minorHAnsi" w:hAnsi="Wingdings" w:cstheme="minorBidi" w:hint="default"/>
+      </w:rPr>
+    </w:lvl>
+    <w:lvl w:ilvl="1" w:tplc="40090003" w:tentative="1">
+      <w:start w:val="1"/>
+      <w:numFmt w:val="bullet"/>
+      <w:lvlText w:val="o"/>
+      <w:lvlJc w:val="left"/>
+      <w:pPr>
+        <w:ind w:left="1440" w:hanging="360"/>
+      </w:pPr>
+      <w:rPr>
+        <w:rFonts w:ascii="Courier New" w:hAnsi="Courier New" w:cs="Courier New" w:hint="default"/>
+      </w:rPr>
+    </w:lvl>
+    <w:lvl w:ilvl="2" w:tplc="40090005" w:tentative="1">
+      <w:start w:val="1"/>
+      <w:numFmt w:val="bullet"/>
+      <w:lvlText w:val=""/>
+      <w:lvlJc w:val="left"/>
+      <w:pPr>
+        <w:ind w:left="2160" w:hanging="360"/>
+      </w:pPr>
+      <w:rPr>
+        <w:rFonts w:ascii="Wingdings" w:hAnsi="Wingdings" w:hint="default"/>
+      </w:rPr>
+    </w:lvl>
+    <w:lvl w:ilvl="3" w:tplc="40090001" w:tentative="1">
+      <w:start w:val="1"/>
+      <w:numFmt w:val="bullet"/>
+      <w:lvlText w:val=""/>
+      <w:lvlJc w:val="left"/>
+      <w:pPr>
+        <w:ind w:left="2880" w:hanging="360"/>
+      </w:pPr>
+      <w:rPr>
+        <w:rFonts w:ascii="Symbol" w:hAnsi="Symbol" w:hint="default"/>
+      </w:rPr>
+    </w:lvl>
+    <w:lvl w:ilvl="4" w:tplc="40090003" w:tentative="1">
+      <w:start w:val="1"/>
+      <w:numFmt w:val="bullet"/>
+      <w:lvlText w:val="o"/>
+      <w:lvlJc w:val="left"/>
+      <w:pPr>
+        <w:ind w:left="3600" w:hanging="360"/>
+      </w:pPr>
+      <w:rPr>
+        <w:rFonts w:ascii="Courier New" w:hAnsi="Courier New" w:cs="Courier New" w:hint="default"/>
+      </w:rPr>
+    </w:lvl>
+    <w:lvl w:ilvl="5" w:tplc="40090005" w:tentative="1">
+      <w:start w:val="1"/>
+      <w:numFmt w:val="bullet"/>
+      <w:lvlText w:val=""/>
+      <w:lvlJc w:val="left"/>
+      <w:pPr>
+        <w:ind w:left="4320" w:hanging="360"/>
+      </w:pPr>
+      <w:rPr>
+        <w:rFonts w:ascii="Wingdings" w:hAnsi="Wingdings" w:hint="default"/>
+      </w:rPr>
+    </w:lvl>
+    <w:lvl w:ilvl="6" w:tplc="40090001" w:tentative="1">
+      <w:start w:val="1"/>
+      <w:numFmt w:val="bullet"/>
+      <w:lvlText w:val=""/>
+      <w:lvlJc w:val="left"/>
+      <w:pPr>
+        <w:ind w:left="5040" w:hanging="360"/>
+      </w:pPr>
+      <w:rPr>
+        <w:rFonts w:ascii="Symbol" w:hAnsi="Symbol" w:hint="default"/>
+      </w:rPr>
+    </w:lvl>
+    <w:lvl w:ilvl="7" w:tplc="40090003" w:tentative="1">
+      <w:start w:val="1"/>
+      <w:numFmt w:val="bullet"/>
+      <w:lvlText w:val="o"/>
+      <w:lvlJc w:val="left"/>
+      <w:pPr>
+        <w:ind w:left="5760" w:hanging="360"/>
+      </w:pPr>
+      <w:rPr>
+        <w:rFonts w:ascii="Courier New" w:hAnsi="Courier New" w:cs="Courier New" w:hint="default"/>
+      </w:rPr>
+    </w:lvl>
+    <w:lvl w:ilvl="8" w:tplc="40090005" w:tentative="1">
+      <w:start w:val="1"/>
+      <w:numFmt w:val="bullet"/>
+      <w:lvlText w:val=""/>
+      <w:lvlJc w:val="left"/>
+      <w:pPr>
+        <w:ind w:left="6480" w:hanging="360"/>
+      </w:pPr>
+      <w:rPr>
+        <w:rFonts w:ascii="Wingdings" w:hAnsi="Wingdings" w:hint="default"/>
+      </w:rPr>
+    </w:lvl>
+  </w:abstractNum>
   <w:abstractNum w:abstractNumId="16" w15:restartNumberingAfterBreak="0">
-    <w:nsid w:val="6E1D23C2"/>
+    <w:nsid w:val="5CD65084"/>
     <w:multiLevelType w:val="multilevel"/>
-    <w:tmpl w:val="E8441958"/>
+    <w:tmpl w:val="4770F7A6"/>
     <w:lvl w:ilvl="0">
       <w:start w:val="1"/>
       <w:numFmt w:val="bullet"/>
@@ -42829,9 +48558,9 @@
     </w:lvl>
   </w:abstractNum>
   <w:abstractNum w:abstractNumId="17" w15:restartNumberingAfterBreak="0">
-    <w:nsid w:val="70634979"/>
+    <w:nsid w:val="616520F1"/>
     <w:multiLevelType w:val="multilevel"/>
-    <w:tmpl w:val="D0A606BE"/>
+    <w:tmpl w:val="DE482046"/>
     <w:lvl w:ilvl="0">
       <w:start w:val="1"/>
       <w:numFmt w:val="bullet"/>
@@ -42978,9 +48707,9 @@
     </w:lvl>
   </w:abstractNum>
   <w:abstractNum w:abstractNumId="18" w15:restartNumberingAfterBreak="0">
-    <w:nsid w:val="7CBF0D6C"/>
+    <w:nsid w:val="6E1D23C2"/>
     <w:multiLevelType w:val="multilevel"/>
-    <w:tmpl w:val="1C5A1556"/>
+    <w:tmpl w:val="E8441958"/>
     <w:lvl w:ilvl="0">
       <w:start w:val="1"/>
       <w:numFmt w:val="bullet"/>
@@ -43126,62 +48855,366 @@
       </w:rPr>
     </w:lvl>
   </w:abstractNum>
+  <w:abstractNum w:abstractNumId="19" w15:restartNumberingAfterBreak="0">
+    <w:nsid w:val="70634979"/>
+    <w:multiLevelType w:val="multilevel"/>
+    <w:tmpl w:val="D0A606BE"/>
+    <w:lvl w:ilvl="0">
+      <w:start w:val="1"/>
+      <w:numFmt w:val="bullet"/>
+      <w:lvlText w:val=""/>
+      <w:lvlJc w:val="left"/>
+      <w:pPr>
+        <w:tabs>
+          <w:tab w:val="num" w:pos="720"/>
+        </w:tabs>
+        <w:ind w:left="720" w:hanging="360"/>
+      </w:pPr>
+      <w:rPr>
+        <w:rFonts w:ascii="Symbol" w:hAnsi="Symbol" w:hint="default"/>
+        <w:sz w:val="20"/>
+      </w:rPr>
+    </w:lvl>
+    <w:lvl w:ilvl="1" w:tentative="1">
+      <w:start w:val="1"/>
+      <w:numFmt w:val="bullet"/>
+      <w:lvlText w:val="o"/>
+      <w:lvlJc w:val="left"/>
+      <w:pPr>
+        <w:tabs>
+          <w:tab w:val="num" w:pos="1440"/>
+        </w:tabs>
+        <w:ind w:left="1440" w:hanging="360"/>
+      </w:pPr>
+      <w:rPr>
+        <w:rFonts w:ascii="Courier New" w:hAnsi="Courier New" w:hint="default"/>
+        <w:sz w:val="20"/>
+      </w:rPr>
+    </w:lvl>
+    <w:lvl w:ilvl="2" w:tentative="1">
+      <w:start w:val="1"/>
+      <w:numFmt w:val="bullet"/>
+      <w:lvlText w:val=""/>
+      <w:lvlJc w:val="left"/>
+      <w:pPr>
+        <w:tabs>
+          <w:tab w:val="num" w:pos="2160"/>
+        </w:tabs>
+        <w:ind w:left="2160" w:hanging="360"/>
+      </w:pPr>
+      <w:rPr>
+        <w:rFonts w:ascii="Wingdings" w:hAnsi="Wingdings" w:hint="default"/>
+        <w:sz w:val="20"/>
+      </w:rPr>
+    </w:lvl>
+    <w:lvl w:ilvl="3" w:tentative="1">
+      <w:start w:val="1"/>
+      <w:numFmt w:val="bullet"/>
+      <w:lvlText w:val=""/>
+      <w:lvlJc w:val="left"/>
+      <w:pPr>
+        <w:tabs>
+          <w:tab w:val="num" w:pos="2880"/>
+        </w:tabs>
+        <w:ind w:left="2880" w:hanging="360"/>
+      </w:pPr>
+      <w:rPr>
+        <w:rFonts w:ascii="Wingdings" w:hAnsi="Wingdings" w:hint="default"/>
+        <w:sz w:val="20"/>
+      </w:rPr>
+    </w:lvl>
+    <w:lvl w:ilvl="4" w:tentative="1">
+      <w:start w:val="1"/>
+      <w:numFmt w:val="bullet"/>
+      <w:lvlText w:val=""/>
+      <w:lvlJc w:val="left"/>
+      <w:pPr>
+        <w:tabs>
+          <w:tab w:val="num" w:pos="3600"/>
+        </w:tabs>
+        <w:ind w:left="3600" w:hanging="360"/>
+      </w:pPr>
+      <w:rPr>
+        <w:rFonts w:ascii="Wingdings" w:hAnsi="Wingdings" w:hint="default"/>
+        <w:sz w:val="20"/>
+      </w:rPr>
+    </w:lvl>
+    <w:lvl w:ilvl="5" w:tentative="1">
+      <w:start w:val="1"/>
+      <w:numFmt w:val="bullet"/>
+      <w:lvlText w:val=""/>
+      <w:lvlJc w:val="left"/>
+      <w:pPr>
+        <w:tabs>
+          <w:tab w:val="num" w:pos="4320"/>
+        </w:tabs>
+        <w:ind w:left="4320" w:hanging="360"/>
+      </w:pPr>
+      <w:rPr>
+        <w:rFonts w:ascii="Wingdings" w:hAnsi="Wingdings" w:hint="default"/>
+        <w:sz w:val="20"/>
+      </w:rPr>
+    </w:lvl>
+    <w:lvl w:ilvl="6" w:tentative="1">
+      <w:start w:val="1"/>
+      <w:numFmt w:val="bullet"/>
+      <w:lvlText w:val=""/>
+      <w:lvlJc w:val="left"/>
+      <w:pPr>
+        <w:tabs>
+          <w:tab w:val="num" w:pos="5040"/>
+        </w:tabs>
+        <w:ind w:left="5040" w:hanging="360"/>
+      </w:pPr>
+      <w:rPr>
+        <w:rFonts w:ascii="Wingdings" w:hAnsi="Wingdings" w:hint="default"/>
+        <w:sz w:val="20"/>
+      </w:rPr>
+    </w:lvl>
+    <w:lvl w:ilvl="7" w:tentative="1">
+      <w:start w:val="1"/>
+      <w:numFmt w:val="bullet"/>
+      <w:lvlText w:val=""/>
+      <w:lvlJc w:val="left"/>
+      <w:pPr>
+        <w:tabs>
+          <w:tab w:val="num" w:pos="5760"/>
+        </w:tabs>
+        <w:ind w:left="5760" w:hanging="360"/>
+      </w:pPr>
+      <w:rPr>
+        <w:rFonts w:ascii="Wingdings" w:hAnsi="Wingdings" w:hint="default"/>
+        <w:sz w:val="20"/>
+      </w:rPr>
+    </w:lvl>
+    <w:lvl w:ilvl="8" w:tentative="1">
+      <w:start w:val="1"/>
+      <w:numFmt w:val="bullet"/>
+      <w:lvlText w:val=""/>
+      <w:lvlJc w:val="left"/>
+      <w:pPr>
+        <w:tabs>
+          <w:tab w:val="num" w:pos="6480"/>
+        </w:tabs>
+        <w:ind w:left="6480" w:hanging="360"/>
+      </w:pPr>
+      <w:rPr>
+        <w:rFonts w:ascii="Wingdings" w:hAnsi="Wingdings" w:hint="default"/>
+        <w:sz w:val="20"/>
+      </w:rPr>
+    </w:lvl>
+  </w:abstractNum>
+  <w:abstractNum w:abstractNumId="20" w15:restartNumberingAfterBreak="0">
+    <w:nsid w:val="7CBF0D6C"/>
+    <w:multiLevelType w:val="multilevel"/>
+    <w:tmpl w:val="1C5A1556"/>
+    <w:lvl w:ilvl="0">
+      <w:start w:val="1"/>
+      <w:numFmt w:val="bullet"/>
+      <w:lvlText w:val=""/>
+      <w:lvlJc w:val="left"/>
+      <w:pPr>
+        <w:tabs>
+          <w:tab w:val="num" w:pos="720"/>
+        </w:tabs>
+        <w:ind w:left="720" w:hanging="360"/>
+      </w:pPr>
+      <w:rPr>
+        <w:rFonts w:ascii="Symbol" w:hAnsi="Symbol" w:hint="default"/>
+        <w:sz w:val="20"/>
+      </w:rPr>
+    </w:lvl>
+    <w:lvl w:ilvl="1" w:tentative="1">
+      <w:start w:val="1"/>
+      <w:numFmt w:val="bullet"/>
+      <w:lvlText w:val="o"/>
+      <w:lvlJc w:val="left"/>
+      <w:pPr>
+        <w:tabs>
+          <w:tab w:val="num" w:pos="1440"/>
+        </w:tabs>
+        <w:ind w:left="1440" w:hanging="360"/>
+      </w:pPr>
+      <w:rPr>
+        <w:rFonts w:ascii="Courier New" w:hAnsi="Courier New" w:hint="default"/>
+        <w:sz w:val="20"/>
+      </w:rPr>
+    </w:lvl>
+    <w:lvl w:ilvl="2" w:tentative="1">
+      <w:start w:val="1"/>
+      <w:numFmt w:val="bullet"/>
+      <w:lvlText w:val=""/>
+      <w:lvlJc w:val="left"/>
+      <w:pPr>
+        <w:tabs>
+          <w:tab w:val="num" w:pos="2160"/>
+        </w:tabs>
+        <w:ind w:left="2160" w:hanging="360"/>
+      </w:pPr>
+      <w:rPr>
+        <w:rFonts w:ascii="Wingdings" w:hAnsi="Wingdings" w:hint="default"/>
+        <w:sz w:val="20"/>
+      </w:rPr>
+    </w:lvl>
+    <w:lvl w:ilvl="3" w:tentative="1">
+      <w:start w:val="1"/>
+      <w:numFmt w:val="bullet"/>
+      <w:lvlText w:val=""/>
+      <w:lvlJc w:val="left"/>
+      <w:pPr>
+        <w:tabs>
+          <w:tab w:val="num" w:pos="2880"/>
+        </w:tabs>
+        <w:ind w:left="2880" w:hanging="360"/>
+      </w:pPr>
+      <w:rPr>
+        <w:rFonts w:ascii="Wingdings" w:hAnsi="Wingdings" w:hint="default"/>
+        <w:sz w:val="20"/>
+      </w:rPr>
+    </w:lvl>
+    <w:lvl w:ilvl="4" w:tentative="1">
+      <w:start w:val="1"/>
+      <w:numFmt w:val="bullet"/>
+      <w:lvlText w:val=""/>
+      <w:lvlJc w:val="left"/>
+      <w:pPr>
+        <w:tabs>
+          <w:tab w:val="num" w:pos="3600"/>
+        </w:tabs>
+        <w:ind w:left="3600" w:hanging="360"/>
+      </w:pPr>
+      <w:rPr>
+        <w:rFonts w:ascii="Wingdings" w:hAnsi="Wingdings" w:hint="default"/>
+        <w:sz w:val="20"/>
+      </w:rPr>
+    </w:lvl>
+    <w:lvl w:ilvl="5" w:tentative="1">
+      <w:start w:val="1"/>
+      <w:numFmt w:val="bullet"/>
+      <w:lvlText w:val=""/>
+      <w:lvlJc w:val="left"/>
+      <w:pPr>
+        <w:tabs>
+          <w:tab w:val="num" w:pos="4320"/>
+        </w:tabs>
+        <w:ind w:left="4320" w:hanging="360"/>
+      </w:pPr>
+      <w:rPr>
+        <w:rFonts w:ascii="Wingdings" w:hAnsi="Wingdings" w:hint="default"/>
+        <w:sz w:val="20"/>
+      </w:rPr>
+    </w:lvl>
+    <w:lvl w:ilvl="6" w:tentative="1">
+      <w:start w:val="1"/>
+      <w:numFmt w:val="bullet"/>
+      <w:lvlText w:val=""/>
+      <w:lvlJc w:val="left"/>
+      <w:pPr>
+        <w:tabs>
+          <w:tab w:val="num" w:pos="5040"/>
+        </w:tabs>
+        <w:ind w:left="5040" w:hanging="360"/>
+      </w:pPr>
+      <w:rPr>
+        <w:rFonts w:ascii="Wingdings" w:hAnsi="Wingdings" w:hint="default"/>
+        <w:sz w:val="20"/>
+      </w:rPr>
+    </w:lvl>
+    <w:lvl w:ilvl="7" w:tentative="1">
+      <w:start w:val="1"/>
+      <w:numFmt w:val="bullet"/>
+      <w:lvlText w:val=""/>
+      <w:lvlJc w:val="left"/>
+      <w:pPr>
+        <w:tabs>
+          <w:tab w:val="num" w:pos="5760"/>
+        </w:tabs>
+        <w:ind w:left="5760" w:hanging="360"/>
+      </w:pPr>
+      <w:rPr>
+        <w:rFonts w:ascii="Wingdings" w:hAnsi="Wingdings" w:hint="default"/>
+        <w:sz w:val="20"/>
+      </w:rPr>
+    </w:lvl>
+    <w:lvl w:ilvl="8" w:tentative="1">
+      <w:start w:val="1"/>
+      <w:numFmt w:val="bullet"/>
+      <w:lvlText w:val=""/>
+      <w:lvlJc w:val="left"/>
+      <w:pPr>
+        <w:tabs>
+          <w:tab w:val="num" w:pos="6480"/>
+        </w:tabs>
+        <w:ind w:left="6480" w:hanging="360"/>
+      </w:pPr>
+      <w:rPr>
+        <w:rFonts w:ascii="Wingdings" w:hAnsi="Wingdings" w:hint="default"/>
+        <w:sz w:val="20"/>
+      </w:rPr>
+    </w:lvl>
+  </w:abstractNum>
   <w:num w:numId="1" w16cid:durableId="645667007">
-    <w:abstractNumId w:val="14"/>
+    <w:abstractNumId w:val="15"/>
   </w:num>
   <w:num w:numId="2" w16cid:durableId="1267226294">
-    <w:abstractNumId w:val="16"/>
+    <w:abstractNumId w:val="18"/>
   </w:num>
   <w:num w:numId="3" w16cid:durableId="648242541">
+    <w:abstractNumId w:val="9"/>
+  </w:num>
+  <w:num w:numId="4" w16cid:durableId="578250659">
+    <w:abstractNumId w:val="3"/>
+  </w:num>
+  <w:num w:numId="5" w16cid:durableId="1344211836">
+    <w:abstractNumId w:val="17"/>
+  </w:num>
+  <w:num w:numId="6" w16cid:durableId="2085058439">
+    <w:abstractNumId w:val="20"/>
+  </w:num>
+  <w:num w:numId="7" w16cid:durableId="680663432">
+    <w:abstractNumId w:val="2"/>
+  </w:num>
+  <w:num w:numId="8" w16cid:durableId="187760750">
+    <w:abstractNumId w:val="12"/>
+  </w:num>
+  <w:num w:numId="9" w16cid:durableId="1082485957">
+    <w:abstractNumId w:val="6"/>
+  </w:num>
+  <w:num w:numId="10" w16cid:durableId="241181520">
+    <w:abstractNumId w:val="5"/>
+  </w:num>
+  <w:num w:numId="11" w16cid:durableId="1297688162">
+    <w:abstractNumId w:val="10"/>
+  </w:num>
+  <w:num w:numId="12" w16cid:durableId="1754816028">
     <w:abstractNumId w:val="8"/>
   </w:num>
-  <w:num w:numId="4" w16cid:durableId="578250659">
-    <w:abstractNumId w:val="2"/>
-  </w:num>
-  <w:num w:numId="5" w16cid:durableId="1344211836">
-    <w:abstractNumId w:val="15"/>
-  </w:num>
-  <w:num w:numId="6" w16cid:durableId="2085058439">
-    <w:abstractNumId w:val="18"/>
-  </w:num>
-  <w:num w:numId="7" w16cid:durableId="680663432">
-    <w:abstractNumId w:val="1"/>
-  </w:num>
-  <w:num w:numId="8" w16cid:durableId="187760750">
-    <w:abstractNumId w:val="11"/>
-  </w:num>
-  <w:num w:numId="9" w16cid:durableId="1082485957">
-    <w:abstractNumId w:val="5"/>
-  </w:num>
-  <w:num w:numId="10" w16cid:durableId="241181520">
-    <w:abstractNumId w:val="4"/>
-  </w:num>
-  <w:num w:numId="11" w16cid:durableId="1297688162">
-    <w:abstractNumId w:val="9"/>
-  </w:num>
-  <w:num w:numId="12" w16cid:durableId="1754816028">
-    <w:abstractNumId w:val="7"/>
-  </w:num>
   <w:num w:numId="13" w16cid:durableId="1956330302">
-    <w:abstractNumId w:val="17"/>
+    <w:abstractNumId w:val="19"/>
   </w:num>
   <w:num w:numId="14" w16cid:durableId="29383897">
     <w:abstractNumId w:val="0"/>
   </w:num>
   <w:num w:numId="15" w16cid:durableId="281154832">
-    <w:abstractNumId w:val="6"/>
+    <w:abstractNumId w:val="7"/>
   </w:num>
   <w:num w:numId="16" w16cid:durableId="1526554288">
-    <w:abstractNumId w:val="3"/>
+    <w:abstractNumId w:val="4"/>
   </w:num>
   <w:num w:numId="17" w16cid:durableId="739671887">
-    <w:abstractNumId w:val="10"/>
+    <w:abstractNumId w:val="11"/>
   </w:num>
   <w:num w:numId="18" w16cid:durableId="147939061">
-    <w:abstractNumId w:val="12"/>
+    <w:abstractNumId w:val="13"/>
   </w:num>
   <w:num w:numId="19" w16cid:durableId="1234464229">
-    <w:abstractNumId w:val="13"/>
+    <w:abstractNumId w:val="14"/>
+  </w:num>
+  <w:num w:numId="20" w16cid:durableId="779420922">
+    <w:abstractNumId w:val="16"/>
+  </w:num>
+  <w:num w:numId="21" w16cid:durableId="392461267">
+    <w:abstractNumId w:val="1"/>
   </w:num>
 </w:numbering>
 </file>
@@ -43586,7 +49619,7 @@
   <w:style w:type="paragraph" w:default="1" w:styleId="Normal">
     <w:name w:val="Normal"/>
     <w:qFormat/>
-    <w:rsid w:val="00416EEF"/>
+    <w:rsid w:val="00E21BA1"/>
   </w:style>
   <w:style w:type="paragraph" w:styleId="Heading1">
     <w:name w:val="heading 1"/>

--- a/CORE_PHP_DOCS (1).docx
+++ b/CORE_PHP_DOCS (1).docx
@@ -41600,21 +41600,7 @@
           <w:sz w:val="44"/>
           <w:szCs w:val="44"/>
         </w:rPr>
-        <w:t xml:space="preserve">                        DAY_</w:t>
-      </w:r>
-      <w:r>
-        <w:rPr>
-          <w:sz w:val="44"/>
-          <w:szCs w:val="44"/>
-        </w:rPr>
-        <w:t>6</w:t>
-      </w:r>
-      <w:r>
-        <w:rPr>
-          <w:sz w:val="44"/>
-          <w:szCs w:val="44"/>
-        </w:rPr>
-        <w:t>_CORE_PHP</w:t>
+        <w:t xml:space="preserve">                        DAY_6_CORE_PHP</w:t>
       </w:r>
     </w:p>
     <w:p>
@@ -44463,14 +44449,7 @@
           <w:sz w:val="28"/>
           <w:szCs w:val="28"/>
         </w:rPr>
-        <w:t xml:space="preserve">FILE </w:t>
-      </w:r>
-      <w:r>
-        <w:rPr>
-          <w:sz w:val="28"/>
-          <w:szCs w:val="28"/>
-        </w:rPr>
-        <w:t>READ/OPEN</w:t>
+        <w:t>FILE READ/OPEN</w:t>
       </w:r>
       <w:r>
         <w:rPr>
@@ -45902,6 +45881,41 @@
         <w:tabs>
           <w:tab w:val="left" w:pos="5025"/>
         </w:tabs>
+      </w:pPr>
+    </w:p>
+    <w:p>
+      <w:pPr>
+        <w:tabs>
+          <w:tab w:val="left" w:pos="5025"/>
+        </w:tabs>
+        <w:rPr>
+          <w:sz w:val="44"/>
+          <w:szCs w:val="44"/>
+        </w:rPr>
+      </w:pPr>
+      <w:r>
+        <w:t xml:space="preserve">                                            </w:t>
+      </w:r>
+      <w:r>
+        <w:rPr>
+          <w:sz w:val="44"/>
+          <w:szCs w:val="44"/>
+        </w:rPr>
+        <w:t>DAY_7_CORE_PHP</w:t>
+      </w:r>
+    </w:p>
+    <w:p>
+      <w:pPr>
+        <w:tabs>
+          <w:tab w:val="left" w:pos="5025"/>
+        </w:tabs>
+      </w:pPr>
+    </w:p>
+    <w:p>
+      <w:pPr>
+        <w:tabs>
+          <w:tab w:val="left" w:pos="5025"/>
+        </w:tabs>
         <w:rPr>
           <w:sz w:val="28"/>
           <w:szCs w:val="28"/>
@@ -45912,14 +45926,7 @@
           <w:sz w:val="28"/>
           <w:szCs w:val="28"/>
         </w:rPr>
-        <w:t xml:space="preserve">PHP </w:t>
-      </w:r>
-      <w:r>
-        <w:rPr>
-          <w:sz w:val="28"/>
-          <w:szCs w:val="28"/>
-        </w:rPr>
-        <w:t>SESSION</w:t>
+        <w:t>PHP SESSION</w:t>
       </w:r>
     </w:p>
     <w:p>
@@ -46046,6 +46053,2376 @@
       <w:pPr>
         <w:tabs>
           <w:tab w:val="left" w:pos="5025"/>
+        </w:tabs>
+      </w:pPr>
+      <w:r>
+        <w:t xml:space="preserve">&lt;h1 </w:t>
+      </w:r>
+      <w:r>
+        <w:rPr>
+          <w:i/>
+          <w:iCs/>
+        </w:rPr>
+        <w:t>class</w:t>
+      </w:r>
+      <w:r>
+        <w:t>="mt-4"&gt;31. PHP SESSION&lt;/h1&gt;</w:t>
+      </w:r>
+    </w:p>
+    <w:p>
+      <w:pPr>
+        <w:tabs>
+          <w:tab w:val="left" w:pos="5025"/>
+        </w:tabs>
+      </w:pPr>
+      <w:r>
+        <w:t>&lt;P&gt;</w:t>
+      </w:r>
+      <w:proofErr w:type="spellStart"/>
+      <w:proofErr w:type="gramStart"/>
+      <w:r>
+        <w:t>FileName</w:t>
+      </w:r>
+      <w:proofErr w:type="spellEnd"/>
+      <w:r>
+        <w:t xml:space="preserve"> :</w:t>
+      </w:r>
+      <w:proofErr w:type="gramEnd"/>
+      <w:r>
+        <w:t xml:space="preserve"> Session&lt;/P&gt;</w:t>
+      </w:r>
+    </w:p>
+    <w:p>
+      <w:pPr>
+        <w:tabs>
+          <w:tab w:val="left" w:pos="5025"/>
+        </w:tabs>
+      </w:pPr>
+      <w:r>
+        <w:t>&lt;p&gt;</w:t>
+      </w:r>
+    </w:p>
+    <w:p>
+      <w:pPr>
+        <w:tabs>
+          <w:tab w:val="left" w:pos="5025"/>
+        </w:tabs>
+      </w:pPr>
+      <w:proofErr w:type="spellStart"/>
+      <w:r>
+        <w:t>session_</w:t>
+      </w:r>
+      <w:proofErr w:type="gramStart"/>
+      <w:r>
+        <w:t>start</w:t>
+      </w:r>
+      <w:proofErr w:type="spellEnd"/>
+      <w:r>
+        <w:t>(</w:t>
+      </w:r>
+      <w:proofErr w:type="gramEnd"/>
+      <w:r>
+        <w:t>);</w:t>
+      </w:r>
+    </w:p>
+    <w:p>
+      <w:pPr>
+        <w:tabs>
+          <w:tab w:val="left" w:pos="5025"/>
+        </w:tabs>
+      </w:pPr>
+      <w:r>
+        <w:t>"</w:t>
+      </w:r>
+      <w:proofErr w:type="gramStart"/>
+      <w:r>
+        <w:t>here</w:t>
+      </w:r>
+      <w:proofErr w:type="gramEnd"/>
+      <w:r>
+        <w:t xml:space="preserve"> we started the session storing User name";</w:t>
+      </w:r>
+    </w:p>
+    <w:p>
+      <w:pPr>
+        <w:tabs>
+          <w:tab w:val="left" w:pos="5025"/>
+        </w:tabs>
+      </w:pPr>
+      <w:r>
+        <w:t>$_SESSION['username</w:t>
+      </w:r>
+      <w:proofErr w:type="gramStart"/>
+      <w:r>
+        <w:t>']=</w:t>
+      </w:r>
+      <w:proofErr w:type="gramEnd"/>
+      <w:r>
+        <w:t xml:space="preserve">"deep </w:t>
+      </w:r>
+      <w:proofErr w:type="spellStart"/>
+      <w:r>
+        <w:t>jadav</w:t>
+      </w:r>
+      <w:proofErr w:type="spellEnd"/>
+      <w:r>
+        <w:t>";</w:t>
+      </w:r>
+    </w:p>
+    <w:p>
+      <w:pPr>
+        <w:tabs>
+          <w:tab w:val="left" w:pos="5025"/>
+        </w:tabs>
+      </w:pPr>
+      <w:r>
+        <w:t>echo "</w:t>
+      </w:r>
+      <w:proofErr w:type="spellStart"/>
+      <w:r>
+        <w:t>Sesion</w:t>
+      </w:r>
+      <w:proofErr w:type="spellEnd"/>
+      <w:r>
+        <w:t xml:space="preserve"> has been Started";</w:t>
+      </w:r>
+    </w:p>
+    <w:p>
+      <w:pPr>
+        <w:tabs>
+          <w:tab w:val="left" w:pos="5025"/>
+        </w:tabs>
+      </w:pPr>
+      <w:r>
+        <w:t>&lt;/p&gt;</w:t>
+      </w:r>
+    </w:p>
+    <w:p>
+      <w:pPr>
+        <w:tabs>
+          <w:tab w:val="left" w:pos="5025"/>
+        </w:tabs>
+      </w:pPr>
+      <w:r>
+        <w:t>&lt;P&gt;</w:t>
+      </w:r>
+      <w:proofErr w:type="spellStart"/>
+      <w:proofErr w:type="gramStart"/>
+      <w:r>
+        <w:t>FileName</w:t>
+      </w:r>
+      <w:proofErr w:type="spellEnd"/>
+      <w:r>
+        <w:t xml:space="preserve"> :</w:t>
+      </w:r>
+      <w:proofErr w:type="gramEnd"/>
+      <w:r>
+        <w:t xml:space="preserve"> Session2&lt;/P&gt;</w:t>
+      </w:r>
+    </w:p>
+    <w:p>
+      <w:pPr>
+        <w:tabs>
+          <w:tab w:val="left" w:pos="5025"/>
+        </w:tabs>
+      </w:pPr>
+      <w:r>
+        <w:t>&lt;p&gt;</w:t>
+      </w:r>
+    </w:p>
+    <w:p>
+      <w:pPr>
+        <w:tabs>
+          <w:tab w:val="left" w:pos="5025"/>
+        </w:tabs>
+      </w:pPr>
+      <w:proofErr w:type="spellStart"/>
+      <w:r>
+        <w:t>session_</w:t>
+      </w:r>
+      <w:proofErr w:type="gramStart"/>
+      <w:r>
+        <w:t>start</w:t>
+      </w:r>
+      <w:proofErr w:type="spellEnd"/>
+      <w:r>
+        <w:t>(</w:t>
+      </w:r>
+      <w:proofErr w:type="gramEnd"/>
+      <w:r>
+        <w:t>);</w:t>
+      </w:r>
+    </w:p>
+    <w:p>
+      <w:pPr>
+        <w:tabs>
+          <w:tab w:val="left" w:pos="5025"/>
+        </w:tabs>
+      </w:pPr>
+      <w:r>
+        <w:t xml:space="preserve">"Here we Stored the Username that Session </w:t>
+      </w:r>
+      <w:proofErr w:type="spellStart"/>
+      <w:r>
+        <w:t>gived</w:t>
+      </w:r>
+      <w:proofErr w:type="spellEnd"/>
+      <w:r>
+        <w:t>"</w:t>
+      </w:r>
+    </w:p>
+    <w:p>
+      <w:pPr>
+        <w:tabs>
+          <w:tab w:val="left" w:pos="5025"/>
+        </w:tabs>
+      </w:pPr>
+    </w:p>
+    <w:p>
+      <w:pPr>
+        <w:tabs>
+          <w:tab w:val="left" w:pos="5025"/>
+        </w:tabs>
+      </w:pPr>
+      <w:proofErr w:type="spellStart"/>
+      <w:r>
+        <w:t>session_</w:t>
+      </w:r>
+      <w:proofErr w:type="gramStart"/>
+      <w:r>
+        <w:t>start</w:t>
+      </w:r>
+      <w:proofErr w:type="spellEnd"/>
+      <w:r>
+        <w:t>(</w:t>
+      </w:r>
+      <w:proofErr w:type="gramEnd"/>
+      <w:r>
+        <w:t>);</w:t>
+      </w:r>
+    </w:p>
+    <w:p>
+      <w:pPr>
+        <w:tabs>
+          <w:tab w:val="left" w:pos="5025"/>
+        </w:tabs>
+      </w:pPr>
+      <w:r>
+        <w:t>echo "</w:t>
+      </w:r>
+      <w:proofErr w:type="spellStart"/>
+      <w:r>
+        <w:t>welocme</w:t>
+      </w:r>
+      <w:proofErr w:type="spellEnd"/>
+      <w:r>
+        <w:t xml:space="preserve"> </w:t>
+      </w:r>
+      <w:proofErr w:type="gramStart"/>
+      <w:r>
+        <w:t>".$</w:t>
+      </w:r>
+      <w:proofErr w:type="gramEnd"/>
+      <w:r>
+        <w:t>_SESSION['username']</w:t>
+      </w:r>
+    </w:p>
+    <w:p>
+      <w:pPr>
+        <w:tabs>
+          <w:tab w:val="left" w:pos="5025"/>
+        </w:tabs>
+      </w:pPr>
+      <w:r>
+        <w:t>&lt;/p&gt;</w:t>
+      </w:r>
+    </w:p>
+    <w:p>
+      <w:pPr>
+        <w:tabs>
+          <w:tab w:val="left" w:pos="5025"/>
+        </w:tabs>
+      </w:pPr>
+      <w:r>
+        <w:t>P&gt;</w:t>
+      </w:r>
+      <w:proofErr w:type="spellStart"/>
+      <w:proofErr w:type="gramStart"/>
+      <w:r>
+        <w:t>FileName</w:t>
+      </w:r>
+      <w:proofErr w:type="spellEnd"/>
+      <w:r>
+        <w:t xml:space="preserve"> :</w:t>
+      </w:r>
+      <w:proofErr w:type="gramEnd"/>
+      <w:r>
+        <w:t xml:space="preserve"> </w:t>
+      </w:r>
+      <w:proofErr w:type="spellStart"/>
+      <w:r>
+        <w:t>SessionLogout</w:t>
+      </w:r>
+      <w:proofErr w:type="spellEnd"/>
+      <w:r>
+        <w:t>&lt;/P&gt;</w:t>
+      </w:r>
+    </w:p>
+    <w:p>
+      <w:pPr>
+        <w:tabs>
+          <w:tab w:val="left" w:pos="5025"/>
+        </w:tabs>
+      </w:pPr>
+      <w:r>
+        <w:t>&lt;p&gt;</w:t>
+      </w:r>
+    </w:p>
+    <w:p>
+      <w:pPr>
+        <w:tabs>
+          <w:tab w:val="left" w:pos="5025"/>
+        </w:tabs>
+      </w:pPr>
+      <w:proofErr w:type="spellStart"/>
+      <w:r>
+        <w:t>session_</w:t>
+      </w:r>
+      <w:proofErr w:type="gramStart"/>
+      <w:r>
+        <w:t>start</w:t>
+      </w:r>
+      <w:proofErr w:type="spellEnd"/>
+      <w:r>
+        <w:t>(</w:t>
+      </w:r>
+      <w:proofErr w:type="gramEnd"/>
+      <w:r>
+        <w:t>);</w:t>
+      </w:r>
+    </w:p>
+    <w:p>
+      <w:pPr>
+        <w:tabs>
+          <w:tab w:val="left" w:pos="5025"/>
+        </w:tabs>
+      </w:pPr>
+      <w:r>
+        <w:t xml:space="preserve">"Here we Unset the session and </w:t>
+      </w:r>
+      <w:proofErr w:type="spellStart"/>
+      <w:r>
+        <w:t>destory</w:t>
+      </w:r>
+      <w:proofErr w:type="spellEnd"/>
+      <w:r>
+        <w:t xml:space="preserve"> the it"</w:t>
+      </w:r>
+    </w:p>
+    <w:p>
+      <w:pPr>
+        <w:tabs>
+          <w:tab w:val="left" w:pos="5025"/>
+        </w:tabs>
+      </w:pPr>
+      <w:proofErr w:type="spellStart"/>
+      <w:r>
+        <w:t>session_</w:t>
+      </w:r>
+      <w:proofErr w:type="gramStart"/>
+      <w:r>
+        <w:t>start</w:t>
+      </w:r>
+      <w:proofErr w:type="spellEnd"/>
+      <w:r>
+        <w:t>(</w:t>
+      </w:r>
+      <w:proofErr w:type="gramEnd"/>
+      <w:r>
+        <w:t>);</w:t>
+      </w:r>
+    </w:p>
+    <w:p>
+      <w:pPr>
+        <w:tabs>
+          <w:tab w:val="left" w:pos="5025"/>
+        </w:tabs>
+      </w:pPr>
+      <w:proofErr w:type="spellStart"/>
+      <w:r>
+        <w:t>session_</w:t>
+      </w:r>
+      <w:proofErr w:type="gramStart"/>
+      <w:r>
+        <w:t>unset</w:t>
+      </w:r>
+      <w:proofErr w:type="spellEnd"/>
+      <w:r>
+        <w:t>(</w:t>
+      </w:r>
+      <w:proofErr w:type="gramEnd"/>
+      <w:r>
+        <w:t>);</w:t>
+      </w:r>
+    </w:p>
+    <w:p>
+      <w:pPr>
+        <w:tabs>
+          <w:tab w:val="left" w:pos="5025"/>
+        </w:tabs>
+      </w:pPr>
+      <w:proofErr w:type="spellStart"/>
+      <w:r>
+        <w:t>session_</w:t>
+      </w:r>
+      <w:proofErr w:type="gramStart"/>
+      <w:r>
+        <w:t>destroy</w:t>
+      </w:r>
+      <w:proofErr w:type="spellEnd"/>
+      <w:r>
+        <w:t>(</w:t>
+      </w:r>
+      <w:proofErr w:type="gramEnd"/>
+      <w:r>
+        <w:t>);</w:t>
+      </w:r>
+    </w:p>
+    <w:p>
+      <w:pPr>
+        <w:tabs>
+          <w:tab w:val="left" w:pos="5025"/>
+        </w:tabs>
+      </w:pPr>
+      <w:r>
+        <w:t xml:space="preserve">echo "you have been </w:t>
+      </w:r>
+      <w:proofErr w:type="gramStart"/>
+      <w:r>
+        <w:t>log</w:t>
+      </w:r>
+      <w:proofErr w:type="gramEnd"/>
+      <w:r>
+        <w:t xml:space="preserve"> out" </w:t>
+      </w:r>
+    </w:p>
+    <w:p>
+      <w:pPr>
+        <w:tabs>
+          <w:tab w:val="left" w:pos="5025"/>
+        </w:tabs>
+      </w:pPr>
+      <w:r>
+        <w:t>&lt;/p&gt;</w:t>
+      </w:r>
+    </w:p>
+    <w:p>
+      <w:pPr>
+        <w:tabs>
+          <w:tab w:val="left" w:pos="5025"/>
+        </w:tabs>
+      </w:pPr>
+    </w:p>
+    <w:p>
+      <w:pPr>
+        <w:tabs>
+          <w:tab w:val="left" w:pos="5025"/>
+        </w:tabs>
+        <w:rPr>
+          <w:sz w:val="44"/>
+          <w:szCs w:val="44"/>
+        </w:rPr>
+      </w:pPr>
+      <w:r>
+        <w:rPr>
+          <w:sz w:val="44"/>
+          <w:szCs w:val="44"/>
+        </w:rPr>
+        <w:t>PHP FILTERTING</w:t>
+      </w:r>
+      <w:r>
+        <w:rPr>
+          <w:sz w:val="44"/>
+          <w:szCs w:val="44"/>
+        </w:rPr>
+        <w:t xml:space="preserve"> AND ADVANCE FILTERING </w:t>
+      </w:r>
+    </w:p>
+    <w:p>
+      <w:pPr>
+        <w:tabs>
+          <w:tab w:val="left" w:pos="5025"/>
+        </w:tabs>
+      </w:pPr>
+      <w:r>
+        <w:t xml:space="preserve">This variable used to sanitize and filter the data based on the single character or specified filter </w:t>
+      </w:r>
+    </w:p>
+    <w:p>
+      <w:pPr>
+        <w:tabs>
+          <w:tab w:val="left" w:pos="5025"/>
+        </w:tabs>
+      </w:pPr>
+      <w:r>
+        <w:t>PHP filters are used to validate and sanitize external input.</w:t>
+      </w:r>
+    </w:p>
+    <w:p>
+      <w:pPr>
+        <w:tabs>
+          <w:tab w:val="left" w:pos="5025"/>
+        </w:tabs>
+      </w:pPr>
+      <w:r>
+        <w:t>The PHP filter extension has many of the functions needed for checking user input, and is designed to make data validation easier and quicker.</w:t>
+      </w:r>
+    </w:p>
+    <w:p>
+      <w:pPr>
+        <w:tabs>
+          <w:tab w:val="left" w:pos="5025"/>
+        </w:tabs>
+      </w:pPr>
+      <w:r>
+        <w:t>The </w:t>
+      </w:r>
+      <w:proofErr w:type="spellStart"/>
+      <w:r>
+        <w:t>filter_</w:t>
+      </w:r>
+      <w:proofErr w:type="gramStart"/>
+      <w:r>
+        <w:t>list</w:t>
+      </w:r>
+      <w:proofErr w:type="spellEnd"/>
+      <w:r>
+        <w:t>(</w:t>
+      </w:r>
+      <w:proofErr w:type="gramEnd"/>
+      <w:r>
+        <w:t>) function can be used to list what the PHP filter extension offers:</w:t>
+      </w:r>
+    </w:p>
+    <w:p>
+      <w:pPr>
+        <w:tabs>
+          <w:tab w:val="left" w:pos="5025"/>
+        </w:tabs>
+      </w:pPr>
+      <w:r>
+        <w:t xml:space="preserve">PHP </w:t>
+      </w:r>
+      <w:proofErr w:type="spellStart"/>
+      <w:r>
+        <w:t>filter_</w:t>
+      </w:r>
+      <w:proofErr w:type="gramStart"/>
+      <w:r>
+        <w:t>var</w:t>
+      </w:r>
+      <w:proofErr w:type="spellEnd"/>
+      <w:r>
+        <w:t>(</w:t>
+      </w:r>
+      <w:proofErr w:type="gramEnd"/>
+      <w:r>
+        <w:t>) Function</w:t>
+      </w:r>
+    </w:p>
+    <w:p>
+      <w:pPr>
+        <w:tabs>
+          <w:tab w:val="left" w:pos="5025"/>
+        </w:tabs>
+      </w:pPr>
+      <w:r>
+        <w:t>The </w:t>
+      </w:r>
+      <w:proofErr w:type="spellStart"/>
+      <w:r>
+        <w:t>filter_</w:t>
+      </w:r>
+      <w:proofErr w:type="gramStart"/>
+      <w:r>
+        <w:t>var</w:t>
+      </w:r>
+      <w:proofErr w:type="spellEnd"/>
+      <w:r>
+        <w:t>(</w:t>
+      </w:r>
+      <w:proofErr w:type="gramEnd"/>
+      <w:r>
+        <w:t>) function both validate and sanitize data.</w:t>
+      </w:r>
+    </w:p>
+    <w:p>
+      <w:pPr>
+        <w:tabs>
+          <w:tab w:val="left" w:pos="5025"/>
+        </w:tabs>
+      </w:pPr>
+      <w:r>
+        <w:t>The </w:t>
+      </w:r>
+      <w:proofErr w:type="spellStart"/>
+      <w:r>
+        <w:t>filter_</w:t>
+      </w:r>
+      <w:proofErr w:type="gramStart"/>
+      <w:r>
+        <w:t>var</w:t>
+      </w:r>
+      <w:proofErr w:type="spellEnd"/>
+      <w:r>
+        <w:t>(</w:t>
+      </w:r>
+      <w:proofErr w:type="gramEnd"/>
+      <w:r>
+        <w:t>) function filters a single variable with a specified filter. It takes two pieces of data:</w:t>
+      </w:r>
+    </w:p>
+    <w:p>
+      <w:pPr>
+        <w:numPr>
+          <w:ilvl w:val="0"/>
+          <w:numId w:val="22"/>
+        </w:numPr>
+        <w:tabs>
+          <w:tab w:val="left" w:pos="5025"/>
+        </w:tabs>
+      </w:pPr>
+      <w:r>
+        <w:t>The variable you want to check</w:t>
+      </w:r>
+    </w:p>
+    <w:p>
+      <w:pPr>
+        <w:numPr>
+          <w:ilvl w:val="0"/>
+          <w:numId w:val="22"/>
+        </w:numPr>
+        <w:tabs>
+          <w:tab w:val="left" w:pos="5025"/>
+        </w:tabs>
+      </w:pPr>
+      <w:r>
+        <w:t>The type of check to use</w:t>
+      </w:r>
+    </w:p>
+    <w:p>
+      <w:pPr>
+        <w:tabs>
+          <w:tab w:val="left" w:pos="5025"/>
+        </w:tabs>
+      </w:pPr>
+      <w:r>
+        <w:t>Many web applications receive external input. External input/data can be:</w:t>
+      </w:r>
+    </w:p>
+    <w:p>
+      <w:pPr>
+        <w:numPr>
+          <w:ilvl w:val="0"/>
+          <w:numId w:val="23"/>
+        </w:numPr>
+        <w:tabs>
+          <w:tab w:val="left" w:pos="5025"/>
+        </w:tabs>
+      </w:pPr>
+      <w:r>
+        <w:t>User input from a form</w:t>
+      </w:r>
+    </w:p>
+    <w:p>
+      <w:pPr>
+        <w:numPr>
+          <w:ilvl w:val="0"/>
+          <w:numId w:val="23"/>
+        </w:numPr>
+        <w:tabs>
+          <w:tab w:val="left" w:pos="5025"/>
+        </w:tabs>
+      </w:pPr>
+      <w:r>
+        <w:t>Cookies</w:t>
+      </w:r>
+    </w:p>
+    <w:p>
+      <w:pPr>
+        <w:numPr>
+          <w:ilvl w:val="0"/>
+          <w:numId w:val="23"/>
+        </w:numPr>
+        <w:tabs>
+          <w:tab w:val="left" w:pos="5025"/>
+        </w:tabs>
+      </w:pPr>
+      <w:r>
+        <w:t>Web services data</w:t>
+      </w:r>
+    </w:p>
+    <w:p>
+      <w:pPr>
+        <w:numPr>
+          <w:ilvl w:val="0"/>
+          <w:numId w:val="23"/>
+        </w:numPr>
+        <w:tabs>
+          <w:tab w:val="left" w:pos="5025"/>
+        </w:tabs>
+      </w:pPr>
+      <w:r>
+        <w:t>Server variables</w:t>
+      </w:r>
+    </w:p>
+    <w:p>
+      <w:pPr>
+        <w:numPr>
+          <w:ilvl w:val="0"/>
+          <w:numId w:val="23"/>
+        </w:numPr>
+        <w:tabs>
+          <w:tab w:val="left" w:pos="5025"/>
+        </w:tabs>
+      </w:pPr>
+      <w:r>
+        <w:t>Database query results</w:t>
+      </w:r>
+    </w:p>
+    <w:p>
+      <w:pPr>
+        <w:pStyle w:val="ListParagraph"/>
+        <w:numPr>
+          <w:ilvl w:val="0"/>
+          <w:numId w:val="23"/>
+        </w:numPr>
+        <w:shd w:val="clear" w:color="auto" w:fill="2C2525"/>
+        <w:spacing w:after="0" w:line="285" w:lineRule="atLeast"/>
+        <w:rPr>
+          <w:rFonts w:ascii="Consolas" w:eastAsia="Times New Roman" w:hAnsi="Consolas" w:cs="Times New Roman"/>
+          <w:color w:val="FFF1F3"/>
+          <w:kern w:val="0"/>
+          <w:sz w:val="21"/>
+          <w:szCs w:val="21"/>
+          <w:lang w:eastAsia="en-IN"/>
+          <w14:ligatures w14:val="none"/>
+        </w:rPr>
+      </w:pPr>
+      <w:r>
+        <w:rPr>
+          <w:rFonts w:ascii="Consolas" w:eastAsia="Times New Roman" w:hAnsi="Consolas" w:cs="Times New Roman"/>
+          <w:color w:val="FD6883"/>
+          <w:kern w:val="0"/>
+          <w:sz w:val="21"/>
+          <w:szCs w:val="21"/>
+          <w:lang w:eastAsia="en-IN"/>
+          <w14:ligatures w14:val="none"/>
+        </w:rPr>
+        <w:lastRenderedPageBreak/>
+        <w:t>h1</w:t>
+      </w:r>
+      <w:r>
+        <w:rPr>
+          <w:rFonts w:ascii="Consolas" w:eastAsia="Times New Roman" w:hAnsi="Consolas" w:cs="Times New Roman"/>
+          <w:color w:val="FFF1F3"/>
+          <w:kern w:val="0"/>
+          <w:sz w:val="21"/>
+          <w:szCs w:val="21"/>
+          <w:lang w:eastAsia="en-IN"/>
+          <w14:ligatures w14:val="none"/>
+        </w:rPr>
+        <w:t xml:space="preserve"> </w:t>
+      </w:r>
+      <w:r>
+        <w:rPr>
+          <w:rFonts w:ascii="Consolas" w:eastAsia="Times New Roman" w:hAnsi="Consolas" w:cs="Times New Roman"/>
+          <w:i/>
+          <w:iCs/>
+          <w:color w:val="85DACC"/>
+          <w:kern w:val="0"/>
+          <w:sz w:val="21"/>
+          <w:szCs w:val="21"/>
+          <w:lang w:eastAsia="en-IN"/>
+          <w14:ligatures w14:val="none"/>
+        </w:rPr>
+        <w:t>class</w:t>
+      </w:r>
+      <w:r>
+        <w:rPr>
+          <w:rFonts w:ascii="Consolas" w:eastAsia="Times New Roman" w:hAnsi="Consolas" w:cs="Times New Roman"/>
+          <w:color w:val="948A8B"/>
+          <w:kern w:val="0"/>
+          <w:sz w:val="21"/>
+          <w:szCs w:val="21"/>
+          <w:lang w:eastAsia="en-IN"/>
+          <w14:ligatures w14:val="none"/>
+        </w:rPr>
+        <w:t>="</w:t>
+      </w:r>
+      <w:r>
+        <w:rPr>
+          <w:rFonts w:ascii="Consolas" w:eastAsia="Times New Roman" w:hAnsi="Consolas" w:cs="Times New Roman"/>
+          <w:color w:val="ADDA78"/>
+          <w:kern w:val="0"/>
+          <w:sz w:val="21"/>
+          <w:szCs w:val="21"/>
+          <w:lang w:eastAsia="en-IN"/>
+          <w14:ligatures w14:val="none"/>
+        </w:rPr>
+        <w:t>mt-4</w:t>
+      </w:r>
+      <w:r>
+        <w:rPr>
+          <w:rFonts w:ascii="Consolas" w:eastAsia="Times New Roman" w:hAnsi="Consolas" w:cs="Times New Roman"/>
+          <w:color w:val="948A8B"/>
+          <w:kern w:val="0"/>
+          <w:sz w:val="21"/>
+          <w:szCs w:val="21"/>
+          <w:lang w:eastAsia="en-IN"/>
+          <w14:ligatures w14:val="none"/>
+        </w:rPr>
+        <w:t>"&gt;</w:t>
+      </w:r>
+      <w:r>
+        <w:rPr>
+          <w:rFonts w:ascii="Consolas" w:eastAsia="Times New Roman" w:hAnsi="Consolas" w:cs="Times New Roman"/>
+          <w:color w:val="FFF1F3"/>
+          <w:kern w:val="0"/>
+          <w:sz w:val="21"/>
+          <w:szCs w:val="21"/>
+          <w:lang w:eastAsia="en-IN"/>
+          <w14:ligatures w14:val="none"/>
+        </w:rPr>
+        <w:t>31. PHP FILTERTING</w:t>
+      </w:r>
+      <w:r>
+        <w:rPr>
+          <w:rFonts w:ascii="Consolas" w:eastAsia="Times New Roman" w:hAnsi="Consolas" w:cs="Times New Roman"/>
+          <w:color w:val="948A8B"/>
+          <w:kern w:val="0"/>
+          <w:sz w:val="21"/>
+          <w:szCs w:val="21"/>
+          <w:lang w:eastAsia="en-IN"/>
+          <w14:ligatures w14:val="none"/>
+        </w:rPr>
+        <w:t>&lt;/</w:t>
+      </w:r>
+      <w:r>
+        <w:rPr>
+          <w:rFonts w:ascii="Consolas" w:eastAsia="Times New Roman" w:hAnsi="Consolas" w:cs="Times New Roman"/>
+          <w:color w:val="FD6883"/>
+          <w:kern w:val="0"/>
+          <w:sz w:val="21"/>
+          <w:szCs w:val="21"/>
+          <w:lang w:eastAsia="en-IN"/>
+          <w14:ligatures w14:val="none"/>
+        </w:rPr>
+        <w:t>h1</w:t>
+      </w:r>
+      <w:r>
+        <w:rPr>
+          <w:rFonts w:ascii="Consolas" w:eastAsia="Times New Roman" w:hAnsi="Consolas" w:cs="Times New Roman"/>
+          <w:color w:val="948A8B"/>
+          <w:kern w:val="0"/>
+          <w:sz w:val="21"/>
+          <w:szCs w:val="21"/>
+          <w:lang w:eastAsia="en-IN"/>
+          <w14:ligatures w14:val="none"/>
+        </w:rPr>
+        <w:t>&gt;</w:t>
+      </w:r>
+    </w:p>
+    <w:p>
+      <w:pPr>
+        <w:pStyle w:val="ListParagraph"/>
+        <w:numPr>
+          <w:ilvl w:val="0"/>
+          <w:numId w:val="23"/>
+        </w:numPr>
+        <w:shd w:val="clear" w:color="auto" w:fill="2C2525"/>
+        <w:spacing w:after="0" w:line="285" w:lineRule="atLeast"/>
+        <w:rPr>
+          <w:rFonts w:ascii="Consolas" w:eastAsia="Times New Roman" w:hAnsi="Consolas" w:cs="Times New Roman"/>
+          <w:color w:val="FFF1F3"/>
+          <w:kern w:val="0"/>
+          <w:sz w:val="21"/>
+          <w:szCs w:val="21"/>
+          <w:lang w:eastAsia="en-IN"/>
+          <w14:ligatures w14:val="none"/>
+        </w:rPr>
+      </w:pPr>
+      <w:r>
+        <w:rPr>
+          <w:rFonts w:ascii="Consolas" w:eastAsia="Times New Roman" w:hAnsi="Consolas" w:cs="Times New Roman"/>
+          <w:color w:val="948A8B"/>
+          <w:kern w:val="0"/>
+          <w:sz w:val="21"/>
+          <w:szCs w:val="21"/>
+          <w:lang w:eastAsia="en-IN"/>
+          <w14:ligatures w14:val="none"/>
+        </w:rPr>
+        <w:t>&lt;</w:t>
+      </w:r>
+      <w:r>
+        <w:rPr>
+          <w:rFonts w:ascii="Consolas" w:eastAsia="Times New Roman" w:hAnsi="Consolas" w:cs="Times New Roman"/>
+          <w:color w:val="FD6883"/>
+          <w:kern w:val="0"/>
+          <w:sz w:val="21"/>
+          <w:szCs w:val="21"/>
+          <w:lang w:eastAsia="en-IN"/>
+          <w14:ligatures w14:val="none"/>
+        </w:rPr>
+        <w:t>p</w:t>
+      </w:r>
+      <w:r>
+        <w:rPr>
+          <w:rFonts w:ascii="Consolas" w:eastAsia="Times New Roman" w:hAnsi="Consolas" w:cs="Times New Roman"/>
+          <w:color w:val="948A8B"/>
+          <w:kern w:val="0"/>
+          <w:sz w:val="21"/>
+          <w:szCs w:val="21"/>
+          <w:lang w:eastAsia="en-IN"/>
+          <w14:ligatures w14:val="none"/>
+        </w:rPr>
+        <w:t>&gt;</w:t>
+      </w:r>
+      <w:r>
+        <w:rPr>
+          <w:rFonts w:ascii="Consolas" w:eastAsia="Times New Roman" w:hAnsi="Consolas" w:cs="Times New Roman"/>
+          <w:color w:val="FFF1F3"/>
+          <w:kern w:val="0"/>
+          <w:sz w:val="21"/>
+          <w:szCs w:val="21"/>
+          <w:lang w:eastAsia="en-IN"/>
+          <w14:ligatures w14:val="none"/>
+        </w:rPr>
+        <w:t>if we take @ then it will be Invalid either is valid</w:t>
+      </w:r>
+      <w:r>
+        <w:rPr>
+          <w:rFonts w:ascii="Consolas" w:eastAsia="Times New Roman" w:hAnsi="Consolas" w:cs="Times New Roman"/>
+          <w:color w:val="948A8B"/>
+          <w:kern w:val="0"/>
+          <w:sz w:val="21"/>
+          <w:szCs w:val="21"/>
+          <w:lang w:eastAsia="en-IN"/>
+          <w14:ligatures w14:val="none"/>
+        </w:rPr>
+        <w:t>&lt;/</w:t>
+      </w:r>
+      <w:r>
+        <w:rPr>
+          <w:rFonts w:ascii="Consolas" w:eastAsia="Times New Roman" w:hAnsi="Consolas" w:cs="Times New Roman"/>
+          <w:color w:val="FD6883"/>
+          <w:kern w:val="0"/>
+          <w:sz w:val="21"/>
+          <w:szCs w:val="21"/>
+          <w:lang w:eastAsia="en-IN"/>
+          <w14:ligatures w14:val="none"/>
+        </w:rPr>
+        <w:t>p</w:t>
+      </w:r>
+      <w:r>
+        <w:rPr>
+          <w:rFonts w:ascii="Consolas" w:eastAsia="Times New Roman" w:hAnsi="Consolas" w:cs="Times New Roman"/>
+          <w:color w:val="948A8B"/>
+          <w:kern w:val="0"/>
+          <w:sz w:val="21"/>
+          <w:szCs w:val="21"/>
+          <w:lang w:eastAsia="en-IN"/>
+          <w14:ligatures w14:val="none"/>
+        </w:rPr>
+        <w:t>&gt;</w:t>
+      </w:r>
+    </w:p>
+    <w:p>
+      <w:pPr>
+        <w:pStyle w:val="ListParagraph"/>
+        <w:numPr>
+          <w:ilvl w:val="0"/>
+          <w:numId w:val="23"/>
+        </w:numPr>
+        <w:shd w:val="clear" w:color="auto" w:fill="2C2525"/>
+        <w:spacing w:after="0" w:line="285" w:lineRule="atLeast"/>
+        <w:rPr>
+          <w:rFonts w:ascii="Consolas" w:eastAsia="Times New Roman" w:hAnsi="Consolas" w:cs="Times New Roman"/>
+          <w:color w:val="FFF1F3"/>
+          <w:kern w:val="0"/>
+          <w:sz w:val="21"/>
+          <w:szCs w:val="21"/>
+          <w:lang w:eastAsia="en-IN"/>
+          <w14:ligatures w14:val="none"/>
+        </w:rPr>
+      </w:pPr>
+      <w:r>
+        <w:rPr>
+          <w:rFonts w:ascii="Consolas" w:eastAsia="Times New Roman" w:hAnsi="Consolas" w:cs="Times New Roman"/>
+          <w:color w:val="F38D70"/>
+          <w:kern w:val="0"/>
+          <w:sz w:val="21"/>
+          <w:szCs w:val="21"/>
+          <w:lang w:eastAsia="en-IN"/>
+          <w14:ligatures w14:val="none"/>
+        </w:rPr>
+        <w:t>&lt;?</w:t>
+      </w:r>
+      <w:proofErr w:type="spellStart"/>
+      <w:r>
+        <w:rPr>
+          <w:rFonts w:ascii="Consolas" w:eastAsia="Times New Roman" w:hAnsi="Consolas" w:cs="Times New Roman"/>
+          <w:color w:val="F38D70"/>
+          <w:kern w:val="0"/>
+          <w:sz w:val="21"/>
+          <w:szCs w:val="21"/>
+          <w:lang w:eastAsia="en-IN"/>
+          <w14:ligatures w14:val="none"/>
+        </w:rPr>
+        <w:t>php</w:t>
+      </w:r>
+      <w:proofErr w:type="spellEnd"/>
+    </w:p>
+    <w:p>
+      <w:pPr>
+        <w:pStyle w:val="ListParagraph"/>
+        <w:numPr>
+          <w:ilvl w:val="0"/>
+          <w:numId w:val="23"/>
+        </w:numPr>
+        <w:shd w:val="clear" w:color="auto" w:fill="2C2525"/>
+        <w:spacing w:after="0" w:line="285" w:lineRule="atLeast"/>
+        <w:rPr>
+          <w:rFonts w:ascii="Consolas" w:eastAsia="Times New Roman" w:hAnsi="Consolas" w:cs="Times New Roman"/>
+          <w:color w:val="FFF1F3"/>
+          <w:kern w:val="0"/>
+          <w:sz w:val="21"/>
+          <w:szCs w:val="21"/>
+          <w:lang w:eastAsia="en-IN"/>
+          <w14:ligatures w14:val="none"/>
+        </w:rPr>
+      </w:pPr>
+      <w:r>
+        <w:rPr>
+          <w:rFonts w:ascii="Consolas" w:eastAsia="Times New Roman" w:hAnsi="Consolas" w:cs="Times New Roman"/>
+          <w:color w:val="C3B7B8"/>
+          <w:kern w:val="0"/>
+          <w:sz w:val="21"/>
+          <w:szCs w:val="21"/>
+          <w:lang w:eastAsia="en-IN"/>
+          <w14:ligatures w14:val="none"/>
+        </w:rPr>
+        <w:t>$</w:t>
+      </w:r>
+      <w:r>
+        <w:rPr>
+          <w:rFonts w:ascii="Consolas" w:eastAsia="Times New Roman" w:hAnsi="Consolas" w:cs="Times New Roman"/>
+          <w:color w:val="FFF1F3"/>
+          <w:kern w:val="0"/>
+          <w:sz w:val="21"/>
+          <w:szCs w:val="21"/>
+          <w:lang w:eastAsia="en-IN"/>
+          <w14:ligatures w14:val="none"/>
+        </w:rPr>
+        <w:t>email</w:t>
+      </w:r>
+      <w:r>
+        <w:rPr>
+          <w:rFonts w:ascii="Consolas" w:eastAsia="Times New Roman" w:hAnsi="Consolas" w:cs="Times New Roman"/>
+          <w:color w:val="FD6883"/>
+          <w:kern w:val="0"/>
+          <w:sz w:val="21"/>
+          <w:szCs w:val="21"/>
+          <w:lang w:eastAsia="en-IN"/>
+          <w14:ligatures w14:val="none"/>
+        </w:rPr>
+        <w:t>=</w:t>
+      </w:r>
+      <w:r>
+        <w:rPr>
+          <w:rFonts w:ascii="Consolas" w:eastAsia="Times New Roman" w:hAnsi="Consolas" w:cs="Times New Roman"/>
+          <w:color w:val="948A8B"/>
+          <w:kern w:val="0"/>
+          <w:sz w:val="21"/>
+          <w:szCs w:val="21"/>
+          <w:lang w:eastAsia="en-IN"/>
+          <w14:ligatures w14:val="none"/>
+        </w:rPr>
+        <w:t>"</w:t>
+      </w:r>
+      <w:r>
+        <w:rPr>
+          <w:rFonts w:ascii="Consolas" w:eastAsia="Times New Roman" w:hAnsi="Consolas" w:cs="Times New Roman"/>
+          <w:color w:val="F9CC6C"/>
+          <w:kern w:val="0"/>
+          <w:sz w:val="21"/>
+          <w:szCs w:val="21"/>
+          <w:lang w:eastAsia="en-IN"/>
+          <w14:ligatures w14:val="none"/>
+        </w:rPr>
+        <w:t>jadavdeep560.com</w:t>
+      </w:r>
+      <w:r>
+        <w:rPr>
+          <w:rFonts w:ascii="Consolas" w:eastAsia="Times New Roman" w:hAnsi="Consolas" w:cs="Times New Roman"/>
+          <w:color w:val="948A8B"/>
+          <w:kern w:val="0"/>
+          <w:sz w:val="21"/>
+          <w:szCs w:val="21"/>
+          <w:lang w:eastAsia="en-IN"/>
+          <w14:ligatures w14:val="none"/>
+        </w:rPr>
+        <w:t>";</w:t>
+      </w:r>
+    </w:p>
+    <w:p>
+      <w:pPr>
+        <w:pStyle w:val="ListParagraph"/>
+        <w:numPr>
+          <w:ilvl w:val="0"/>
+          <w:numId w:val="23"/>
+        </w:numPr>
+        <w:shd w:val="clear" w:color="auto" w:fill="2C2525"/>
+        <w:spacing w:after="0" w:line="285" w:lineRule="atLeast"/>
+        <w:rPr>
+          <w:rFonts w:ascii="Consolas" w:eastAsia="Times New Roman" w:hAnsi="Consolas" w:cs="Times New Roman"/>
+          <w:color w:val="FFF1F3"/>
+          <w:kern w:val="0"/>
+          <w:sz w:val="21"/>
+          <w:szCs w:val="21"/>
+          <w:lang w:eastAsia="en-IN"/>
+          <w14:ligatures w14:val="none"/>
+        </w:rPr>
+      </w:pPr>
+      <w:r>
+        <w:rPr>
+          <w:rFonts w:ascii="Consolas" w:eastAsia="Times New Roman" w:hAnsi="Consolas" w:cs="Times New Roman"/>
+          <w:color w:val="C3B7B8"/>
+          <w:kern w:val="0"/>
+          <w:sz w:val="21"/>
+          <w:szCs w:val="21"/>
+          <w:lang w:eastAsia="en-IN"/>
+          <w14:ligatures w14:val="none"/>
+        </w:rPr>
+        <w:t>$</w:t>
+      </w:r>
+      <w:proofErr w:type="spellStart"/>
+      <w:r>
+        <w:rPr>
+          <w:rFonts w:ascii="Consolas" w:eastAsia="Times New Roman" w:hAnsi="Consolas" w:cs="Times New Roman"/>
+          <w:color w:val="FFF1F3"/>
+          <w:kern w:val="0"/>
+          <w:sz w:val="21"/>
+          <w:szCs w:val="21"/>
+          <w:lang w:eastAsia="en-IN"/>
+          <w14:ligatures w14:val="none"/>
+        </w:rPr>
+        <w:t>vemail</w:t>
+      </w:r>
+      <w:proofErr w:type="spellEnd"/>
+      <w:r>
+        <w:rPr>
+          <w:rFonts w:ascii="Consolas" w:eastAsia="Times New Roman" w:hAnsi="Consolas" w:cs="Times New Roman"/>
+          <w:color w:val="FD6883"/>
+          <w:kern w:val="0"/>
+          <w:sz w:val="21"/>
+          <w:szCs w:val="21"/>
+          <w:lang w:eastAsia="en-IN"/>
+          <w14:ligatures w14:val="none"/>
+        </w:rPr>
+        <w:t>=</w:t>
+      </w:r>
+      <w:proofErr w:type="spellStart"/>
+      <w:r>
+        <w:rPr>
+          <w:rFonts w:ascii="Consolas" w:eastAsia="Times New Roman" w:hAnsi="Consolas" w:cs="Times New Roman"/>
+          <w:color w:val="ADDA78"/>
+          <w:kern w:val="0"/>
+          <w:sz w:val="21"/>
+          <w:szCs w:val="21"/>
+          <w:lang w:eastAsia="en-IN"/>
+          <w14:ligatures w14:val="none"/>
+        </w:rPr>
+        <w:t>filter_var</w:t>
+      </w:r>
+      <w:proofErr w:type="spellEnd"/>
+      <w:r>
+        <w:rPr>
+          <w:rFonts w:ascii="Consolas" w:eastAsia="Times New Roman" w:hAnsi="Consolas" w:cs="Times New Roman"/>
+          <w:color w:val="948A8B"/>
+          <w:kern w:val="0"/>
+          <w:sz w:val="21"/>
+          <w:szCs w:val="21"/>
+          <w:lang w:eastAsia="en-IN"/>
+          <w14:ligatures w14:val="none"/>
+        </w:rPr>
+        <w:t>(</w:t>
+      </w:r>
+      <w:r>
+        <w:rPr>
+          <w:rFonts w:ascii="Consolas" w:eastAsia="Times New Roman" w:hAnsi="Consolas" w:cs="Times New Roman"/>
+          <w:color w:val="C3B7B8"/>
+          <w:kern w:val="0"/>
+          <w:sz w:val="21"/>
+          <w:szCs w:val="21"/>
+          <w:lang w:eastAsia="en-IN"/>
+          <w14:ligatures w14:val="none"/>
+        </w:rPr>
+        <w:t>$</w:t>
+      </w:r>
+      <w:proofErr w:type="spellStart"/>
+      <w:proofErr w:type="gramStart"/>
+      <w:r>
+        <w:rPr>
+          <w:rFonts w:ascii="Consolas" w:eastAsia="Times New Roman" w:hAnsi="Consolas" w:cs="Times New Roman"/>
+          <w:color w:val="FFF1F3"/>
+          <w:kern w:val="0"/>
+          <w:sz w:val="21"/>
+          <w:szCs w:val="21"/>
+          <w:lang w:eastAsia="en-IN"/>
+          <w14:ligatures w14:val="none"/>
+        </w:rPr>
+        <w:t>email</w:t>
+      </w:r>
+      <w:r>
+        <w:rPr>
+          <w:rFonts w:ascii="Consolas" w:eastAsia="Times New Roman" w:hAnsi="Consolas" w:cs="Times New Roman"/>
+          <w:color w:val="948A8B"/>
+          <w:kern w:val="0"/>
+          <w:sz w:val="21"/>
+          <w:szCs w:val="21"/>
+          <w:lang w:eastAsia="en-IN"/>
+          <w14:ligatures w14:val="none"/>
+        </w:rPr>
+        <w:t>,</w:t>
+      </w:r>
+      <w:r>
+        <w:rPr>
+          <w:rFonts w:ascii="Consolas" w:eastAsia="Times New Roman" w:hAnsi="Consolas" w:cs="Times New Roman"/>
+          <w:color w:val="85DACC"/>
+          <w:kern w:val="0"/>
+          <w:sz w:val="21"/>
+          <w:szCs w:val="21"/>
+          <w:lang w:eastAsia="en-IN"/>
+          <w14:ligatures w14:val="none"/>
+        </w:rPr>
+        <w:t>FILTER</w:t>
+      </w:r>
+      <w:proofErr w:type="gramEnd"/>
+      <w:r>
+        <w:rPr>
+          <w:rFonts w:ascii="Consolas" w:eastAsia="Times New Roman" w:hAnsi="Consolas" w:cs="Times New Roman"/>
+          <w:color w:val="85DACC"/>
+          <w:kern w:val="0"/>
+          <w:sz w:val="21"/>
+          <w:szCs w:val="21"/>
+          <w:lang w:eastAsia="en-IN"/>
+          <w14:ligatures w14:val="none"/>
+        </w:rPr>
+        <w:t>_VALIDATE_EMAIL</w:t>
+      </w:r>
+      <w:proofErr w:type="spellEnd"/>
+      <w:r>
+        <w:rPr>
+          <w:rFonts w:ascii="Consolas" w:eastAsia="Times New Roman" w:hAnsi="Consolas" w:cs="Times New Roman"/>
+          <w:color w:val="948A8B"/>
+          <w:kern w:val="0"/>
+          <w:sz w:val="21"/>
+          <w:szCs w:val="21"/>
+          <w:lang w:eastAsia="en-IN"/>
+          <w14:ligatures w14:val="none"/>
+        </w:rPr>
+        <w:t>);</w:t>
+      </w:r>
+    </w:p>
+    <w:p>
+      <w:pPr>
+        <w:pStyle w:val="ListParagraph"/>
+        <w:numPr>
+          <w:ilvl w:val="0"/>
+          <w:numId w:val="23"/>
+        </w:numPr>
+        <w:shd w:val="clear" w:color="auto" w:fill="2C2525"/>
+        <w:spacing w:after="0" w:line="285" w:lineRule="atLeast"/>
+        <w:rPr>
+          <w:rFonts w:ascii="Consolas" w:eastAsia="Times New Roman" w:hAnsi="Consolas" w:cs="Times New Roman"/>
+          <w:color w:val="FFF1F3"/>
+          <w:kern w:val="0"/>
+          <w:sz w:val="21"/>
+          <w:szCs w:val="21"/>
+          <w:lang w:eastAsia="en-IN"/>
+          <w14:ligatures w14:val="none"/>
+        </w:rPr>
+      </w:pPr>
+      <w:r>
+        <w:rPr>
+          <w:rFonts w:ascii="Consolas" w:eastAsia="Times New Roman" w:hAnsi="Consolas" w:cs="Times New Roman"/>
+          <w:color w:val="FD6883"/>
+          <w:kern w:val="0"/>
+          <w:sz w:val="21"/>
+          <w:szCs w:val="21"/>
+          <w:lang w:eastAsia="en-IN"/>
+          <w14:ligatures w14:val="none"/>
+        </w:rPr>
+        <w:t>if</w:t>
+      </w:r>
+      <w:r>
+        <w:rPr>
+          <w:rFonts w:ascii="Consolas" w:eastAsia="Times New Roman" w:hAnsi="Consolas" w:cs="Times New Roman"/>
+          <w:color w:val="948A8B"/>
+          <w:kern w:val="0"/>
+          <w:sz w:val="21"/>
+          <w:szCs w:val="21"/>
+          <w:lang w:eastAsia="en-IN"/>
+          <w14:ligatures w14:val="none"/>
+        </w:rPr>
+        <w:t>(</w:t>
+      </w:r>
+      <w:r>
+        <w:rPr>
+          <w:rFonts w:ascii="Consolas" w:eastAsia="Times New Roman" w:hAnsi="Consolas" w:cs="Times New Roman"/>
+          <w:color w:val="C3B7B8"/>
+          <w:kern w:val="0"/>
+          <w:sz w:val="21"/>
+          <w:szCs w:val="21"/>
+          <w:lang w:eastAsia="en-IN"/>
+          <w14:ligatures w14:val="none"/>
+        </w:rPr>
+        <w:t>$</w:t>
+      </w:r>
+      <w:proofErr w:type="spellStart"/>
+      <w:r>
+        <w:rPr>
+          <w:rFonts w:ascii="Consolas" w:eastAsia="Times New Roman" w:hAnsi="Consolas" w:cs="Times New Roman"/>
+          <w:color w:val="FFF1F3"/>
+          <w:kern w:val="0"/>
+          <w:sz w:val="21"/>
+          <w:szCs w:val="21"/>
+          <w:lang w:eastAsia="en-IN"/>
+          <w14:ligatures w14:val="none"/>
+        </w:rPr>
+        <w:t>vemail</w:t>
+      </w:r>
+      <w:proofErr w:type="spellEnd"/>
+      <w:r>
+        <w:rPr>
+          <w:rFonts w:ascii="Consolas" w:eastAsia="Times New Roman" w:hAnsi="Consolas" w:cs="Times New Roman"/>
+          <w:color w:val="FD6883"/>
+          <w:kern w:val="0"/>
+          <w:sz w:val="21"/>
+          <w:szCs w:val="21"/>
+          <w:lang w:eastAsia="en-IN"/>
+          <w14:ligatures w14:val="none"/>
+        </w:rPr>
+        <w:t>==</w:t>
+      </w:r>
+      <w:r>
+        <w:rPr>
+          <w:rFonts w:ascii="Consolas" w:eastAsia="Times New Roman" w:hAnsi="Consolas" w:cs="Times New Roman"/>
+          <w:color w:val="A8A9EB"/>
+          <w:kern w:val="0"/>
+          <w:sz w:val="21"/>
+          <w:szCs w:val="21"/>
+          <w:lang w:eastAsia="en-IN"/>
+          <w14:ligatures w14:val="none"/>
+        </w:rPr>
+        <w:t>false</w:t>
+      </w:r>
+      <w:r>
+        <w:rPr>
+          <w:rFonts w:ascii="Consolas" w:eastAsia="Times New Roman" w:hAnsi="Consolas" w:cs="Times New Roman"/>
+          <w:color w:val="948A8B"/>
+          <w:kern w:val="0"/>
+          <w:sz w:val="21"/>
+          <w:szCs w:val="21"/>
+          <w:lang w:eastAsia="en-IN"/>
+          <w14:ligatures w14:val="none"/>
+        </w:rPr>
+        <w:t>)</w:t>
+      </w:r>
+    </w:p>
+    <w:p>
+      <w:pPr>
+        <w:pStyle w:val="ListParagraph"/>
+        <w:numPr>
+          <w:ilvl w:val="0"/>
+          <w:numId w:val="23"/>
+        </w:numPr>
+        <w:shd w:val="clear" w:color="auto" w:fill="2C2525"/>
+        <w:spacing w:after="0" w:line="285" w:lineRule="atLeast"/>
+        <w:rPr>
+          <w:rFonts w:ascii="Consolas" w:eastAsia="Times New Roman" w:hAnsi="Consolas" w:cs="Times New Roman"/>
+          <w:color w:val="FFF1F3"/>
+          <w:kern w:val="0"/>
+          <w:sz w:val="21"/>
+          <w:szCs w:val="21"/>
+          <w:lang w:eastAsia="en-IN"/>
+          <w14:ligatures w14:val="none"/>
+        </w:rPr>
+      </w:pPr>
+      <w:r>
+        <w:rPr>
+          <w:rFonts w:ascii="Consolas" w:eastAsia="Times New Roman" w:hAnsi="Consolas" w:cs="Times New Roman"/>
+          <w:color w:val="948A8B"/>
+          <w:kern w:val="0"/>
+          <w:sz w:val="21"/>
+          <w:szCs w:val="21"/>
+          <w:lang w:eastAsia="en-IN"/>
+          <w14:ligatures w14:val="none"/>
+        </w:rPr>
+        <w:t>{</w:t>
+      </w:r>
+    </w:p>
+    <w:p>
+      <w:pPr>
+        <w:pStyle w:val="ListParagraph"/>
+        <w:numPr>
+          <w:ilvl w:val="0"/>
+          <w:numId w:val="23"/>
+        </w:numPr>
+        <w:shd w:val="clear" w:color="auto" w:fill="2C2525"/>
+        <w:spacing w:after="0" w:line="285" w:lineRule="atLeast"/>
+        <w:rPr>
+          <w:rFonts w:ascii="Consolas" w:eastAsia="Times New Roman" w:hAnsi="Consolas" w:cs="Times New Roman"/>
+          <w:color w:val="FFF1F3"/>
+          <w:kern w:val="0"/>
+          <w:sz w:val="21"/>
+          <w:szCs w:val="21"/>
+          <w:lang w:eastAsia="en-IN"/>
+          <w14:ligatures w14:val="none"/>
+        </w:rPr>
+      </w:pPr>
+      <w:r>
+        <w:rPr>
+          <w:rFonts w:ascii="Consolas" w:eastAsia="Times New Roman" w:hAnsi="Consolas" w:cs="Times New Roman"/>
+          <w:color w:val="FFF1F3"/>
+          <w:kern w:val="0"/>
+          <w:sz w:val="21"/>
+          <w:szCs w:val="21"/>
+          <w:lang w:eastAsia="en-IN"/>
+          <w14:ligatures w14:val="none"/>
+        </w:rPr>
+        <w:t xml:space="preserve">  </w:t>
+      </w:r>
+      <w:proofErr w:type="spellStart"/>
+      <w:r>
+        <w:rPr>
+          <w:rFonts w:ascii="Consolas" w:eastAsia="Times New Roman" w:hAnsi="Consolas" w:cs="Times New Roman"/>
+          <w:color w:val="ADDA78"/>
+          <w:kern w:val="0"/>
+          <w:sz w:val="21"/>
+          <w:szCs w:val="21"/>
+          <w:lang w:eastAsia="en-IN"/>
+          <w14:ligatures w14:val="none"/>
+        </w:rPr>
+        <w:t>echo</w:t>
+      </w:r>
+      <w:r>
+        <w:rPr>
+          <w:rFonts w:ascii="Consolas" w:eastAsia="Times New Roman" w:hAnsi="Consolas" w:cs="Times New Roman"/>
+          <w:color w:val="948A8B"/>
+          <w:kern w:val="0"/>
+          <w:sz w:val="21"/>
+          <w:szCs w:val="21"/>
+          <w:lang w:eastAsia="en-IN"/>
+          <w14:ligatures w14:val="none"/>
+        </w:rPr>
+        <w:t>"</w:t>
+      </w:r>
+      <w:r>
+        <w:rPr>
+          <w:rFonts w:ascii="Consolas" w:eastAsia="Times New Roman" w:hAnsi="Consolas" w:cs="Times New Roman"/>
+          <w:color w:val="F9CC6C"/>
+          <w:kern w:val="0"/>
+          <w:sz w:val="21"/>
+          <w:szCs w:val="21"/>
+          <w:lang w:eastAsia="en-IN"/>
+          <w14:ligatures w14:val="none"/>
+        </w:rPr>
+        <w:t>invalid</w:t>
+      </w:r>
+      <w:proofErr w:type="spellEnd"/>
+      <w:r>
+        <w:rPr>
+          <w:rFonts w:ascii="Consolas" w:eastAsia="Times New Roman" w:hAnsi="Consolas" w:cs="Times New Roman"/>
+          <w:color w:val="948A8B"/>
+          <w:kern w:val="0"/>
+          <w:sz w:val="21"/>
+          <w:szCs w:val="21"/>
+          <w:lang w:eastAsia="en-IN"/>
+          <w14:ligatures w14:val="none"/>
+        </w:rPr>
+        <w:t>";</w:t>
+      </w:r>
+    </w:p>
+    <w:p>
+      <w:pPr>
+        <w:pStyle w:val="ListParagraph"/>
+        <w:numPr>
+          <w:ilvl w:val="0"/>
+          <w:numId w:val="23"/>
+        </w:numPr>
+        <w:shd w:val="clear" w:color="auto" w:fill="2C2525"/>
+        <w:spacing w:after="0" w:line="285" w:lineRule="atLeast"/>
+        <w:rPr>
+          <w:rFonts w:ascii="Consolas" w:eastAsia="Times New Roman" w:hAnsi="Consolas" w:cs="Times New Roman"/>
+          <w:color w:val="FFF1F3"/>
+          <w:kern w:val="0"/>
+          <w:sz w:val="21"/>
+          <w:szCs w:val="21"/>
+          <w:lang w:eastAsia="en-IN"/>
+          <w14:ligatures w14:val="none"/>
+        </w:rPr>
+      </w:pPr>
+      <w:proofErr w:type="gramStart"/>
+      <w:r>
+        <w:rPr>
+          <w:rFonts w:ascii="Consolas" w:eastAsia="Times New Roman" w:hAnsi="Consolas" w:cs="Times New Roman"/>
+          <w:color w:val="948A8B"/>
+          <w:kern w:val="0"/>
+          <w:sz w:val="21"/>
+          <w:szCs w:val="21"/>
+          <w:lang w:eastAsia="en-IN"/>
+          <w14:ligatures w14:val="none"/>
+        </w:rPr>
+        <w:t>}</w:t>
+      </w:r>
+      <w:r>
+        <w:rPr>
+          <w:rFonts w:ascii="Consolas" w:eastAsia="Times New Roman" w:hAnsi="Consolas" w:cs="Times New Roman"/>
+          <w:color w:val="FD6883"/>
+          <w:kern w:val="0"/>
+          <w:sz w:val="21"/>
+          <w:szCs w:val="21"/>
+          <w:lang w:eastAsia="en-IN"/>
+          <w14:ligatures w14:val="none"/>
+        </w:rPr>
+        <w:t>else</w:t>
+      </w:r>
+      <w:proofErr w:type="gramEnd"/>
+      <w:r>
+        <w:rPr>
+          <w:rFonts w:ascii="Consolas" w:eastAsia="Times New Roman" w:hAnsi="Consolas" w:cs="Times New Roman"/>
+          <w:color w:val="948A8B"/>
+          <w:kern w:val="0"/>
+          <w:sz w:val="21"/>
+          <w:szCs w:val="21"/>
+          <w:lang w:eastAsia="en-IN"/>
+          <w14:ligatures w14:val="none"/>
+        </w:rPr>
+        <w:t>{</w:t>
+      </w:r>
+    </w:p>
+    <w:p>
+      <w:pPr>
+        <w:pStyle w:val="ListParagraph"/>
+        <w:numPr>
+          <w:ilvl w:val="0"/>
+          <w:numId w:val="23"/>
+        </w:numPr>
+        <w:shd w:val="clear" w:color="auto" w:fill="2C2525"/>
+        <w:spacing w:after="0" w:line="285" w:lineRule="atLeast"/>
+        <w:rPr>
+          <w:rFonts w:ascii="Consolas" w:eastAsia="Times New Roman" w:hAnsi="Consolas" w:cs="Times New Roman"/>
+          <w:color w:val="FFF1F3"/>
+          <w:kern w:val="0"/>
+          <w:sz w:val="21"/>
+          <w:szCs w:val="21"/>
+          <w:lang w:eastAsia="en-IN"/>
+          <w14:ligatures w14:val="none"/>
+        </w:rPr>
+      </w:pPr>
+      <w:r>
+        <w:rPr>
+          <w:rFonts w:ascii="Consolas" w:eastAsia="Times New Roman" w:hAnsi="Consolas" w:cs="Times New Roman"/>
+          <w:color w:val="FFF1F3"/>
+          <w:kern w:val="0"/>
+          <w:sz w:val="21"/>
+          <w:szCs w:val="21"/>
+          <w:lang w:eastAsia="en-IN"/>
+          <w14:ligatures w14:val="none"/>
+        </w:rPr>
+        <w:t xml:space="preserve">  </w:t>
+      </w:r>
+      <w:proofErr w:type="spellStart"/>
+      <w:r>
+        <w:rPr>
+          <w:rFonts w:ascii="Consolas" w:eastAsia="Times New Roman" w:hAnsi="Consolas" w:cs="Times New Roman"/>
+          <w:color w:val="ADDA78"/>
+          <w:kern w:val="0"/>
+          <w:sz w:val="21"/>
+          <w:szCs w:val="21"/>
+          <w:lang w:eastAsia="en-IN"/>
+          <w14:ligatures w14:val="none"/>
+        </w:rPr>
+        <w:t>echo</w:t>
+      </w:r>
+      <w:r>
+        <w:rPr>
+          <w:rFonts w:ascii="Consolas" w:eastAsia="Times New Roman" w:hAnsi="Consolas" w:cs="Times New Roman"/>
+          <w:color w:val="948A8B"/>
+          <w:kern w:val="0"/>
+          <w:sz w:val="21"/>
+          <w:szCs w:val="21"/>
+          <w:lang w:eastAsia="en-IN"/>
+          <w14:ligatures w14:val="none"/>
+        </w:rPr>
+        <w:t>"</w:t>
+      </w:r>
+      <w:r>
+        <w:rPr>
+          <w:rFonts w:ascii="Consolas" w:eastAsia="Times New Roman" w:hAnsi="Consolas" w:cs="Times New Roman"/>
+          <w:color w:val="F9CC6C"/>
+          <w:kern w:val="0"/>
+          <w:sz w:val="21"/>
+          <w:szCs w:val="21"/>
+          <w:lang w:eastAsia="en-IN"/>
+          <w14:ligatures w14:val="none"/>
+        </w:rPr>
+        <w:t>valid</w:t>
+      </w:r>
+      <w:proofErr w:type="spellEnd"/>
+      <w:r>
+        <w:rPr>
+          <w:rFonts w:ascii="Consolas" w:eastAsia="Times New Roman" w:hAnsi="Consolas" w:cs="Times New Roman"/>
+          <w:color w:val="F9CC6C"/>
+          <w:kern w:val="0"/>
+          <w:sz w:val="21"/>
+          <w:szCs w:val="21"/>
+          <w:lang w:eastAsia="en-IN"/>
+          <w14:ligatures w14:val="none"/>
+        </w:rPr>
+        <w:t xml:space="preserve"> email</w:t>
+      </w:r>
+      <w:proofErr w:type="gramStart"/>
+      <w:r>
+        <w:rPr>
+          <w:rFonts w:ascii="Consolas" w:eastAsia="Times New Roman" w:hAnsi="Consolas" w:cs="Times New Roman"/>
+          <w:color w:val="948A8B"/>
+          <w:kern w:val="0"/>
+          <w:sz w:val="21"/>
+          <w:szCs w:val="21"/>
+          <w:lang w:eastAsia="en-IN"/>
+          <w14:ligatures w14:val="none"/>
+        </w:rPr>
+        <w:t>"</w:t>
+      </w:r>
+      <w:r>
+        <w:rPr>
+          <w:rFonts w:ascii="Consolas" w:eastAsia="Times New Roman" w:hAnsi="Consolas" w:cs="Times New Roman"/>
+          <w:color w:val="FD6883"/>
+          <w:kern w:val="0"/>
+          <w:sz w:val="21"/>
+          <w:szCs w:val="21"/>
+          <w:lang w:eastAsia="en-IN"/>
+          <w14:ligatures w14:val="none"/>
+        </w:rPr>
+        <w:t>.</w:t>
+      </w:r>
+      <w:r>
+        <w:rPr>
+          <w:rFonts w:ascii="Consolas" w:eastAsia="Times New Roman" w:hAnsi="Consolas" w:cs="Times New Roman"/>
+          <w:color w:val="C3B7B8"/>
+          <w:kern w:val="0"/>
+          <w:sz w:val="21"/>
+          <w:szCs w:val="21"/>
+          <w:lang w:eastAsia="en-IN"/>
+          <w14:ligatures w14:val="none"/>
+        </w:rPr>
+        <w:t>$</w:t>
+      </w:r>
+      <w:proofErr w:type="spellStart"/>
+      <w:proofErr w:type="gramEnd"/>
+      <w:r>
+        <w:rPr>
+          <w:rFonts w:ascii="Consolas" w:eastAsia="Times New Roman" w:hAnsi="Consolas" w:cs="Times New Roman"/>
+          <w:color w:val="FFF1F3"/>
+          <w:kern w:val="0"/>
+          <w:sz w:val="21"/>
+          <w:szCs w:val="21"/>
+          <w:lang w:eastAsia="en-IN"/>
+          <w14:ligatures w14:val="none"/>
+        </w:rPr>
+        <w:t>vemail</w:t>
+      </w:r>
+      <w:proofErr w:type="spellEnd"/>
+      <w:r>
+        <w:rPr>
+          <w:rFonts w:ascii="Consolas" w:eastAsia="Times New Roman" w:hAnsi="Consolas" w:cs="Times New Roman"/>
+          <w:color w:val="948A8B"/>
+          <w:kern w:val="0"/>
+          <w:sz w:val="21"/>
+          <w:szCs w:val="21"/>
+          <w:lang w:eastAsia="en-IN"/>
+          <w14:ligatures w14:val="none"/>
+        </w:rPr>
+        <w:t>;</w:t>
+      </w:r>
+    </w:p>
+    <w:p>
+      <w:pPr>
+        <w:pStyle w:val="ListParagraph"/>
+        <w:numPr>
+          <w:ilvl w:val="0"/>
+          <w:numId w:val="23"/>
+        </w:numPr>
+        <w:shd w:val="clear" w:color="auto" w:fill="2C2525"/>
+        <w:spacing w:after="0" w:line="285" w:lineRule="atLeast"/>
+        <w:rPr>
+          <w:rFonts w:ascii="Consolas" w:eastAsia="Times New Roman" w:hAnsi="Consolas" w:cs="Times New Roman"/>
+          <w:color w:val="FFF1F3"/>
+          <w:kern w:val="0"/>
+          <w:sz w:val="21"/>
+          <w:szCs w:val="21"/>
+          <w:lang w:eastAsia="en-IN"/>
+          <w14:ligatures w14:val="none"/>
+        </w:rPr>
+      </w:pPr>
+      <w:r>
+        <w:rPr>
+          <w:rFonts w:ascii="Consolas" w:eastAsia="Times New Roman" w:hAnsi="Consolas" w:cs="Times New Roman"/>
+          <w:color w:val="948A8B"/>
+          <w:kern w:val="0"/>
+          <w:sz w:val="21"/>
+          <w:szCs w:val="21"/>
+          <w:lang w:eastAsia="en-IN"/>
+          <w14:ligatures w14:val="none"/>
+        </w:rPr>
+        <w:t>}</w:t>
+      </w:r>
+    </w:p>
+    <w:p>
+      <w:pPr>
+        <w:tabs>
+          <w:tab w:val="left" w:pos="5025"/>
+        </w:tabs>
+      </w:pPr>
+    </w:p>
+    <w:p>
+      <w:pPr>
+        <w:tabs>
+          <w:tab w:val="left" w:pos="5025"/>
+        </w:tabs>
+      </w:pPr>
+      <w:r>
+        <w:tab/>
+      </w:r>
+    </w:p>
+    <w:p>
+      <w:pPr>
+        <w:tabs>
+          <w:tab w:val="left" w:pos="5025"/>
+        </w:tabs>
+        <w:rPr>
+          <w:sz w:val="44"/>
+          <w:szCs w:val="44"/>
+        </w:rPr>
+      </w:pPr>
+      <w:r>
+        <w:rPr>
+          <w:sz w:val="44"/>
+          <w:szCs w:val="44"/>
+        </w:rPr>
+        <w:t xml:space="preserve">PHP </w:t>
+      </w:r>
+      <w:r>
+        <w:rPr>
+          <w:sz w:val="44"/>
+          <w:szCs w:val="44"/>
+        </w:rPr>
+        <w:t>CALLBACK FUNCTIONS</w:t>
+      </w:r>
+    </w:p>
+    <w:p>
+      <w:pPr>
+        <w:tabs>
+          <w:tab w:val="left" w:pos="1350"/>
+        </w:tabs>
+      </w:pPr>
+      <w:r>
+        <w:t>A callback function (often referred to as just "callback") is a function which is passed as an argument into another function.</w:t>
+      </w:r>
+    </w:p>
+    <w:p>
+      <w:pPr>
+        <w:tabs>
+          <w:tab w:val="left" w:pos="1350"/>
+        </w:tabs>
+      </w:pPr>
+      <w:proofErr w:type="spellStart"/>
+      <w:r>
+        <w:t>Call_User_Func</w:t>
+      </w:r>
+      <w:proofErr w:type="spellEnd"/>
+    </w:p>
+    <w:p>
+      <w:pPr>
+        <w:tabs>
+          <w:tab w:val="left" w:pos="1350"/>
+        </w:tabs>
+      </w:pPr>
+      <w:r>
+        <w:t xml:space="preserve">This is standard way to call the Function as n argument </w:t>
+      </w:r>
+    </w:p>
+    <w:p>
+      <w:pPr>
+        <w:tabs>
+          <w:tab w:val="left" w:pos="1350"/>
+        </w:tabs>
+      </w:pPr>
+      <w:r>
+        <w:t xml:space="preserve">h1 </w:t>
+      </w:r>
+      <w:r>
+        <w:rPr>
+          <w:i/>
+          <w:iCs/>
+        </w:rPr>
+        <w:t>class</w:t>
+      </w:r>
+      <w:r>
+        <w:t>="mt-4"&gt;33. PHP CALLBACK FUNCTIONS&lt;/h1&gt;</w:t>
+      </w:r>
+    </w:p>
+    <w:p>
+      <w:pPr>
+        <w:tabs>
+          <w:tab w:val="left" w:pos="1350"/>
+        </w:tabs>
+      </w:pPr>
+      <w:r>
+        <w:t>&lt;?</w:t>
+      </w:r>
+      <w:proofErr w:type="spellStart"/>
+      <w:r>
+        <w:t>php</w:t>
+      </w:r>
+      <w:proofErr w:type="spellEnd"/>
+    </w:p>
+    <w:p>
+      <w:pPr>
+        <w:tabs>
+          <w:tab w:val="left" w:pos="1350"/>
+        </w:tabs>
+      </w:pPr>
+      <w:r>
+        <w:rPr>
+          <w:i/>
+          <w:iCs/>
+        </w:rPr>
+        <w:t>function</w:t>
+      </w:r>
+      <w:r>
+        <w:t xml:space="preserve"> Addition($abs=</w:t>
+      </w:r>
+      <w:proofErr w:type="gramStart"/>
+      <w:r>
+        <w:t>10,$</w:t>
+      </w:r>
+      <w:proofErr w:type="gramEnd"/>
+      <w:r>
+        <w:t>bsb=20){</w:t>
+      </w:r>
+    </w:p>
+    <w:p>
+      <w:pPr>
+        <w:tabs>
+          <w:tab w:val="left" w:pos="1350"/>
+        </w:tabs>
+      </w:pPr>
+      <w:r>
+        <w:t> $z=$abs+$</w:t>
+      </w:r>
+      <w:proofErr w:type="spellStart"/>
+      <w:r>
+        <w:t>bsb</w:t>
+      </w:r>
+      <w:proofErr w:type="spellEnd"/>
+      <w:r>
+        <w:t>;</w:t>
+      </w:r>
+    </w:p>
+    <w:p>
+      <w:pPr>
+        <w:tabs>
+          <w:tab w:val="left" w:pos="1350"/>
+        </w:tabs>
+      </w:pPr>
+      <w:r>
+        <w:t> return $z;</w:t>
+      </w:r>
+    </w:p>
+    <w:p>
+      <w:pPr>
+        <w:tabs>
+          <w:tab w:val="left" w:pos="1350"/>
+        </w:tabs>
+      </w:pPr>
+      <w:r>
+        <w:t>}</w:t>
+      </w:r>
+    </w:p>
+    <w:p>
+      <w:pPr>
+        <w:tabs>
+          <w:tab w:val="left" w:pos="1350"/>
+        </w:tabs>
+      </w:pPr>
+      <w:r>
+        <w:t>echo(</w:t>
+      </w:r>
+      <w:proofErr w:type="spellStart"/>
+      <w:r>
+        <w:t>call_user_func</w:t>
+      </w:r>
+      <w:proofErr w:type="spellEnd"/>
+      <w:r>
+        <w:t>('Addition'));</w:t>
+      </w:r>
+    </w:p>
+    <w:p>
+      <w:pPr>
+        <w:tabs>
+          <w:tab w:val="left" w:pos="1350"/>
+        </w:tabs>
+      </w:pPr>
+      <w:r>
+        <w:t>?&gt;</w:t>
+      </w:r>
+    </w:p>
+    <w:p>
+      <w:pPr>
+        <w:tabs>
+          <w:tab w:val="left" w:pos="5025"/>
+        </w:tabs>
+        <w:rPr>
+          <w:sz w:val="44"/>
+          <w:szCs w:val="44"/>
+        </w:rPr>
+      </w:pPr>
+      <w:r>
+        <w:rPr>
+          <w:sz w:val="44"/>
+          <w:szCs w:val="44"/>
+        </w:rPr>
+        <w:t>PHP</w:t>
+      </w:r>
+      <w:r>
+        <w:rPr>
+          <w:sz w:val="44"/>
+          <w:szCs w:val="44"/>
+        </w:rPr>
+        <w:t xml:space="preserve"> AND JSON</w:t>
+      </w:r>
+    </w:p>
+    <w:p>
+      <w:pPr>
+        <w:tabs>
+          <w:tab w:val="left" w:pos="1350"/>
+        </w:tabs>
+      </w:pPr>
+      <w:r>
+        <w:t>JSON stands for JavaScript Object Notation, and is a syntax for storing and exchanging data.</w:t>
+      </w:r>
+    </w:p>
+    <w:p>
+      <w:pPr>
+        <w:tabs>
+          <w:tab w:val="left" w:pos="1350"/>
+        </w:tabs>
+      </w:pPr>
+      <w:r>
+        <w:t>Since the JSON format is a text-based format, it can easily be sent to and from a server, and used as a data format by any programming language.</w:t>
+      </w:r>
+    </w:p>
+    <w:p>
+      <w:pPr>
+        <w:tabs>
+          <w:tab w:val="left" w:pos="1350"/>
+        </w:tabs>
+      </w:pPr>
+      <w:r>
+        <w:t>PHP has some built-in functions to handle JSON.</w:t>
+      </w:r>
+    </w:p>
+    <w:p>
+      <w:pPr>
+        <w:tabs>
+          <w:tab w:val="left" w:pos="1350"/>
+        </w:tabs>
+      </w:pPr>
+      <w:r>
+        <w:t>First, we will look at the following two functions:</w:t>
+      </w:r>
+    </w:p>
+    <w:p>
+      <w:pPr>
+        <w:numPr>
+          <w:ilvl w:val="0"/>
+          <w:numId w:val="24"/>
+        </w:numPr>
+        <w:tabs>
+          <w:tab w:val="left" w:pos="1350"/>
+        </w:tabs>
+      </w:pPr>
+      <w:proofErr w:type="spellStart"/>
+      <w:r>
+        <w:t>json_</w:t>
+      </w:r>
+      <w:proofErr w:type="gramStart"/>
+      <w:r>
+        <w:t>encode</w:t>
+      </w:r>
+      <w:proofErr w:type="spellEnd"/>
+      <w:r>
+        <w:t>(</w:t>
+      </w:r>
+      <w:proofErr w:type="gramEnd"/>
+      <w:r>
+        <w:t>)</w:t>
+      </w:r>
+      <w:r>
+        <w:t xml:space="preserve"> :</w:t>
+      </w:r>
+      <w:r>
+        <w:rPr>
+          <w:rFonts w:ascii="Verdana" w:hAnsi="Verdana"/>
+          <w:color w:val="000000"/>
+          <w:sz w:val="23"/>
+          <w:szCs w:val="23"/>
+          <w:shd w:val="clear" w:color="auto" w:fill="FFFFFF"/>
+        </w:rPr>
+        <w:t xml:space="preserve"> </w:t>
+      </w:r>
+      <w:r>
+        <w:t>The </w:t>
+      </w:r>
+      <w:proofErr w:type="spellStart"/>
+      <w:r>
+        <w:t>json_encode</w:t>
+      </w:r>
+      <w:proofErr w:type="spellEnd"/>
+      <w:r>
+        <w:t>() function is used to encode a value to JSON format.</w:t>
+      </w:r>
+    </w:p>
+    <w:p>
+      <w:pPr>
+        <w:numPr>
+          <w:ilvl w:val="0"/>
+          <w:numId w:val="24"/>
+        </w:numPr>
+        <w:tabs>
+          <w:tab w:val="left" w:pos="1350"/>
+        </w:tabs>
+      </w:pPr>
+      <w:proofErr w:type="spellStart"/>
+      <w:r>
+        <w:t>json_</w:t>
+      </w:r>
+      <w:proofErr w:type="gramStart"/>
+      <w:r>
+        <w:t>decode</w:t>
+      </w:r>
+      <w:proofErr w:type="spellEnd"/>
+      <w:r>
+        <w:t>(</w:t>
+      </w:r>
+      <w:proofErr w:type="gramEnd"/>
+      <w:r>
+        <w:t>)</w:t>
+      </w:r>
+      <w:r>
+        <w:t xml:space="preserve"> : </w:t>
+      </w:r>
+      <w:r>
+        <w:t>The </w:t>
+      </w:r>
+      <w:proofErr w:type="spellStart"/>
+      <w:r>
+        <w:t>json_encode</w:t>
+      </w:r>
+      <w:proofErr w:type="spellEnd"/>
+      <w:r>
+        <w:t>() function is used to encode a value to JSON format.</w:t>
+      </w:r>
+      <w:r>
+        <w:t xml:space="preserve"> </w:t>
+      </w:r>
+    </w:p>
+    <w:p>
+      <w:pPr>
+        <w:tabs>
+          <w:tab w:val="left" w:pos="5025"/>
+        </w:tabs>
+        <w:ind w:left="360"/>
+        <w:rPr>
+          <w:sz w:val="44"/>
+          <w:szCs w:val="44"/>
+        </w:rPr>
+      </w:pPr>
+      <w:r>
+        <w:rPr>
+          <w:sz w:val="44"/>
+          <w:szCs w:val="44"/>
+        </w:rPr>
+        <w:lastRenderedPageBreak/>
+        <w:t xml:space="preserve">PHP </w:t>
+      </w:r>
+      <w:r>
+        <w:rPr>
+          <w:sz w:val="44"/>
+          <w:szCs w:val="44"/>
+        </w:rPr>
+        <w:t>EXPECTION</w:t>
+      </w:r>
+    </w:p>
+    <w:p>
+      <w:pPr>
+        <w:tabs>
+          <w:tab w:val="left" w:pos="1350"/>
+        </w:tabs>
+      </w:pPr>
+      <w:r>
+        <w:t>The throw statement allows a user defined function or method to throw an exception. When an exception is thrown, the code following it will not be executed.</w:t>
+      </w:r>
+    </w:p>
+    <w:p>
+      <w:pPr>
+        <w:tabs>
+          <w:tab w:val="left" w:pos="1350"/>
+        </w:tabs>
+      </w:pPr>
+      <w:r>
+        <w:t>If an exception is not caught, a fatal error will occur with an "Uncaught Exception" message.</w:t>
+      </w:r>
+    </w:p>
+    <w:p>
+      <w:pPr>
+        <w:tabs>
+          <w:tab w:val="left" w:pos="1350"/>
+        </w:tabs>
+      </w:pPr>
+      <w:proofErr w:type="spellStart"/>
+      <w:proofErr w:type="gramStart"/>
+      <w:r>
+        <w:t>Lets</w:t>
+      </w:r>
+      <w:proofErr w:type="spellEnd"/>
+      <w:proofErr w:type="gramEnd"/>
+      <w:r>
+        <w:t xml:space="preserve"> try to throw an exception without catching it:</w:t>
+      </w:r>
+    </w:p>
+    <w:p>
+      <w:pPr>
+        <w:tabs>
+          <w:tab w:val="left" w:pos="1350"/>
+        </w:tabs>
+      </w:pPr>
+      <w:r>
+        <w:t>&lt;?</w:t>
+      </w:r>
+      <w:proofErr w:type="spellStart"/>
+      <w:r>
+        <w:t>php</w:t>
+      </w:r>
+      <w:proofErr w:type="spellEnd"/>
+      <w:r>
+        <w:br/>
+        <w:t>function </w:t>
+      </w:r>
+      <w:proofErr w:type="gramStart"/>
+      <w:r>
+        <w:t>divide(</w:t>
+      </w:r>
+      <w:proofErr w:type="gramEnd"/>
+      <w:r>
+        <w:t>$dividend, $divisor) {</w:t>
+      </w:r>
+      <w:r>
+        <w:br/>
+        <w:t>  if($divisor == 0) {</w:t>
+      </w:r>
+      <w:r>
+        <w:br/>
+        <w:t>    throw new Exception("Division by zero");</w:t>
+      </w:r>
+      <w:r>
+        <w:br/>
+        <w:t>  }</w:t>
+      </w:r>
+      <w:r>
+        <w:br/>
+        <w:t>  return $dividend / $divisor;</w:t>
+      </w:r>
+      <w:r>
+        <w:br/>
+        <w:t>}</w:t>
+      </w:r>
+      <w:r>
+        <w:br/>
+      </w:r>
+      <w:r>
+        <w:br/>
+        <w:t>try {</w:t>
+      </w:r>
+      <w:r>
+        <w:br/>
+        <w:t>  echo divide(5, 0);</w:t>
+      </w:r>
+      <w:r>
+        <w:br/>
+        <w:t>} catch(Exception $e) {</w:t>
+      </w:r>
+      <w:r>
+        <w:br/>
+        <w:t>  echo "Unable to divide. ";</w:t>
+      </w:r>
+      <w:r>
+        <w:br/>
+        <w:t>} finally {</w:t>
+      </w:r>
+      <w:r>
+        <w:br/>
+        <w:t>  echo "Process complete.";</w:t>
+      </w:r>
+      <w:r>
+        <w:br/>
+        <w:t>}</w:t>
+      </w:r>
+      <w:r>
+        <w:br/>
+        <w:t>?&gt;</w:t>
+      </w:r>
+    </w:p>
+    <w:p>
+      <w:pPr>
+        <w:tabs>
+          <w:tab w:val="left" w:pos="5025"/>
+        </w:tabs>
+        <w:ind w:left="360"/>
+        <w:rPr>
+          <w:sz w:val="44"/>
+          <w:szCs w:val="44"/>
+        </w:rPr>
+      </w:pPr>
+      <w:r>
+        <w:rPr>
+          <w:sz w:val="44"/>
+          <w:szCs w:val="44"/>
+        </w:rPr>
+        <w:t xml:space="preserve">PHP </w:t>
+      </w:r>
+      <w:r>
+        <w:rPr>
+          <w:sz w:val="44"/>
+          <w:szCs w:val="44"/>
+        </w:rPr>
+        <w:t>WHAT IS OOP</w:t>
+      </w:r>
+    </w:p>
+    <w:p>
+      <w:pPr>
+        <w:pStyle w:val="ListParagraph"/>
+        <w:numPr>
+          <w:ilvl w:val="0"/>
+          <w:numId w:val="1"/>
+        </w:numPr>
+        <w:tabs>
+          <w:tab w:val="left" w:pos="1350"/>
+        </w:tabs>
+      </w:pPr>
+      <w:r>
+        <w:t xml:space="preserve">Opp name as the </w:t>
+      </w:r>
+      <w:proofErr w:type="gramStart"/>
+      <w:r>
+        <w:t>object oriented</w:t>
+      </w:r>
+      <w:proofErr w:type="gramEnd"/>
+      <w:r>
+        <w:t xml:space="preserve"> Programming  </w:t>
+      </w:r>
+    </w:p>
+    <w:p>
+      <w:pPr>
+        <w:pStyle w:val="ListParagraph"/>
+        <w:numPr>
+          <w:ilvl w:val="0"/>
+          <w:numId w:val="1"/>
+        </w:numPr>
+        <w:tabs>
+          <w:tab w:val="left" w:pos="1350"/>
+        </w:tabs>
+      </w:pPr>
+      <w:r>
+        <w:t xml:space="preserve">It’s a Model </w:t>
+      </w:r>
+      <w:proofErr w:type="gramStart"/>
+      <w:r>
+        <w:t>Of</w:t>
+      </w:r>
+      <w:proofErr w:type="gramEnd"/>
+      <w:r>
+        <w:t xml:space="preserve"> Programming </w:t>
+      </w:r>
+    </w:p>
+    <w:p>
+      <w:pPr>
+        <w:pStyle w:val="ListParagraph"/>
+        <w:numPr>
+          <w:ilvl w:val="0"/>
+          <w:numId w:val="1"/>
+        </w:numPr>
+        <w:tabs>
+          <w:tab w:val="left" w:pos="1350"/>
+        </w:tabs>
+      </w:pPr>
+      <w:r>
+        <w:t xml:space="preserve">Easy to Manage </w:t>
+      </w:r>
+    </w:p>
+    <w:p>
+      <w:pPr>
+        <w:pStyle w:val="ListParagraph"/>
+        <w:numPr>
+          <w:ilvl w:val="0"/>
+          <w:numId w:val="1"/>
+        </w:numPr>
+        <w:tabs>
+          <w:tab w:val="left" w:pos="1350"/>
+        </w:tabs>
+      </w:pPr>
+      <w:r>
+        <w:t xml:space="preserve">Easy to Code </w:t>
+      </w:r>
+    </w:p>
+    <w:p>
+      <w:pPr>
+        <w:pStyle w:val="ListParagraph"/>
+        <w:numPr>
+          <w:ilvl w:val="0"/>
+          <w:numId w:val="1"/>
+        </w:numPr>
+        <w:tabs>
+          <w:tab w:val="left" w:pos="1350"/>
+        </w:tabs>
+      </w:pPr>
+      <w:r>
+        <w:t xml:space="preserve">Organizes the designs with classes and objects </w:t>
+      </w:r>
+    </w:p>
+    <w:p>
+      <w:pPr>
+        <w:pStyle w:val="ListParagraph"/>
+        <w:numPr>
+          <w:ilvl w:val="0"/>
+          <w:numId w:val="1"/>
+        </w:numPr>
+        <w:tabs>
+          <w:tab w:val="left" w:pos="1350"/>
         </w:tabs>
       </w:pPr>
     </w:p>
@@ -48297,121 +50674,9 @@
     </w:lvl>
   </w:abstractNum>
   <w:abstractNum w:abstractNumId="15" w15:restartNumberingAfterBreak="0">
-    <w:nsid w:val="4F507589"/>
-    <w:multiLevelType w:val="hybridMultilevel"/>
-    <w:tmpl w:val="0DD866BA"/>
-    <w:lvl w:ilvl="0" w:tplc="1BA6F030">
-      <w:numFmt w:val="bullet"/>
-      <w:lvlText w:val=""/>
-      <w:lvlJc w:val="left"/>
-      <w:pPr>
-        <w:ind w:left="720" w:hanging="360"/>
-      </w:pPr>
-      <w:rPr>
-        <w:rFonts w:ascii="Wingdings" w:eastAsiaTheme="minorHAnsi" w:hAnsi="Wingdings" w:cstheme="minorBidi" w:hint="default"/>
-      </w:rPr>
-    </w:lvl>
-    <w:lvl w:ilvl="1" w:tplc="40090003" w:tentative="1">
-      <w:start w:val="1"/>
-      <w:numFmt w:val="bullet"/>
-      <w:lvlText w:val="o"/>
-      <w:lvlJc w:val="left"/>
-      <w:pPr>
-        <w:ind w:left="1440" w:hanging="360"/>
-      </w:pPr>
-      <w:rPr>
-        <w:rFonts w:ascii="Courier New" w:hAnsi="Courier New" w:cs="Courier New" w:hint="default"/>
-      </w:rPr>
-    </w:lvl>
-    <w:lvl w:ilvl="2" w:tplc="40090005" w:tentative="1">
-      <w:start w:val="1"/>
-      <w:numFmt w:val="bullet"/>
-      <w:lvlText w:val=""/>
-      <w:lvlJc w:val="left"/>
-      <w:pPr>
-        <w:ind w:left="2160" w:hanging="360"/>
-      </w:pPr>
-      <w:rPr>
-        <w:rFonts w:ascii="Wingdings" w:hAnsi="Wingdings" w:hint="default"/>
-      </w:rPr>
-    </w:lvl>
-    <w:lvl w:ilvl="3" w:tplc="40090001" w:tentative="1">
-      <w:start w:val="1"/>
-      <w:numFmt w:val="bullet"/>
-      <w:lvlText w:val=""/>
-      <w:lvlJc w:val="left"/>
-      <w:pPr>
-        <w:ind w:left="2880" w:hanging="360"/>
-      </w:pPr>
-      <w:rPr>
-        <w:rFonts w:ascii="Symbol" w:hAnsi="Symbol" w:hint="default"/>
-      </w:rPr>
-    </w:lvl>
-    <w:lvl w:ilvl="4" w:tplc="40090003" w:tentative="1">
-      <w:start w:val="1"/>
-      <w:numFmt w:val="bullet"/>
-      <w:lvlText w:val="o"/>
-      <w:lvlJc w:val="left"/>
-      <w:pPr>
-        <w:ind w:left="3600" w:hanging="360"/>
-      </w:pPr>
-      <w:rPr>
-        <w:rFonts w:ascii="Courier New" w:hAnsi="Courier New" w:cs="Courier New" w:hint="default"/>
-      </w:rPr>
-    </w:lvl>
-    <w:lvl w:ilvl="5" w:tplc="40090005" w:tentative="1">
-      <w:start w:val="1"/>
-      <w:numFmt w:val="bullet"/>
-      <w:lvlText w:val=""/>
-      <w:lvlJc w:val="left"/>
-      <w:pPr>
-        <w:ind w:left="4320" w:hanging="360"/>
-      </w:pPr>
-      <w:rPr>
-        <w:rFonts w:ascii="Wingdings" w:hAnsi="Wingdings" w:hint="default"/>
-      </w:rPr>
-    </w:lvl>
-    <w:lvl w:ilvl="6" w:tplc="40090001" w:tentative="1">
-      <w:start w:val="1"/>
-      <w:numFmt w:val="bullet"/>
-      <w:lvlText w:val=""/>
-      <w:lvlJc w:val="left"/>
-      <w:pPr>
-        <w:ind w:left="5040" w:hanging="360"/>
-      </w:pPr>
-      <w:rPr>
-        <w:rFonts w:ascii="Symbol" w:hAnsi="Symbol" w:hint="default"/>
-      </w:rPr>
-    </w:lvl>
-    <w:lvl w:ilvl="7" w:tplc="40090003" w:tentative="1">
-      <w:start w:val="1"/>
-      <w:numFmt w:val="bullet"/>
-      <w:lvlText w:val="o"/>
-      <w:lvlJc w:val="left"/>
-      <w:pPr>
-        <w:ind w:left="5760" w:hanging="360"/>
-      </w:pPr>
-      <w:rPr>
-        <w:rFonts w:ascii="Courier New" w:hAnsi="Courier New" w:cs="Courier New" w:hint="default"/>
-      </w:rPr>
-    </w:lvl>
-    <w:lvl w:ilvl="8" w:tplc="40090005" w:tentative="1">
-      <w:start w:val="1"/>
-      <w:numFmt w:val="bullet"/>
-      <w:lvlText w:val=""/>
-      <w:lvlJc w:val="left"/>
-      <w:pPr>
-        <w:ind w:left="6480" w:hanging="360"/>
-      </w:pPr>
-      <w:rPr>
-        <w:rFonts w:ascii="Wingdings" w:hAnsi="Wingdings" w:hint="default"/>
-      </w:rPr>
-    </w:lvl>
-  </w:abstractNum>
-  <w:abstractNum w:abstractNumId="16" w15:restartNumberingAfterBreak="0">
-    <w:nsid w:val="5CD65084"/>
+    <w:nsid w:val="4CDC693C"/>
     <w:multiLevelType w:val="multilevel"/>
-    <w:tmpl w:val="4770F7A6"/>
+    <w:tmpl w:val="E00269EE"/>
     <w:lvl w:ilvl="0">
       <w:start w:val="1"/>
       <w:numFmt w:val="bullet"/>
@@ -48557,10 +50822,122 @@
       </w:rPr>
     </w:lvl>
   </w:abstractNum>
+  <w:abstractNum w:abstractNumId="16" w15:restartNumberingAfterBreak="0">
+    <w:nsid w:val="4F507589"/>
+    <w:multiLevelType w:val="hybridMultilevel"/>
+    <w:tmpl w:val="0DD866BA"/>
+    <w:lvl w:ilvl="0" w:tplc="1BA6F030">
+      <w:numFmt w:val="bullet"/>
+      <w:lvlText w:val=""/>
+      <w:lvlJc w:val="left"/>
+      <w:pPr>
+        <w:ind w:left="720" w:hanging="360"/>
+      </w:pPr>
+      <w:rPr>
+        <w:rFonts w:ascii="Wingdings" w:eastAsiaTheme="minorHAnsi" w:hAnsi="Wingdings" w:cstheme="minorBidi" w:hint="default"/>
+      </w:rPr>
+    </w:lvl>
+    <w:lvl w:ilvl="1" w:tplc="40090003" w:tentative="1">
+      <w:start w:val="1"/>
+      <w:numFmt w:val="bullet"/>
+      <w:lvlText w:val="o"/>
+      <w:lvlJc w:val="left"/>
+      <w:pPr>
+        <w:ind w:left="1440" w:hanging="360"/>
+      </w:pPr>
+      <w:rPr>
+        <w:rFonts w:ascii="Courier New" w:hAnsi="Courier New" w:cs="Courier New" w:hint="default"/>
+      </w:rPr>
+    </w:lvl>
+    <w:lvl w:ilvl="2" w:tplc="40090005" w:tentative="1">
+      <w:start w:val="1"/>
+      <w:numFmt w:val="bullet"/>
+      <w:lvlText w:val=""/>
+      <w:lvlJc w:val="left"/>
+      <w:pPr>
+        <w:ind w:left="2160" w:hanging="360"/>
+      </w:pPr>
+      <w:rPr>
+        <w:rFonts w:ascii="Wingdings" w:hAnsi="Wingdings" w:hint="default"/>
+      </w:rPr>
+    </w:lvl>
+    <w:lvl w:ilvl="3" w:tplc="40090001" w:tentative="1">
+      <w:start w:val="1"/>
+      <w:numFmt w:val="bullet"/>
+      <w:lvlText w:val=""/>
+      <w:lvlJc w:val="left"/>
+      <w:pPr>
+        <w:ind w:left="2880" w:hanging="360"/>
+      </w:pPr>
+      <w:rPr>
+        <w:rFonts w:ascii="Symbol" w:hAnsi="Symbol" w:hint="default"/>
+      </w:rPr>
+    </w:lvl>
+    <w:lvl w:ilvl="4" w:tplc="40090003" w:tentative="1">
+      <w:start w:val="1"/>
+      <w:numFmt w:val="bullet"/>
+      <w:lvlText w:val="o"/>
+      <w:lvlJc w:val="left"/>
+      <w:pPr>
+        <w:ind w:left="3600" w:hanging="360"/>
+      </w:pPr>
+      <w:rPr>
+        <w:rFonts w:ascii="Courier New" w:hAnsi="Courier New" w:cs="Courier New" w:hint="default"/>
+      </w:rPr>
+    </w:lvl>
+    <w:lvl w:ilvl="5" w:tplc="40090005" w:tentative="1">
+      <w:start w:val="1"/>
+      <w:numFmt w:val="bullet"/>
+      <w:lvlText w:val=""/>
+      <w:lvlJc w:val="left"/>
+      <w:pPr>
+        <w:ind w:left="4320" w:hanging="360"/>
+      </w:pPr>
+      <w:rPr>
+        <w:rFonts w:ascii="Wingdings" w:hAnsi="Wingdings" w:hint="default"/>
+      </w:rPr>
+    </w:lvl>
+    <w:lvl w:ilvl="6" w:tplc="40090001" w:tentative="1">
+      <w:start w:val="1"/>
+      <w:numFmt w:val="bullet"/>
+      <w:lvlText w:val=""/>
+      <w:lvlJc w:val="left"/>
+      <w:pPr>
+        <w:ind w:left="5040" w:hanging="360"/>
+      </w:pPr>
+      <w:rPr>
+        <w:rFonts w:ascii="Symbol" w:hAnsi="Symbol" w:hint="default"/>
+      </w:rPr>
+    </w:lvl>
+    <w:lvl w:ilvl="7" w:tplc="40090003" w:tentative="1">
+      <w:start w:val="1"/>
+      <w:numFmt w:val="bullet"/>
+      <w:lvlText w:val="o"/>
+      <w:lvlJc w:val="left"/>
+      <w:pPr>
+        <w:ind w:left="5760" w:hanging="360"/>
+      </w:pPr>
+      <w:rPr>
+        <w:rFonts w:ascii="Courier New" w:hAnsi="Courier New" w:cs="Courier New" w:hint="default"/>
+      </w:rPr>
+    </w:lvl>
+    <w:lvl w:ilvl="8" w:tplc="40090005" w:tentative="1">
+      <w:start w:val="1"/>
+      <w:numFmt w:val="bullet"/>
+      <w:lvlText w:val=""/>
+      <w:lvlJc w:val="left"/>
+      <w:pPr>
+        <w:ind w:left="6480" w:hanging="360"/>
+      </w:pPr>
+      <w:rPr>
+        <w:rFonts w:ascii="Wingdings" w:hAnsi="Wingdings" w:hint="default"/>
+      </w:rPr>
+    </w:lvl>
+  </w:abstractNum>
   <w:abstractNum w:abstractNumId="17" w15:restartNumberingAfterBreak="0">
-    <w:nsid w:val="616520F1"/>
+    <w:nsid w:val="51D931E9"/>
     <w:multiLevelType w:val="multilevel"/>
-    <w:tmpl w:val="DE482046"/>
+    <w:tmpl w:val="CBF0588A"/>
     <w:lvl w:ilvl="0">
       <w:start w:val="1"/>
       <w:numFmt w:val="bullet"/>
@@ -48707,9 +51084,9 @@
     </w:lvl>
   </w:abstractNum>
   <w:abstractNum w:abstractNumId="18" w15:restartNumberingAfterBreak="0">
-    <w:nsid w:val="6E1D23C2"/>
+    <w:nsid w:val="5CD65084"/>
     <w:multiLevelType w:val="multilevel"/>
-    <w:tmpl w:val="E8441958"/>
+    <w:tmpl w:val="4770F7A6"/>
     <w:lvl w:ilvl="0">
       <w:start w:val="1"/>
       <w:numFmt w:val="bullet"/>
@@ -48856,9 +51233,9 @@
     </w:lvl>
   </w:abstractNum>
   <w:abstractNum w:abstractNumId="19" w15:restartNumberingAfterBreak="0">
-    <w:nsid w:val="70634979"/>
+    <w:nsid w:val="616520F1"/>
     <w:multiLevelType w:val="multilevel"/>
-    <w:tmpl w:val="D0A606BE"/>
+    <w:tmpl w:val="DE482046"/>
     <w:lvl w:ilvl="0">
       <w:start w:val="1"/>
       <w:numFmt w:val="bullet"/>
@@ -49005,9 +51382,9 @@
     </w:lvl>
   </w:abstractNum>
   <w:abstractNum w:abstractNumId="20" w15:restartNumberingAfterBreak="0">
-    <w:nsid w:val="7CBF0D6C"/>
+    <w:nsid w:val="66516BD6"/>
     <w:multiLevelType w:val="multilevel"/>
-    <w:tmpl w:val="1C5A1556"/>
+    <w:tmpl w:val="71402B50"/>
     <w:lvl w:ilvl="0">
       <w:start w:val="1"/>
       <w:numFmt w:val="bullet"/>
@@ -49153,11 +51530,458 @@
       </w:rPr>
     </w:lvl>
   </w:abstractNum>
+  <w:abstractNum w:abstractNumId="21" w15:restartNumberingAfterBreak="0">
+    <w:nsid w:val="6E1D23C2"/>
+    <w:multiLevelType w:val="multilevel"/>
+    <w:tmpl w:val="E8441958"/>
+    <w:lvl w:ilvl="0">
+      <w:start w:val="1"/>
+      <w:numFmt w:val="bullet"/>
+      <w:lvlText w:val=""/>
+      <w:lvlJc w:val="left"/>
+      <w:pPr>
+        <w:tabs>
+          <w:tab w:val="num" w:pos="720"/>
+        </w:tabs>
+        <w:ind w:left="720" w:hanging="360"/>
+      </w:pPr>
+      <w:rPr>
+        <w:rFonts w:ascii="Symbol" w:hAnsi="Symbol" w:hint="default"/>
+        <w:sz w:val="20"/>
+      </w:rPr>
+    </w:lvl>
+    <w:lvl w:ilvl="1" w:tentative="1">
+      <w:start w:val="1"/>
+      <w:numFmt w:val="bullet"/>
+      <w:lvlText w:val="o"/>
+      <w:lvlJc w:val="left"/>
+      <w:pPr>
+        <w:tabs>
+          <w:tab w:val="num" w:pos="1440"/>
+        </w:tabs>
+        <w:ind w:left="1440" w:hanging="360"/>
+      </w:pPr>
+      <w:rPr>
+        <w:rFonts w:ascii="Courier New" w:hAnsi="Courier New" w:hint="default"/>
+        <w:sz w:val="20"/>
+      </w:rPr>
+    </w:lvl>
+    <w:lvl w:ilvl="2" w:tentative="1">
+      <w:start w:val="1"/>
+      <w:numFmt w:val="bullet"/>
+      <w:lvlText w:val=""/>
+      <w:lvlJc w:val="left"/>
+      <w:pPr>
+        <w:tabs>
+          <w:tab w:val="num" w:pos="2160"/>
+        </w:tabs>
+        <w:ind w:left="2160" w:hanging="360"/>
+      </w:pPr>
+      <w:rPr>
+        <w:rFonts w:ascii="Wingdings" w:hAnsi="Wingdings" w:hint="default"/>
+        <w:sz w:val="20"/>
+      </w:rPr>
+    </w:lvl>
+    <w:lvl w:ilvl="3" w:tentative="1">
+      <w:start w:val="1"/>
+      <w:numFmt w:val="bullet"/>
+      <w:lvlText w:val=""/>
+      <w:lvlJc w:val="left"/>
+      <w:pPr>
+        <w:tabs>
+          <w:tab w:val="num" w:pos="2880"/>
+        </w:tabs>
+        <w:ind w:left="2880" w:hanging="360"/>
+      </w:pPr>
+      <w:rPr>
+        <w:rFonts w:ascii="Wingdings" w:hAnsi="Wingdings" w:hint="default"/>
+        <w:sz w:val="20"/>
+      </w:rPr>
+    </w:lvl>
+    <w:lvl w:ilvl="4" w:tentative="1">
+      <w:start w:val="1"/>
+      <w:numFmt w:val="bullet"/>
+      <w:lvlText w:val=""/>
+      <w:lvlJc w:val="left"/>
+      <w:pPr>
+        <w:tabs>
+          <w:tab w:val="num" w:pos="3600"/>
+        </w:tabs>
+        <w:ind w:left="3600" w:hanging="360"/>
+      </w:pPr>
+      <w:rPr>
+        <w:rFonts w:ascii="Wingdings" w:hAnsi="Wingdings" w:hint="default"/>
+        <w:sz w:val="20"/>
+      </w:rPr>
+    </w:lvl>
+    <w:lvl w:ilvl="5" w:tentative="1">
+      <w:start w:val="1"/>
+      <w:numFmt w:val="bullet"/>
+      <w:lvlText w:val=""/>
+      <w:lvlJc w:val="left"/>
+      <w:pPr>
+        <w:tabs>
+          <w:tab w:val="num" w:pos="4320"/>
+        </w:tabs>
+        <w:ind w:left="4320" w:hanging="360"/>
+      </w:pPr>
+      <w:rPr>
+        <w:rFonts w:ascii="Wingdings" w:hAnsi="Wingdings" w:hint="default"/>
+        <w:sz w:val="20"/>
+      </w:rPr>
+    </w:lvl>
+    <w:lvl w:ilvl="6" w:tentative="1">
+      <w:start w:val="1"/>
+      <w:numFmt w:val="bullet"/>
+      <w:lvlText w:val=""/>
+      <w:lvlJc w:val="left"/>
+      <w:pPr>
+        <w:tabs>
+          <w:tab w:val="num" w:pos="5040"/>
+        </w:tabs>
+        <w:ind w:left="5040" w:hanging="360"/>
+      </w:pPr>
+      <w:rPr>
+        <w:rFonts w:ascii="Wingdings" w:hAnsi="Wingdings" w:hint="default"/>
+        <w:sz w:val="20"/>
+      </w:rPr>
+    </w:lvl>
+    <w:lvl w:ilvl="7" w:tentative="1">
+      <w:start w:val="1"/>
+      <w:numFmt w:val="bullet"/>
+      <w:lvlText w:val=""/>
+      <w:lvlJc w:val="left"/>
+      <w:pPr>
+        <w:tabs>
+          <w:tab w:val="num" w:pos="5760"/>
+        </w:tabs>
+        <w:ind w:left="5760" w:hanging="360"/>
+      </w:pPr>
+      <w:rPr>
+        <w:rFonts w:ascii="Wingdings" w:hAnsi="Wingdings" w:hint="default"/>
+        <w:sz w:val="20"/>
+      </w:rPr>
+    </w:lvl>
+    <w:lvl w:ilvl="8" w:tentative="1">
+      <w:start w:val="1"/>
+      <w:numFmt w:val="bullet"/>
+      <w:lvlText w:val=""/>
+      <w:lvlJc w:val="left"/>
+      <w:pPr>
+        <w:tabs>
+          <w:tab w:val="num" w:pos="6480"/>
+        </w:tabs>
+        <w:ind w:left="6480" w:hanging="360"/>
+      </w:pPr>
+      <w:rPr>
+        <w:rFonts w:ascii="Wingdings" w:hAnsi="Wingdings" w:hint="default"/>
+        <w:sz w:val="20"/>
+      </w:rPr>
+    </w:lvl>
+  </w:abstractNum>
+  <w:abstractNum w:abstractNumId="22" w15:restartNumberingAfterBreak="0">
+    <w:nsid w:val="70634979"/>
+    <w:multiLevelType w:val="multilevel"/>
+    <w:tmpl w:val="D0A606BE"/>
+    <w:lvl w:ilvl="0">
+      <w:start w:val="1"/>
+      <w:numFmt w:val="bullet"/>
+      <w:lvlText w:val=""/>
+      <w:lvlJc w:val="left"/>
+      <w:pPr>
+        <w:tabs>
+          <w:tab w:val="num" w:pos="720"/>
+        </w:tabs>
+        <w:ind w:left="720" w:hanging="360"/>
+      </w:pPr>
+      <w:rPr>
+        <w:rFonts w:ascii="Symbol" w:hAnsi="Symbol" w:hint="default"/>
+        <w:sz w:val="20"/>
+      </w:rPr>
+    </w:lvl>
+    <w:lvl w:ilvl="1" w:tentative="1">
+      <w:start w:val="1"/>
+      <w:numFmt w:val="bullet"/>
+      <w:lvlText w:val="o"/>
+      <w:lvlJc w:val="left"/>
+      <w:pPr>
+        <w:tabs>
+          <w:tab w:val="num" w:pos="1440"/>
+        </w:tabs>
+        <w:ind w:left="1440" w:hanging="360"/>
+      </w:pPr>
+      <w:rPr>
+        <w:rFonts w:ascii="Courier New" w:hAnsi="Courier New" w:hint="default"/>
+        <w:sz w:val="20"/>
+      </w:rPr>
+    </w:lvl>
+    <w:lvl w:ilvl="2" w:tentative="1">
+      <w:start w:val="1"/>
+      <w:numFmt w:val="bullet"/>
+      <w:lvlText w:val=""/>
+      <w:lvlJc w:val="left"/>
+      <w:pPr>
+        <w:tabs>
+          <w:tab w:val="num" w:pos="2160"/>
+        </w:tabs>
+        <w:ind w:left="2160" w:hanging="360"/>
+      </w:pPr>
+      <w:rPr>
+        <w:rFonts w:ascii="Wingdings" w:hAnsi="Wingdings" w:hint="default"/>
+        <w:sz w:val="20"/>
+      </w:rPr>
+    </w:lvl>
+    <w:lvl w:ilvl="3" w:tentative="1">
+      <w:start w:val="1"/>
+      <w:numFmt w:val="bullet"/>
+      <w:lvlText w:val=""/>
+      <w:lvlJc w:val="left"/>
+      <w:pPr>
+        <w:tabs>
+          <w:tab w:val="num" w:pos="2880"/>
+        </w:tabs>
+        <w:ind w:left="2880" w:hanging="360"/>
+      </w:pPr>
+      <w:rPr>
+        <w:rFonts w:ascii="Wingdings" w:hAnsi="Wingdings" w:hint="default"/>
+        <w:sz w:val="20"/>
+      </w:rPr>
+    </w:lvl>
+    <w:lvl w:ilvl="4" w:tentative="1">
+      <w:start w:val="1"/>
+      <w:numFmt w:val="bullet"/>
+      <w:lvlText w:val=""/>
+      <w:lvlJc w:val="left"/>
+      <w:pPr>
+        <w:tabs>
+          <w:tab w:val="num" w:pos="3600"/>
+        </w:tabs>
+        <w:ind w:left="3600" w:hanging="360"/>
+      </w:pPr>
+      <w:rPr>
+        <w:rFonts w:ascii="Wingdings" w:hAnsi="Wingdings" w:hint="default"/>
+        <w:sz w:val="20"/>
+      </w:rPr>
+    </w:lvl>
+    <w:lvl w:ilvl="5" w:tentative="1">
+      <w:start w:val="1"/>
+      <w:numFmt w:val="bullet"/>
+      <w:lvlText w:val=""/>
+      <w:lvlJc w:val="left"/>
+      <w:pPr>
+        <w:tabs>
+          <w:tab w:val="num" w:pos="4320"/>
+        </w:tabs>
+        <w:ind w:left="4320" w:hanging="360"/>
+      </w:pPr>
+      <w:rPr>
+        <w:rFonts w:ascii="Wingdings" w:hAnsi="Wingdings" w:hint="default"/>
+        <w:sz w:val="20"/>
+      </w:rPr>
+    </w:lvl>
+    <w:lvl w:ilvl="6" w:tentative="1">
+      <w:start w:val="1"/>
+      <w:numFmt w:val="bullet"/>
+      <w:lvlText w:val=""/>
+      <w:lvlJc w:val="left"/>
+      <w:pPr>
+        <w:tabs>
+          <w:tab w:val="num" w:pos="5040"/>
+        </w:tabs>
+        <w:ind w:left="5040" w:hanging="360"/>
+      </w:pPr>
+      <w:rPr>
+        <w:rFonts w:ascii="Wingdings" w:hAnsi="Wingdings" w:hint="default"/>
+        <w:sz w:val="20"/>
+      </w:rPr>
+    </w:lvl>
+    <w:lvl w:ilvl="7" w:tentative="1">
+      <w:start w:val="1"/>
+      <w:numFmt w:val="bullet"/>
+      <w:lvlText w:val=""/>
+      <w:lvlJc w:val="left"/>
+      <w:pPr>
+        <w:tabs>
+          <w:tab w:val="num" w:pos="5760"/>
+        </w:tabs>
+        <w:ind w:left="5760" w:hanging="360"/>
+      </w:pPr>
+      <w:rPr>
+        <w:rFonts w:ascii="Wingdings" w:hAnsi="Wingdings" w:hint="default"/>
+        <w:sz w:val="20"/>
+      </w:rPr>
+    </w:lvl>
+    <w:lvl w:ilvl="8" w:tentative="1">
+      <w:start w:val="1"/>
+      <w:numFmt w:val="bullet"/>
+      <w:lvlText w:val=""/>
+      <w:lvlJc w:val="left"/>
+      <w:pPr>
+        <w:tabs>
+          <w:tab w:val="num" w:pos="6480"/>
+        </w:tabs>
+        <w:ind w:left="6480" w:hanging="360"/>
+      </w:pPr>
+      <w:rPr>
+        <w:rFonts w:ascii="Wingdings" w:hAnsi="Wingdings" w:hint="default"/>
+        <w:sz w:val="20"/>
+      </w:rPr>
+    </w:lvl>
+  </w:abstractNum>
+  <w:abstractNum w:abstractNumId="23" w15:restartNumberingAfterBreak="0">
+    <w:nsid w:val="7CBF0D6C"/>
+    <w:multiLevelType w:val="multilevel"/>
+    <w:tmpl w:val="1C5A1556"/>
+    <w:lvl w:ilvl="0">
+      <w:start w:val="1"/>
+      <w:numFmt w:val="bullet"/>
+      <w:lvlText w:val=""/>
+      <w:lvlJc w:val="left"/>
+      <w:pPr>
+        <w:tabs>
+          <w:tab w:val="num" w:pos="720"/>
+        </w:tabs>
+        <w:ind w:left="720" w:hanging="360"/>
+      </w:pPr>
+      <w:rPr>
+        <w:rFonts w:ascii="Symbol" w:hAnsi="Symbol" w:hint="default"/>
+        <w:sz w:val="20"/>
+      </w:rPr>
+    </w:lvl>
+    <w:lvl w:ilvl="1" w:tentative="1">
+      <w:start w:val="1"/>
+      <w:numFmt w:val="bullet"/>
+      <w:lvlText w:val="o"/>
+      <w:lvlJc w:val="left"/>
+      <w:pPr>
+        <w:tabs>
+          <w:tab w:val="num" w:pos="1440"/>
+        </w:tabs>
+        <w:ind w:left="1440" w:hanging="360"/>
+      </w:pPr>
+      <w:rPr>
+        <w:rFonts w:ascii="Courier New" w:hAnsi="Courier New" w:hint="default"/>
+        <w:sz w:val="20"/>
+      </w:rPr>
+    </w:lvl>
+    <w:lvl w:ilvl="2" w:tentative="1">
+      <w:start w:val="1"/>
+      <w:numFmt w:val="bullet"/>
+      <w:lvlText w:val=""/>
+      <w:lvlJc w:val="left"/>
+      <w:pPr>
+        <w:tabs>
+          <w:tab w:val="num" w:pos="2160"/>
+        </w:tabs>
+        <w:ind w:left="2160" w:hanging="360"/>
+      </w:pPr>
+      <w:rPr>
+        <w:rFonts w:ascii="Wingdings" w:hAnsi="Wingdings" w:hint="default"/>
+        <w:sz w:val="20"/>
+      </w:rPr>
+    </w:lvl>
+    <w:lvl w:ilvl="3" w:tentative="1">
+      <w:start w:val="1"/>
+      <w:numFmt w:val="bullet"/>
+      <w:lvlText w:val=""/>
+      <w:lvlJc w:val="left"/>
+      <w:pPr>
+        <w:tabs>
+          <w:tab w:val="num" w:pos="2880"/>
+        </w:tabs>
+        <w:ind w:left="2880" w:hanging="360"/>
+      </w:pPr>
+      <w:rPr>
+        <w:rFonts w:ascii="Wingdings" w:hAnsi="Wingdings" w:hint="default"/>
+        <w:sz w:val="20"/>
+      </w:rPr>
+    </w:lvl>
+    <w:lvl w:ilvl="4" w:tentative="1">
+      <w:start w:val="1"/>
+      <w:numFmt w:val="bullet"/>
+      <w:lvlText w:val=""/>
+      <w:lvlJc w:val="left"/>
+      <w:pPr>
+        <w:tabs>
+          <w:tab w:val="num" w:pos="3600"/>
+        </w:tabs>
+        <w:ind w:left="3600" w:hanging="360"/>
+      </w:pPr>
+      <w:rPr>
+        <w:rFonts w:ascii="Wingdings" w:hAnsi="Wingdings" w:hint="default"/>
+        <w:sz w:val="20"/>
+      </w:rPr>
+    </w:lvl>
+    <w:lvl w:ilvl="5" w:tentative="1">
+      <w:start w:val="1"/>
+      <w:numFmt w:val="bullet"/>
+      <w:lvlText w:val=""/>
+      <w:lvlJc w:val="left"/>
+      <w:pPr>
+        <w:tabs>
+          <w:tab w:val="num" w:pos="4320"/>
+        </w:tabs>
+        <w:ind w:left="4320" w:hanging="360"/>
+      </w:pPr>
+      <w:rPr>
+        <w:rFonts w:ascii="Wingdings" w:hAnsi="Wingdings" w:hint="default"/>
+        <w:sz w:val="20"/>
+      </w:rPr>
+    </w:lvl>
+    <w:lvl w:ilvl="6" w:tentative="1">
+      <w:start w:val="1"/>
+      <w:numFmt w:val="bullet"/>
+      <w:lvlText w:val=""/>
+      <w:lvlJc w:val="left"/>
+      <w:pPr>
+        <w:tabs>
+          <w:tab w:val="num" w:pos="5040"/>
+        </w:tabs>
+        <w:ind w:left="5040" w:hanging="360"/>
+      </w:pPr>
+      <w:rPr>
+        <w:rFonts w:ascii="Wingdings" w:hAnsi="Wingdings" w:hint="default"/>
+        <w:sz w:val="20"/>
+      </w:rPr>
+    </w:lvl>
+    <w:lvl w:ilvl="7" w:tentative="1">
+      <w:start w:val="1"/>
+      <w:numFmt w:val="bullet"/>
+      <w:lvlText w:val=""/>
+      <w:lvlJc w:val="left"/>
+      <w:pPr>
+        <w:tabs>
+          <w:tab w:val="num" w:pos="5760"/>
+        </w:tabs>
+        <w:ind w:left="5760" w:hanging="360"/>
+      </w:pPr>
+      <w:rPr>
+        <w:rFonts w:ascii="Wingdings" w:hAnsi="Wingdings" w:hint="default"/>
+        <w:sz w:val="20"/>
+      </w:rPr>
+    </w:lvl>
+    <w:lvl w:ilvl="8" w:tentative="1">
+      <w:start w:val="1"/>
+      <w:numFmt w:val="bullet"/>
+      <w:lvlText w:val=""/>
+      <w:lvlJc w:val="left"/>
+      <w:pPr>
+        <w:tabs>
+          <w:tab w:val="num" w:pos="6480"/>
+        </w:tabs>
+        <w:ind w:left="6480" w:hanging="360"/>
+      </w:pPr>
+      <w:rPr>
+        <w:rFonts w:ascii="Wingdings" w:hAnsi="Wingdings" w:hint="default"/>
+        <w:sz w:val="20"/>
+      </w:rPr>
+    </w:lvl>
+  </w:abstractNum>
   <w:num w:numId="1" w16cid:durableId="645667007">
-    <w:abstractNumId w:val="15"/>
+    <w:abstractNumId w:val="16"/>
   </w:num>
   <w:num w:numId="2" w16cid:durableId="1267226294">
-    <w:abstractNumId w:val="18"/>
+    <w:abstractNumId w:val="21"/>
   </w:num>
   <w:num w:numId="3" w16cid:durableId="648242541">
     <w:abstractNumId w:val="9"/>
@@ -49166,10 +51990,10 @@
     <w:abstractNumId w:val="3"/>
   </w:num>
   <w:num w:numId="5" w16cid:durableId="1344211836">
-    <w:abstractNumId w:val="17"/>
+    <w:abstractNumId w:val="19"/>
   </w:num>
   <w:num w:numId="6" w16cid:durableId="2085058439">
-    <w:abstractNumId w:val="20"/>
+    <w:abstractNumId w:val="23"/>
   </w:num>
   <w:num w:numId="7" w16cid:durableId="680663432">
     <w:abstractNumId w:val="2"/>
@@ -49190,7 +52014,7 @@
     <w:abstractNumId w:val="8"/>
   </w:num>
   <w:num w:numId="13" w16cid:durableId="1956330302">
-    <w:abstractNumId w:val="19"/>
+    <w:abstractNumId w:val="22"/>
   </w:num>
   <w:num w:numId="14" w16cid:durableId="29383897">
     <w:abstractNumId w:val="0"/>
@@ -49211,10 +52035,19 @@
     <w:abstractNumId w:val="14"/>
   </w:num>
   <w:num w:numId="20" w16cid:durableId="779420922">
-    <w:abstractNumId w:val="16"/>
+    <w:abstractNumId w:val="18"/>
   </w:num>
   <w:num w:numId="21" w16cid:durableId="392461267">
     <w:abstractNumId w:val="1"/>
+  </w:num>
+  <w:num w:numId="22" w16cid:durableId="206458682">
+    <w:abstractNumId w:val="20"/>
+  </w:num>
+  <w:num w:numId="23" w16cid:durableId="396630386">
+    <w:abstractNumId w:val="15"/>
+  </w:num>
+  <w:num w:numId="24" w16cid:durableId="96946475">
+    <w:abstractNumId w:val="17"/>
   </w:num>
 </w:numbering>
 </file>
@@ -49619,7 +52452,7 @@
   <w:style w:type="paragraph" w:default="1" w:styleId="Normal">
     <w:name w:val="Normal"/>
     <w:qFormat/>
-    <w:rsid w:val="00E21BA1"/>
+    <w:rsid w:val="00F1076D"/>
   </w:style>
   <w:style w:type="paragraph" w:styleId="Heading1">
     <w:name w:val="heading 1"/>

--- a/CORE_PHP_DOCS (1).docx
+++ b/CORE_PHP_DOCS (1).docx
@@ -48302,25 +48302,103 @@
         <w:tabs>
           <w:tab w:val="left" w:pos="5025"/>
         </w:tabs>
-        <w:ind w:left="360"/>
         <w:rPr>
           <w:sz w:val="44"/>
           <w:szCs w:val="44"/>
         </w:rPr>
       </w:pPr>
       <w:r>
+        <w:t xml:space="preserve">                                          </w:t>
+      </w:r>
+      <w:r>
+        <w:t xml:space="preserve">       </w:t>
+      </w:r>
+      <w:r>
         <w:rPr>
           <w:sz w:val="44"/>
           <w:szCs w:val="44"/>
         </w:rPr>
-        <w:t xml:space="preserve">PHP </w:t>
+        <w:t>DAY_</w:t>
       </w:r>
       <w:r>
         <w:rPr>
           <w:sz w:val="44"/>
           <w:szCs w:val="44"/>
         </w:rPr>
+        <w:t>8</w:t>
+      </w:r>
+      <w:r>
+        <w:rPr>
+          <w:sz w:val="44"/>
+          <w:szCs w:val="44"/>
+        </w:rPr>
+        <w:t>_CORE_PHP</w:t>
+      </w:r>
+    </w:p>
+    <w:p>
+      <w:pPr>
+        <w:tabs>
+          <w:tab w:val="left" w:pos="1350"/>
+        </w:tabs>
+      </w:pPr>
+    </w:p>
+    <w:p>
+      <w:pPr>
+        <w:tabs>
+          <w:tab w:val="left" w:pos="5025"/>
+        </w:tabs>
+        <w:ind w:left="360"/>
+        <w:rPr>
+          <w:sz w:val="44"/>
+          <w:szCs w:val="44"/>
+        </w:rPr>
+      </w:pPr>
+      <w:r>
+        <w:rPr>
+          <w:sz w:val="44"/>
+          <w:szCs w:val="44"/>
+        </w:rPr>
+        <w:t xml:space="preserve">PHP </w:t>
+      </w:r>
+      <w:r>
+        <w:rPr>
+          <w:sz w:val="44"/>
+          <w:szCs w:val="44"/>
+        </w:rPr>
         <w:t>WHAT IS OOP</w:t>
+      </w:r>
+    </w:p>
+    <w:p>
+      <w:pPr>
+        <w:pStyle w:val="ListParagraph"/>
+        <w:tabs>
+          <w:tab w:val="left" w:pos="1350"/>
+        </w:tabs>
+      </w:pPr>
+      <w:r>
+        <w:t>OOP stands for Object-Oriented Programming.</w:t>
+      </w:r>
+    </w:p>
+    <w:p>
+      <w:pPr>
+        <w:pStyle w:val="ListParagraph"/>
+        <w:tabs>
+          <w:tab w:val="left" w:pos="1350"/>
+        </w:tabs>
+      </w:pPr>
+      <w:r>
+        <w:t>Procedural programming is about writing procedures or functions that perform operations on the data, while object-oriented programming is about creating objects that contain both data and functions.</w:t>
+      </w:r>
+    </w:p>
+    <w:p>
+      <w:pPr>
+        <w:pStyle w:val="ListParagraph"/>
+        <w:tabs>
+          <w:tab w:val="left" w:pos="1350"/>
+        </w:tabs>
+      </w:pPr>
+      <w:r>
+        <w:t>Object-oriented programming has several advantages over procedural programming:</w:t>
       </w:r>
     </w:p>
     <w:p>
@@ -48328,22 +48406,14 @@
         <w:pStyle w:val="ListParagraph"/>
         <w:numPr>
           <w:ilvl w:val="0"/>
-          <w:numId w:val="1"/>
+          <w:numId w:val="25"/>
         </w:numPr>
         <w:tabs>
           <w:tab w:val="left" w:pos="1350"/>
         </w:tabs>
       </w:pPr>
       <w:r>
-        <w:t xml:space="preserve">Opp name as the </w:t>
-      </w:r>
-      <w:proofErr w:type="gramStart"/>
-      <w:r>
-        <w:t>object oriented</w:t>
-      </w:r>
-      <w:proofErr w:type="gramEnd"/>
-      <w:r>
-        <w:t xml:space="preserve"> Programming  </w:t>
+        <w:t>OOP is faster and easier to execute</w:t>
       </w:r>
     </w:p>
     <w:p>
@@ -48351,22 +48421,14 @@
         <w:pStyle w:val="ListParagraph"/>
         <w:numPr>
           <w:ilvl w:val="0"/>
-          <w:numId w:val="1"/>
+          <w:numId w:val="25"/>
         </w:numPr>
         <w:tabs>
           <w:tab w:val="left" w:pos="1350"/>
         </w:tabs>
       </w:pPr>
       <w:r>
-        <w:t xml:space="preserve">It’s a Model </w:t>
-      </w:r>
-      <w:proofErr w:type="gramStart"/>
-      <w:r>
-        <w:t>Of</w:t>
-      </w:r>
-      <w:proofErr w:type="gramEnd"/>
-      <w:r>
-        <w:t xml:space="preserve"> Programming </w:t>
+        <w:t>OOP provides a clear structure for the programs</w:t>
       </w:r>
     </w:p>
     <w:p>
@@ -48374,14 +48436,14 @@
         <w:pStyle w:val="ListParagraph"/>
         <w:numPr>
           <w:ilvl w:val="0"/>
-          <w:numId w:val="1"/>
+          <w:numId w:val="25"/>
         </w:numPr>
         <w:tabs>
           <w:tab w:val="left" w:pos="1350"/>
         </w:tabs>
       </w:pPr>
       <w:r>
-        <w:t xml:space="preserve">Easy to Manage </w:t>
+        <w:t>OOP helps to keep the PHP code DRY "Don't Repeat Yourself", and makes the code easier to maintain, modify and debug</w:t>
       </w:r>
     </w:p>
     <w:p>
@@ -48389,14 +48451,14 @@
         <w:pStyle w:val="ListParagraph"/>
         <w:numPr>
           <w:ilvl w:val="0"/>
-          <w:numId w:val="1"/>
+          <w:numId w:val="25"/>
         </w:numPr>
         <w:tabs>
           <w:tab w:val="left" w:pos="1350"/>
         </w:tabs>
       </w:pPr>
       <w:r>
-        <w:t xml:space="preserve">Easy to Code </w:t>
+        <w:t>OOP makes it possible to create full reusable applications with less code and shorter development time</w:t>
       </w:r>
     </w:p>
     <w:p>
@@ -48404,23 +48466,2992 @@
         <w:pStyle w:val="ListParagraph"/>
         <w:numPr>
           <w:ilvl w:val="0"/>
-          <w:numId w:val="1"/>
+          <w:numId w:val="25"/>
         </w:numPr>
+        <w:shd w:val="clear" w:color="auto" w:fill="FFFFFF"/>
+        <w:spacing w:before="288" w:after="288" w:line="240" w:lineRule="auto"/>
+        <w:rPr>
+          <w:rFonts w:ascii="Verdana" w:eastAsia="Times New Roman" w:hAnsi="Verdana" w:cs="Times New Roman"/>
+          <w:color w:val="000000"/>
+          <w:kern w:val="0"/>
+          <w:sz w:val="23"/>
+          <w:szCs w:val="23"/>
+          <w:lang w:eastAsia="en-IN"/>
+          <w14:ligatures w14:val="none"/>
+        </w:rPr>
+      </w:pPr>
+      <w:r>
+        <w:rPr>
+          <w:rFonts w:ascii="Verdana" w:eastAsia="Times New Roman" w:hAnsi="Verdana" w:cs="Times New Roman"/>
+          <w:color w:val="000000"/>
+          <w:kern w:val="0"/>
+          <w:sz w:val="23"/>
+          <w:szCs w:val="23"/>
+          <w:lang w:eastAsia="en-IN"/>
+          <w14:ligatures w14:val="none"/>
+        </w:rPr>
+        <w:t>The "Don't Repeat Yourself" (DRY) principle is about reducing the repetition of code. You should extract out the codes that are common for the application, and place them at a single place and reuse them instead of repeating it.</w:t>
+      </w:r>
+    </w:p>
+    <w:p>
+      <w:pPr>
+        <w:pStyle w:val="ListParagraph"/>
         <w:tabs>
           <w:tab w:val="left" w:pos="1350"/>
         </w:tabs>
       </w:pPr>
-      <w:r>
-        <w:t xml:space="preserve">Organizes the designs with classes and objects </w:t>
-      </w:r>
     </w:p>
     <w:p>
       <w:pPr>
         <w:pStyle w:val="ListParagraph"/>
+        <w:tabs>
+          <w:tab w:val="left" w:pos="1350"/>
+        </w:tabs>
+      </w:pPr>
+      <w:r>
+        <w:lastRenderedPageBreak/>
+        <w:drawing>
+          <wp:inline distT="0" distB="0" distL="0" distR="0" wp14:anchorId="5637DF84" wp14:editId="42CF0ED3">
+            <wp:extent cx="5731510" cy="3899535"/>
+            <wp:effectExtent l="0" t="0" r="2540" b="5715"/>
+            <wp:docPr id="1247880097" name="Picture 4"/>
+            <wp:cNvGraphicFramePr>
+              <a:graphicFrameLocks xmlns:a="http://schemas.openxmlformats.org/drawingml/2006/main" noChangeAspect="1"/>
+            </wp:cNvGraphicFramePr>
+            <a:graphic xmlns:a="http://schemas.openxmlformats.org/drawingml/2006/main">
+              <a:graphicData uri="http://schemas.openxmlformats.org/drawingml/2006/picture">
+                <pic:pic xmlns:pic="http://schemas.openxmlformats.org/drawingml/2006/picture">
+                  <pic:nvPicPr>
+                    <pic:cNvPr id="0" name="Picture 14"/>
+                    <pic:cNvPicPr>
+                      <a:picLocks noChangeAspect="1" noChangeArrowheads="1"/>
+                    </pic:cNvPicPr>
+                  </pic:nvPicPr>
+                  <pic:blipFill>
+                    <a:blip r:embed="rId160">
+                      <a:extLst>
+                        <a:ext uri="{28A0092B-C50C-407E-A947-70E740481C1C}">
+                          <a14:useLocalDpi xmlns:a14="http://schemas.microsoft.com/office/drawing/2010/main" val="0"/>
+                        </a:ext>
+                      </a:extLst>
+                    </a:blip>
+                    <a:srcRect/>
+                    <a:stretch>
+                      <a:fillRect/>
+                    </a:stretch>
+                  </pic:blipFill>
+                  <pic:spPr bwMode="auto">
+                    <a:xfrm>
+                      <a:off x="0" y="0"/>
+                      <a:ext cx="5731510" cy="3899535"/>
+                    </a:xfrm>
+                    <a:prstGeom prst="rect">
+                      <a:avLst/>
+                    </a:prstGeom>
+                    <a:noFill/>
+                    <a:ln>
+                      <a:noFill/>
+                    </a:ln>
+                  </pic:spPr>
+                </pic:pic>
+              </a:graphicData>
+            </a:graphic>
+          </wp:inline>
+        </w:drawing>
+      </w:r>
+    </w:p>
+    <w:p>
+      <w:pPr>
+        <w:pStyle w:val="ListParagraph"/>
+        <w:tabs>
+          <w:tab w:val="left" w:pos="1350"/>
+        </w:tabs>
+      </w:pPr>
+    </w:p>
+    <w:p>
+      <w:pPr>
+        <w:pStyle w:val="ListParagraph"/>
+        <w:tabs>
+          <w:tab w:val="left" w:pos="1350"/>
+        </w:tabs>
+      </w:pPr>
+      <w:r>
+        <w:t xml:space="preserve">h2 </w:t>
+      </w:r>
+      <w:r>
+        <w:rPr>
+          <w:i/>
+          <w:iCs/>
+        </w:rPr>
+        <w:t>class</w:t>
+      </w:r>
+      <w:r>
+        <w:t>="mt-3"&gt;DAY_8_CORE_PHP&lt;/h2&gt;</w:t>
+      </w:r>
+    </w:p>
+    <w:p>
+      <w:pPr>
+        <w:pStyle w:val="ListParagraph"/>
+        <w:tabs>
+          <w:tab w:val="left" w:pos="1350"/>
+        </w:tabs>
+      </w:pPr>
+      <w:r>
+        <w:t xml:space="preserve">&lt;h2 </w:t>
+      </w:r>
+      <w:r>
+        <w:rPr>
+          <w:i/>
+          <w:iCs/>
+        </w:rPr>
+        <w:t>class</w:t>
+      </w:r>
+      <w:r>
+        <w:t>="reg mt-5"&gt;PHP OOP&lt;/h2&gt;</w:t>
+      </w:r>
+    </w:p>
+    <w:p>
+      <w:pPr>
+        <w:pStyle w:val="ListParagraph"/>
+        <w:tabs>
+          <w:tab w:val="left" w:pos="1350"/>
+        </w:tabs>
+      </w:pPr>
+      <w:r>
+        <w:t xml:space="preserve">&lt;h1 </w:t>
+      </w:r>
+      <w:r>
+        <w:rPr>
+          <w:i/>
+          <w:iCs/>
+        </w:rPr>
+        <w:t>class</w:t>
+      </w:r>
+      <w:r>
+        <w:t>="mt-4"&gt;36. WHAT IS OOP &lt;/h1&gt;</w:t>
+      </w:r>
+    </w:p>
+    <w:p>
+      <w:pPr>
+        <w:pStyle w:val="ListParagraph"/>
+        <w:tabs>
+          <w:tab w:val="left" w:pos="1350"/>
+        </w:tabs>
+      </w:pPr>
+      <w:r>
+        <w:t>&lt;?</w:t>
+      </w:r>
+      <w:proofErr w:type="spellStart"/>
+      <w:r>
+        <w:t>php</w:t>
+      </w:r>
+      <w:proofErr w:type="spellEnd"/>
+    </w:p>
+    <w:p>
+      <w:pPr>
+        <w:pStyle w:val="ListParagraph"/>
+        <w:tabs>
+          <w:tab w:val="left" w:pos="1350"/>
+        </w:tabs>
+      </w:pPr>
+      <w:r>
+        <w:rPr>
+          <w:i/>
+          <w:iCs/>
+        </w:rPr>
+        <w:t xml:space="preserve">//USING VARAIBLE DACLRATION </w:t>
+      </w:r>
+    </w:p>
+    <w:p>
+      <w:pPr>
+        <w:pStyle w:val="ListParagraph"/>
+        <w:tabs>
+          <w:tab w:val="left" w:pos="1350"/>
+        </w:tabs>
+      </w:pPr>
+      <w:r>
+        <w:rPr>
+          <w:i/>
+          <w:iCs/>
+        </w:rPr>
+        <w:t>class</w:t>
+      </w:r>
+      <w:r>
+        <w:t xml:space="preserve"> </w:t>
+      </w:r>
+      <w:proofErr w:type="gramStart"/>
+      <w:r>
+        <w:t>deep{</w:t>
+      </w:r>
+      <w:proofErr w:type="gramEnd"/>
+    </w:p>
+    <w:p>
+      <w:pPr>
+        <w:pStyle w:val="ListParagraph"/>
+        <w:tabs>
+          <w:tab w:val="left" w:pos="1350"/>
+        </w:tabs>
+      </w:pPr>
+      <w:r>
+        <w:t xml:space="preserve">  </w:t>
+      </w:r>
+      <w:r>
+        <w:rPr>
+          <w:i/>
+          <w:iCs/>
+        </w:rPr>
+        <w:t>public</w:t>
+      </w:r>
+      <w:r>
+        <w:t xml:space="preserve"> $fax='deep </w:t>
+      </w:r>
+      <w:proofErr w:type="spellStart"/>
+      <w:r>
+        <w:t>jadav</w:t>
+      </w:r>
+      <w:proofErr w:type="spellEnd"/>
+      <w:r>
+        <w:t xml:space="preserve"> is my name';</w:t>
+      </w:r>
+    </w:p>
+    <w:p>
+      <w:pPr>
+        <w:pStyle w:val="ListParagraph"/>
+        <w:tabs>
+          <w:tab w:val="left" w:pos="1350"/>
+        </w:tabs>
+      </w:pPr>
+      <w:r>
+        <w:t>}</w:t>
+      </w:r>
+    </w:p>
+    <w:p>
+      <w:pPr>
+        <w:pStyle w:val="ListParagraph"/>
+        <w:tabs>
+          <w:tab w:val="left" w:pos="1350"/>
+        </w:tabs>
+      </w:pPr>
+      <w:r>
+        <w:t xml:space="preserve">$dep=new </w:t>
+      </w:r>
+      <w:proofErr w:type="gramStart"/>
+      <w:r>
+        <w:t>deep(</w:t>
+      </w:r>
+      <w:proofErr w:type="gramEnd"/>
+      <w:r>
+        <w:t>);</w:t>
+      </w:r>
+    </w:p>
+    <w:p>
+      <w:pPr>
+        <w:pStyle w:val="ListParagraph"/>
+        <w:tabs>
+          <w:tab w:val="left" w:pos="1350"/>
+        </w:tabs>
+      </w:pPr>
+      <w:r>
+        <w:t>echo $dep-&gt;fax;</w:t>
+      </w:r>
+    </w:p>
+    <w:p>
+      <w:pPr>
+        <w:pStyle w:val="ListParagraph"/>
+        <w:tabs>
+          <w:tab w:val="left" w:pos="1350"/>
+        </w:tabs>
+      </w:pPr>
+    </w:p>
+    <w:p>
+      <w:pPr>
+        <w:pStyle w:val="ListParagraph"/>
+        <w:tabs>
+          <w:tab w:val="left" w:pos="1350"/>
+        </w:tabs>
+      </w:pPr>
+      <w:r>
+        <w:rPr>
+          <w:i/>
+          <w:iCs/>
+        </w:rPr>
+        <w:t xml:space="preserve">//USING FUNCTION </w:t>
+      </w:r>
+    </w:p>
+    <w:p>
+      <w:pPr>
+        <w:pStyle w:val="ListParagraph"/>
+        <w:tabs>
+          <w:tab w:val="left" w:pos="1350"/>
+        </w:tabs>
+      </w:pPr>
+    </w:p>
+    <w:p>
+      <w:pPr>
+        <w:pStyle w:val="ListParagraph"/>
+        <w:tabs>
+          <w:tab w:val="left" w:pos="1350"/>
+        </w:tabs>
+      </w:pPr>
+      <w:r>
+        <w:rPr>
+          <w:i/>
+          <w:iCs/>
+        </w:rPr>
+        <w:t>class</w:t>
+      </w:r>
+      <w:r>
+        <w:t xml:space="preserve"> </w:t>
+      </w:r>
+      <w:proofErr w:type="spellStart"/>
+      <w:proofErr w:type="gramStart"/>
+      <w:r>
+        <w:t>addtion</w:t>
+      </w:r>
+      <w:proofErr w:type="spellEnd"/>
+      <w:r>
+        <w:t>{</w:t>
+      </w:r>
+      <w:proofErr w:type="gramEnd"/>
+    </w:p>
+    <w:p>
+      <w:pPr>
+        <w:pStyle w:val="ListParagraph"/>
+        <w:tabs>
+          <w:tab w:val="left" w:pos="1350"/>
+        </w:tabs>
+      </w:pPr>
+      <w:r>
+        <w:t xml:space="preserve">  </w:t>
+      </w:r>
+      <w:r>
+        <w:rPr>
+          <w:i/>
+          <w:iCs/>
+        </w:rPr>
+        <w:t>function</w:t>
+      </w:r>
+      <w:r>
+        <w:t xml:space="preserve"> </w:t>
+      </w:r>
+      <w:proofErr w:type="spellStart"/>
+      <w:proofErr w:type="gramStart"/>
+      <w:r>
+        <w:t>addtion</w:t>
+      </w:r>
+      <w:proofErr w:type="spellEnd"/>
+      <w:r>
+        <w:t>(</w:t>
+      </w:r>
+      <w:proofErr w:type="gramEnd"/>
+      <w:r>
+        <w:t>){</w:t>
+      </w:r>
+    </w:p>
+    <w:p>
+      <w:pPr>
+        <w:pStyle w:val="ListParagraph"/>
+        <w:tabs>
+          <w:tab w:val="left" w:pos="1350"/>
+        </w:tabs>
+      </w:pPr>
+      <w:r>
+        <w:t>    return 10+20;</w:t>
+      </w:r>
+    </w:p>
+    <w:p>
+      <w:pPr>
+        <w:pStyle w:val="ListParagraph"/>
+        <w:tabs>
+          <w:tab w:val="left" w:pos="1350"/>
+        </w:tabs>
+      </w:pPr>
+      <w:r>
+        <w:t>  }</w:t>
+      </w:r>
+    </w:p>
+    <w:p>
+      <w:pPr>
+        <w:pStyle w:val="ListParagraph"/>
+        <w:tabs>
+          <w:tab w:val="left" w:pos="1350"/>
+        </w:tabs>
+      </w:pPr>
+      <w:r>
+        <w:t>}</w:t>
+      </w:r>
+    </w:p>
+    <w:p>
+      <w:pPr>
+        <w:pStyle w:val="ListParagraph"/>
+        <w:tabs>
+          <w:tab w:val="left" w:pos="1350"/>
+        </w:tabs>
+      </w:pPr>
+      <w:r>
+        <w:t xml:space="preserve">$add = new </w:t>
+      </w:r>
+      <w:proofErr w:type="spellStart"/>
+      <w:proofErr w:type="gramStart"/>
+      <w:r>
+        <w:t>addtion</w:t>
+      </w:r>
+      <w:proofErr w:type="spellEnd"/>
+      <w:r>
+        <w:t>(</w:t>
+      </w:r>
+      <w:proofErr w:type="gramEnd"/>
+      <w:r>
+        <w:t>);</w:t>
+      </w:r>
+    </w:p>
+    <w:p>
+      <w:pPr>
+        <w:pStyle w:val="ListParagraph"/>
+        <w:tabs>
+          <w:tab w:val="left" w:pos="1350"/>
+        </w:tabs>
+      </w:pPr>
+      <w:r>
+        <w:t>echo $add-&gt;</w:t>
+      </w:r>
+      <w:proofErr w:type="spellStart"/>
+      <w:proofErr w:type="gramStart"/>
+      <w:r>
+        <w:t>addtion</w:t>
+      </w:r>
+      <w:proofErr w:type="spellEnd"/>
+      <w:r>
+        <w:t>(</w:t>
+      </w:r>
+      <w:proofErr w:type="gramEnd"/>
+      <w:r>
+        <w:t>);</w:t>
+      </w:r>
+    </w:p>
+    <w:p>
+      <w:pPr>
+        <w:pStyle w:val="ListParagraph"/>
+        <w:tabs>
+          <w:tab w:val="left" w:pos="1350"/>
+        </w:tabs>
+      </w:pPr>
+      <w:r>
+        <w:t>?&gt;</w:t>
+      </w:r>
+    </w:p>
+    <w:p>
+      <w:pPr>
+        <w:pStyle w:val="ListParagraph"/>
+        <w:tabs>
+          <w:tab w:val="left" w:pos="1350"/>
+        </w:tabs>
+      </w:pPr>
+    </w:p>
+    <w:p>
+      <w:pPr>
+        <w:tabs>
+          <w:tab w:val="left" w:pos="5025"/>
+        </w:tabs>
+        <w:ind w:left="360"/>
+        <w:rPr>
+          <w:sz w:val="44"/>
+          <w:szCs w:val="44"/>
+        </w:rPr>
+      </w:pPr>
+      <w:r>
+        <w:rPr>
+          <w:sz w:val="44"/>
+          <w:szCs w:val="44"/>
+        </w:rPr>
+        <w:t xml:space="preserve">PHP </w:t>
+      </w:r>
+      <w:r>
+        <w:rPr>
+          <w:sz w:val="44"/>
+          <w:szCs w:val="44"/>
+        </w:rPr>
+        <w:t xml:space="preserve">CLASS AND OBJECT </w:t>
+      </w:r>
+    </w:p>
+    <w:p>
+      <w:pPr>
+        <w:pStyle w:val="ListParagraph"/>
+        <w:tabs>
+          <w:tab w:val="left" w:pos="1350"/>
+        </w:tabs>
+      </w:pPr>
+      <w:r>
+        <w:lastRenderedPageBreak/>
+        <w:t xml:space="preserve">Let's assume we have a class named Fruit. A Fruit can have properties like name, </w:t>
+      </w:r>
+      <w:proofErr w:type="spellStart"/>
+      <w:r>
+        <w:t>color</w:t>
+      </w:r>
+      <w:proofErr w:type="spellEnd"/>
+      <w:r>
+        <w:t>, weight, etc. We can define variables like $name, $</w:t>
+      </w:r>
+      <w:proofErr w:type="spellStart"/>
+      <w:r>
+        <w:t>color</w:t>
+      </w:r>
+      <w:proofErr w:type="spellEnd"/>
+      <w:r>
+        <w:t>, and $weight to hold the values of these properties.</w:t>
+      </w:r>
+    </w:p>
+    <w:p>
+      <w:pPr>
+        <w:pStyle w:val="ListParagraph"/>
+        <w:tabs>
+          <w:tab w:val="left" w:pos="1350"/>
+        </w:tabs>
+      </w:pPr>
+      <w:r>
+        <w:t xml:space="preserve">When the individual objects (apple, banana, etc.) are created, they inherit all the properties and </w:t>
+      </w:r>
+      <w:proofErr w:type="spellStart"/>
+      <w:r>
+        <w:t>behaviors</w:t>
+      </w:r>
+      <w:proofErr w:type="spellEnd"/>
+      <w:r>
+        <w:t xml:space="preserve"> from the class, but each object will have different values for the properties.</w:t>
+      </w:r>
+    </w:p>
+    <w:p>
+      <w:pPr>
+        <w:pStyle w:val="ListParagraph"/>
+        <w:tabs>
+          <w:tab w:val="left" w:pos="1350"/>
+        </w:tabs>
+      </w:pPr>
+    </w:p>
+    <w:p>
+      <w:pPr>
+        <w:pStyle w:val="ListParagraph"/>
+        <w:tabs>
+          <w:tab w:val="left" w:pos="1350"/>
+        </w:tabs>
+      </w:pPr>
+      <w:proofErr w:type="gramStart"/>
+      <w:r>
+        <w:t>Class :</w:t>
+      </w:r>
+      <w:proofErr w:type="gramEnd"/>
+      <w:r>
+        <w:t xml:space="preserve"> </w:t>
+      </w:r>
+      <w:proofErr w:type="spellStart"/>
+      <w:r>
+        <w:t>its</w:t>
+      </w:r>
+      <w:proofErr w:type="spellEnd"/>
+      <w:r>
+        <w:t xml:space="preserve"> just like blue print of object</w:t>
+      </w:r>
+      <w:r>
+        <w:t xml:space="preserve"> were you can store object and methods </w:t>
+      </w:r>
+      <w:r>
+        <w:t>for specific type of object you cant store unrelated thing</w:t>
+      </w:r>
+      <w:r>
+        <w:t xml:space="preserve"> </w:t>
+      </w:r>
+      <w:r>
+        <w:t xml:space="preserve"> like </w:t>
+      </w:r>
+      <w:proofErr w:type="spellStart"/>
+      <w:r>
+        <w:t>singup</w:t>
+      </w:r>
+      <w:proofErr w:type="spellEnd"/>
+      <w:r>
+        <w:t xml:space="preserve"> or login or </w:t>
+      </w:r>
+      <w:proofErr w:type="spellStart"/>
+      <w:r>
+        <w:t>aunthication</w:t>
+      </w:r>
+      <w:proofErr w:type="spellEnd"/>
+      <w:r>
+        <w:t xml:space="preserve"> </w:t>
+      </w:r>
+    </w:p>
+    <w:p>
+      <w:pPr>
+        <w:pStyle w:val="ListParagraph"/>
+        <w:tabs>
+          <w:tab w:val="left" w:pos="1350"/>
+        </w:tabs>
+      </w:pPr>
+    </w:p>
+    <w:p>
+      <w:pPr>
+        <w:pStyle w:val="ListParagraph"/>
+        <w:tabs>
+          <w:tab w:val="left" w:pos="1350"/>
+        </w:tabs>
+      </w:pPr>
+      <w:proofErr w:type="gramStart"/>
+      <w:r>
+        <w:t>Object :</w:t>
+      </w:r>
+      <w:proofErr w:type="gramEnd"/>
+      <w:r>
+        <w:t xml:space="preserve"> Instance of class or copy of the class we can use repeatedly over and over Again </w:t>
+      </w:r>
+    </w:p>
+    <w:p>
+      <w:pPr>
+        <w:pStyle w:val="ListParagraph"/>
+        <w:tabs>
+          <w:tab w:val="left" w:pos="1350"/>
+        </w:tabs>
+      </w:pPr>
+      <w:r>
+        <w:t xml:space="preserve">We can create multiple objects within same design </w:t>
+      </w:r>
+    </w:p>
+    <w:p>
+      <w:pPr>
+        <w:pStyle w:val="ListParagraph"/>
+        <w:tabs>
+          <w:tab w:val="left" w:pos="1350"/>
+        </w:tabs>
+      </w:pPr>
+    </w:p>
+    <w:p>
+      <w:pPr>
+        <w:pStyle w:val="ListParagraph"/>
+        <w:tabs>
+          <w:tab w:val="left" w:pos="1350"/>
+        </w:tabs>
+      </w:pPr>
+      <w:proofErr w:type="gramStart"/>
+      <w:r>
+        <w:t>Class :</w:t>
+      </w:r>
+      <w:proofErr w:type="gramEnd"/>
+      <w:r>
+        <w:t xml:space="preserve"> User Auth Class</w:t>
+      </w:r>
+    </w:p>
+    <w:p>
+      <w:pPr>
+        <w:pStyle w:val="ListParagraph"/>
+        <w:tabs>
+          <w:tab w:val="left" w:pos="1350"/>
+        </w:tabs>
+      </w:pPr>
+      <w:proofErr w:type="gramStart"/>
+      <w:r>
+        <w:t>Objects :</w:t>
+      </w:r>
+      <w:proofErr w:type="gramEnd"/>
+      <w:r>
+        <w:t xml:space="preserve"> Student </w:t>
+      </w:r>
+      <w:proofErr w:type="spellStart"/>
+      <w:r>
+        <w:t>Auth,Teacher</w:t>
+      </w:r>
+      <w:proofErr w:type="spellEnd"/>
+      <w:r>
+        <w:t xml:space="preserve"> Auth ,</w:t>
+      </w:r>
+      <w:proofErr w:type="spellStart"/>
+      <w:r>
+        <w:t>Mnagament</w:t>
+      </w:r>
+      <w:proofErr w:type="spellEnd"/>
+      <w:r>
+        <w:t xml:space="preserve"> Auth  </w:t>
+      </w:r>
+    </w:p>
+    <w:p>
+      <w:pPr>
+        <w:pStyle w:val="ListParagraph"/>
+        <w:tabs>
+          <w:tab w:val="left" w:pos="1350"/>
+        </w:tabs>
+      </w:pPr>
+    </w:p>
+    <w:p>
+      <w:pPr>
+        <w:pStyle w:val="ListParagraph"/>
+        <w:tabs>
+          <w:tab w:val="left" w:pos="1350"/>
+        </w:tabs>
+      </w:pPr>
+      <w:r>
+        <w:t xml:space="preserve">Like Ex </w:t>
+      </w:r>
+    </w:p>
+    <w:p>
+      <w:pPr>
+        <w:pStyle w:val="ListParagraph"/>
+        <w:tabs>
+          <w:tab w:val="left" w:pos="1350"/>
+        </w:tabs>
+      </w:pPr>
+    </w:p>
+    <w:p>
+      <w:pPr>
+        <w:pStyle w:val="ListParagraph"/>
+        <w:tabs>
+          <w:tab w:val="left" w:pos="1350"/>
+        </w:tabs>
+      </w:pPr>
+      <w:proofErr w:type="gramStart"/>
+      <w:r>
+        <w:t>Class :</w:t>
+      </w:r>
+      <w:proofErr w:type="gramEnd"/>
+      <w:r>
+        <w:t xml:space="preserve"> Expensive cars </w:t>
+      </w:r>
+    </w:p>
+    <w:p>
+      <w:pPr>
+        <w:pStyle w:val="ListParagraph"/>
+        <w:tabs>
+          <w:tab w:val="left" w:pos="1350"/>
+        </w:tabs>
+      </w:pPr>
+      <w:r>
+        <w:t xml:space="preserve">Properties Or </w:t>
+      </w:r>
+      <w:proofErr w:type="gramStart"/>
+      <w:r>
+        <w:t>Member :</w:t>
+      </w:r>
+      <w:proofErr w:type="gramEnd"/>
+      <w:r>
+        <w:t xml:space="preserve"> Name ,</w:t>
+      </w:r>
+      <w:proofErr w:type="spellStart"/>
+      <w:r>
+        <w:t>Model,Year</w:t>
+      </w:r>
+      <w:proofErr w:type="spellEnd"/>
+      <w:r>
+        <w:t xml:space="preserve"> </w:t>
+      </w:r>
+    </w:p>
+    <w:p>
+      <w:pPr>
+        <w:pStyle w:val="ListParagraph"/>
+        <w:tabs>
+          <w:tab w:val="left" w:pos="1350"/>
+        </w:tabs>
+      </w:pPr>
+      <w:proofErr w:type="gramStart"/>
+      <w:r>
+        <w:t>Objects :</w:t>
+      </w:r>
+      <w:proofErr w:type="gramEnd"/>
+      <w:r>
+        <w:t xml:space="preserve"> </w:t>
+      </w:r>
+      <w:proofErr w:type="spellStart"/>
+      <w:r>
+        <w:t>BMW.Mercedes-Benz,Maruti</w:t>
+      </w:r>
+      <w:proofErr w:type="spellEnd"/>
+      <w:r>
+        <w:t xml:space="preserve">  </w:t>
+      </w:r>
+    </w:p>
+    <w:p>
+      <w:pPr>
+        <w:pStyle w:val="ListParagraph"/>
+        <w:tabs>
+          <w:tab w:val="left" w:pos="1350"/>
+        </w:tabs>
+      </w:pPr>
+    </w:p>
+    <w:p>
+      <w:pPr>
+        <w:tabs>
+          <w:tab w:val="left" w:pos="1350"/>
+        </w:tabs>
+      </w:pPr>
+      <w:r>
+        <w:t xml:space="preserve">             Ex </w:t>
+      </w:r>
+      <w:proofErr w:type="gramStart"/>
+      <w:r>
+        <w:t>Auth :</w:t>
+      </w:r>
+      <w:proofErr w:type="gramEnd"/>
+      <w:r>
+        <w:t xml:space="preserve"> Student , Teacher , Management </w:t>
+      </w:r>
+    </w:p>
+    <w:p>
+      <w:pPr>
+        <w:tabs>
+          <w:tab w:val="left" w:pos="1350"/>
+        </w:tabs>
+      </w:pPr>
+      <w:r>
+        <w:drawing>
+          <wp:inline distT="0" distB="0" distL="0" distR="0" wp14:anchorId="2D995AD7" wp14:editId="795FC756">
+            <wp:extent cx="5731510" cy="2914650"/>
+            <wp:effectExtent l="0" t="0" r="2540" b="0"/>
+            <wp:docPr id="2123790060" name="Picture 6"/>
+            <wp:cNvGraphicFramePr>
+              <a:graphicFrameLocks xmlns:a="http://schemas.openxmlformats.org/drawingml/2006/main" noChangeAspect="1"/>
+            </wp:cNvGraphicFramePr>
+            <a:graphic xmlns:a="http://schemas.openxmlformats.org/drawingml/2006/main">
+              <a:graphicData uri="http://schemas.openxmlformats.org/drawingml/2006/picture">
+                <pic:pic xmlns:pic="http://schemas.openxmlformats.org/drawingml/2006/picture">
+                  <pic:nvPicPr>
+                    <pic:cNvPr id="0" name="Picture 21"/>
+                    <pic:cNvPicPr>
+                      <a:picLocks noChangeAspect="1" noChangeArrowheads="1"/>
+                    </pic:cNvPicPr>
+                  </pic:nvPicPr>
+                  <pic:blipFill>
+                    <a:blip r:embed="rId161">
+                      <a:extLst>
+                        <a:ext uri="{28A0092B-C50C-407E-A947-70E740481C1C}">
+                          <a14:useLocalDpi xmlns:a14="http://schemas.microsoft.com/office/drawing/2010/main" val="0"/>
+                        </a:ext>
+                      </a:extLst>
+                    </a:blip>
+                    <a:srcRect/>
+                    <a:stretch>
+                      <a:fillRect/>
+                    </a:stretch>
+                  </pic:blipFill>
+                  <pic:spPr bwMode="auto">
+                    <a:xfrm>
+                      <a:off x="0" y="0"/>
+                      <a:ext cx="5731510" cy="2914650"/>
+                    </a:xfrm>
+                    <a:prstGeom prst="rect">
+                      <a:avLst/>
+                    </a:prstGeom>
+                    <a:noFill/>
+                    <a:ln>
+                      <a:noFill/>
+                    </a:ln>
+                  </pic:spPr>
+                </pic:pic>
+              </a:graphicData>
+            </a:graphic>
+          </wp:inline>
+        </w:drawing>
+      </w:r>
+    </w:p>
+    <w:p>
+      <w:pPr>
+        <w:tabs>
+          <w:tab w:val="left" w:pos="1350"/>
+        </w:tabs>
+      </w:pPr>
+      <w:r>
+        <w:t xml:space="preserve">h1 </w:t>
+      </w:r>
+      <w:r>
+        <w:rPr>
+          <w:i/>
+          <w:iCs/>
+        </w:rPr>
+        <w:t>class</w:t>
+      </w:r>
+      <w:r>
+        <w:t>="mt-4"&gt;37. CLASS AND OBJECT &lt;/h1&gt;</w:t>
+      </w:r>
+    </w:p>
+    <w:p>
+      <w:pPr>
+        <w:tabs>
+          <w:tab w:val="left" w:pos="1350"/>
+        </w:tabs>
+      </w:pPr>
+      <w:r>
+        <w:t>&lt;?</w:t>
+      </w:r>
+      <w:proofErr w:type="spellStart"/>
+      <w:r>
+        <w:t>php</w:t>
+      </w:r>
+      <w:proofErr w:type="spellEnd"/>
+    </w:p>
+    <w:p>
+      <w:pPr>
+        <w:tabs>
+          <w:tab w:val="left" w:pos="1350"/>
+        </w:tabs>
+      </w:pPr>
+      <w:r>
+        <w:rPr>
+          <w:i/>
+          <w:iCs/>
+        </w:rPr>
+        <w:t>class</w:t>
+      </w:r>
+      <w:r>
+        <w:t xml:space="preserve"> </w:t>
+      </w:r>
+      <w:proofErr w:type="gramStart"/>
+      <w:r>
+        <w:t>Auth{</w:t>
+      </w:r>
+      <w:proofErr w:type="gramEnd"/>
+    </w:p>
+    <w:p>
+      <w:pPr>
+        <w:tabs>
+          <w:tab w:val="left" w:pos="1350"/>
+        </w:tabs>
+      </w:pPr>
+      <w:r>
+        <w:t xml:space="preserve">  </w:t>
+      </w:r>
+      <w:r>
+        <w:rPr>
+          <w:i/>
+          <w:iCs/>
+        </w:rPr>
+        <w:t>function</w:t>
+      </w:r>
+      <w:r>
+        <w:t xml:space="preserve"> </w:t>
+      </w:r>
+      <w:proofErr w:type="gramStart"/>
+      <w:r>
+        <w:t>Teacher(</w:t>
+      </w:r>
+      <w:proofErr w:type="gramEnd"/>
+      <w:r>
+        <w:t>){</w:t>
+      </w:r>
+    </w:p>
+    <w:p>
+      <w:pPr>
+        <w:tabs>
+          <w:tab w:val="left" w:pos="1350"/>
+        </w:tabs>
+      </w:pPr>
+      <w:r>
+        <w:t>    echo "</w:t>
+      </w:r>
+      <w:proofErr w:type="spellStart"/>
+      <w:r>
+        <w:t>i</w:t>
+      </w:r>
+      <w:proofErr w:type="spellEnd"/>
+      <w:r>
+        <w:t xml:space="preserve"> am teacher&lt;</w:t>
+      </w:r>
+      <w:proofErr w:type="spellStart"/>
+      <w:r>
+        <w:t>br</w:t>
+      </w:r>
+      <w:proofErr w:type="spellEnd"/>
+      <w:r>
+        <w:t>&gt;";</w:t>
+      </w:r>
+    </w:p>
+    <w:p>
+      <w:pPr>
+        <w:tabs>
+          <w:tab w:val="left" w:pos="1350"/>
+        </w:tabs>
+      </w:pPr>
+      <w:r>
+        <w:lastRenderedPageBreak/>
+        <w:t>  }</w:t>
+      </w:r>
+    </w:p>
+    <w:p>
+      <w:pPr>
+        <w:tabs>
+          <w:tab w:val="left" w:pos="1350"/>
+        </w:tabs>
+      </w:pPr>
+      <w:r>
+        <w:t xml:space="preserve">  </w:t>
+      </w:r>
+      <w:r>
+        <w:rPr>
+          <w:i/>
+          <w:iCs/>
+        </w:rPr>
+        <w:t>function</w:t>
+      </w:r>
+      <w:r>
+        <w:t xml:space="preserve"> </w:t>
+      </w:r>
+      <w:proofErr w:type="gramStart"/>
+      <w:r>
+        <w:t>Student(</w:t>
+      </w:r>
+      <w:proofErr w:type="gramEnd"/>
+      <w:r>
+        <w:t>){</w:t>
+      </w:r>
+    </w:p>
+    <w:p>
+      <w:pPr>
+        <w:tabs>
+          <w:tab w:val="left" w:pos="1350"/>
+        </w:tabs>
+      </w:pPr>
+      <w:r>
+        <w:t>    echo "</w:t>
+      </w:r>
+      <w:proofErr w:type="spellStart"/>
+      <w:r>
+        <w:t>i</w:t>
+      </w:r>
+      <w:proofErr w:type="spellEnd"/>
+      <w:r>
+        <w:t xml:space="preserve"> am Student&lt;</w:t>
+      </w:r>
+      <w:proofErr w:type="spellStart"/>
+      <w:r>
+        <w:t>br</w:t>
+      </w:r>
+      <w:proofErr w:type="spellEnd"/>
+      <w:r>
+        <w:t>&gt;";</w:t>
+      </w:r>
+    </w:p>
+    <w:p>
+      <w:pPr>
+        <w:tabs>
+          <w:tab w:val="left" w:pos="1350"/>
+        </w:tabs>
+      </w:pPr>
+      <w:r>
+        <w:t>  }</w:t>
+      </w:r>
+    </w:p>
+    <w:p>
+      <w:pPr>
+        <w:tabs>
+          <w:tab w:val="left" w:pos="1350"/>
+        </w:tabs>
+      </w:pPr>
+      <w:r>
+        <w:t xml:space="preserve">  </w:t>
+      </w:r>
+      <w:r>
+        <w:rPr>
+          <w:i/>
+          <w:iCs/>
+        </w:rPr>
+        <w:t>function</w:t>
+      </w:r>
+      <w:r>
+        <w:t xml:space="preserve"> </w:t>
+      </w:r>
+      <w:proofErr w:type="gramStart"/>
+      <w:r>
+        <w:t>Management(</w:t>
+      </w:r>
+      <w:proofErr w:type="gramEnd"/>
+      <w:r>
+        <w:t>){</w:t>
+      </w:r>
+    </w:p>
+    <w:p>
+      <w:pPr>
+        <w:tabs>
+          <w:tab w:val="left" w:pos="1350"/>
+        </w:tabs>
+      </w:pPr>
+      <w:r>
+        <w:t>    echo "</w:t>
+      </w:r>
+      <w:proofErr w:type="spellStart"/>
+      <w:r>
+        <w:t>i</w:t>
+      </w:r>
+      <w:proofErr w:type="spellEnd"/>
+      <w:r>
+        <w:t xml:space="preserve"> am </w:t>
+      </w:r>
+      <w:proofErr w:type="spellStart"/>
+      <w:r>
+        <w:t>Mnagament</w:t>
+      </w:r>
+      <w:proofErr w:type="spellEnd"/>
+      <w:r>
+        <w:t>&lt;</w:t>
+      </w:r>
+      <w:proofErr w:type="spellStart"/>
+      <w:r>
+        <w:t>br</w:t>
+      </w:r>
+      <w:proofErr w:type="spellEnd"/>
+      <w:r>
+        <w:t>&gt;";</w:t>
+      </w:r>
+    </w:p>
+    <w:p>
+      <w:pPr>
+        <w:tabs>
+          <w:tab w:val="left" w:pos="1350"/>
+        </w:tabs>
+      </w:pPr>
+      <w:r>
+        <w:t>  }</w:t>
+      </w:r>
+    </w:p>
+    <w:p>
+      <w:pPr>
+        <w:tabs>
+          <w:tab w:val="left" w:pos="1350"/>
+        </w:tabs>
+      </w:pPr>
+      <w:r>
+        <w:t>}</w:t>
+      </w:r>
+    </w:p>
+    <w:p>
+      <w:pPr>
+        <w:tabs>
+          <w:tab w:val="left" w:pos="1350"/>
+        </w:tabs>
+      </w:pPr>
+      <w:r>
+        <w:t>$</w:t>
+      </w:r>
+      <w:proofErr w:type="spellStart"/>
+      <w:r>
+        <w:t>Aut</w:t>
+      </w:r>
+      <w:proofErr w:type="spellEnd"/>
+      <w:r>
+        <w:t xml:space="preserve">=new </w:t>
+      </w:r>
+      <w:proofErr w:type="gramStart"/>
+      <w:r>
+        <w:t>Auth(</w:t>
+      </w:r>
+      <w:proofErr w:type="gramEnd"/>
+      <w:r>
+        <w:t>);</w:t>
+      </w:r>
+    </w:p>
+    <w:p>
+      <w:pPr>
+        <w:tabs>
+          <w:tab w:val="left" w:pos="1350"/>
+        </w:tabs>
+      </w:pPr>
+      <w:r>
+        <w:t>echo $</w:t>
+      </w:r>
+      <w:proofErr w:type="spellStart"/>
+      <w:r>
+        <w:t>Aut</w:t>
+      </w:r>
+      <w:proofErr w:type="spellEnd"/>
+      <w:r>
+        <w:t>-&gt;</w:t>
+      </w:r>
+      <w:proofErr w:type="gramStart"/>
+      <w:r>
+        <w:t>Management(</w:t>
+      </w:r>
+      <w:proofErr w:type="gramEnd"/>
+      <w:r>
+        <w:t>);</w:t>
+      </w:r>
+    </w:p>
+    <w:p>
+      <w:pPr>
+        <w:tabs>
+          <w:tab w:val="left" w:pos="1350"/>
+        </w:tabs>
+      </w:pPr>
+      <w:r>
+        <w:t>echo $</w:t>
+      </w:r>
+      <w:proofErr w:type="spellStart"/>
+      <w:r>
+        <w:t>Aut</w:t>
+      </w:r>
+      <w:proofErr w:type="spellEnd"/>
+      <w:r>
+        <w:t>-&gt;</w:t>
+      </w:r>
+      <w:proofErr w:type="gramStart"/>
+      <w:r>
+        <w:t>Student(</w:t>
+      </w:r>
+      <w:proofErr w:type="gramEnd"/>
+      <w:r>
+        <w:t>);</w:t>
+      </w:r>
+    </w:p>
+    <w:p>
+      <w:pPr>
+        <w:tabs>
+          <w:tab w:val="left" w:pos="1350"/>
+        </w:tabs>
+      </w:pPr>
+      <w:r>
+        <w:t>echo $</w:t>
+      </w:r>
+      <w:proofErr w:type="spellStart"/>
+      <w:r>
+        <w:t>Aut</w:t>
+      </w:r>
+      <w:proofErr w:type="spellEnd"/>
+      <w:r>
+        <w:t>-&gt;</w:t>
+      </w:r>
+      <w:proofErr w:type="gramStart"/>
+      <w:r>
+        <w:t>Teacher(</w:t>
+      </w:r>
+      <w:proofErr w:type="gramEnd"/>
+      <w:r>
+        <w:t>);</w:t>
+      </w:r>
+    </w:p>
+    <w:p>
+      <w:pPr>
+        <w:tabs>
+          <w:tab w:val="left" w:pos="1350"/>
+        </w:tabs>
+      </w:pPr>
+    </w:p>
+    <w:p>
+      <w:pPr>
+        <w:tabs>
+          <w:tab w:val="left" w:pos="1350"/>
+        </w:tabs>
+      </w:pPr>
+      <w:r>
+        <w:rPr>
+          <w:i/>
+          <w:iCs/>
+        </w:rPr>
+        <w:t>class</w:t>
+      </w:r>
+      <w:r>
+        <w:t xml:space="preserve"> </w:t>
+      </w:r>
+      <w:proofErr w:type="gramStart"/>
+      <w:r>
+        <w:t>kas{</w:t>
+      </w:r>
+      <w:proofErr w:type="gramEnd"/>
+    </w:p>
+    <w:p>
+      <w:pPr>
+        <w:tabs>
+          <w:tab w:val="left" w:pos="1350"/>
+        </w:tabs>
+      </w:pPr>
+      <w:r>
+        <w:t xml:space="preserve">  </w:t>
+      </w:r>
+      <w:r>
+        <w:rPr>
+          <w:i/>
+          <w:iCs/>
+        </w:rPr>
+        <w:t>public</w:t>
+      </w:r>
+      <w:r>
+        <w:t xml:space="preserve"> $</w:t>
+      </w:r>
+      <w:proofErr w:type="spellStart"/>
+      <w:r>
+        <w:t>namesd</w:t>
+      </w:r>
+      <w:proofErr w:type="spellEnd"/>
+      <w:r>
+        <w:t>="</w:t>
+      </w:r>
+      <w:proofErr w:type="spellStart"/>
+      <w:r>
+        <w:t>bachao</w:t>
+      </w:r>
+      <w:proofErr w:type="spellEnd"/>
+      <w:r>
+        <w:t xml:space="preserve"> </w:t>
+      </w:r>
+      <w:proofErr w:type="spellStart"/>
+      <w:r>
+        <w:t>mije</w:t>
+      </w:r>
+      <w:proofErr w:type="spellEnd"/>
+      <w:r>
+        <w:t xml:space="preserve"> </w:t>
+      </w:r>
+      <w:proofErr w:type="spellStart"/>
+      <w:r>
+        <w:t>iss</w:t>
+      </w:r>
+      <w:proofErr w:type="spellEnd"/>
+      <w:r>
+        <w:t xml:space="preserve"> </w:t>
+      </w:r>
+      <w:proofErr w:type="spellStart"/>
+      <w:r>
+        <w:t>jungl</w:t>
+      </w:r>
+      <w:proofErr w:type="spellEnd"/>
+      <w:r>
+        <w:t xml:space="preserve"> se";</w:t>
+      </w:r>
+    </w:p>
+    <w:p>
+      <w:pPr>
+        <w:tabs>
+          <w:tab w:val="left" w:pos="1350"/>
+        </w:tabs>
+      </w:pPr>
+      <w:r>
+        <w:t>}</w:t>
+      </w:r>
+    </w:p>
+    <w:p>
+      <w:pPr>
+        <w:tabs>
+          <w:tab w:val="left" w:pos="1350"/>
+        </w:tabs>
+      </w:pPr>
+      <w:r>
+        <w:t>$</w:t>
+      </w:r>
+      <w:proofErr w:type="spellStart"/>
+      <w:r>
+        <w:t>obj</w:t>
+      </w:r>
+      <w:proofErr w:type="spellEnd"/>
+      <w:r>
+        <w:t xml:space="preserve">=new </w:t>
+      </w:r>
+      <w:proofErr w:type="gramStart"/>
+      <w:r>
+        <w:t>kas(</w:t>
+      </w:r>
+      <w:proofErr w:type="gramEnd"/>
+      <w:r>
+        <w:t>);</w:t>
+      </w:r>
+    </w:p>
+    <w:p>
+      <w:pPr>
+        <w:tabs>
+          <w:tab w:val="left" w:pos="1350"/>
+        </w:tabs>
+      </w:pPr>
+      <w:r>
+        <w:t>echo $</w:t>
+      </w:r>
+      <w:proofErr w:type="spellStart"/>
+      <w:r>
+        <w:t>obj</w:t>
+      </w:r>
+      <w:proofErr w:type="spellEnd"/>
+      <w:r>
+        <w:t>-&gt;</w:t>
+      </w:r>
+      <w:proofErr w:type="spellStart"/>
+      <w:r>
+        <w:t>namesd</w:t>
+      </w:r>
+      <w:proofErr w:type="spellEnd"/>
+      <w:r>
+        <w:t>;</w:t>
+      </w:r>
+    </w:p>
+    <w:p>
+      <w:pPr>
+        <w:tabs>
+          <w:tab w:val="left" w:pos="1350"/>
+        </w:tabs>
+      </w:pPr>
+      <w:r>
+        <w:t>?&gt;</w:t>
+      </w:r>
+    </w:p>
+    <w:p>
+      <w:pPr>
+        <w:tabs>
+          <w:tab w:val="left" w:pos="1350"/>
+        </w:tabs>
+      </w:pPr>
+      <w:r>
+        <w:t>&lt;/html&gt;</w:t>
+      </w:r>
+    </w:p>
+    <w:p>
+      <w:pPr>
+        <w:tabs>
+          <w:tab w:val="left" w:pos="1350"/>
+        </w:tabs>
+      </w:pPr>
+    </w:p>
+    <w:p>
+      <w:pPr>
+        <w:tabs>
+          <w:tab w:val="left" w:pos="5025"/>
+        </w:tabs>
+        <w:ind w:left="360"/>
+        <w:rPr>
+          <w:sz w:val="44"/>
+          <w:szCs w:val="44"/>
+        </w:rPr>
+      </w:pPr>
+      <w:r>
+        <w:rPr>
+          <w:sz w:val="44"/>
+          <w:szCs w:val="44"/>
+        </w:rPr>
+        <w:t xml:space="preserve">PHP </w:t>
+      </w:r>
+      <w:r>
+        <w:rPr>
+          <w:sz w:val="44"/>
+          <w:szCs w:val="44"/>
+        </w:rPr>
+        <w:t>CONSTRUCT</w:t>
+      </w:r>
+    </w:p>
+    <w:p>
+      <w:pPr>
+        <w:tabs>
+          <w:tab w:val="left" w:pos="5025"/>
+        </w:tabs>
+        <w:ind w:left="360"/>
+        <w:rPr>
+          <w:sz w:val="44"/>
+          <w:szCs w:val="44"/>
+        </w:rPr>
+      </w:pPr>
+    </w:p>
+    <w:p>
+      <w:pPr>
+        <w:tabs>
+          <w:tab w:val="left" w:pos="1350"/>
+        </w:tabs>
+      </w:pPr>
+      <w:r>
+        <w:t> constructor allows you to initialize an object's properties upon creation of the object.</w:t>
+      </w:r>
+    </w:p>
+    <w:p>
+      <w:pPr>
+        <w:tabs>
+          <w:tab w:val="left" w:pos="1350"/>
+        </w:tabs>
+      </w:pPr>
+      <w:r>
+        <w:t>If you create a __</w:t>
+      </w:r>
+      <w:proofErr w:type="gramStart"/>
+      <w:r>
+        <w:t>construct(</w:t>
+      </w:r>
+      <w:proofErr w:type="gramEnd"/>
+      <w:r>
+        <w:t>) function, PHP will automatically call this function when you create an object from a class.</w:t>
+      </w:r>
+    </w:p>
+    <w:p>
+      <w:pPr>
+        <w:tabs>
+          <w:tab w:val="left" w:pos="1350"/>
+        </w:tabs>
+      </w:pPr>
+      <w:r>
+        <w:t>Notice that the construct function starts with two underscores (__)!</w:t>
+      </w:r>
+    </w:p>
+    <w:p>
+      <w:pPr>
+        <w:tabs>
+          <w:tab w:val="left" w:pos="1350"/>
+        </w:tabs>
+      </w:pPr>
+      <w:r>
+        <w:t xml:space="preserve">We see in the example below, that using a constructor saves us from calling the </w:t>
+      </w:r>
+      <w:proofErr w:type="spellStart"/>
+      <w:r>
+        <w:t>set_</w:t>
+      </w:r>
+      <w:proofErr w:type="gramStart"/>
+      <w:r>
+        <w:t>name</w:t>
+      </w:r>
+      <w:proofErr w:type="spellEnd"/>
+      <w:r>
+        <w:t>(</w:t>
+      </w:r>
+      <w:proofErr w:type="gramEnd"/>
+      <w:r>
+        <w:t>) method which reduces the amount of code:</w:t>
+      </w:r>
+    </w:p>
+    <w:p>
+      <w:pPr>
+        <w:tabs>
+          <w:tab w:val="left" w:pos="1350"/>
+        </w:tabs>
+      </w:pPr>
+      <w:r>
+        <w:t xml:space="preserve">h1 </w:t>
+      </w:r>
+      <w:r>
+        <w:rPr>
+          <w:i/>
+          <w:iCs/>
+        </w:rPr>
+        <w:t>class</w:t>
+      </w:r>
+      <w:r>
+        <w:t>="mt-4"&gt;37. CLASS AND OBJECT CONSTRUCTOR &lt;/h1&gt;</w:t>
+      </w:r>
+    </w:p>
+    <w:p>
+      <w:pPr>
+        <w:tabs>
+          <w:tab w:val="left" w:pos="1350"/>
+        </w:tabs>
+      </w:pPr>
+      <w:r>
+        <w:lastRenderedPageBreak/>
+        <w:t>&lt;?</w:t>
+      </w:r>
+      <w:proofErr w:type="spellStart"/>
+      <w:r>
+        <w:t>php</w:t>
+      </w:r>
+      <w:proofErr w:type="spellEnd"/>
+    </w:p>
+    <w:p>
+      <w:pPr>
+        <w:tabs>
+          <w:tab w:val="left" w:pos="1350"/>
+        </w:tabs>
+      </w:pPr>
+      <w:r>
+        <w:t> </w:t>
+      </w:r>
+      <w:r>
+        <w:rPr>
+          <w:i/>
+          <w:iCs/>
+        </w:rPr>
+        <w:t>class</w:t>
+      </w:r>
+      <w:r>
+        <w:t xml:space="preserve"> </w:t>
+      </w:r>
+      <w:proofErr w:type="gramStart"/>
+      <w:r>
+        <w:t>gas{</w:t>
+      </w:r>
+      <w:proofErr w:type="gramEnd"/>
+    </w:p>
+    <w:p>
+      <w:pPr>
+        <w:tabs>
+          <w:tab w:val="left" w:pos="1350"/>
+        </w:tabs>
+      </w:pPr>
+      <w:r>
+        <w:t xml:space="preserve">  </w:t>
+      </w:r>
+      <w:r>
+        <w:rPr>
+          <w:i/>
+          <w:iCs/>
+        </w:rPr>
+        <w:t>public</w:t>
+      </w:r>
+      <w:r>
+        <w:t xml:space="preserve"> $marks;</w:t>
+      </w:r>
+    </w:p>
+    <w:p>
+      <w:pPr>
+        <w:tabs>
+          <w:tab w:val="left" w:pos="1350"/>
+        </w:tabs>
+      </w:pPr>
+      <w:r>
+        <w:t xml:space="preserve">  </w:t>
+      </w:r>
+      <w:r>
+        <w:rPr>
+          <w:i/>
+          <w:iCs/>
+        </w:rPr>
+        <w:t>public</w:t>
+      </w:r>
+      <w:r>
+        <w:t xml:space="preserve"> $age;</w:t>
+      </w:r>
+    </w:p>
+    <w:p>
+      <w:pPr>
+        <w:tabs>
+          <w:tab w:val="left" w:pos="1350"/>
+        </w:tabs>
+      </w:pPr>
+      <w:r>
+        <w:t xml:space="preserve">  </w:t>
+      </w:r>
+      <w:r>
+        <w:rPr>
+          <w:i/>
+          <w:iCs/>
+        </w:rPr>
+        <w:t>public</w:t>
+      </w:r>
+      <w:r>
+        <w:t xml:space="preserve"> </w:t>
+      </w:r>
+      <w:r>
+        <w:rPr>
+          <w:i/>
+          <w:iCs/>
+        </w:rPr>
+        <w:t>function</w:t>
+      </w:r>
+      <w:r>
+        <w:t xml:space="preserve"> __construct($</w:t>
+      </w:r>
+      <w:proofErr w:type="spellStart"/>
+      <w:proofErr w:type="gramStart"/>
+      <w:r>
+        <w:t>marks,$</w:t>
+      </w:r>
+      <w:proofErr w:type="gramEnd"/>
+      <w:r>
+        <w:t>age</w:t>
+      </w:r>
+      <w:proofErr w:type="spellEnd"/>
+      <w:r>
+        <w:t>)</w:t>
+      </w:r>
+    </w:p>
+    <w:p>
+      <w:pPr>
+        <w:tabs>
+          <w:tab w:val="left" w:pos="1350"/>
+        </w:tabs>
+      </w:pPr>
+      <w:r>
+        <w:t>  {</w:t>
+      </w:r>
+    </w:p>
+    <w:p>
+      <w:pPr>
+        <w:tabs>
+          <w:tab w:val="left" w:pos="1350"/>
+        </w:tabs>
+      </w:pPr>
+      <w:r>
+        <w:t xml:space="preserve">    </w:t>
+      </w:r>
+      <w:r>
+        <w:rPr>
+          <w:i/>
+          <w:iCs/>
+        </w:rPr>
+        <w:t>$this</w:t>
+      </w:r>
+      <w:r>
+        <w:t>-&gt;marks = $marks;</w:t>
+      </w:r>
+    </w:p>
+    <w:p>
+      <w:pPr>
+        <w:tabs>
+          <w:tab w:val="left" w:pos="1350"/>
+        </w:tabs>
+      </w:pPr>
+      <w:r>
+        <w:t xml:space="preserve">    </w:t>
+      </w:r>
+      <w:r>
+        <w:rPr>
+          <w:i/>
+          <w:iCs/>
+        </w:rPr>
+        <w:t>$this</w:t>
+      </w:r>
+      <w:r>
+        <w:t>-&gt;age = $age;</w:t>
+      </w:r>
+    </w:p>
+    <w:p>
+      <w:pPr>
+        <w:tabs>
+          <w:tab w:val="left" w:pos="1350"/>
+        </w:tabs>
+      </w:pPr>
+      <w:r>
+        <w:t>  }</w:t>
+      </w:r>
+    </w:p>
+    <w:p>
+      <w:pPr>
+        <w:tabs>
+          <w:tab w:val="left" w:pos="1350"/>
+        </w:tabs>
+      </w:pPr>
+      <w:r>
+        <w:t>}</w:t>
+      </w:r>
+    </w:p>
+    <w:p>
+      <w:pPr>
+        <w:tabs>
+          <w:tab w:val="left" w:pos="1350"/>
+        </w:tabs>
+      </w:pPr>
+      <w:r>
+        <w:t>  $k1=new gas("deep",25);</w:t>
+      </w:r>
+    </w:p>
+    <w:p>
+      <w:pPr>
+        <w:tabs>
+          <w:tab w:val="left" w:pos="1350"/>
+        </w:tabs>
+      </w:pPr>
+      <w:r>
+        <w:t>  echo $k1-&gt;age;</w:t>
+      </w:r>
+    </w:p>
+    <w:p>
+      <w:pPr>
+        <w:tabs>
+          <w:tab w:val="left" w:pos="1350"/>
+        </w:tabs>
+      </w:pPr>
+      <w:r>
+        <w:t>  echo"&lt;</w:t>
+      </w:r>
+      <w:proofErr w:type="spellStart"/>
+      <w:r>
+        <w:t>br</w:t>
+      </w:r>
+      <w:proofErr w:type="spellEnd"/>
+      <w:r>
+        <w:t>&gt;";</w:t>
+      </w:r>
+    </w:p>
+    <w:p>
+      <w:pPr>
+        <w:tabs>
+          <w:tab w:val="left" w:pos="1350"/>
+        </w:tabs>
+      </w:pPr>
+      <w:r>
+        <w:t>  echo $k1-&gt;marks;</w:t>
+      </w:r>
+    </w:p>
+    <w:p>
+      <w:pPr>
+        <w:tabs>
+          <w:tab w:val="left" w:pos="1350"/>
+        </w:tabs>
+      </w:pPr>
+      <w:r>
+        <w:t>?&gt;</w:t>
+      </w:r>
+    </w:p>
+    <w:p>
+      <w:pPr>
+        <w:tabs>
+          <w:tab w:val="left" w:pos="1350"/>
+        </w:tabs>
+      </w:pPr>
+      <w:r>
+        <w:t>&lt;/html&gt;</w:t>
+      </w:r>
+    </w:p>
+    <w:p>
+      <w:pPr>
+        <w:tabs>
+          <w:tab w:val="left" w:pos="1350"/>
+        </w:tabs>
+      </w:pPr>
+    </w:p>
+    <w:p>
+      <w:pPr>
+        <w:tabs>
+          <w:tab w:val="left" w:pos="5025"/>
+        </w:tabs>
+        <w:ind w:left="360"/>
+        <w:rPr>
+          <w:sz w:val="44"/>
+          <w:szCs w:val="44"/>
+        </w:rPr>
+      </w:pPr>
+      <w:r>
+        <w:rPr>
+          <w:sz w:val="44"/>
+          <w:szCs w:val="44"/>
+        </w:rPr>
+        <w:t>PHP</w:t>
+      </w:r>
+      <w:r>
+        <w:rPr>
+          <w:sz w:val="44"/>
+          <w:szCs w:val="44"/>
+        </w:rPr>
+        <w:t xml:space="preserve"> DESTRUCT</w:t>
+      </w:r>
+    </w:p>
+    <w:p>
+      <w:pPr>
+        <w:tabs>
+          <w:tab w:val="left" w:pos="1350"/>
+        </w:tabs>
+      </w:pPr>
+      <w:r>
+        <w:t>A destructor is called when the object is destructed or the script is stopped or exited.</w:t>
+      </w:r>
+    </w:p>
+    <w:p>
+      <w:pPr>
+        <w:tabs>
+          <w:tab w:val="left" w:pos="1350"/>
+        </w:tabs>
+      </w:pPr>
+      <w:r>
+        <w:t>If you create a __</w:t>
+      </w:r>
+      <w:proofErr w:type="gramStart"/>
+      <w:r>
+        <w:t>destruct(</w:t>
+      </w:r>
+      <w:proofErr w:type="gramEnd"/>
+      <w:r>
+        <w:t>) function, PHP will automatically call this function at the end of the script.</w:t>
+      </w:r>
+    </w:p>
+    <w:p>
+      <w:pPr>
+        <w:tabs>
+          <w:tab w:val="left" w:pos="1350"/>
+        </w:tabs>
+      </w:pPr>
+      <w:r>
+        <w:t>Notice that the destruct function starts with two underscores (__)!</w:t>
+      </w:r>
+    </w:p>
+    <w:p>
+      <w:pPr>
+        <w:tabs>
+          <w:tab w:val="left" w:pos="1350"/>
+        </w:tabs>
+      </w:pPr>
+      <w:r>
+        <w:t>The example below has a __</w:t>
+      </w:r>
+      <w:proofErr w:type="gramStart"/>
+      <w:r>
+        <w:t>construct(</w:t>
+      </w:r>
+      <w:proofErr w:type="gramEnd"/>
+      <w:r>
+        <w:t>) function that is automatically called when you create a</w:t>
+      </w:r>
+    </w:p>
+    <w:p>
+      <w:pPr>
+        <w:tabs>
+          <w:tab w:val="left" w:pos="1350"/>
+        </w:tabs>
+      </w:pPr>
+      <w:r>
+        <w:rPr>
+          <w:i/>
+          <w:iCs/>
+        </w:rPr>
+        <w:t>class</w:t>
+      </w:r>
+      <w:r>
+        <w:t xml:space="preserve"> </w:t>
+      </w:r>
+      <w:proofErr w:type="spellStart"/>
+      <w:proofErr w:type="gramStart"/>
+      <w:r>
+        <w:t>jason</w:t>
+      </w:r>
+      <w:proofErr w:type="spellEnd"/>
+      <w:r>
+        <w:t>{</w:t>
+      </w:r>
+      <w:proofErr w:type="gramEnd"/>
+    </w:p>
+    <w:p>
+      <w:pPr>
+        <w:tabs>
+          <w:tab w:val="left" w:pos="1350"/>
+        </w:tabs>
+      </w:pPr>
+      <w:r>
+        <w:t xml:space="preserve">  </w:t>
+      </w:r>
+      <w:r>
+        <w:rPr>
+          <w:i/>
+          <w:iCs/>
+        </w:rPr>
+        <w:t>public</w:t>
+      </w:r>
+      <w:r>
+        <w:t xml:space="preserve"> $Yamraj ="</w:t>
+      </w:r>
+      <w:proofErr w:type="gramStart"/>
+      <w:r>
+        <w:t>Yamraj :</w:t>
+      </w:r>
+      <w:proofErr w:type="gramEnd"/>
+      <w:r>
+        <w:t xml:space="preserve"> Vats Tumara </w:t>
+      </w:r>
+      <w:proofErr w:type="spellStart"/>
+      <w:r>
+        <w:t>Waqt</w:t>
+      </w:r>
+      <w:proofErr w:type="spellEnd"/>
+      <w:r>
+        <w:t xml:space="preserve"> Ho Gaya </w:t>
+      </w:r>
+      <w:proofErr w:type="spellStart"/>
+      <w:r>
+        <w:t>Prasthan</w:t>
+      </w:r>
+      <w:proofErr w:type="spellEnd"/>
+      <w:r>
+        <w:t xml:space="preserve"> Ka hum mot </w:t>
+      </w:r>
+      <w:proofErr w:type="spellStart"/>
+      <w:r>
+        <w:t>ke</w:t>
+      </w:r>
+      <w:proofErr w:type="spellEnd"/>
+      <w:r>
+        <w:t xml:space="preserve"> </w:t>
+      </w:r>
+      <w:proofErr w:type="spellStart"/>
+      <w:r>
+        <w:t>Devta</w:t>
+      </w:r>
+      <w:proofErr w:type="spellEnd"/>
+      <w:r>
+        <w:t xml:space="preserve"> he";</w:t>
+      </w:r>
+    </w:p>
+    <w:p>
+      <w:pPr>
+        <w:tabs>
+          <w:tab w:val="left" w:pos="1350"/>
+        </w:tabs>
+      </w:pPr>
+      <w:r>
+        <w:t xml:space="preserve">  </w:t>
+      </w:r>
+      <w:r>
+        <w:rPr>
+          <w:i/>
+          <w:iCs/>
+        </w:rPr>
+        <w:t>function</w:t>
+      </w:r>
+      <w:r>
+        <w:t xml:space="preserve"> _construct($</w:t>
+      </w:r>
+      <w:proofErr w:type="gramStart"/>
+      <w:r>
+        <w:t>Yamraj){</w:t>
+      </w:r>
+      <w:proofErr w:type="gramEnd"/>
+    </w:p>
+    <w:p>
+      <w:pPr>
+        <w:tabs>
+          <w:tab w:val="left" w:pos="1350"/>
+        </w:tabs>
+      </w:pPr>
+      <w:r>
+        <w:t xml:space="preserve">    </w:t>
+      </w:r>
+      <w:r>
+        <w:rPr>
+          <w:i/>
+          <w:iCs/>
+        </w:rPr>
+        <w:t>$this</w:t>
+      </w:r>
+      <w:r>
+        <w:t>-&gt;Yamraj = $Yamraj;</w:t>
+      </w:r>
+    </w:p>
+    <w:p>
+      <w:pPr>
+        <w:tabs>
+          <w:tab w:val="left" w:pos="1350"/>
+        </w:tabs>
+      </w:pPr>
+      <w:r>
+        <w:t>  }</w:t>
+      </w:r>
+    </w:p>
+    <w:p>
+      <w:pPr>
+        <w:tabs>
+          <w:tab w:val="left" w:pos="1350"/>
+        </w:tabs>
+      </w:pPr>
+      <w:r>
+        <w:t xml:space="preserve">  </w:t>
+      </w:r>
+      <w:r>
+        <w:rPr>
+          <w:i/>
+          <w:iCs/>
+        </w:rPr>
+        <w:t>public</w:t>
+      </w:r>
+      <w:r>
+        <w:t xml:space="preserve"> $</w:t>
+      </w:r>
+      <w:proofErr w:type="spellStart"/>
+      <w:r>
+        <w:t>mahakal</w:t>
+      </w:r>
+      <w:proofErr w:type="spellEnd"/>
+      <w:r>
+        <w:t xml:space="preserve"> ="</w:t>
+      </w:r>
+      <w:proofErr w:type="gramStart"/>
+      <w:r>
+        <w:t>Shivji :Madira</w:t>
+      </w:r>
+      <w:proofErr w:type="gramEnd"/>
+      <w:r>
+        <w:t xml:space="preserve"> Pan Kam </w:t>
+      </w:r>
+      <w:proofErr w:type="spellStart"/>
+      <w:r>
+        <w:t>kiya</w:t>
+      </w:r>
+      <w:proofErr w:type="spellEnd"/>
+      <w:r>
+        <w:t xml:space="preserve"> karo Yamraj </w:t>
+      </w:r>
+      <w:proofErr w:type="spellStart"/>
+      <w:r>
+        <w:t>KIske</w:t>
+      </w:r>
+      <w:proofErr w:type="spellEnd"/>
+      <w:r>
+        <w:t xml:space="preserve"> </w:t>
+      </w:r>
+      <w:proofErr w:type="spellStart"/>
+      <w:r>
+        <w:t>samne</w:t>
+      </w:r>
+      <w:proofErr w:type="spellEnd"/>
+      <w:r>
+        <w:t xml:space="preserve"> Khade </w:t>
+      </w:r>
+      <w:proofErr w:type="spellStart"/>
+      <w:r>
+        <w:t>ho</w:t>
+      </w:r>
+      <w:proofErr w:type="spellEnd"/>
+      <w:r>
+        <w:t xml:space="preserve"> </w:t>
+      </w:r>
+      <w:proofErr w:type="spellStart"/>
+      <w:r>
+        <w:t>woh</w:t>
+      </w:r>
+      <w:proofErr w:type="spellEnd"/>
+      <w:r>
+        <w:t xml:space="preserve"> to </w:t>
+      </w:r>
+      <w:proofErr w:type="spellStart"/>
+      <w:r>
+        <w:t>Dekh</w:t>
+      </w:r>
+      <w:proofErr w:type="spellEnd"/>
+      <w:r>
+        <w:t xml:space="preserve"> lo Hum Devo </w:t>
+      </w:r>
+      <w:proofErr w:type="spellStart"/>
+      <w:r>
+        <w:t>ke</w:t>
+      </w:r>
+      <w:proofErr w:type="spellEnd"/>
+      <w:r>
+        <w:t xml:space="preserve"> Dev Mahakal he Jivan aur </w:t>
+      </w:r>
+      <w:proofErr w:type="spellStart"/>
+      <w:r>
+        <w:t>mrtuyu</w:t>
+      </w:r>
+      <w:proofErr w:type="spellEnd"/>
+      <w:r>
+        <w:t xml:space="preserve"> </w:t>
+      </w:r>
+      <w:proofErr w:type="spellStart"/>
+      <w:r>
+        <w:t>dono</w:t>
+      </w:r>
+      <w:proofErr w:type="spellEnd"/>
+      <w:r>
+        <w:t xml:space="preserve"> </w:t>
+      </w:r>
+      <w:proofErr w:type="spellStart"/>
+      <w:r>
+        <w:t>Hamare</w:t>
+      </w:r>
+      <w:proofErr w:type="spellEnd"/>
+      <w:r>
+        <w:t xml:space="preserve"> </w:t>
+      </w:r>
+      <w:proofErr w:type="spellStart"/>
+      <w:r>
+        <w:t>andar</w:t>
+      </w:r>
+      <w:proofErr w:type="spellEnd"/>
+      <w:r>
+        <w:t xml:space="preserve"> vas </w:t>
+      </w:r>
+      <w:proofErr w:type="spellStart"/>
+      <w:r>
+        <w:t>karta</w:t>
+      </w:r>
+      <w:proofErr w:type="spellEnd"/>
+      <w:r>
+        <w:t xml:space="preserve"> he aur  </w:t>
+      </w:r>
+      <w:proofErr w:type="spellStart"/>
+      <w:r>
+        <w:t>hume</w:t>
+      </w:r>
+      <w:proofErr w:type="spellEnd"/>
+      <w:r>
+        <w:t xml:space="preserve"> khatam </w:t>
+      </w:r>
+      <w:proofErr w:type="spellStart"/>
+      <w:r>
+        <w:t>karega</w:t>
+      </w:r>
+      <w:proofErr w:type="spellEnd"/>
+      <w:r>
+        <w:t>";</w:t>
+      </w:r>
+    </w:p>
+    <w:p>
+      <w:pPr>
+        <w:tabs>
+          <w:tab w:val="left" w:pos="1350"/>
+        </w:tabs>
+      </w:pPr>
+      <w:r>
+        <w:t xml:space="preserve">  </w:t>
+      </w:r>
+      <w:r>
+        <w:rPr>
+          <w:i/>
+          <w:iCs/>
+        </w:rPr>
+        <w:t>public</w:t>
+      </w:r>
+      <w:r>
+        <w:t xml:space="preserve"> $</w:t>
+      </w:r>
+      <w:proofErr w:type="spellStart"/>
+      <w:r>
+        <w:t>mahakalthirdEye</w:t>
+      </w:r>
+      <w:proofErr w:type="spellEnd"/>
+      <w:r>
+        <w:t>="</w:t>
+      </w:r>
+      <w:proofErr w:type="spellStart"/>
+      <w:r>
+        <w:t>yamraj</w:t>
+      </w:r>
+      <w:proofErr w:type="spellEnd"/>
+      <w:r>
+        <w:t xml:space="preserve"> ji </w:t>
+      </w:r>
+      <w:proofErr w:type="spellStart"/>
+      <w:r>
+        <w:t>Destory</w:t>
+      </w:r>
+      <w:proofErr w:type="spellEnd"/>
+      <w:r>
+        <w:t xml:space="preserve"> </w:t>
+      </w:r>
+      <w:proofErr w:type="spellStart"/>
+      <w:r>
+        <w:t>ho</w:t>
+      </w:r>
+      <w:proofErr w:type="spellEnd"/>
+      <w:r>
+        <w:t xml:space="preserve"> </w:t>
+      </w:r>
+      <w:proofErr w:type="spellStart"/>
+      <w:r>
+        <w:t>gaye</w:t>
+      </w:r>
+      <w:proofErr w:type="spellEnd"/>
+      <w:r>
+        <w:t>";</w:t>
+      </w:r>
+    </w:p>
+    <w:p>
+      <w:pPr>
+        <w:tabs>
+          <w:tab w:val="left" w:pos="1350"/>
+        </w:tabs>
+      </w:pPr>
+      <w:r>
+        <w:lastRenderedPageBreak/>
+        <w:t xml:space="preserve">  </w:t>
+      </w:r>
+      <w:r>
+        <w:rPr>
+          <w:i/>
+          <w:iCs/>
+        </w:rPr>
+        <w:t>function</w:t>
+      </w:r>
+      <w:r>
+        <w:t xml:space="preserve"> _destruct($</w:t>
+      </w:r>
+      <w:proofErr w:type="spellStart"/>
+      <w:proofErr w:type="gramStart"/>
+      <w:r>
+        <w:t>mahakal</w:t>
+      </w:r>
+      <w:proofErr w:type="spellEnd"/>
+      <w:r>
+        <w:t>,$</w:t>
+      </w:r>
+      <w:proofErr w:type="spellStart"/>
+      <w:proofErr w:type="gramEnd"/>
+      <w:r>
+        <w:t>mahakalthirdEye</w:t>
+      </w:r>
+      <w:proofErr w:type="spellEnd"/>
+      <w:r>
+        <w:t>){</w:t>
+      </w:r>
+    </w:p>
+    <w:p>
+      <w:pPr>
+        <w:tabs>
+          <w:tab w:val="left" w:pos="1350"/>
+        </w:tabs>
+      </w:pPr>
+      <w:r>
+        <w:t xml:space="preserve">    </w:t>
+      </w:r>
+      <w:r>
+        <w:rPr>
+          <w:i/>
+          <w:iCs/>
+        </w:rPr>
+        <w:t>$this</w:t>
+      </w:r>
+      <w:r>
+        <w:t>-&gt;$</w:t>
+      </w:r>
+      <w:proofErr w:type="spellStart"/>
+      <w:r>
+        <w:t>mahakal</w:t>
+      </w:r>
+      <w:proofErr w:type="spellEnd"/>
+      <w:r>
+        <w:t>= $</w:t>
+      </w:r>
+      <w:proofErr w:type="spellStart"/>
+      <w:r>
+        <w:t>mahakal</w:t>
+      </w:r>
+      <w:proofErr w:type="spellEnd"/>
+      <w:r>
+        <w:t>;</w:t>
+      </w:r>
+    </w:p>
+    <w:p>
+      <w:pPr>
+        <w:tabs>
+          <w:tab w:val="left" w:pos="1350"/>
+        </w:tabs>
+      </w:pPr>
+      <w:r>
+        <w:t xml:space="preserve">    </w:t>
+      </w:r>
+      <w:r>
+        <w:rPr>
+          <w:i/>
+          <w:iCs/>
+        </w:rPr>
+        <w:t>$this</w:t>
+      </w:r>
+      <w:r>
+        <w:t>-&gt;$</w:t>
+      </w:r>
+      <w:proofErr w:type="spellStart"/>
+      <w:r>
+        <w:t>mahakalthirdEye</w:t>
+      </w:r>
+      <w:proofErr w:type="spellEnd"/>
+      <w:r>
+        <w:t>= $</w:t>
+      </w:r>
+      <w:proofErr w:type="spellStart"/>
+      <w:r>
+        <w:t>mahakalthirdEye</w:t>
+      </w:r>
+      <w:proofErr w:type="spellEnd"/>
+      <w:r>
+        <w:t>;</w:t>
+      </w:r>
+    </w:p>
+    <w:p>
+      <w:pPr>
+        <w:tabs>
+          <w:tab w:val="left" w:pos="1350"/>
+        </w:tabs>
+      </w:pPr>
+      <w:r>
+        <w:t>  }</w:t>
+      </w:r>
+    </w:p>
+    <w:p>
+      <w:pPr>
+        <w:tabs>
+          <w:tab w:val="left" w:pos="1350"/>
+        </w:tabs>
+      </w:pPr>
+      <w:r>
+        <w:t>}</w:t>
+      </w:r>
+    </w:p>
+    <w:p>
+      <w:pPr>
+        <w:tabs>
+          <w:tab w:val="left" w:pos="1350"/>
+        </w:tabs>
+      </w:pPr>
+      <w:r>
+        <w:t xml:space="preserve">$has=new </w:t>
+      </w:r>
+      <w:proofErr w:type="spellStart"/>
+      <w:proofErr w:type="gramStart"/>
+      <w:r>
+        <w:t>jason</w:t>
+      </w:r>
+      <w:proofErr w:type="spellEnd"/>
+      <w:r>
+        <w:t>(</w:t>
+      </w:r>
+      <w:proofErr w:type="gramEnd"/>
+      <w:r>
+        <w:t>);</w:t>
+      </w:r>
+    </w:p>
+    <w:p>
+      <w:pPr>
+        <w:tabs>
+          <w:tab w:val="left" w:pos="1350"/>
+        </w:tabs>
+      </w:pPr>
+      <w:r>
+        <w:t>echo $has-&gt;Yamraj;</w:t>
+      </w:r>
+    </w:p>
+    <w:p>
+      <w:pPr>
+        <w:tabs>
+          <w:tab w:val="left" w:pos="1350"/>
+        </w:tabs>
+      </w:pPr>
+      <w:r>
+        <w:t>echo "&lt;</w:t>
+      </w:r>
+      <w:proofErr w:type="spellStart"/>
+      <w:r>
+        <w:t>br</w:t>
+      </w:r>
+      <w:proofErr w:type="spellEnd"/>
+      <w:r>
+        <w:t>&gt;";</w:t>
+      </w:r>
+    </w:p>
+    <w:p>
+      <w:pPr>
+        <w:tabs>
+          <w:tab w:val="left" w:pos="1350"/>
+        </w:tabs>
+      </w:pPr>
+      <w:r>
+        <w:t>echo $has-&gt;</w:t>
+      </w:r>
+      <w:proofErr w:type="spellStart"/>
+      <w:r>
+        <w:t>mahakal</w:t>
+      </w:r>
+      <w:proofErr w:type="spellEnd"/>
+      <w:r>
+        <w:t>;</w:t>
+      </w:r>
+    </w:p>
+    <w:p>
+      <w:pPr>
+        <w:tabs>
+          <w:tab w:val="left" w:pos="1350"/>
+        </w:tabs>
+      </w:pPr>
+      <w:r>
+        <w:t>echo "&lt;</w:t>
+      </w:r>
+      <w:proofErr w:type="spellStart"/>
+      <w:r>
+        <w:t>br</w:t>
+      </w:r>
+      <w:proofErr w:type="spellEnd"/>
+      <w:r>
+        <w:t>&gt;";</w:t>
+      </w:r>
+    </w:p>
+    <w:p>
+      <w:pPr>
+        <w:tabs>
+          <w:tab w:val="left" w:pos="1350"/>
+        </w:tabs>
+      </w:pPr>
+      <w:r>
+        <w:t>echo $has-&gt;</w:t>
+      </w:r>
+      <w:proofErr w:type="spellStart"/>
+      <w:r>
+        <w:t>mahakalthirdEye</w:t>
+      </w:r>
+      <w:proofErr w:type="spellEnd"/>
+    </w:p>
+    <w:p>
+      <w:pPr>
+        <w:tabs>
+          <w:tab w:val="left" w:pos="1350"/>
+        </w:tabs>
+      </w:pPr>
+      <w:r>
+        <w:t>?&gt;</w:t>
+      </w:r>
+    </w:p>
+    <w:p>
+      <w:pPr>
+        <w:tabs>
+          <w:tab w:val="left" w:pos="1350"/>
+        </w:tabs>
+      </w:pPr>
+      <w:r>
+        <w:t>&lt;/html&gt;</w:t>
+      </w:r>
+    </w:p>
+    <w:p>
+      <w:pPr>
+        <w:tabs>
+          <w:tab w:val="left" w:pos="1350"/>
+        </w:tabs>
+      </w:pPr>
+    </w:p>
+    <w:p>
+      <w:pPr>
+        <w:tabs>
+          <w:tab w:val="left" w:pos="5025"/>
+        </w:tabs>
+        <w:ind w:left="360"/>
+        <w:rPr>
+          <w:sz w:val="44"/>
+          <w:szCs w:val="44"/>
+        </w:rPr>
+      </w:pPr>
+      <w:r>
+        <w:rPr>
+          <w:sz w:val="44"/>
+          <w:szCs w:val="44"/>
+        </w:rPr>
+        <w:t>PHP</w:t>
+      </w:r>
+      <w:r>
+        <w:rPr>
+          <w:sz w:val="44"/>
+          <w:szCs w:val="44"/>
+        </w:rPr>
+        <w:t xml:space="preserve"> </w:t>
+      </w:r>
+      <w:r>
+        <w:rPr>
+          <w:sz w:val="44"/>
+          <w:szCs w:val="44"/>
+        </w:rPr>
+        <w:t>ACCESS MODIFIERS</w:t>
+      </w:r>
+    </w:p>
+    <w:p>
+      <w:pPr>
+        <w:tabs>
+          <w:tab w:val="left" w:pos="1350"/>
+        </w:tabs>
+      </w:pPr>
+      <w:r>
+        <w:t>Properties and methods can have access modifiers which control where they can be accessed.</w:t>
+      </w:r>
+    </w:p>
+    <w:p>
+      <w:pPr>
+        <w:tabs>
+          <w:tab w:val="left" w:pos="1350"/>
+        </w:tabs>
+      </w:pPr>
+      <w:r>
+        <w:t>There are three access modifiers:</w:t>
+      </w:r>
+    </w:p>
+    <w:p>
+      <w:pPr>
         <w:numPr>
           <w:ilvl w:val="0"/>
-          <w:numId w:val="1"/>
+          <w:numId w:val="26"/>
         </w:numPr>
+        <w:tabs>
+          <w:tab w:val="left" w:pos="1350"/>
+        </w:tabs>
+      </w:pPr>
+      <w:r>
+        <w:t>public - the property or method can be accessed from everywhere. This is default</w:t>
+      </w:r>
+    </w:p>
+    <w:p>
+      <w:pPr>
+        <w:numPr>
+          <w:ilvl w:val="0"/>
+          <w:numId w:val="26"/>
+        </w:numPr>
+        <w:tabs>
+          <w:tab w:val="left" w:pos="1350"/>
+        </w:tabs>
+      </w:pPr>
+      <w:r>
+        <w:t>protected - the property or method can be accessed within the class and by classes derived from that class</w:t>
+      </w:r>
+    </w:p>
+    <w:p>
+      <w:pPr>
+        <w:numPr>
+          <w:ilvl w:val="0"/>
+          <w:numId w:val="26"/>
+        </w:numPr>
+        <w:tabs>
+          <w:tab w:val="left" w:pos="1350"/>
+        </w:tabs>
+      </w:pPr>
+      <w:r>
+        <w:t>private - the property or method can ONLY be accessed within the class</w:t>
+      </w:r>
+    </w:p>
+    <w:p>
+      <w:pPr>
+        <w:tabs>
+          <w:tab w:val="left" w:pos="1350"/>
+        </w:tabs>
+      </w:pPr>
+      <w:r>
+        <w:t xml:space="preserve">In the following example we have added three different access modifiers to three properties (name, </w:t>
+      </w:r>
+      <w:proofErr w:type="spellStart"/>
+      <w:r>
+        <w:t>color</w:t>
+      </w:r>
+      <w:proofErr w:type="spellEnd"/>
+      <w:r>
+        <w:t xml:space="preserve">, and weight). Here, if you try to set the name property it will work fine (because the name property is public, and can be accessed from everywhere). However, if you try to set the </w:t>
+      </w:r>
+      <w:proofErr w:type="spellStart"/>
+      <w:r>
+        <w:t>color</w:t>
+      </w:r>
+      <w:proofErr w:type="spellEnd"/>
+      <w:r>
+        <w:t xml:space="preserve"> or weight property it will result in a fatal error (because the </w:t>
+      </w:r>
+      <w:proofErr w:type="spellStart"/>
+      <w:r>
+        <w:t>color</w:t>
+      </w:r>
+      <w:proofErr w:type="spellEnd"/>
+      <w:r>
+        <w:t xml:space="preserve"> and weight property are protected and private):</w:t>
+      </w:r>
+    </w:p>
+    <w:p>
+      <w:pPr>
+        <w:tabs>
+          <w:tab w:val="left" w:pos="1350"/>
+        </w:tabs>
+      </w:pPr>
+      <w:r>
+        <w:t xml:space="preserve">&lt;h1 </w:t>
+      </w:r>
+      <w:r>
+        <w:rPr>
+          <w:i/>
+          <w:iCs/>
+        </w:rPr>
+        <w:t>class</w:t>
+      </w:r>
+      <w:r>
+        <w:t>="mt-4"&gt;3. CLASS AND OBJECT WITH ACESS MODIFIRES &lt;/h1&gt;</w:t>
+      </w:r>
+    </w:p>
+    <w:p>
+      <w:pPr>
+        <w:tabs>
+          <w:tab w:val="left" w:pos="1350"/>
+        </w:tabs>
+      </w:pPr>
+      <w:r>
+        <w:t>&lt;?</w:t>
+      </w:r>
+      <w:proofErr w:type="spellStart"/>
+      <w:r>
+        <w:t>php</w:t>
+      </w:r>
+      <w:proofErr w:type="spellEnd"/>
+    </w:p>
+    <w:p>
+      <w:pPr>
+        <w:tabs>
+          <w:tab w:val="left" w:pos="1350"/>
+        </w:tabs>
+      </w:pPr>
+      <w:r>
+        <w:rPr>
+          <w:i/>
+          <w:iCs/>
+        </w:rPr>
+        <w:t>class</w:t>
+      </w:r>
+      <w:r>
+        <w:t xml:space="preserve"> </w:t>
+      </w:r>
+      <w:proofErr w:type="spellStart"/>
+      <w:proofErr w:type="gramStart"/>
+      <w:r>
+        <w:t>AcessModfiers</w:t>
+      </w:r>
+      <w:proofErr w:type="spellEnd"/>
+      <w:r>
+        <w:t>{</w:t>
+      </w:r>
+      <w:proofErr w:type="gramEnd"/>
+    </w:p>
+    <w:p>
+      <w:pPr>
+        <w:tabs>
+          <w:tab w:val="left" w:pos="1350"/>
+        </w:tabs>
+      </w:pPr>
+      <w:r>
+        <w:t xml:space="preserve">  </w:t>
+      </w:r>
+      <w:r>
+        <w:rPr>
+          <w:i/>
+          <w:iCs/>
+        </w:rPr>
+        <w:t>public</w:t>
+      </w:r>
+      <w:r>
+        <w:t xml:space="preserve"> $</w:t>
+      </w:r>
+      <w:proofErr w:type="spellStart"/>
+      <w:r>
+        <w:t>iam</w:t>
+      </w:r>
+      <w:proofErr w:type="spellEnd"/>
+      <w:r>
+        <w:t xml:space="preserve"> ="</w:t>
+      </w:r>
+      <w:proofErr w:type="gramStart"/>
+      <w:r>
+        <w:t>Public :</w:t>
+      </w:r>
+      <w:proofErr w:type="gramEnd"/>
+      <w:r>
+        <w:t xml:space="preserve"> </w:t>
+      </w:r>
+      <w:proofErr w:type="spellStart"/>
+      <w:r>
+        <w:t>i</w:t>
+      </w:r>
+      <w:proofErr w:type="spellEnd"/>
+      <w:r>
+        <w:t xml:space="preserve"> am </w:t>
+      </w:r>
+      <w:proofErr w:type="spellStart"/>
+      <w:r>
+        <w:t>accisable</w:t>
+      </w:r>
+      <w:proofErr w:type="spellEnd"/>
+      <w:r>
+        <w:t xml:space="preserve"> from everywhere";</w:t>
+      </w:r>
+    </w:p>
+    <w:p>
+      <w:pPr>
+        <w:tabs>
+          <w:tab w:val="left" w:pos="1350"/>
+        </w:tabs>
+      </w:pPr>
+      <w:r>
+        <w:t xml:space="preserve">  </w:t>
+      </w:r>
+      <w:r>
+        <w:rPr>
+          <w:i/>
+          <w:iCs/>
+        </w:rPr>
+        <w:t>private</w:t>
+      </w:r>
+      <w:r>
+        <w:t xml:space="preserve"> $dance="</w:t>
+      </w:r>
+      <w:proofErr w:type="gramStart"/>
+      <w:r>
+        <w:t>Private :</w:t>
+      </w:r>
+      <w:proofErr w:type="gramEnd"/>
+      <w:r>
+        <w:t xml:space="preserve"> </w:t>
+      </w:r>
+      <w:proofErr w:type="spellStart"/>
+      <w:r>
+        <w:t>i</w:t>
+      </w:r>
+      <w:proofErr w:type="spellEnd"/>
+      <w:r>
+        <w:t xml:space="preserve"> am confidential";</w:t>
+      </w:r>
+    </w:p>
+    <w:p>
+      <w:pPr>
+        <w:tabs>
+          <w:tab w:val="left" w:pos="1350"/>
+        </w:tabs>
+      </w:pPr>
+      <w:r>
+        <w:t xml:space="preserve">  </w:t>
+      </w:r>
+      <w:r>
+        <w:rPr>
+          <w:i/>
+          <w:iCs/>
+        </w:rPr>
+        <w:t>protected</w:t>
+      </w:r>
+      <w:r>
+        <w:t xml:space="preserve"> $</w:t>
+      </w:r>
+      <w:proofErr w:type="spellStart"/>
+      <w:r>
+        <w:t>jsu</w:t>
+      </w:r>
+      <w:proofErr w:type="spellEnd"/>
+      <w:r>
+        <w:t xml:space="preserve"> ="</w:t>
+      </w:r>
+      <w:proofErr w:type="gramStart"/>
+      <w:r>
+        <w:t>Protected :</w:t>
+      </w:r>
+      <w:proofErr w:type="gramEnd"/>
+      <w:r>
+        <w:t xml:space="preserve"> </w:t>
+      </w:r>
+      <w:proofErr w:type="spellStart"/>
+      <w:r>
+        <w:t>kon</w:t>
+      </w:r>
+      <w:proofErr w:type="spellEnd"/>
+      <w:r>
+        <w:t xml:space="preserve"> </w:t>
+      </w:r>
+      <w:proofErr w:type="spellStart"/>
+      <w:r>
+        <w:t>ho</w:t>
+      </w:r>
+      <w:proofErr w:type="spellEnd"/>
+      <w:r>
+        <w:t xml:space="preserve"> tum sab Hum </w:t>
+      </w:r>
+      <w:proofErr w:type="spellStart"/>
+      <w:r>
+        <w:t>sabKuch</w:t>
+      </w:r>
+      <w:proofErr w:type="spellEnd"/>
+      <w:r>
+        <w:t xml:space="preserve"> he";</w:t>
+      </w:r>
+    </w:p>
+    <w:p>
+      <w:pPr>
+        <w:tabs>
+          <w:tab w:val="left" w:pos="1350"/>
+        </w:tabs>
+      </w:pPr>
+      <w:r>
+        <w:lastRenderedPageBreak/>
+        <w:t>}</w:t>
+      </w:r>
+    </w:p>
+    <w:p>
+      <w:pPr>
+        <w:tabs>
+          <w:tab w:val="left" w:pos="1350"/>
+        </w:tabs>
+      </w:pPr>
+      <w:r>
+        <w:t>$</w:t>
+      </w:r>
+      <w:proofErr w:type="spellStart"/>
+      <w:r>
+        <w:t>acces</w:t>
+      </w:r>
+      <w:proofErr w:type="spellEnd"/>
+      <w:r>
+        <w:t xml:space="preserve">=new </w:t>
+      </w:r>
+      <w:proofErr w:type="spellStart"/>
+      <w:proofErr w:type="gramStart"/>
+      <w:r>
+        <w:t>AcessModfiers</w:t>
+      </w:r>
+      <w:proofErr w:type="spellEnd"/>
+      <w:r>
+        <w:t>(</w:t>
+      </w:r>
+      <w:proofErr w:type="gramEnd"/>
+      <w:r>
+        <w:t>);</w:t>
+      </w:r>
+    </w:p>
+    <w:p>
+      <w:pPr>
+        <w:tabs>
+          <w:tab w:val="left" w:pos="1350"/>
+        </w:tabs>
+      </w:pPr>
+      <w:r>
+        <w:t>echo $</w:t>
+      </w:r>
+      <w:proofErr w:type="spellStart"/>
+      <w:r>
+        <w:t>acces</w:t>
+      </w:r>
+      <w:proofErr w:type="spellEnd"/>
+      <w:r>
+        <w:t>-&gt;</w:t>
+      </w:r>
+      <w:proofErr w:type="spellStart"/>
+      <w:r>
+        <w:t>iam</w:t>
+      </w:r>
+      <w:proofErr w:type="spellEnd"/>
+      <w:r>
+        <w:t>;</w:t>
+      </w:r>
+    </w:p>
+    <w:p>
+      <w:pPr>
+        <w:tabs>
+          <w:tab w:val="left" w:pos="1350"/>
+        </w:tabs>
+      </w:pPr>
+      <w:r>
+        <w:t>echo $</w:t>
+      </w:r>
+      <w:proofErr w:type="spellStart"/>
+      <w:r>
+        <w:t>acces</w:t>
+      </w:r>
+      <w:proofErr w:type="spellEnd"/>
+      <w:r>
+        <w:t>-&gt;dance;</w:t>
+      </w:r>
+    </w:p>
+    <w:p>
+      <w:pPr>
+        <w:tabs>
+          <w:tab w:val="left" w:pos="1350"/>
+        </w:tabs>
+      </w:pPr>
+      <w:r>
+        <w:t>echo $</w:t>
+      </w:r>
+      <w:proofErr w:type="spellStart"/>
+      <w:r>
+        <w:t>acces</w:t>
+      </w:r>
+      <w:proofErr w:type="spellEnd"/>
+      <w:r>
+        <w:t>-&gt;</w:t>
+      </w:r>
+      <w:proofErr w:type="spellStart"/>
+      <w:r>
+        <w:t>jsu</w:t>
+      </w:r>
+      <w:proofErr w:type="spellEnd"/>
+      <w:r>
+        <w:t>;</w:t>
+      </w:r>
+    </w:p>
+    <w:p>
+      <w:pPr>
+        <w:tabs>
+          <w:tab w:val="left" w:pos="1350"/>
+        </w:tabs>
+      </w:pPr>
+    </w:p>
+    <w:p>
+      <w:pPr>
+        <w:tabs>
+          <w:tab w:val="left" w:pos="1350"/>
+        </w:tabs>
+      </w:pPr>
+      <w:r>
+        <w:t>?&gt;</w:t>
+      </w:r>
+    </w:p>
+    <w:p>
+      <w:pPr>
         <w:tabs>
           <w:tab w:val="left" w:pos="1350"/>
         </w:tabs>
@@ -50078,9 +53109,9 @@
     </w:lvl>
   </w:abstractNum>
   <w:abstractNum w:abstractNumId="11" w15:restartNumberingAfterBreak="0">
-    <w:nsid w:val="3C7223E0"/>
+    <w:nsid w:val="371C596E"/>
     <w:multiLevelType w:val="multilevel"/>
-    <w:tmpl w:val="23302F56"/>
+    <w:tmpl w:val="29A2767C"/>
     <w:lvl w:ilvl="0">
       <w:start w:val="1"/>
       <w:numFmt w:val="bullet"/>
@@ -50227,9 +53258,9 @@
     </w:lvl>
   </w:abstractNum>
   <w:abstractNum w:abstractNumId="12" w15:restartNumberingAfterBreak="0">
-    <w:nsid w:val="3E3F4299"/>
+    <w:nsid w:val="3B3E6BD7"/>
     <w:multiLevelType w:val="multilevel"/>
-    <w:tmpl w:val="43941034"/>
+    <w:tmpl w:val="AF6673A0"/>
     <w:lvl w:ilvl="0">
       <w:start w:val="1"/>
       <w:numFmt w:val="bullet"/>
@@ -50376,9 +53407,9 @@
     </w:lvl>
   </w:abstractNum>
   <w:abstractNum w:abstractNumId="13" w15:restartNumberingAfterBreak="0">
-    <w:nsid w:val="43D507C9"/>
+    <w:nsid w:val="3C7223E0"/>
     <w:multiLevelType w:val="multilevel"/>
-    <w:tmpl w:val="D92E6250"/>
+    <w:tmpl w:val="23302F56"/>
     <w:lvl w:ilvl="0">
       <w:start w:val="1"/>
       <w:numFmt w:val="bullet"/>
@@ -50525,9 +53556,9 @@
     </w:lvl>
   </w:abstractNum>
   <w:abstractNum w:abstractNumId="14" w15:restartNumberingAfterBreak="0">
-    <w:nsid w:val="440D6D55"/>
+    <w:nsid w:val="3E3F4299"/>
     <w:multiLevelType w:val="multilevel"/>
-    <w:tmpl w:val="687CEA42"/>
+    <w:tmpl w:val="43941034"/>
     <w:lvl w:ilvl="0">
       <w:start w:val="1"/>
       <w:numFmt w:val="bullet"/>
@@ -50674,9 +53705,9 @@
     </w:lvl>
   </w:abstractNum>
   <w:abstractNum w:abstractNumId="15" w15:restartNumberingAfterBreak="0">
-    <w:nsid w:val="4CDC693C"/>
+    <w:nsid w:val="43D507C9"/>
     <w:multiLevelType w:val="multilevel"/>
-    <w:tmpl w:val="E00269EE"/>
+    <w:tmpl w:val="D92E6250"/>
     <w:lvl w:ilvl="0">
       <w:start w:val="1"/>
       <w:numFmt w:val="bullet"/>
@@ -50823,121 +53854,9 @@
     </w:lvl>
   </w:abstractNum>
   <w:abstractNum w:abstractNumId="16" w15:restartNumberingAfterBreak="0">
-    <w:nsid w:val="4F507589"/>
-    <w:multiLevelType w:val="hybridMultilevel"/>
-    <w:tmpl w:val="0DD866BA"/>
-    <w:lvl w:ilvl="0" w:tplc="1BA6F030">
-      <w:numFmt w:val="bullet"/>
-      <w:lvlText w:val=""/>
-      <w:lvlJc w:val="left"/>
-      <w:pPr>
-        <w:ind w:left="720" w:hanging="360"/>
-      </w:pPr>
-      <w:rPr>
-        <w:rFonts w:ascii="Wingdings" w:eastAsiaTheme="minorHAnsi" w:hAnsi="Wingdings" w:cstheme="minorBidi" w:hint="default"/>
-      </w:rPr>
-    </w:lvl>
-    <w:lvl w:ilvl="1" w:tplc="40090003" w:tentative="1">
-      <w:start w:val="1"/>
-      <w:numFmt w:val="bullet"/>
-      <w:lvlText w:val="o"/>
-      <w:lvlJc w:val="left"/>
-      <w:pPr>
-        <w:ind w:left="1440" w:hanging="360"/>
-      </w:pPr>
-      <w:rPr>
-        <w:rFonts w:ascii="Courier New" w:hAnsi="Courier New" w:cs="Courier New" w:hint="default"/>
-      </w:rPr>
-    </w:lvl>
-    <w:lvl w:ilvl="2" w:tplc="40090005" w:tentative="1">
-      <w:start w:val="1"/>
-      <w:numFmt w:val="bullet"/>
-      <w:lvlText w:val=""/>
-      <w:lvlJc w:val="left"/>
-      <w:pPr>
-        <w:ind w:left="2160" w:hanging="360"/>
-      </w:pPr>
-      <w:rPr>
-        <w:rFonts w:ascii="Wingdings" w:hAnsi="Wingdings" w:hint="default"/>
-      </w:rPr>
-    </w:lvl>
-    <w:lvl w:ilvl="3" w:tplc="40090001" w:tentative="1">
-      <w:start w:val="1"/>
-      <w:numFmt w:val="bullet"/>
-      <w:lvlText w:val=""/>
-      <w:lvlJc w:val="left"/>
-      <w:pPr>
-        <w:ind w:left="2880" w:hanging="360"/>
-      </w:pPr>
-      <w:rPr>
-        <w:rFonts w:ascii="Symbol" w:hAnsi="Symbol" w:hint="default"/>
-      </w:rPr>
-    </w:lvl>
-    <w:lvl w:ilvl="4" w:tplc="40090003" w:tentative="1">
-      <w:start w:val="1"/>
-      <w:numFmt w:val="bullet"/>
-      <w:lvlText w:val="o"/>
-      <w:lvlJc w:val="left"/>
-      <w:pPr>
-        <w:ind w:left="3600" w:hanging="360"/>
-      </w:pPr>
-      <w:rPr>
-        <w:rFonts w:ascii="Courier New" w:hAnsi="Courier New" w:cs="Courier New" w:hint="default"/>
-      </w:rPr>
-    </w:lvl>
-    <w:lvl w:ilvl="5" w:tplc="40090005" w:tentative="1">
-      <w:start w:val="1"/>
-      <w:numFmt w:val="bullet"/>
-      <w:lvlText w:val=""/>
-      <w:lvlJc w:val="left"/>
-      <w:pPr>
-        <w:ind w:left="4320" w:hanging="360"/>
-      </w:pPr>
-      <w:rPr>
-        <w:rFonts w:ascii="Wingdings" w:hAnsi="Wingdings" w:hint="default"/>
-      </w:rPr>
-    </w:lvl>
-    <w:lvl w:ilvl="6" w:tplc="40090001" w:tentative="1">
-      <w:start w:val="1"/>
-      <w:numFmt w:val="bullet"/>
-      <w:lvlText w:val=""/>
-      <w:lvlJc w:val="left"/>
-      <w:pPr>
-        <w:ind w:left="5040" w:hanging="360"/>
-      </w:pPr>
-      <w:rPr>
-        <w:rFonts w:ascii="Symbol" w:hAnsi="Symbol" w:hint="default"/>
-      </w:rPr>
-    </w:lvl>
-    <w:lvl w:ilvl="7" w:tplc="40090003" w:tentative="1">
-      <w:start w:val="1"/>
-      <w:numFmt w:val="bullet"/>
-      <w:lvlText w:val="o"/>
-      <w:lvlJc w:val="left"/>
-      <w:pPr>
-        <w:ind w:left="5760" w:hanging="360"/>
-      </w:pPr>
-      <w:rPr>
-        <w:rFonts w:ascii="Courier New" w:hAnsi="Courier New" w:cs="Courier New" w:hint="default"/>
-      </w:rPr>
-    </w:lvl>
-    <w:lvl w:ilvl="8" w:tplc="40090005" w:tentative="1">
-      <w:start w:val="1"/>
-      <w:numFmt w:val="bullet"/>
-      <w:lvlText w:val=""/>
-      <w:lvlJc w:val="left"/>
-      <w:pPr>
-        <w:ind w:left="6480" w:hanging="360"/>
-      </w:pPr>
-      <w:rPr>
-        <w:rFonts w:ascii="Wingdings" w:hAnsi="Wingdings" w:hint="default"/>
-      </w:rPr>
-    </w:lvl>
-  </w:abstractNum>
-  <w:abstractNum w:abstractNumId="17" w15:restartNumberingAfterBreak="0">
-    <w:nsid w:val="51D931E9"/>
+    <w:nsid w:val="440D6D55"/>
     <w:multiLevelType w:val="multilevel"/>
-    <w:tmpl w:val="CBF0588A"/>
+    <w:tmpl w:val="687CEA42"/>
     <w:lvl w:ilvl="0">
       <w:start w:val="1"/>
       <w:numFmt w:val="bullet"/>
@@ -51083,10 +54002,10 @@
       </w:rPr>
     </w:lvl>
   </w:abstractNum>
-  <w:abstractNum w:abstractNumId="18" w15:restartNumberingAfterBreak="0">
-    <w:nsid w:val="5CD65084"/>
+  <w:abstractNum w:abstractNumId="17" w15:restartNumberingAfterBreak="0">
+    <w:nsid w:val="4CDC693C"/>
     <w:multiLevelType w:val="multilevel"/>
-    <w:tmpl w:val="4770F7A6"/>
+    <w:tmpl w:val="E00269EE"/>
     <w:lvl w:ilvl="0">
       <w:start w:val="1"/>
       <w:numFmt w:val="bullet"/>
@@ -51232,10 +54151,122 @@
       </w:rPr>
     </w:lvl>
   </w:abstractNum>
+  <w:abstractNum w:abstractNumId="18" w15:restartNumberingAfterBreak="0">
+    <w:nsid w:val="4F507589"/>
+    <w:multiLevelType w:val="hybridMultilevel"/>
+    <w:tmpl w:val="0DD866BA"/>
+    <w:lvl w:ilvl="0" w:tplc="1BA6F030">
+      <w:numFmt w:val="bullet"/>
+      <w:lvlText w:val=""/>
+      <w:lvlJc w:val="left"/>
+      <w:pPr>
+        <w:ind w:left="720" w:hanging="360"/>
+      </w:pPr>
+      <w:rPr>
+        <w:rFonts w:ascii="Wingdings" w:eastAsiaTheme="minorHAnsi" w:hAnsi="Wingdings" w:cstheme="minorBidi" w:hint="default"/>
+      </w:rPr>
+    </w:lvl>
+    <w:lvl w:ilvl="1" w:tplc="40090003" w:tentative="1">
+      <w:start w:val="1"/>
+      <w:numFmt w:val="bullet"/>
+      <w:lvlText w:val="o"/>
+      <w:lvlJc w:val="left"/>
+      <w:pPr>
+        <w:ind w:left="1440" w:hanging="360"/>
+      </w:pPr>
+      <w:rPr>
+        <w:rFonts w:ascii="Courier New" w:hAnsi="Courier New" w:cs="Courier New" w:hint="default"/>
+      </w:rPr>
+    </w:lvl>
+    <w:lvl w:ilvl="2" w:tplc="40090005" w:tentative="1">
+      <w:start w:val="1"/>
+      <w:numFmt w:val="bullet"/>
+      <w:lvlText w:val=""/>
+      <w:lvlJc w:val="left"/>
+      <w:pPr>
+        <w:ind w:left="2160" w:hanging="360"/>
+      </w:pPr>
+      <w:rPr>
+        <w:rFonts w:ascii="Wingdings" w:hAnsi="Wingdings" w:hint="default"/>
+      </w:rPr>
+    </w:lvl>
+    <w:lvl w:ilvl="3" w:tplc="40090001" w:tentative="1">
+      <w:start w:val="1"/>
+      <w:numFmt w:val="bullet"/>
+      <w:lvlText w:val=""/>
+      <w:lvlJc w:val="left"/>
+      <w:pPr>
+        <w:ind w:left="2880" w:hanging="360"/>
+      </w:pPr>
+      <w:rPr>
+        <w:rFonts w:ascii="Symbol" w:hAnsi="Symbol" w:hint="default"/>
+      </w:rPr>
+    </w:lvl>
+    <w:lvl w:ilvl="4" w:tplc="40090003" w:tentative="1">
+      <w:start w:val="1"/>
+      <w:numFmt w:val="bullet"/>
+      <w:lvlText w:val="o"/>
+      <w:lvlJc w:val="left"/>
+      <w:pPr>
+        <w:ind w:left="3600" w:hanging="360"/>
+      </w:pPr>
+      <w:rPr>
+        <w:rFonts w:ascii="Courier New" w:hAnsi="Courier New" w:cs="Courier New" w:hint="default"/>
+      </w:rPr>
+    </w:lvl>
+    <w:lvl w:ilvl="5" w:tplc="40090005" w:tentative="1">
+      <w:start w:val="1"/>
+      <w:numFmt w:val="bullet"/>
+      <w:lvlText w:val=""/>
+      <w:lvlJc w:val="left"/>
+      <w:pPr>
+        <w:ind w:left="4320" w:hanging="360"/>
+      </w:pPr>
+      <w:rPr>
+        <w:rFonts w:ascii="Wingdings" w:hAnsi="Wingdings" w:hint="default"/>
+      </w:rPr>
+    </w:lvl>
+    <w:lvl w:ilvl="6" w:tplc="40090001" w:tentative="1">
+      <w:start w:val="1"/>
+      <w:numFmt w:val="bullet"/>
+      <w:lvlText w:val=""/>
+      <w:lvlJc w:val="left"/>
+      <w:pPr>
+        <w:ind w:left="5040" w:hanging="360"/>
+      </w:pPr>
+      <w:rPr>
+        <w:rFonts w:ascii="Symbol" w:hAnsi="Symbol" w:hint="default"/>
+      </w:rPr>
+    </w:lvl>
+    <w:lvl w:ilvl="7" w:tplc="40090003" w:tentative="1">
+      <w:start w:val="1"/>
+      <w:numFmt w:val="bullet"/>
+      <w:lvlText w:val="o"/>
+      <w:lvlJc w:val="left"/>
+      <w:pPr>
+        <w:ind w:left="5760" w:hanging="360"/>
+      </w:pPr>
+      <w:rPr>
+        <w:rFonts w:ascii="Courier New" w:hAnsi="Courier New" w:cs="Courier New" w:hint="default"/>
+      </w:rPr>
+    </w:lvl>
+    <w:lvl w:ilvl="8" w:tplc="40090005" w:tentative="1">
+      <w:start w:val="1"/>
+      <w:numFmt w:val="bullet"/>
+      <w:lvlText w:val=""/>
+      <w:lvlJc w:val="left"/>
+      <w:pPr>
+        <w:ind w:left="6480" w:hanging="360"/>
+      </w:pPr>
+      <w:rPr>
+        <w:rFonts w:ascii="Wingdings" w:hAnsi="Wingdings" w:hint="default"/>
+      </w:rPr>
+    </w:lvl>
+  </w:abstractNum>
   <w:abstractNum w:abstractNumId="19" w15:restartNumberingAfterBreak="0">
-    <w:nsid w:val="616520F1"/>
+    <w:nsid w:val="51D931E9"/>
     <w:multiLevelType w:val="multilevel"/>
-    <w:tmpl w:val="DE482046"/>
+    <w:tmpl w:val="CBF0588A"/>
     <w:lvl w:ilvl="0">
       <w:start w:val="1"/>
       <w:numFmt w:val="bullet"/>
@@ -51382,9 +54413,9 @@
     </w:lvl>
   </w:abstractNum>
   <w:abstractNum w:abstractNumId="20" w15:restartNumberingAfterBreak="0">
-    <w:nsid w:val="66516BD6"/>
+    <w:nsid w:val="5CD65084"/>
     <w:multiLevelType w:val="multilevel"/>
-    <w:tmpl w:val="71402B50"/>
+    <w:tmpl w:val="4770F7A6"/>
     <w:lvl w:ilvl="0">
       <w:start w:val="1"/>
       <w:numFmt w:val="bullet"/>
@@ -51531,9 +54562,9 @@
     </w:lvl>
   </w:abstractNum>
   <w:abstractNum w:abstractNumId="21" w15:restartNumberingAfterBreak="0">
-    <w:nsid w:val="6E1D23C2"/>
+    <w:nsid w:val="616520F1"/>
     <w:multiLevelType w:val="multilevel"/>
-    <w:tmpl w:val="E8441958"/>
+    <w:tmpl w:val="DE482046"/>
     <w:lvl w:ilvl="0">
       <w:start w:val="1"/>
       <w:numFmt w:val="bullet"/>
@@ -51680,9 +54711,9 @@
     </w:lvl>
   </w:abstractNum>
   <w:abstractNum w:abstractNumId="22" w15:restartNumberingAfterBreak="0">
-    <w:nsid w:val="70634979"/>
+    <w:nsid w:val="66516BD6"/>
     <w:multiLevelType w:val="multilevel"/>
-    <w:tmpl w:val="D0A606BE"/>
+    <w:tmpl w:val="71402B50"/>
     <w:lvl w:ilvl="0">
       <w:start w:val="1"/>
       <w:numFmt w:val="bullet"/>
@@ -51829,9 +54860,9 @@
     </w:lvl>
   </w:abstractNum>
   <w:abstractNum w:abstractNumId="23" w15:restartNumberingAfterBreak="0">
-    <w:nsid w:val="7CBF0D6C"/>
+    <w:nsid w:val="6E1D23C2"/>
     <w:multiLevelType w:val="multilevel"/>
-    <w:tmpl w:val="1C5A1556"/>
+    <w:tmpl w:val="E8441958"/>
     <w:lvl w:ilvl="0">
       <w:start w:val="1"/>
       <w:numFmt w:val="bullet"/>
@@ -51977,11 +55008,309 @@
       </w:rPr>
     </w:lvl>
   </w:abstractNum>
+  <w:abstractNum w:abstractNumId="24" w15:restartNumberingAfterBreak="0">
+    <w:nsid w:val="70634979"/>
+    <w:multiLevelType w:val="multilevel"/>
+    <w:tmpl w:val="D0A606BE"/>
+    <w:lvl w:ilvl="0">
+      <w:start w:val="1"/>
+      <w:numFmt w:val="bullet"/>
+      <w:lvlText w:val=""/>
+      <w:lvlJc w:val="left"/>
+      <w:pPr>
+        <w:tabs>
+          <w:tab w:val="num" w:pos="720"/>
+        </w:tabs>
+        <w:ind w:left="720" w:hanging="360"/>
+      </w:pPr>
+      <w:rPr>
+        <w:rFonts w:ascii="Symbol" w:hAnsi="Symbol" w:hint="default"/>
+        <w:sz w:val="20"/>
+      </w:rPr>
+    </w:lvl>
+    <w:lvl w:ilvl="1" w:tentative="1">
+      <w:start w:val="1"/>
+      <w:numFmt w:val="bullet"/>
+      <w:lvlText w:val="o"/>
+      <w:lvlJc w:val="left"/>
+      <w:pPr>
+        <w:tabs>
+          <w:tab w:val="num" w:pos="1440"/>
+        </w:tabs>
+        <w:ind w:left="1440" w:hanging="360"/>
+      </w:pPr>
+      <w:rPr>
+        <w:rFonts w:ascii="Courier New" w:hAnsi="Courier New" w:hint="default"/>
+        <w:sz w:val="20"/>
+      </w:rPr>
+    </w:lvl>
+    <w:lvl w:ilvl="2" w:tentative="1">
+      <w:start w:val="1"/>
+      <w:numFmt w:val="bullet"/>
+      <w:lvlText w:val=""/>
+      <w:lvlJc w:val="left"/>
+      <w:pPr>
+        <w:tabs>
+          <w:tab w:val="num" w:pos="2160"/>
+        </w:tabs>
+        <w:ind w:left="2160" w:hanging="360"/>
+      </w:pPr>
+      <w:rPr>
+        <w:rFonts w:ascii="Wingdings" w:hAnsi="Wingdings" w:hint="default"/>
+        <w:sz w:val="20"/>
+      </w:rPr>
+    </w:lvl>
+    <w:lvl w:ilvl="3" w:tentative="1">
+      <w:start w:val="1"/>
+      <w:numFmt w:val="bullet"/>
+      <w:lvlText w:val=""/>
+      <w:lvlJc w:val="left"/>
+      <w:pPr>
+        <w:tabs>
+          <w:tab w:val="num" w:pos="2880"/>
+        </w:tabs>
+        <w:ind w:left="2880" w:hanging="360"/>
+      </w:pPr>
+      <w:rPr>
+        <w:rFonts w:ascii="Wingdings" w:hAnsi="Wingdings" w:hint="default"/>
+        <w:sz w:val="20"/>
+      </w:rPr>
+    </w:lvl>
+    <w:lvl w:ilvl="4" w:tentative="1">
+      <w:start w:val="1"/>
+      <w:numFmt w:val="bullet"/>
+      <w:lvlText w:val=""/>
+      <w:lvlJc w:val="left"/>
+      <w:pPr>
+        <w:tabs>
+          <w:tab w:val="num" w:pos="3600"/>
+        </w:tabs>
+        <w:ind w:left="3600" w:hanging="360"/>
+      </w:pPr>
+      <w:rPr>
+        <w:rFonts w:ascii="Wingdings" w:hAnsi="Wingdings" w:hint="default"/>
+        <w:sz w:val="20"/>
+      </w:rPr>
+    </w:lvl>
+    <w:lvl w:ilvl="5" w:tentative="1">
+      <w:start w:val="1"/>
+      <w:numFmt w:val="bullet"/>
+      <w:lvlText w:val=""/>
+      <w:lvlJc w:val="left"/>
+      <w:pPr>
+        <w:tabs>
+          <w:tab w:val="num" w:pos="4320"/>
+        </w:tabs>
+        <w:ind w:left="4320" w:hanging="360"/>
+      </w:pPr>
+      <w:rPr>
+        <w:rFonts w:ascii="Wingdings" w:hAnsi="Wingdings" w:hint="default"/>
+        <w:sz w:val="20"/>
+      </w:rPr>
+    </w:lvl>
+    <w:lvl w:ilvl="6" w:tentative="1">
+      <w:start w:val="1"/>
+      <w:numFmt w:val="bullet"/>
+      <w:lvlText w:val=""/>
+      <w:lvlJc w:val="left"/>
+      <w:pPr>
+        <w:tabs>
+          <w:tab w:val="num" w:pos="5040"/>
+        </w:tabs>
+        <w:ind w:left="5040" w:hanging="360"/>
+      </w:pPr>
+      <w:rPr>
+        <w:rFonts w:ascii="Wingdings" w:hAnsi="Wingdings" w:hint="default"/>
+        <w:sz w:val="20"/>
+      </w:rPr>
+    </w:lvl>
+    <w:lvl w:ilvl="7" w:tentative="1">
+      <w:start w:val="1"/>
+      <w:numFmt w:val="bullet"/>
+      <w:lvlText w:val=""/>
+      <w:lvlJc w:val="left"/>
+      <w:pPr>
+        <w:tabs>
+          <w:tab w:val="num" w:pos="5760"/>
+        </w:tabs>
+        <w:ind w:left="5760" w:hanging="360"/>
+      </w:pPr>
+      <w:rPr>
+        <w:rFonts w:ascii="Wingdings" w:hAnsi="Wingdings" w:hint="default"/>
+        <w:sz w:val="20"/>
+      </w:rPr>
+    </w:lvl>
+    <w:lvl w:ilvl="8" w:tentative="1">
+      <w:start w:val="1"/>
+      <w:numFmt w:val="bullet"/>
+      <w:lvlText w:val=""/>
+      <w:lvlJc w:val="left"/>
+      <w:pPr>
+        <w:tabs>
+          <w:tab w:val="num" w:pos="6480"/>
+        </w:tabs>
+        <w:ind w:left="6480" w:hanging="360"/>
+      </w:pPr>
+      <w:rPr>
+        <w:rFonts w:ascii="Wingdings" w:hAnsi="Wingdings" w:hint="default"/>
+        <w:sz w:val="20"/>
+      </w:rPr>
+    </w:lvl>
+  </w:abstractNum>
+  <w:abstractNum w:abstractNumId="25" w15:restartNumberingAfterBreak="0">
+    <w:nsid w:val="7CBF0D6C"/>
+    <w:multiLevelType w:val="multilevel"/>
+    <w:tmpl w:val="1C5A1556"/>
+    <w:lvl w:ilvl="0">
+      <w:start w:val="1"/>
+      <w:numFmt w:val="bullet"/>
+      <w:lvlText w:val=""/>
+      <w:lvlJc w:val="left"/>
+      <w:pPr>
+        <w:tabs>
+          <w:tab w:val="num" w:pos="720"/>
+        </w:tabs>
+        <w:ind w:left="720" w:hanging="360"/>
+      </w:pPr>
+      <w:rPr>
+        <w:rFonts w:ascii="Symbol" w:hAnsi="Symbol" w:hint="default"/>
+        <w:sz w:val="20"/>
+      </w:rPr>
+    </w:lvl>
+    <w:lvl w:ilvl="1" w:tentative="1">
+      <w:start w:val="1"/>
+      <w:numFmt w:val="bullet"/>
+      <w:lvlText w:val="o"/>
+      <w:lvlJc w:val="left"/>
+      <w:pPr>
+        <w:tabs>
+          <w:tab w:val="num" w:pos="1440"/>
+        </w:tabs>
+        <w:ind w:left="1440" w:hanging="360"/>
+      </w:pPr>
+      <w:rPr>
+        <w:rFonts w:ascii="Courier New" w:hAnsi="Courier New" w:hint="default"/>
+        <w:sz w:val="20"/>
+      </w:rPr>
+    </w:lvl>
+    <w:lvl w:ilvl="2" w:tentative="1">
+      <w:start w:val="1"/>
+      <w:numFmt w:val="bullet"/>
+      <w:lvlText w:val=""/>
+      <w:lvlJc w:val="left"/>
+      <w:pPr>
+        <w:tabs>
+          <w:tab w:val="num" w:pos="2160"/>
+        </w:tabs>
+        <w:ind w:left="2160" w:hanging="360"/>
+      </w:pPr>
+      <w:rPr>
+        <w:rFonts w:ascii="Wingdings" w:hAnsi="Wingdings" w:hint="default"/>
+        <w:sz w:val="20"/>
+      </w:rPr>
+    </w:lvl>
+    <w:lvl w:ilvl="3" w:tentative="1">
+      <w:start w:val="1"/>
+      <w:numFmt w:val="bullet"/>
+      <w:lvlText w:val=""/>
+      <w:lvlJc w:val="left"/>
+      <w:pPr>
+        <w:tabs>
+          <w:tab w:val="num" w:pos="2880"/>
+        </w:tabs>
+        <w:ind w:left="2880" w:hanging="360"/>
+      </w:pPr>
+      <w:rPr>
+        <w:rFonts w:ascii="Wingdings" w:hAnsi="Wingdings" w:hint="default"/>
+        <w:sz w:val="20"/>
+      </w:rPr>
+    </w:lvl>
+    <w:lvl w:ilvl="4" w:tentative="1">
+      <w:start w:val="1"/>
+      <w:numFmt w:val="bullet"/>
+      <w:lvlText w:val=""/>
+      <w:lvlJc w:val="left"/>
+      <w:pPr>
+        <w:tabs>
+          <w:tab w:val="num" w:pos="3600"/>
+        </w:tabs>
+        <w:ind w:left="3600" w:hanging="360"/>
+      </w:pPr>
+      <w:rPr>
+        <w:rFonts w:ascii="Wingdings" w:hAnsi="Wingdings" w:hint="default"/>
+        <w:sz w:val="20"/>
+      </w:rPr>
+    </w:lvl>
+    <w:lvl w:ilvl="5" w:tentative="1">
+      <w:start w:val="1"/>
+      <w:numFmt w:val="bullet"/>
+      <w:lvlText w:val=""/>
+      <w:lvlJc w:val="left"/>
+      <w:pPr>
+        <w:tabs>
+          <w:tab w:val="num" w:pos="4320"/>
+        </w:tabs>
+        <w:ind w:left="4320" w:hanging="360"/>
+      </w:pPr>
+      <w:rPr>
+        <w:rFonts w:ascii="Wingdings" w:hAnsi="Wingdings" w:hint="default"/>
+        <w:sz w:val="20"/>
+      </w:rPr>
+    </w:lvl>
+    <w:lvl w:ilvl="6" w:tentative="1">
+      <w:start w:val="1"/>
+      <w:numFmt w:val="bullet"/>
+      <w:lvlText w:val=""/>
+      <w:lvlJc w:val="left"/>
+      <w:pPr>
+        <w:tabs>
+          <w:tab w:val="num" w:pos="5040"/>
+        </w:tabs>
+        <w:ind w:left="5040" w:hanging="360"/>
+      </w:pPr>
+      <w:rPr>
+        <w:rFonts w:ascii="Wingdings" w:hAnsi="Wingdings" w:hint="default"/>
+        <w:sz w:val="20"/>
+      </w:rPr>
+    </w:lvl>
+    <w:lvl w:ilvl="7" w:tentative="1">
+      <w:start w:val="1"/>
+      <w:numFmt w:val="bullet"/>
+      <w:lvlText w:val=""/>
+      <w:lvlJc w:val="left"/>
+      <w:pPr>
+        <w:tabs>
+          <w:tab w:val="num" w:pos="5760"/>
+        </w:tabs>
+        <w:ind w:left="5760" w:hanging="360"/>
+      </w:pPr>
+      <w:rPr>
+        <w:rFonts w:ascii="Wingdings" w:hAnsi="Wingdings" w:hint="default"/>
+        <w:sz w:val="20"/>
+      </w:rPr>
+    </w:lvl>
+    <w:lvl w:ilvl="8" w:tentative="1">
+      <w:start w:val="1"/>
+      <w:numFmt w:val="bullet"/>
+      <w:lvlText w:val=""/>
+      <w:lvlJc w:val="left"/>
+      <w:pPr>
+        <w:tabs>
+          <w:tab w:val="num" w:pos="6480"/>
+        </w:tabs>
+        <w:ind w:left="6480" w:hanging="360"/>
+      </w:pPr>
+      <w:rPr>
+        <w:rFonts w:ascii="Wingdings" w:hAnsi="Wingdings" w:hint="default"/>
+        <w:sz w:val="20"/>
+      </w:rPr>
+    </w:lvl>
+  </w:abstractNum>
   <w:num w:numId="1" w16cid:durableId="645667007">
-    <w:abstractNumId w:val="16"/>
+    <w:abstractNumId w:val="18"/>
   </w:num>
   <w:num w:numId="2" w16cid:durableId="1267226294">
-    <w:abstractNumId w:val="21"/>
+    <w:abstractNumId w:val="23"/>
   </w:num>
   <w:num w:numId="3" w16cid:durableId="648242541">
     <w:abstractNumId w:val="9"/>
@@ -51990,16 +55319,16 @@
     <w:abstractNumId w:val="3"/>
   </w:num>
   <w:num w:numId="5" w16cid:durableId="1344211836">
-    <w:abstractNumId w:val="19"/>
+    <w:abstractNumId w:val="21"/>
   </w:num>
   <w:num w:numId="6" w16cid:durableId="2085058439">
-    <w:abstractNumId w:val="23"/>
+    <w:abstractNumId w:val="25"/>
   </w:num>
   <w:num w:numId="7" w16cid:durableId="680663432">
     <w:abstractNumId w:val="2"/>
   </w:num>
   <w:num w:numId="8" w16cid:durableId="187760750">
-    <w:abstractNumId w:val="12"/>
+    <w:abstractNumId w:val="14"/>
   </w:num>
   <w:num w:numId="9" w16cid:durableId="1082485957">
     <w:abstractNumId w:val="6"/>
@@ -52014,7 +55343,7 @@
     <w:abstractNumId w:val="8"/>
   </w:num>
   <w:num w:numId="13" w16cid:durableId="1956330302">
-    <w:abstractNumId w:val="22"/>
+    <w:abstractNumId w:val="24"/>
   </w:num>
   <w:num w:numId="14" w16cid:durableId="29383897">
     <w:abstractNumId w:val="0"/>
@@ -52026,28 +55355,34 @@
     <w:abstractNumId w:val="4"/>
   </w:num>
   <w:num w:numId="17" w16cid:durableId="739671887">
-    <w:abstractNumId w:val="11"/>
+    <w:abstractNumId w:val="13"/>
   </w:num>
   <w:num w:numId="18" w16cid:durableId="147939061">
-    <w:abstractNumId w:val="13"/>
+    <w:abstractNumId w:val="15"/>
   </w:num>
   <w:num w:numId="19" w16cid:durableId="1234464229">
-    <w:abstractNumId w:val="14"/>
+    <w:abstractNumId w:val="16"/>
   </w:num>
   <w:num w:numId="20" w16cid:durableId="779420922">
-    <w:abstractNumId w:val="18"/>
+    <w:abstractNumId w:val="20"/>
   </w:num>
   <w:num w:numId="21" w16cid:durableId="392461267">
     <w:abstractNumId w:val="1"/>
   </w:num>
   <w:num w:numId="22" w16cid:durableId="206458682">
-    <w:abstractNumId w:val="20"/>
+    <w:abstractNumId w:val="22"/>
   </w:num>
   <w:num w:numId="23" w16cid:durableId="396630386">
-    <w:abstractNumId w:val="15"/>
+    <w:abstractNumId w:val="17"/>
   </w:num>
   <w:num w:numId="24" w16cid:durableId="96946475">
-    <w:abstractNumId w:val="17"/>
+    <w:abstractNumId w:val="19"/>
+  </w:num>
+  <w:num w:numId="25" w16cid:durableId="814178688">
+    <w:abstractNumId w:val="12"/>
+  </w:num>
+  <w:num w:numId="26" w16cid:durableId="1759249063">
+    <w:abstractNumId w:val="11"/>
   </w:num>
 </w:numbering>
 </file>
@@ -52452,7 +55787,7 @@
   <w:style w:type="paragraph" w:default="1" w:styleId="Normal">
     <w:name w:val="Normal"/>
     <w:qFormat/>
-    <w:rsid w:val="00F1076D"/>
+    <w:rsid w:val="00CD5D39"/>
   </w:style>
   <w:style w:type="paragraph" w:styleId="Heading1">
     <w:name w:val="heading 1"/>
